--- a/fuentes/CFA1_12210024_DU.docx
+++ b/fuentes/CFA1_12210024_DU.docx
@@ -3038,7 +3038,73 @@
         <w:t>Fundamentos para implementar la medición en las organizaciones</w:t>
       </w:r>
     </w:p>
-    <w:p/>
+    <w:p>
+      <w:r>
+        <w:rPr>
+          <w:noProof/>
+        </w:rPr>
+        <w:drawing>
+          <wp:inline distT="0" distB="0" distL="0" distR="0" wp14:anchorId="2BC90580" wp14:editId="102EE699">
+            <wp:extent cx="5530239" cy="3112285"/>
+            <wp:effectExtent l="0" t="0" r="0" b="0"/>
+            <wp:docPr id="11" name="Imagen 11">
+              <a:extLst xmlns:a="http://schemas.openxmlformats.org/drawingml/2006/main">
+                <a:ext uri="{C183D7F6-B498-43B3-948B-1728B52AA6E4}">
+                  <adec:decorative xmlns:adec="http://schemas.microsoft.com/office/drawing/2017/decorative" val="1"/>
+                </a:ext>
+              </a:extLst>
+            </wp:docPr>
+            <wp:cNvGraphicFramePr>
+              <a:graphicFrameLocks xmlns:a="http://schemas.openxmlformats.org/drawingml/2006/main" noChangeAspect="1"/>
+            </wp:cNvGraphicFramePr>
+            <a:graphic xmlns:a="http://schemas.openxmlformats.org/drawingml/2006/main">
+              <a:graphicData uri="http://schemas.openxmlformats.org/drawingml/2006/picture">
+                <pic:pic xmlns:pic="http://schemas.openxmlformats.org/drawingml/2006/picture">
+                  <pic:nvPicPr>
+                    <pic:cNvPr id="11" name="Imagen 11">
+                      <a:extLst>
+                        <a:ext uri="{C183D7F6-B498-43B3-948B-1728B52AA6E4}">
+                          <adec:decorative xmlns:adec="http://schemas.microsoft.com/office/drawing/2017/decorative" val="1"/>
+                        </a:ext>
+                      </a:extLst>
+                    </pic:cNvPr>
+                    <pic:cNvPicPr>
+                      <a:picLocks noChangeAspect="1" noChangeArrowheads="1"/>
+                    </pic:cNvPicPr>
+                  </pic:nvPicPr>
+                  <pic:blipFill>
+                    <a:blip r:embed="rId9" cstate="print">
+                      <a:extLst>
+                        <a:ext uri="{28A0092B-C50C-407E-A947-70E740481C1C}">
+                          <a14:useLocalDpi xmlns:a14="http://schemas.microsoft.com/office/drawing/2010/main" val="0"/>
+                        </a:ext>
+                      </a:extLst>
+                    </a:blip>
+                    <a:srcRect/>
+                    <a:stretch>
+                      <a:fillRect/>
+                    </a:stretch>
+                  </pic:blipFill>
+                  <pic:spPr bwMode="auto">
+                    <a:xfrm>
+                      <a:off x="0" y="0"/>
+                      <a:ext cx="5542957" cy="3119442"/>
+                    </a:xfrm>
+                    <a:prstGeom prst="rect">
+                      <a:avLst/>
+                    </a:prstGeom>
+                    <a:noFill/>
+                    <a:ln>
+                      <a:noFill/>
+                    </a:ln>
+                  </pic:spPr>
+                </pic:pic>
+              </a:graphicData>
+            </a:graphic>
+          </wp:inline>
+        </w:drawing>
+      </w:r>
+    </w:p>
     <w:bookmarkStart w:id="2" w:name="_Hlk161159634"/>
     <w:p>
       <w:pPr>
@@ -3057,7 +3123,12 @@
         <w:rPr>
           <w:b/>
         </w:rPr>
-        <w:instrText xml:space="preserve"> HYPERLINK "https://www.youtube.com/watch?v=QK8G52RTkSM" </w:instrText>
+        <w:instrText xml:space="preserve"> HYPERLINK "https://www.youtube.com/watch?v=UktggAQ6MUQ" </w:instrText>
+      </w:r>
+      <w:r>
+        <w:rPr>
+          <w:b/>
+        </w:rPr>
       </w:r>
       <w:r>
         <w:rPr>
@@ -3130,16 +3201,16 @@
           </w:p>
           <w:p>
             <w:r>
-              <w:t>Este componente formativo aborda los fundamentos necesarios para implementar la medición en las organizaciones colombianas. Se parte de la administración como pilar estratégico: sus funciones, tipos de empresas, y la relación entre gestión y resultados, elementos que permiten comprender cómo se estructura una organización para funcionar con eficiencia.</w:t>
+              <w:t xml:space="preserve">Este componente formativo aborda los fundamentos necesarios para implementar la medición en las organizaciones colombianas. Se parte de la </w:t>
+            </w:r>
+            <w:r>
+              <w:lastRenderedPageBreak/>
+              <w:t>administración como pilar estratégico: sus funciones, tipos de empresas, y la relación entre gestión y resultados, elementos que permiten comprender cómo se estructura una organización para funcionar con eficiencia.</w:t>
             </w:r>
           </w:p>
           <w:p>
             <w:r>
-              <w:t xml:space="preserve">A partir de ese fundamento, se avanza hacia la planeación estratégica, es decir, el proceso mediante el cual la organización define su misión, visión y valores. Asimismo, se analiza el entorno a través de la Matriz FODA, una herramienta que permite identificar en qué es buena la organización, qué puede mejorar, qué oportunidades puede aprovechar y qué riesgos debe anticipar. Con ese diagnóstico, </w:t>
-            </w:r>
-            <w:r>
-              <w:lastRenderedPageBreak/>
-              <w:t>se establecen objetivos en tres niveles: estratégico, táctico y operativo. En consecuencia, la gestión por procesos actúa como el puente que conecta las actividades cotidianas con los propósitos de la empresa.</w:t>
+              <w:t>A partir de ese fundamento, se avanza hacia la planeación estratégica, es decir, el proceso mediante el cual la organización define su misión, visión y valores. Asimismo, se analiza el entorno a través de la Matriz FODA, una herramienta que permite identificar en qué es buena la organización, qué puede mejorar, qué oportunidades puede aprovechar y qué riesgos debe anticipar. Con ese diagnóstico, se establecen objetivos en tres niveles: estratégico, táctico y operativo. En consecuencia, la gestión por procesos actúa como el puente que conecta las actividades cotidianas con los propósitos de la empresa.</w:t>
             </w:r>
           </w:p>
           <w:p>
@@ -3274,11 +3345,15 @@
           <w:numId w:val="7"/>
         </w:numPr>
         <w:rPr>
-          <w:lang w:eastAsia="es-CO"/>
-        </w:rPr>
-      </w:pPr>
-      <w:r>
-        <w:rPr>
+          <w:b/>
+          <w:bCs/>
+          <w:lang w:eastAsia="es-CO"/>
+        </w:rPr>
+      </w:pPr>
+      <w:r>
+        <w:rPr>
+          <w:b/>
+          <w:bCs/>
           <w:lang w:eastAsia="es-CO"/>
         </w:rPr>
         <w:t xml:space="preserve">Teoría científica (Estados Unidos, 1903). </w:t>
@@ -3305,11 +3380,15 @@
           <w:numId w:val="7"/>
         </w:numPr>
         <w:rPr>
-          <w:lang w:eastAsia="es-CO"/>
-        </w:rPr>
-      </w:pPr>
-      <w:r>
-        <w:rPr>
+          <w:b/>
+          <w:bCs/>
+          <w:lang w:eastAsia="es-CO"/>
+        </w:rPr>
+      </w:pPr>
+      <w:r>
+        <w:rPr>
+          <w:b/>
+          <w:bCs/>
           <w:lang w:eastAsia="es-CO"/>
         </w:rPr>
         <w:t xml:space="preserve">Teoría de la burocracia (Alemania, 1905). </w:t>
@@ -3336,11 +3415,15 @@
           <w:numId w:val="7"/>
         </w:numPr>
         <w:rPr>
-          <w:lang w:eastAsia="es-CO"/>
-        </w:rPr>
-      </w:pPr>
-      <w:r>
-        <w:rPr>
+          <w:b/>
+          <w:bCs/>
+          <w:lang w:eastAsia="es-CO"/>
+        </w:rPr>
+      </w:pPr>
+      <w:r>
+        <w:rPr>
+          <w:b/>
+          <w:bCs/>
           <w:lang w:eastAsia="es-CO"/>
         </w:rPr>
         <w:t>Teoría clásica (Francia, 1916).</w:t>
@@ -3374,11 +3457,15 @@
           <w:numId w:val="7"/>
         </w:numPr>
         <w:rPr>
-          <w:lang w:eastAsia="es-CO"/>
-        </w:rPr>
-      </w:pPr>
-      <w:r>
-        <w:rPr>
+          <w:b/>
+          <w:bCs/>
+          <w:lang w:eastAsia="es-CO"/>
+        </w:rPr>
+      </w:pPr>
+      <w:r>
+        <w:rPr>
+          <w:b/>
+          <w:bCs/>
           <w:lang w:eastAsia="es-CO"/>
         </w:rPr>
         <w:t xml:space="preserve">Teoría humanista (Estados Unidos, 1932). </w:t>
@@ -3405,11 +3492,15 @@
           <w:numId w:val="7"/>
         </w:numPr>
         <w:rPr>
-          <w:lang w:eastAsia="es-CO"/>
-        </w:rPr>
-      </w:pPr>
-      <w:r>
-        <w:rPr>
+          <w:b/>
+          <w:bCs/>
+          <w:lang w:eastAsia="es-CO"/>
+        </w:rPr>
+      </w:pPr>
+      <w:r>
+        <w:rPr>
+          <w:b/>
+          <w:bCs/>
           <w:lang w:eastAsia="es-CO"/>
         </w:rPr>
         <w:t xml:space="preserve">Teoría del comportamiento (Estados Unidos, 1950). </w:t>
@@ -3436,11 +3527,15 @@
           <w:numId w:val="7"/>
         </w:numPr>
         <w:rPr>
-          <w:lang w:eastAsia="es-CO"/>
-        </w:rPr>
-      </w:pPr>
-      <w:r>
-        <w:rPr>
+          <w:b/>
+          <w:bCs/>
+          <w:lang w:eastAsia="es-CO"/>
+        </w:rPr>
+      </w:pPr>
+      <w:r>
+        <w:rPr>
+          <w:b/>
+          <w:bCs/>
           <w:lang w:eastAsia="es-CO"/>
         </w:rPr>
         <w:t xml:space="preserve">Teoría de la contingencia (Estados Unidos, 1980). </w:t>
@@ -3456,35 +3551,7 @@
         <w:rPr>
           <w:lang w:eastAsia="es-CO"/>
         </w:rPr>
-        <w:t xml:space="preserve">William </w:t>
-      </w:r>
-      <w:proofErr w:type="spellStart"/>
-      <w:r>
-        <w:rPr>
-          <w:lang w:eastAsia="es-CO"/>
-        </w:rPr>
-        <w:t>Dill</w:t>
-      </w:r>
-      <w:proofErr w:type="spellEnd"/>
-      <w:r>
-        <w:rPr>
-          <w:lang w:eastAsia="es-CO"/>
-        </w:rPr>
-        <w:t xml:space="preserve">, William </w:t>
-      </w:r>
-      <w:proofErr w:type="spellStart"/>
-      <w:r>
-        <w:rPr>
-          <w:lang w:eastAsia="es-CO"/>
-        </w:rPr>
-        <w:t>Starbuck</w:t>
-      </w:r>
-      <w:proofErr w:type="spellEnd"/>
-      <w:r>
-        <w:rPr>
-          <w:lang w:eastAsia="es-CO"/>
-        </w:rPr>
-        <w:t>, James Thompson, Paul Lawrence, Jay Lorsch y Tom Burns propusieron a la organización como un sistema abierto. Sostenían que la relación entre las condiciones del ambiente y las técnicas administrativas de la organización deben ser consideradas en conjunto, a fin de adaptar la estructura organizacional a los diversos imprevistos que debe afrontar en el entorno al que pertenece.</w:t>
+        <w:t>William Dill, William Starbuck, James Thompson, Paul Lawrence, Jay Lorsch y Tom Burns propusieron a la organización como un sistema abierto. Sostenían que la relación entre las condiciones del ambiente y las técnicas administrativas de la organización deben ser consideradas en conjunto, a fin de adaptar la estructura organizacional a los diversos imprevistos que debe afrontar en el entorno al que pertenece.</w:t>
       </w:r>
     </w:p>
     <w:p>
@@ -3585,21 +3652,7 @@
         <w:rPr>
           <w:lang w:eastAsia="es-CO"/>
         </w:rPr>
-        <w:t>La empresa es una organización económica y jurídica que desarrolla actividades de producción, distribución o prestación de bienes y servicios, con el fin de satisfacer las necesidades de un mercado mediante un beneficio o contraprestación (</w:t>
-      </w:r>
-      <w:proofErr w:type="spellStart"/>
-      <w:r>
-        <w:rPr>
-          <w:lang w:eastAsia="es-CO"/>
-        </w:rPr>
-        <w:t>Tantalean</w:t>
-      </w:r>
-      <w:proofErr w:type="spellEnd"/>
-      <w:r>
-        <w:rPr>
-          <w:lang w:eastAsia="es-CO"/>
-        </w:rPr>
-        <w:t>, 2022). De acuerdo con el tipo de organización, dicho beneficio puede ser lucrativo o no lucrativo.</w:t>
+        <w:t>La empresa es una organización económica y jurídica que desarrolla actividades de producción, distribución o prestación de bienes y servicios, con el fin de satisfacer las necesidades de un mercado mediante un beneficio o contraprestación (Tantalean, 2022). De acuerdo con el tipo de organización, dicho beneficio puede ser lucrativo o no lucrativo.</w:t>
       </w:r>
     </w:p>
     <w:p>
@@ -3613,6 +3666,21 @@
           <w:lang w:eastAsia="es-CO"/>
         </w:rPr>
         <w:t>Conociendo la definición de empresa como escenario propicio para implementar la administración, a continuación, se abordan cada una de sus etapas conocidas como funciones administrativas, consideradas también las etapas del proceso administrativo que interactúan entre sí para hacer de la empresa un todo funcional, sistémico y productivo.</w:t>
+      </w:r>
+    </w:p>
+    <w:p>
+      <w:pPr>
+        <w:spacing w:before="0" w:after="0" w:line="240" w:lineRule="auto"/>
+        <w:ind w:firstLine="0"/>
+        <w:rPr>
+          <w:lang w:eastAsia="es-CO"/>
+        </w:rPr>
+      </w:pPr>
+      <w:r>
+        <w:rPr>
+          <w:lang w:eastAsia="es-CO"/>
+        </w:rPr>
+        <w:br w:type="page"/>
       </w:r>
     </w:p>
     <w:p>
@@ -3621,6 +3689,7 @@
         <w:jc w:val="left"/>
       </w:pPr>
       <w:r>
+        <w:lastRenderedPageBreak/>
         <w:t>Proceso administrativo</w:t>
       </w:r>
     </w:p>
@@ -3637,9 +3706,9 @@
           <w:lang w:eastAsia="es-CO"/>
         </w:rPr>
         <w:drawing>
-          <wp:inline distT="0" distB="0" distL="0" distR="0" wp14:anchorId="743E4BD8" wp14:editId="37A07E08">
-            <wp:extent cx="4162425" cy="3097334"/>
-            <wp:effectExtent l="0" t="0" r="0" b="8255"/>
+          <wp:inline distT="0" distB="0" distL="0" distR="0" wp14:anchorId="743E4BD8" wp14:editId="1D518822">
+            <wp:extent cx="5628685" cy="4188404"/>
+            <wp:effectExtent l="0" t="0" r="0" b="3175"/>
             <wp:docPr id="5" name="Imagen 5" descr="Figura 1. Proceso administrativo&#10;Infografía circular que representa las cuatro etapas del proceso administrativo y su interacción continua: planeación, organización, dirección y control. Cada etapa se presenta de forma secuencial e interrelacionada, evidenciando que el proceso administrativo es cíclico, cohesionado y orientado al logro de los objetivos organizacionales."/>
             <wp:cNvGraphicFramePr>
               <a:graphicFrameLocks xmlns:a="http://schemas.openxmlformats.org/drawingml/2006/main" noChangeAspect="1"/>
@@ -3654,7 +3723,7 @@
                     </pic:cNvPicPr>
                   </pic:nvPicPr>
                   <pic:blipFill>
-                    <a:blip r:embed="rId9" cstate="print">
+                    <a:blip r:embed="rId10" cstate="print">
                       <a:extLst>
                         <a:ext uri="{28A0092B-C50C-407E-A947-70E740481C1C}">
                           <a14:useLocalDpi xmlns:a14="http://schemas.microsoft.com/office/drawing/2010/main" val="0"/>
@@ -3669,7 +3738,7 @@
                   <pic:spPr bwMode="auto">
                     <a:xfrm>
                       <a:off x="0" y="0"/>
-                      <a:ext cx="4191076" cy="3118654"/>
+                      <a:ext cx="5686226" cy="4231221"/>
                     </a:xfrm>
                     <a:prstGeom prst="rect">
                       <a:avLst/>
@@ -3695,49 +3764,49 @@
           <w:bCs/>
           <w:lang w:eastAsia="es-CO"/>
         </w:rPr>
+        <w:t>Planeación</w:t>
+      </w:r>
+      <w:r>
+        <w:rPr>
+          <w:lang w:eastAsia="es-CO"/>
+        </w:rPr>
+        <w:t xml:space="preserve">: es la etapa inicial del proceso administrativo. Define con anticipación qué, cómo, cuándo, dónde, quién y qué recursos se necesitan para alcanzar los objetivos organizacionales. Es el punto de partida para orientar el desempeño de toda la organización. </w:t>
+      </w:r>
+    </w:p>
+    <w:p>
+      <w:pPr>
+        <w:rPr>
+          <w:lang w:eastAsia="es-CO"/>
+        </w:rPr>
+      </w:pPr>
+      <w:r>
+        <w:rPr>
+          <w:b/>
+          <w:bCs/>
+          <w:lang w:eastAsia="es-CO"/>
+        </w:rPr>
+        <w:t>Organización</w:t>
+      </w:r>
+      <w:r>
+        <w:rPr>
+          <w:lang w:eastAsia="es-CO"/>
+        </w:rPr>
+        <w:t xml:space="preserve">: es la segunda etapa del proceso administrativo. Estructura la empresa definiendo áreas, cargos, procesos, procedimientos y recursos necesarios para el desempeño organizacional. Permite que cada integrante conozca con claridad su rol y su contribución al logro de los objetivos. </w:t>
+      </w:r>
+    </w:p>
+    <w:p>
+      <w:pPr>
+        <w:rPr>
+          <w:lang w:eastAsia="es-CO"/>
+        </w:rPr>
+      </w:pPr>
+      <w:r>
+        <w:rPr>
+          <w:b/>
+          <w:bCs/>
+          <w:lang w:eastAsia="es-CO"/>
+        </w:rPr>
         <w:lastRenderedPageBreak/>
-        <w:t>Planeación</w:t>
-      </w:r>
-      <w:r>
-        <w:rPr>
-          <w:lang w:eastAsia="es-CO"/>
-        </w:rPr>
-        <w:t xml:space="preserve">: es la etapa inicial del proceso administrativo. Define con anticipación qué, cómo, cuándo, dónde, quién y qué recursos se necesitan para alcanzar los objetivos organizacionales. Es el punto de partida para orientar el desempeño de toda la organización. </w:t>
-      </w:r>
-    </w:p>
-    <w:p>
-      <w:pPr>
-        <w:rPr>
-          <w:lang w:eastAsia="es-CO"/>
-        </w:rPr>
-      </w:pPr>
-      <w:r>
-        <w:rPr>
-          <w:b/>
-          <w:bCs/>
-          <w:lang w:eastAsia="es-CO"/>
-        </w:rPr>
-        <w:t>Organización</w:t>
-      </w:r>
-      <w:r>
-        <w:rPr>
-          <w:lang w:eastAsia="es-CO"/>
-        </w:rPr>
-        <w:t xml:space="preserve">: es la segunda etapa del proceso administrativo. Estructura la empresa definiendo áreas, cargos, procesos, procedimientos y recursos necesarios para el desempeño organizacional. Permite que cada integrante conozca con claridad su rol y su contribución al logro de los objetivos. </w:t>
-      </w:r>
-    </w:p>
-    <w:p>
-      <w:pPr>
-        <w:rPr>
-          <w:lang w:eastAsia="es-CO"/>
-        </w:rPr>
-      </w:pPr>
-      <w:r>
-        <w:rPr>
-          <w:b/>
-          <w:bCs/>
-          <w:lang w:eastAsia="es-CO"/>
-        </w:rPr>
         <w:t>Dirección</w:t>
       </w:r>
       <w:r>
@@ -3791,23 +3860,23 @@
         <w:rPr>
           <w:lang w:eastAsia="es-CO"/>
         </w:rPr>
+        <w:t>En consecuencia, comprender estas funciones en su conjunto resulta fundamental para la gestión organizacional, dado que es en la etapa de control donde los indicadores de gestión adquieren mayor relevancia. A través de ellos, se verifica si lo ejecutado corresponde a lo planeado, se identifican las desviaciones y se adoptan decisiones oportunas que garantizan el cumplimiento de los objetivos estratégicos, tácticos y operativos de la organización.</w:t>
+      </w:r>
+    </w:p>
+    <w:p>
+      <w:pPr>
+        <w:rPr>
+          <w:lang w:eastAsia="es-CO"/>
+        </w:rPr>
+      </w:pPr>
+    </w:p>
+    <w:p>
+      <w:pPr>
+        <w:pStyle w:val="Ttulo2"/>
+      </w:pPr>
+      <w:bookmarkStart w:id="7" w:name="_Toc225526676"/>
+      <w:r>
         <w:lastRenderedPageBreak/>
-        <w:t>En consecuencia, comprender estas funciones en su conjunto resulta fundamental para la gestión organizacional, dado que es en la etapa de control donde los indicadores de gestión adquieren mayor relevancia. A través de ellos, se verifica si lo ejecutado corresponde a lo planeado, se identifican las desviaciones y se adoptan decisiones oportunas que garantizan el cumplimiento de los objetivos estratégicos, tácticos y operativos de la organización.</w:t>
-      </w:r>
-    </w:p>
-    <w:p>
-      <w:pPr>
-        <w:rPr>
-          <w:lang w:eastAsia="es-CO"/>
-        </w:rPr>
-      </w:pPr>
-    </w:p>
-    <w:p>
-      <w:pPr>
-        <w:pStyle w:val="Ttulo2"/>
-      </w:pPr>
-      <w:bookmarkStart w:id="7" w:name="_Toc225526676"/>
-      <w:r>
         <w:t>Tipos de organizaciones</w:t>
       </w:r>
       <w:bookmarkEnd w:id="7"/>
@@ -3836,21 +3905,6 @@
           <w:lang w:eastAsia="es-CO"/>
         </w:rPr>
         <w:t>Reconocer el tipo de empresa es fundamental para la gestión organizacional, puesto que cada clasificación determina la estructura administrativa, las obligaciones legales y la forma en que se diseñan e implementan los indicadores de gestión. En consecuencia, este conocimiento constituye la base para tomar decisiones informadas, asignar responsabilidades con claridad y medir el desempeño de forma pertinente en cada área de la organización. A continuación, se presenta la consolidación de los principales tipos de empresas existentes:</w:t>
-      </w:r>
-    </w:p>
-    <w:p>
-      <w:pPr>
-        <w:spacing w:before="0" w:after="0" w:line="240" w:lineRule="auto"/>
-        <w:ind w:firstLine="0"/>
-        <w:rPr>
-          <w:lang w:eastAsia="es-CO"/>
-        </w:rPr>
-      </w:pPr>
-      <w:r>
-        <w:rPr>
-          <w:lang w:eastAsia="es-CO"/>
-        </w:rPr>
-        <w:br w:type="page"/>
       </w:r>
     </w:p>
     <w:p>
@@ -3872,7 +3926,6 @@
           <w:bCs/>
           <w:lang w:eastAsia="es-CO"/>
         </w:rPr>
-        <w:lastRenderedPageBreak/>
         <w:t>Según su tamaño</w:t>
       </w:r>
     </w:p>
@@ -3950,12 +4003,18 @@
     </w:p>
     <w:p>
       <w:pPr>
-        <w:pStyle w:val="Prrafodelista"/>
-        <w:ind w:left="1776" w:firstLine="0"/>
-        <w:rPr>
-          <w:lang w:eastAsia="es-CO"/>
-        </w:rPr>
-      </w:pPr>
+        <w:spacing w:before="0" w:after="0" w:line="240" w:lineRule="auto"/>
+        <w:ind w:firstLine="0"/>
+        <w:rPr>
+          <w:lang w:eastAsia="es-CO"/>
+        </w:rPr>
+      </w:pPr>
+      <w:r>
+        <w:rPr>
+          <w:lang w:eastAsia="es-CO"/>
+        </w:rPr>
+        <w:br w:type="page"/>
+      </w:r>
     </w:p>
     <w:p>
       <w:pPr>
@@ -3976,6 +4035,7 @@
           <w:bCs/>
           <w:lang w:eastAsia="es-CO"/>
         </w:rPr>
+        <w:lastRenderedPageBreak/>
         <w:t>Según su actividad económica y sector al que pertenecen</w:t>
       </w:r>
     </w:p>
@@ -4141,7 +4201,6 @@
         <w:rPr>
           <w:lang w:eastAsia="es-CO"/>
         </w:rPr>
-        <w:lastRenderedPageBreak/>
         <w:t xml:space="preserve">Nacionales: la cobertura o presencia de este tipo de empresas en el territorio de un país o nación. </w:t>
       </w:r>
     </w:p>
@@ -4222,6 +4281,7 @@
         <w:rPr>
           <w:lang w:eastAsia="es-CO"/>
         </w:rPr>
+        <w:lastRenderedPageBreak/>
         <w:t>Empresario individual o autónomo: en esta modalidad, una sola persona asume toda la responsabilidad del negocio con su patrimonio personal. Es ideal para actividades comerciales, profesionales o artesanales de pequeña escala, como consultores independientes o artesanos.</w:t>
       </w:r>
     </w:p>
@@ -4276,14 +4336,7 @@
         <w:rPr>
           <w:lang w:eastAsia="es-CO"/>
         </w:rPr>
-        <w:t xml:space="preserve">Sociedad Limitada (Ltda.): requiere entre 2 y 25 socios, con un capital mínimo de 100 salarios mínimos mensuales legales vigentes. </w:t>
-      </w:r>
-      <w:r>
-        <w:rPr>
-          <w:lang w:eastAsia="es-CO"/>
-        </w:rPr>
-        <w:lastRenderedPageBreak/>
-        <w:t>La responsabilidad de los socios se limita al capital aportado. El capital debe pagarse en su totalidad al momento de constituirse.</w:t>
+        <w:t>Sociedad Limitada (Ltda.): requiere entre 2 y 25 socios, con un capital mínimo de 100 salarios mínimos mensuales legales vigentes. La responsabilidad de los socios se limita al capital aportado. El capital debe pagarse en su totalidad al momento de constituirse.</w:t>
       </w:r>
     </w:p>
     <w:p>
@@ -4319,7 +4372,14 @@
         <w:rPr>
           <w:lang w:eastAsia="es-CO"/>
         </w:rPr>
-        <w:t>Sociedad en Comandita: combina socios colectivos (con responsabilidad ilimitada) y socios comanditarios (con responsabilidad limitada). Esta forma es menos frecuente en la actualidad, pero puede ser útil en esquemas familiares o contractuales específicos.</w:t>
+        <w:t xml:space="preserve">Sociedad en Comandita: combina socios colectivos (con responsabilidad ilimitada) y socios comanditarios (con </w:t>
+      </w:r>
+      <w:r>
+        <w:rPr>
+          <w:lang w:eastAsia="es-CO"/>
+        </w:rPr>
+        <w:lastRenderedPageBreak/>
+        <w:t>responsabilidad limitada). Esta forma es menos frecuente en la actualidad, pero puede ser útil en esquemas familiares o contractuales específicos.</w:t>
       </w:r>
     </w:p>
     <w:p>
@@ -4409,14 +4469,7 @@
         <w:rPr>
           <w:lang w:eastAsia="es-CO"/>
         </w:rPr>
-        <w:t xml:space="preserve">on personas jurídicas constituidas por la libre asociación de personas naturales o jurídicas, </w:t>
-      </w:r>
-      <w:r>
-        <w:rPr>
-          <w:lang w:eastAsia="es-CO"/>
-        </w:rPr>
-        <w:lastRenderedPageBreak/>
-        <w:t>cuyo objetivo principal es generar impacto social, comunitario o de beneficio común, sin perseguir lucro económico personal.</w:t>
+        <w:t>on personas jurídicas constituidas por la libre asociación de personas naturales o jurídicas, cuyo objetivo principal es generar impacto social, comunitario o de beneficio común, sin perseguir lucro económico personal.</w:t>
       </w:r>
     </w:p>
     <w:p>
@@ -4492,6 +4545,7 @@
         <w:rPr>
           <w:lang w:eastAsia="es-CO"/>
         </w:rPr>
+        <w:lastRenderedPageBreak/>
         <w:t>Empresas privadas: son aquellas que están a cargo de individuos particulares y que distribuyen sus ganancias entre los socios e inversores.</w:t>
       </w:r>
     </w:p>
@@ -4529,8 +4583,6 @@
     <w:p>
       <w:pPr>
         <w:rPr>
-          <w:b/>
-          <w:bCs/>
           <w:lang w:eastAsia="es-CO"/>
         </w:rPr>
       </w:pPr>
@@ -4542,27 +4594,288 @@
         </w:rPr>
         <w:t>Pódcast</w:t>
       </w:r>
-    </w:p>
-    <w:p>
-      <w:pPr>
-        <w:rPr>
-          <w:b/>
-          <w:bCs/>
-          <w:lang w:eastAsia="es-CO"/>
-        </w:rPr>
-      </w:pPr>
-    </w:p>
-    <w:p>
-      <w:pPr>
-        <w:rPr>
-          <w:lang w:eastAsia="es-CO"/>
-        </w:rPr>
-      </w:pPr>
-      <w:r>
-        <w:rPr>
-          <w:lang w:eastAsia="es-CO"/>
-        </w:rPr>
-        <w:lastRenderedPageBreak/>
+      <w:r>
+        <w:rPr>
+          <w:b/>
+          <w:bCs/>
+          <w:lang w:eastAsia="es-CO"/>
+        </w:rPr>
+        <w:t xml:space="preserve">: </w:t>
+      </w:r>
+      <w:r>
+        <w:rPr>
+          <w:lang w:eastAsia="es-CO"/>
+        </w:rPr>
+        <w:t>Tipos de empresas en Colombia y su clasificación</w:t>
+      </w:r>
+    </w:p>
+    <w:tbl>
+      <w:tblPr>
+        <w:tblStyle w:val="Tablaconcuadrcula"/>
+        <w:tblW w:w="0" w:type="auto"/>
+        <w:tblLook w:val="04A0" w:firstRow="1" w:lastRow="0" w:firstColumn="1" w:lastColumn="0" w:noHBand="0" w:noVBand="1"/>
+      </w:tblPr>
+      <w:tblGrid>
+        <w:gridCol w:w="9962"/>
+      </w:tblGrid>
+      <w:tr>
+        <w:tc>
+          <w:tcPr>
+            <w:tcW w:w="9962" w:type="dxa"/>
+          </w:tcPr>
+          <w:p>
+            <w:pPr>
+              <w:jc w:val="both"/>
+            </w:pPr>
+            <w:r>
+              <w:rPr>
+                <w:b/>
+              </w:rPr>
+              <w:t>N</w:t>
+            </w:r>
+            <w:r>
+              <w:rPr>
+                <w:b/>
+              </w:rPr>
+              <w:t>ombre del programa</w:t>
+            </w:r>
+            <w:r>
+              <w:rPr>
+                <w:b/>
+              </w:rPr>
+              <w:t xml:space="preserve">: </w:t>
+            </w:r>
+            <w:r>
+              <w:t>Tipos de empresas en Colombia y su clasificación</w:t>
+            </w:r>
+          </w:p>
+          <w:p>
+            <w:pPr>
+              <w:jc w:val="both"/>
+              <w:rPr>
+                <w:bCs/>
+              </w:rPr>
+            </w:pPr>
+            <w:r>
+              <w:rPr>
+                <w:b/>
+              </w:rPr>
+              <w:t>Personajes:</w:t>
+            </w:r>
+            <w:r>
+              <w:rPr>
+                <w:bCs/>
+              </w:rPr>
+              <w:t xml:space="preserve"> hombre</w:t>
+            </w:r>
+            <w:r>
+              <w:rPr>
+                <w:bCs/>
+              </w:rPr>
+              <w:t>.</w:t>
+            </w:r>
+          </w:p>
+        </w:tc>
+      </w:tr>
+      <w:tr>
+        <w:tc>
+          <w:tcPr>
+            <w:tcW w:w="9962" w:type="dxa"/>
+          </w:tcPr>
+          <w:p>
+            <w:pPr>
+              <w:spacing w:before="0" w:after="0"/>
+            </w:pPr>
+            <w:r>
+              <w:t>Hombre</w:t>
+            </w:r>
+            <w:r>
+              <w:t>: B</w:t>
+            </w:r>
+            <w:r>
+              <w:t>ienvenidos a este nuevo episodio. Comprender la estructura del entorno empresarial en Colombia es la base para entender cómo funciona cada organización y la guía que necesitamos para realizar el análisis de manera precisa.</w:t>
+            </w:r>
+          </w:p>
+          <w:p>
+            <w:pPr>
+              <w:spacing w:before="0" w:after="0"/>
+            </w:pPr>
+            <w:r>
+              <w:t>Hombre</w:t>
+            </w:r>
+            <w:r>
+              <w:t>: p</w:t>
+            </w:r>
+            <w:r>
+              <w:t>ara lograr esa precisión, debemos analizar cada organización bajo cinco categorías principales: su tamaño, su actividad económica, el ámbito donde opera, su naturaleza jurídica y el origen de su capital.</w:t>
+            </w:r>
+          </w:p>
+          <w:p>
+            <w:pPr>
+              <w:spacing w:before="0" w:after="0"/>
+            </w:pPr>
+            <w:r>
+              <w:t>Hombre</w:t>
+            </w:r>
+            <w:r>
+              <w:t>: e</w:t>
+            </w:r>
+            <w:r>
+              <w:t xml:space="preserve">mpecemos por el tamaño. Aunque el Decreto 957 de 2019 prioriza los ingresos en Unidades de Valor Tributario, UVT, el número de trabajadores sigue </w:t>
+            </w:r>
+            <w:r>
+              <w:lastRenderedPageBreak/>
+              <w:t>siendo muy relevante, desde microempresas con menos de 10 personas, hasta grandes organizaciones con más de 200 colaboradores.</w:t>
+            </w:r>
+          </w:p>
+          <w:p>
+            <w:pPr>
+              <w:spacing w:before="0" w:after="0"/>
+            </w:pPr>
+            <w:r>
+              <w:t>Hombre</w:t>
+            </w:r>
+            <w:r>
+              <w:t>: e</w:t>
+            </w:r>
+            <w:r>
+              <w:t>stos rangos varían si la empresa es de manufactura, servicios o comercio, clasificándolas en micro, pequeñas, medianas o grandes empresas.</w:t>
+            </w:r>
+          </w:p>
+          <w:p>
+            <w:pPr>
+              <w:spacing w:before="0" w:after="0"/>
+            </w:pPr>
+            <w:r>
+              <w:t>Hombre</w:t>
+            </w:r>
+            <w:r>
+              <w:t>: e</w:t>
+            </w:r>
+            <w:r>
+              <w:t>l segundo eje es la actividad económica. Aquí las agrupamos en cuatro sectores: el primario de recursos naturales, el secundario de transformación, el terciario de servicios y el cuaternario, enfocado en tecnología e innovación.</w:t>
+            </w:r>
+          </w:p>
+          <w:p>
+            <w:pPr>
+              <w:spacing w:before="0" w:after="0"/>
+            </w:pPr>
+            <w:r>
+              <w:t>Hombre</w:t>
+            </w:r>
+            <w:r>
+              <w:t>: t</w:t>
+            </w:r>
+            <w:r>
+              <w:t>ambién debemos evaluar el ámbito de actuación o su radio de operación. Pueden ser locales, nacionales o multinacionales con casa matriz en el exterior.</w:t>
+            </w:r>
+          </w:p>
+          <w:p>
+            <w:pPr>
+              <w:spacing w:before="0" w:after="0"/>
+            </w:pPr>
+            <w:r>
+              <w:t>Hombre</w:t>
+            </w:r>
+            <w:r>
+              <w:t>: l</w:t>
+            </w:r>
+            <w:r>
+              <w:t>a naturaleza jurídica inicia con la Persona Natural, un modelo común en actividades de pequeña escala como una consultoría independiente o un taller artesanal. En contraste, las sociedades mercantiles en Colombia tienen a la SAS como gran protagonista con el 54 % de los registros.</w:t>
+            </w:r>
+          </w:p>
+          <w:p>
+            <w:pPr>
+              <w:spacing w:before="0" w:after="0"/>
+            </w:pPr>
+            <w:r>
+              <w:t>Hombre</w:t>
+            </w:r>
+            <w:r>
+              <w:t>: e</w:t>
+            </w:r>
+            <w:r>
+              <w:t>n este punto también identificamos a las Sociedades Anónimas, Limitadas, Cooperativas y las ESAL, cuyo objetivo principal es el beneficio social antes que el lucro.</w:t>
+            </w:r>
+          </w:p>
+          <w:p>
+            <w:pPr>
+              <w:spacing w:before="0" w:after="0"/>
+            </w:pPr>
+            <w:r>
+              <w:t>Hombre</w:t>
+            </w:r>
+            <w:r>
+              <w:t>: f</w:t>
+            </w:r>
+            <w:r>
+              <w:t>inalmente, analizamos el origen del capital. Las empresas pueden ser públicas si pertenecen al Estado, privadas si son de particulares, o mixtas cuando combinan ambos aportes.</w:t>
+            </w:r>
+          </w:p>
+          <w:p>
+            <w:pPr>
+              <w:spacing w:before="0" w:after="0"/>
+            </w:pPr>
+            <w:r>
+              <w:t>Hombre</w:t>
+            </w:r>
+            <w:r>
+              <w:t>: i</w:t>
+            </w:r>
+            <w:r>
+              <w:t>dentificar correctamente estos cinco factores es lo que nos permite realizar un diagnóstico empresarial riguroso y adaptado a la realidad de cada organización.</w:t>
+            </w:r>
+          </w:p>
+          <w:p>
+            <w:pPr>
+              <w:spacing w:before="0" w:after="0"/>
+            </w:pPr>
+            <w:r>
+              <w:lastRenderedPageBreak/>
+              <w:t>Hombre</w:t>
+            </w:r>
+            <w:r>
+              <w:t>: l</w:t>
+            </w:r>
+            <w:r>
+              <w:t>legamos al final de nuestro ejercicio de análisis por el día de hoy. Gracias por su compañía. ¡Nos reencontramos muy pronto!</w:t>
+            </w:r>
+          </w:p>
+          <w:p>
+            <w:pPr>
+              <w:spacing w:before="0" w:after="0"/>
+            </w:pPr>
+          </w:p>
+          <w:p>
+            <w:pPr>
+              <w:spacing w:before="0" w:after="0"/>
+            </w:pPr>
+            <w:r>
+              <w:t>[Fin del programa]</w:t>
+            </w:r>
+          </w:p>
+        </w:tc>
+      </w:tr>
+    </w:tbl>
+    <w:p>
+      <w:pPr>
+        <w:rPr>
+          <w:b/>
+          <w:bCs/>
+          <w:lang w:eastAsia="es-CO"/>
+        </w:rPr>
+      </w:pPr>
+    </w:p>
+    <w:p>
+      <w:pPr>
+        <w:rPr>
+          <w:lang w:eastAsia="es-CO"/>
+        </w:rPr>
+      </w:pPr>
+      <w:r>
+        <w:rPr>
+          <w:lang w:eastAsia="es-CO"/>
+        </w:rPr>
         <w:t>Las empresas en Colombia se clasifican a partir de cinco criterios fundamentales que permiten identificar su naturaleza, dimensión y propósito dentro del entorno económico. Conocer estas clasificaciones facilita la comprensión de cómo se estructura cada organización y orienta el diseño de los indicadores de gestión más pertinentes para medir su desempeño. A continuación, se presentan cada uno de estos criterios:</w:t>
       </w:r>
     </w:p>
@@ -4673,6 +4986,21 @@
     </w:p>
     <w:p>
       <w:pPr>
+        <w:spacing w:before="0" w:after="0" w:line="240" w:lineRule="auto"/>
+        <w:ind w:firstLine="0"/>
+        <w:rPr>
+          <w:lang w:eastAsia="es-CO"/>
+        </w:rPr>
+      </w:pPr>
+      <w:r>
+        <w:rPr>
+          <w:lang w:eastAsia="es-CO"/>
+        </w:rPr>
+        <w:br w:type="page"/>
+      </w:r>
+    </w:p>
+    <w:p>
+      <w:pPr>
         <w:pStyle w:val="Prrafodelista"/>
         <w:numPr>
           <w:ilvl w:val="0"/>
@@ -4690,6 +5018,7 @@
           <w:bCs/>
           <w:lang w:eastAsia="es-CO"/>
         </w:rPr>
+        <w:lastRenderedPageBreak/>
         <w:t xml:space="preserve">Según su ámbito de actuación </w:t>
       </w:r>
     </w:p>
@@ -4751,7 +5080,6 @@
         <w:rPr>
           <w:lang w:eastAsia="es-CO"/>
         </w:rPr>
-        <w:lastRenderedPageBreak/>
         <w:t>Las clasificaciones anteriores constituyen el marco general para identificar los tipos de empresa desde el enfoque económico y administrativo. No obstante, en Colombia, a partir de 2019, el Decreto 957 expedido por el Ministerio de Tecnologías de la Información y la Comunicación estableció una clasificación adicional basada en rangos de Unidades de Valor Tributario, conocidas como UVT, diferenciada por sector económico.</w:t>
       </w:r>
     </w:p>
@@ -5106,6 +5434,7 @@
               <w:pStyle w:val="TextoTablas"/>
             </w:pPr>
             <w:r>
+              <w:lastRenderedPageBreak/>
               <w:t>Medianas empresas</w:t>
             </w:r>
           </w:p>
@@ -5311,121 +5640,57 @@
         <w:rPr>
           <w:lang w:eastAsia="es-CO"/>
         </w:rPr>
+        <w:t>Fuente: Bancoldex (s.f.)</w:t>
+      </w:r>
+    </w:p>
+    <w:p>
+      <w:pPr>
+        <w:rPr>
+          <w:lang w:eastAsia="es-CO"/>
+        </w:rPr>
+      </w:pPr>
+    </w:p>
+    <w:p>
+      <w:pPr>
+        <w:pStyle w:val="Ttulo2"/>
+      </w:pPr>
+      <w:bookmarkStart w:id="8" w:name="_Toc225526677"/>
+      <w:r>
+        <w:t>Relación entre administración y gestión por resultados</w:t>
+      </w:r>
+      <w:bookmarkEnd w:id="8"/>
+    </w:p>
+    <w:p>
+      <w:pPr>
+        <w:rPr>
+          <w:lang w:eastAsia="es-CO"/>
+        </w:rPr>
+      </w:pPr>
+      <w:r>
+        <w:rPr>
+          <w:lang w:eastAsia="es-CO"/>
+        </w:rPr>
+        <w:t>La administración y la Gestión por Resultados, conocida como GpR, son dos enfoques complementarios dentro de la gestión organizacional. La administración organiza los recursos, define procesos y estructura la forma en que opera una empresa. La GpR, por su parte, toma esa base y la orienta hacia un propósito concreto: lograr objetivos estratégicos medibles que generen valor real para la organización. En otras palabras, la administración define el cómo y la GpR responde al para qué.</w:t>
+      </w:r>
+    </w:p>
+    <w:p>
+      <w:pPr>
+        <w:rPr>
+          <w:lang w:eastAsia="es-CO"/>
+        </w:rPr>
+      </w:pPr>
+      <w:r>
+        <w:rPr>
+          <w:lang w:eastAsia="es-CO"/>
+        </w:rPr>
+        <w:t xml:space="preserve">La GpR es un modelo moderno que prioriza el logro de objetivos estratégicos, la eficiencia y la generación de valor para la organización y la ciudadanía. Para ello, incorpora herramientas como la planificación estratégica, el presupuesto por resultados y el monitoreo y evaluación continua, orientando los esfuerzos organizacionales hacia el impacto final deseado. Reconocer esta relación es fundamental para comprender </w:t>
+      </w:r>
+      <w:r>
+        <w:rPr>
+          <w:lang w:eastAsia="es-CO"/>
+        </w:rPr>
         <w:lastRenderedPageBreak/>
-        <w:t xml:space="preserve">Fuente: </w:t>
-      </w:r>
-      <w:proofErr w:type="spellStart"/>
-      <w:r>
-        <w:rPr>
-          <w:lang w:eastAsia="es-CO"/>
-        </w:rPr>
-        <w:t>Bancoldex</w:t>
-      </w:r>
-      <w:proofErr w:type="spellEnd"/>
-      <w:r>
-        <w:rPr>
-          <w:lang w:eastAsia="es-CO"/>
-        </w:rPr>
-        <w:t xml:space="preserve"> (s.f.)</w:t>
-      </w:r>
-    </w:p>
-    <w:p>
-      <w:pPr>
-        <w:rPr>
-          <w:lang w:eastAsia="es-CO"/>
-        </w:rPr>
-      </w:pPr>
-    </w:p>
-    <w:p>
-      <w:pPr>
-        <w:pStyle w:val="Ttulo2"/>
-      </w:pPr>
-      <w:bookmarkStart w:id="8" w:name="_Toc225526677"/>
-      <w:r>
-        <w:t>Relación entre administración y gestión por resultados</w:t>
-      </w:r>
-      <w:bookmarkEnd w:id="8"/>
-    </w:p>
-    <w:p>
-      <w:pPr>
-        <w:rPr>
-          <w:lang w:eastAsia="es-CO"/>
-        </w:rPr>
-      </w:pPr>
-      <w:r>
-        <w:rPr>
-          <w:lang w:eastAsia="es-CO"/>
-        </w:rPr>
-        <w:t xml:space="preserve">La administración y la Gestión por Resultados, conocida como </w:t>
-      </w:r>
-      <w:proofErr w:type="spellStart"/>
-      <w:r>
-        <w:rPr>
-          <w:lang w:eastAsia="es-CO"/>
-        </w:rPr>
-        <w:t>GpR</w:t>
-      </w:r>
-      <w:proofErr w:type="spellEnd"/>
-      <w:r>
-        <w:rPr>
-          <w:lang w:eastAsia="es-CO"/>
-        </w:rPr>
-        <w:t xml:space="preserve">, son dos enfoques complementarios dentro de la gestión organizacional. La administración organiza los recursos, define procesos y estructura la forma en que opera una empresa. La </w:t>
-      </w:r>
-      <w:proofErr w:type="spellStart"/>
-      <w:r>
-        <w:rPr>
-          <w:lang w:eastAsia="es-CO"/>
-        </w:rPr>
-        <w:t>GpR</w:t>
-      </w:r>
-      <w:proofErr w:type="spellEnd"/>
-      <w:r>
-        <w:rPr>
-          <w:lang w:eastAsia="es-CO"/>
-        </w:rPr>
-        <w:t xml:space="preserve">, por su parte, toma esa base y la orienta hacia un propósito concreto: lograr objetivos estratégicos medibles que generen valor real para la organización. En otras palabras, la administración define el cómo y la </w:t>
-      </w:r>
-      <w:proofErr w:type="spellStart"/>
-      <w:r>
-        <w:rPr>
-          <w:lang w:eastAsia="es-CO"/>
-        </w:rPr>
-        <w:t>GpR</w:t>
-      </w:r>
-      <w:proofErr w:type="spellEnd"/>
-      <w:r>
-        <w:rPr>
-          <w:lang w:eastAsia="es-CO"/>
-        </w:rPr>
-        <w:t xml:space="preserve"> responde al para qué.</w:t>
-      </w:r>
-    </w:p>
-    <w:p>
-      <w:pPr>
-        <w:rPr>
-          <w:lang w:eastAsia="es-CO"/>
-        </w:rPr>
-      </w:pPr>
-      <w:r>
-        <w:rPr>
-          <w:lang w:eastAsia="es-CO"/>
-        </w:rPr>
-        <w:t xml:space="preserve">La </w:t>
-      </w:r>
-      <w:proofErr w:type="spellStart"/>
-      <w:r>
-        <w:rPr>
-          <w:lang w:eastAsia="es-CO"/>
-        </w:rPr>
-        <w:t>GpR</w:t>
-      </w:r>
-      <w:proofErr w:type="spellEnd"/>
-      <w:r>
-        <w:rPr>
-          <w:lang w:eastAsia="es-CO"/>
-        </w:rPr>
-        <w:t xml:space="preserve"> es un modelo moderno que prioriza el logro de objetivos estratégicos, la eficiencia y la generación de valor para la organización y la ciudadanía. Para ello, incorpora herramientas como la planificación estratégica, el presupuesto por resultados y el monitoreo y evaluación continua, orientando los esfuerzos organizacionales hacia el impacto final deseado. Reconocer esta relación es fundamental para comprender cómo una organización puede pasar de ejecutar actividades a generar resultados concretos, medibles y verificables.</w:t>
+        <w:t>cómo una organización puede pasar de ejecutar actividades a generar resultados concretos, medibles y verificables.</w:t>
       </w:r>
     </w:p>
     <w:p>
@@ -5473,36 +5738,7 @@
         <w:rPr>
           <w:lang w:eastAsia="es-CO"/>
         </w:rPr>
-        <w:t xml:space="preserve">La administración gestiona recursos y tareas orientadas a la operación. La </w:t>
-      </w:r>
-      <w:proofErr w:type="spellStart"/>
-      <w:r>
-        <w:rPr>
-          <w:lang w:eastAsia="es-CO"/>
-        </w:rPr>
-        <w:t>GpR</w:t>
-      </w:r>
-      <w:proofErr w:type="spellEnd"/>
-      <w:r>
-        <w:rPr>
-          <w:lang w:eastAsia="es-CO"/>
-        </w:rPr>
-        <w:t xml:space="preserve"> gestiona el desempeño y el impacto organizacional para el logro de los objetivos estratégicos.</w:t>
-      </w:r>
-    </w:p>
-    <w:p>
-      <w:pPr>
-        <w:spacing w:before="0" w:after="0" w:line="240" w:lineRule="auto"/>
-        <w:ind w:firstLine="0"/>
-        <w:rPr>
-          <w:lang w:eastAsia="es-CO"/>
-        </w:rPr>
-      </w:pPr>
-      <w:r>
-        <w:rPr>
-          <w:lang w:eastAsia="es-CO"/>
-        </w:rPr>
-        <w:br w:type="page"/>
+        <w:t>La administración gestiona recursos y tareas orientadas a la operación. La GpR gestiona el desempeño y el impacto organizacional para el logro de los objetivos estratégicos.</w:t>
       </w:r>
     </w:p>
     <w:p>
@@ -5524,7 +5760,6 @@
           <w:bCs/>
           <w:lang w:eastAsia="es-CO"/>
         </w:rPr>
-        <w:lastRenderedPageBreak/>
         <w:t>Finalidad</w:t>
       </w:r>
     </w:p>
@@ -5538,21 +5773,7 @@
         <w:rPr>
           <w:lang w:eastAsia="es-CO"/>
         </w:rPr>
-        <w:t xml:space="preserve">La administración busca eficiencia operativa en los procesos. La </w:t>
-      </w:r>
-      <w:proofErr w:type="spellStart"/>
-      <w:r>
-        <w:rPr>
-          <w:lang w:eastAsia="es-CO"/>
-        </w:rPr>
-        <w:t>GpR</w:t>
-      </w:r>
-      <w:proofErr w:type="spellEnd"/>
-      <w:r>
-        <w:rPr>
-          <w:lang w:eastAsia="es-CO"/>
-        </w:rPr>
-        <w:t xml:space="preserve"> busca generar resultados de valor para la organización y la ciudadanía.</w:t>
+        <w:t>La administración busca eficiencia operativa en los procesos. La GpR busca generar resultados de valor para la organización y la ciudadanía.</w:t>
       </w:r>
     </w:p>
     <w:p>
@@ -5587,21 +5808,7 @@
         <w:rPr>
           <w:lang w:eastAsia="es-CO"/>
         </w:rPr>
-        <w:t xml:space="preserve">La </w:t>
-      </w:r>
-      <w:proofErr w:type="spellStart"/>
-      <w:r>
-        <w:rPr>
-          <w:lang w:eastAsia="es-CO"/>
-        </w:rPr>
-        <w:t>GpR</w:t>
-      </w:r>
-      <w:proofErr w:type="spellEnd"/>
-      <w:r>
-        <w:rPr>
-          <w:lang w:eastAsia="es-CO"/>
-        </w:rPr>
-        <w:t xml:space="preserve"> transforma la administración tradicional al incorporar planificación estratégica, presupuesto por resultados y monitoreo y evaluación continua de la gestión</w:t>
+        <w:t>La GpR transforma la administración tradicional al incorporar planificación estratégica, presupuesto por resultados y monitoreo y evaluación continua de la gestión</w:t>
       </w:r>
       <w:r>
         <w:rPr>
@@ -6451,7 +6658,7 @@
                     </pic:cNvPicPr>
                   </pic:nvPicPr>
                   <pic:blipFill>
-                    <a:blip r:embed="rId10">
+                    <a:blip r:embed="rId11">
                       <a:extLst>
                         <a:ext uri="{28A0092B-C50C-407E-A947-70E740481C1C}">
                           <a14:useLocalDpi xmlns:a14="http://schemas.microsoft.com/office/drawing/2010/main" val="0"/>
@@ -9995,21 +10202,7 @@
         <w:rPr>
           <w:lang w:eastAsia="es-CO"/>
         </w:rPr>
-        <w:t xml:space="preserve">La implementación de indicadores, conocidos como KPI (Key Performance </w:t>
-      </w:r>
-      <w:proofErr w:type="spellStart"/>
-      <w:r>
-        <w:rPr>
-          <w:lang w:eastAsia="es-CO"/>
-        </w:rPr>
-        <w:t>Indicator</w:t>
-      </w:r>
-      <w:proofErr w:type="spellEnd"/>
-      <w:r>
-        <w:rPr>
-          <w:lang w:eastAsia="es-CO"/>
-        </w:rPr>
-        <w:t>, por sus siglas en inglés), permite medir el desempeño real frente a los objetivos, facilitando la toma de decisiones basada en datos, la mejora continua de los procesos y el alineamiento estratégico de la organización. Entre sus beneficios principales se destacan la optimización de recursos, la mayor transparencia en la gestión, la detección temprana de problemas y el fomento de una cultura de eficiencia organizacional. A continuación, se presentan los principales beneficios de su implementación:</w:t>
+        <w:t>La implementación de indicadores, conocidos como KPI (Key Performance Indicator, por sus siglas en inglés), permite medir el desempeño real frente a los objetivos, facilitando la toma de decisiones basada en datos, la mejora continua de los procesos y el alineamiento estratégico de la organización. Entre sus beneficios principales se destacan la optimización de recursos, la mayor transparencia en la gestión, la detección temprana de problemas y el fomento de una cultura de eficiencia organizacional. A continuación, se presentan los principales beneficios de su implementación:</w:t>
       </w:r>
     </w:p>
     <w:p>
@@ -10615,7 +10808,7 @@
                     </pic:cNvPicPr>
                   </pic:nvPicPr>
                   <pic:blipFill>
-                    <a:blip r:embed="rId11">
+                    <a:blip r:embed="rId12">
                       <a:extLst>
                         <a:ext uri="{28A0092B-C50C-407E-A947-70E740481C1C}">
                           <a14:useLocalDpi xmlns:a14="http://schemas.microsoft.com/office/drawing/2010/main" val="0"/>
@@ -11104,18 +11297,8 @@
           <w:bCs/>
           <w:lang w:eastAsia="es-CO"/>
         </w:rPr>
-        <w:t xml:space="preserve">Controles preventivo o </w:t>
-      </w:r>
-      <w:proofErr w:type="spellStart"/>
-      <w:r>
-        <w:rPr>
-          <w:b/>
-          <w:bCs/>
-          <w:lang w:eastAsia="es-CO"/>
-        </w:rPr>
-        <w:t>precontrol</w:t>
-      </w:r>
-      <w:proofErr w:type="spellEnd"/>
+        <w:t>Controles preventivo o precontrol</w:t>
+      </w:r>
     </w:p>
     <w:p>
       <w:pPr>
@@ -11870,13 +12053,8 @@
         <w:pStyle w:val="Ttulo2"/>
       </w:pPr>
       <w:bookmarkStart w:id="36" w:name="_Toc225526695"/>
-      <w:proofErr w:type="gramStart"/>
-      <w:r>
-        <w:t>Relación indicador</w:t>
-      </w:r>
-      <w:proofErr w:type="gramEnd"/>
-      <w:r>
-        <w:t xml:space="preserve"> – objetivo</w:t>
+      <w:r>
+        <w:t>Relación indicador – objetivo</w:t>
       </w:r>
       <w:bookmarkEnd w:id="36"/>
     </w:p>
@@ -12257,7 +12435,7 @@
                     </pic:cNvPicPr>
                   </pic:nvPicPr>
                   <pic:blipFill>
-                    <a:blip r:embed="rId12">
+                    <a:blip r:embed="rId13">
                       <a:extLst>
                         <a:ext uri="{28A0092B-C50C-407E-A947-70E740481C1C}">
                           <a14:useLocalDpi xmlns:a14="http://schemas.microsoft.com/office/drawing/2010/main" val="0"/>
@@ -12299,7 +12477,7 @@
         <w:lastRenderedPageBreak/>
         <w:t xml:space="preserve">Nota. Tomado de Guía para la construcción y análisis de indicadores de gestión (p. 52), de Función Pública (2018), </w:t>
       </w:r>
-      <w:hyperlink r:id="rId13" w:history="1">
+      <w:hyperlink r:id="rId14" w:history="1">
         <w:r>
           <w:rPr>
             <w:rStyle w:val="Hipervnculo"/>
@@ -13176,7 +13354,6 @@
               <w:pStyle w:val="TextoTablas"/>
             </w:pPr>
             <w:r>
-              <w:lastRenderedPageBreak/>
               <w:t>Responsable de la medición</w:t>
             </w:r>
           </w:p>
@@ -13470,10 +13647,10 @@
           <w:lang w:eastAsia="es-CO"/>
         </w:rPr>
         <w:drawing>
-          <wp:inline distT="0" distB="0" distL="0" distR="0" wp14:anchorId="0847D6B5" wp14:editId="57750D3D">
+          <wp:inline distT="0" distB="0" distL="0" distR="0" wp14:anchorId="0847D6B5" wp14:editId="52D7B904">
             <wp:extent cx="4876800" cy="3138442"/>
             <wp:effectExtent l="0" t="0" r="0" b="5080"/>
-            <wp:docPr id="10" name="Imagen 10" descr="Mapa conceptual del componente formativo 1: fundamentos para implementar la medición en las organizaciones. Presenta cuatro ejes: administración organizacional, planeación estratégica, indicadores de gestión y diseño de indicadores, con sus subtemas conectados jerárquicamente para explicar cómo las organizaciones clasifican y usan los indicadores según el desempeño, el nivel de gestión y la naturaleza de la medición, apoyando la toma de decisiones estratégicas en las empresas colombianas. "/>
+            <wp:docPr id="10" name="Imagen 10" descr="Mapa conceptual del componente formativo 1: &quot;fundamentos para implementar la medición en las organizaciones&quot;. Presenta cuatro ejes: administración organizacional, planeación estratégica, indicadores de gestión y diseño de indicadores, con sus subtemas conectados jerárquicamente para explicar cómo las organizaciones clasifican y usan los indicadores según el desempeño, el nivel de gestión y la naturaleza de la medición, apoyando la toma de decisiones estratégicas en las empresas colombianas. "/>
             <wp:cNvGraphicFramePr>
               <a:graphicFrameLocks xmlns:a="http://schemas.openxmlformats.org/drawingml/2006/main" noChangeAspect="1"/>
             </wp:cNvGraphicFramePr>
@@ -13481,13 +13658,13 @@
               <a:graphicData uri="http://schemas.openxmlformats.org/drawingml/2006/picture">
                 <pic:pic xmlns:pic="http://schemas.openxmlformats.org/drawingml/2006/picture">
                   <pic:nvPicPr>
-                    <pic:cNvPr id="10" name="Imagen 10" descr="Mapa conceptual del componente formativo 1: fundamentos para implementar la medición en las organizaciones. Presenta cuatro ejes: administración organizacional, planeación estratégica, indicadores de gestión y diseño de indicadores, con sus subtemas conectados jerárquicamente para explicar cómo las organizaciones clasifican y usan los indicadores según el desempeño, el nivel de gestión y la naturaleza de la medición, apoyando la toma de decisiones estratégicas en las empresas colombianas. "/>
+                    <pic:cNvPr id="10" name="Imagen 10" descr="Mapa conceptual del componente formativo 1: &quot;fundamentos para implementar la medición en las organizaciones&quot;. Presenta cuatro ejes: administración organizacional, planeación estratégica, indicadores de gestión y diseño de indicadores, con sus subtemas conectados jerárquicamente para explicar cómo las organizaciones clasifican y usan los indicadores según el desempeño, el nivel de gestión y la naturaleza de la medición, apoyando la toma de decisiones estratégicas en las empresas colombianas. "/>
                     <pic:cNvPicPr>
                       <a:picLocks noChangeAspect="1" noChangeArrowheads="1"/>
                     </pic:cNvPicPr>
                   </pic:nvPicPr>
                   <pic:blipFill>
-                    <a:blip r:embed="rId14">
+                    <a:blip r:embed="rId15">
                       <a:extLst>
                         <a:ext uri="{28A0092B-C50C-407E-A947-70E740481C1C}">
                           <a14:useLocalDpi xmlns:a14="http://schemas.microsoft.com/office/drawing/2010/main" val="0"/>
@@ -13692,23 +13869,7 @@
           <w:bCs/>
           <w:lang w:eastAsia="es-CO"/>
         </w:rPr>
-        <w:t xml:space="preserve">es el plan integral a largo plazo que define </w:t>
-      </w:r>
-      <w:proofErr w:type="spellStart"/>
-      <w:r>
-        <w:rPr>
-          <w:bCs/>
-          <w:lang w:eastAsia="es-CO"/>
-        </w:rPr>
-        <w:t>cómo</w:t>
-      </w:r>
-      <w:proofErr w:type="spellEnd"/>
-      <w:r>
-        <w:rPr>
-          <w:bCs/>
-          <w:lang w:eastAsia="es-CO"/>
-        </w:rPr>
-        <w:t xml:space="preserve"> una empresa alcanzará sus objetivos, alineando sus recursos, procesos y personas para generar una ventaja competitiva.</w:t>
+        <w:t>es el plan integral a largo plazo que define cómo una empresa alcanzará sus objetivos, alineando sus recursos, procesos y personas para generar una ventaja competitiva.</w:t>
       </w:r>
     </w:p>
     <w:p>
@@ -13853,21 +14014,13 @@
           <w:lang w:val="es-MX" w:eastAsia="es-CO"/>
         </w:rPr>
       </w:pPr>
-      <w:proofErr w:type="spellStart"/>
       <w:r>
         <w:rPr>
           <w:lang w:val="es-MX" w:eastAsia="es-CO"/>
         </w:rPr>
-        <w:t>Bancoldex</w:t>
-      </w:r>
-      <w:proofErr w:type="spellEnd"/>
-      <w:r>
-        <w:rPr>
-          <w:lang w:val="es-MX" w:eastAsia="es-CO"/>
-        </w:rPr>
-        <w:t xml:space="preserve"> (s.f.). Quienes somos – Clasificación de las empresas en Colombia. </w:t>
-      </w:r>
-      <w:hyperlink r:id="rId15" w:history="1">
+        <w:t xml:space="preserve">Bancoldex (s.f.). Quienes somos – Clasificación de las empresas en Colombia. </w:t>
+      </w:r>
+      <w:hyperlink r:id="rId16" w:history="1">
         <w:r>
           <w:rPr>
             <w:rStyle w:val="Hipervnculo"/>
@@ -13906,37 +14059,9 @@
         <w:rPr>
           <w:lang w:val="es-MX" w:eastAsia="es-CO"/>
         </w:rPr>
-        <w:t xml:space="preserve">Núñez, D. </w:t>
-      </w:r>
-      <w:proofErr w:type="spellStart"/>
-      <w:r>
-        <w:rPr>
-          <w:lang w:val="es-MX" w:eastAsia="es-CO"/>
-        </w:rPr>
-        <w:t>Froilan</w:t>
-      </w:r>
-      <w:proofErr w:type="spellEnd"/>
-      <w:r>
-        <w:rPr>
-          <w:lang w:val="es-MX" w:eastAsia="es-CO"/>
-        </w:rPr>
-        <w:t xml:space="preserve">, E. Zevallos, L. Chávez, J. Castañeda, M. &amp; Engracio, J. (2025). Procesos administrativos y la gestión por resultados en educación superior. Revista </w:t>
-      </w:r>
-      <w:proofErr w:type="spellStart"/>
-      <w:r>
-        <w:rPr>
-          <w:lang w:val="es-MX" w:eastAsia="es-CO"/>
-        </w:rPr>
-        <w:t>InveCom</w:t>
-      </w:r>
-      <w:proofErr w:type="spellEnd"/>
-      <w:r>
-        <w:rPr>
-          <w:lang w:val="es-MX" w:eastAsia="es-CO"/>
-        </w:rPr>
-        <w:t xml:space="preserve">, 5(4), e504085. </w:t>
-      </w:r>
-      <w:hyperlink r:id="rId16" w:history="1">
+        <w:t xml:space="preserve">Núñez, D. Froilan, E. Zevallos, L. Chávez, J. Castañeda, M. &amp; Engracio, J. (2025). Procesos administrativos y la gestión por resultados en educación superior. Revista InveCom, 5(4), e504085. </w:t>
+      </w:r>
+      <w:hyperlink r:id="rId17" w:history="1">
         <w:r>
           <w:rPr>
             <w:rStyle w:val="Hipervnculo"/>
@@ -13971,28 +14096,20 @@
           <w:lang w:val="es-MX" w:eastAsia="es-CO"/>
         </w:rPr>
       </w:pPr>
-      <w:proofErr w:type="spellStart"/>
       <w:r>
         <w:rPr>
           <w:lang w:val="es-MX" w:eastAsia="es-CO"/>
         </w:rPr>
-        <w:t>Tantalean</w:t>
-      </w:r>
-      <w:proofErr w:type="spellEnd"/>
-      <w:r>
+        <w:t>Tantalean, I. (2022). Revista de la Facultad de Derecho y Ciencias Políticas. Volumen 52, No.136. ISSN: 2390-0016 (En línea). Medellín, Colombia.</w:t>
+      </w:r>
+    </w:p>
+    <w:p>
+      <w:pPr>
         <w:rPr>
           <w:lang w:val="es-MX" w:eastAsia="es-CO"/>
         </w:rPr>
-        <w:t>, I. (2022). Revista de la Facultad de Derecho y Ciencias Políticas. Volumen 52, No.136. ISSN: 2390-0016 (En línea). Medellín, Colombia.</w:t>
-      </w:r>
-    </w:p>
-    <w:p>
-      <w:pPr>
-        <w:rPr>
-          <w:lang w:val="es-MX" w:eastAsia="es-CO"/>
-        </w:rPr>
-      </w:pPr>
-      <w:hyperlink r:id="rId17" w:history="1">
+      </w:pPr>
+      <w:hyperlink r:id="rId18" w:history="1">
         <w:r>
           <w:rPr>
             <w:rStyle w:val="Hipervnculo"/>
@@ -14192,15 +14309,7 @@
               <w:pStyle w:val="TextoTablas"/>
             </w:pPr>
             <w:r>
-              <w:t xml:space="preserve">Diana Rocío </w:t>
-            </w:r>
-            <w:proofErr w:type="spellStart"/>
-            <w:r>
-              <w:t>Possos</w:t>
-            </w:r>
-            <w:proofErr w:type="spellEnd"/>
-            <w:r>
-              <w:t xml:space="preserve"> Beltrán</w:t>
+              <w:t>Diana Rocío Possos Beltrán</w:t>
             </w:r>
           </w:p>
         </w:tc>
@@ -14285,15 +14394,7 @@
               <w:pStyle w:val="TextoTablas"/>
             </w:pPr>
             <w:r>
-              <w:t xml:space="preserve">Gloria Lida </w:t>
-            </w:r>
-            <w:proofErr w:type="spellStart"/>
-            <w:r>
-              <w:t>Alzate</w:t>
-            </w:r>
-            <w:proofErr w:type="spellEnd"/>
-            <w:r>
-              <w:t xml:space="preserve"> Suárez</w:t>
+              <w:t>Gloria Lida Alzate Suárez</w:t>
             </w:r>
           </w:p>
         </w:tc>
@@ -14380,13 +14481,8 @@
             <w:pPr>
               <w:pStyle w:val="TextoTablas"/>
             </w:pPr>
-            <w:proofErr w:type="spellStart"/>
             <w:r>
-              <w:t>Veimar</w:t>
-            </w:r>
-            <w:proofErr w:type="spellEnd"/>
-            <w:r>
-              <w:t xml:space="preserve"> Celis Meléndez</w:t>
+              <w:t>Veimar Celis Meléndez</w:t>
             </w:r>
           </w:p>
         </w:tc>
@@ -14443,13 +14539,8 @@
               <w:pStyle w:val="TextoTablas"/>
             </w:pPr>
             <w:r>
-              <w:t xml:space="preserve">Ernesto Navarro </w:t>
+              <w:t>Ernesto Navarro Jaimes</w:t>
             </w:r>
-            <w:proofErr w:type="spellStart"/>
-            <w:r>
-              <w:t>Jaimes</w:t>
-            </w:r>
-            <w:proofErr w:type="spellEnd"/>
           </w:p>
         </w:tc>
         <w:tc>
@@ -14585,8 +14676,8 @@
       </w:pPr>
     </w:p>
     <w:sectPr>
-      <w:headerReference w:type="default" r:id="rId18"/>
-      <w:footerReference w:type="default" r:id="rId19"/>
+      <w:headerReference w:type="default" r:id="rId19"/>
+      <w:footerReference w:type="default" r:id="rId20"/>
       <w:pgSz w:w="12240" w:h="15840"/>
       <w:pgMar w:top="1701" w:right="1134" w:bottom="1134" w:left="1134" w:header="709" w:footer="737" w:gutter="0"/>
       <w:pgNumType w:start="1"/>
@@ -23673,13 +23764,13 @@
 </file>
 
 <file path=customXml/itemProps2.xml><?xml version="1.0" encoding="utf-8"?>
-<ds:datastoreItem xmlns:ds="http://schemas.openxmlformats.org/officeDocument/2006/customXml" ds:itemID="{9D323674-1F67-4D19-A2F6-0E311DFCEF24}"/>
+<ds:datastoreItem xmlns:ds="http://schemas.openxmlformats.org/officeDocument/2006/customXml" ds:itemID="{82EAABCE-45AD-416A-B46F-CEBD29988044}"/>
 </file>
 
 <file path=customXml/itemProps3.xml><?xml version="1.0" encoding="utf-8"?>
-<ds:datastoreItem xmlns:ds="http://schemas.openxmlformats.org/officeDocument/2006/customXml" ds:itemID="{D2A3BFE9-8D5E-458F-B8DB-66D61C5A7254}"/>
+<ds:datastoreItem xmlns:ds="http://schemas.openxmlformats.org/officeDocument/2006/customXml" ds:itemID="{BDCB6AFC-6181-4203-80C7-716353E26B34}"/>
 </file>
 
 <file path=customXml/itemProps4.xml><?xml version="1.0" encoding="utf-8"?>
-<ds:datastoreItem xmlns:ds="http://schemas.openxmlformats.org/officeDocument/2006/customXml" ds:itemID="{A913A456-C29F-4C8B-A6C4-7A98457CBCDE}"/>
+<ds:datastoreItem xmlns:ds="http://schemas.openxmlformats.org/officeDocument/2006/customXml" ds:itemID="{00E15D1A-E401-4703-A2A6-8CB62E9CCEAB}"/>
 </file>
--- a/fuentes/CFA1_12210024_DU.docx
+++ b/fuentes/CFA1_12210024_DU.docx
@@ -3129,11 +3129,6 @@
         <w:rPr>
           <w:b/>
         </w:rPr>
-      </w:r>
-      <w:r>
-        <w:rPr>
-          <w:b/>
-        </w:rPr>
         <w:fldChar w:fldCharType="separate"/>
       </w:r>
       <w:r>
@@ -3196,7 +3191,7 @@
           </w:tcPr>
           <w:p>
             <w:r>
-              <w:t>En toda organización, tomar decisiones acertadas requiere información confiable. Esa información proviene de la medición sistemática del desempeño, una práctica que solo es posible cuando la empresa cuenta con una estructura administrativa sólida y objetivos claramente definidos por áreas.</w:t>
+              <w:t xml:space="preserve">En toda organización, tomar decisiones acertadas requiere información confiable. Esa información proviene de la medición sistemática del desempeño, una práctica que solo es posible cuando la empresa cuenta con una estructura administrativa sólida y objetivos claramente definidos por áreas. </w:t>
             </w:r>
           </w:p>
           <w:p>
@@ -3205,17 +3200,17 @@
             </w:r>
             <w:r>
               <w:lastRenderedPageBreak/>
-              <w:t>administración como pilar estratégico: sus funciones, tipos de empresas, y la relación entre gestión y resultados, elementos que permiten comprender cómo se estructura una organización para funcionar con eficiencia.</w:t>
+              <w:t xml:space="preserve">administración como pilar estratégico: sus funciones, tipos de empresas, y la relación entre gestión y resultados, elementos que permiten comprender cómo se estructura una organización para funcionar con eficiencia. </w:t>
             </w:r>
           </w:p>
           <w:p>
             <w:r>
-              <w:t>A partir de ese fundamento, se avanza hacia la planeación estratégica, es decir, el proceso mediante el cual la organización define su misión, visión y valores. Asimismo, se analiza el entorno a través de la Matriz FODA, una herramienta que permite identificar en qué es buena la organización, qué puede mejorar, qué oportunidades puede aprovechar y qué riesgos debe anticipar. Con ese diagnóstico, se establecen objetivos en tres niveles: estratégico, táctico y operativo. En consecuencia, la gestión por procesos actúa como el puente que conecta las actividades cotidianas con los propósitos de la empresa.</w:t>
+              <w:t xml:space="preserve">A partir de ese fundamento, se avanza hacia la planeación estratégica, es decir, el proceso mediante el cual la organización define su misión, visión y valores. Asimismo, se analiza el entorno a través de la Matriz FODA, una herramienta que permite identificar fortalezas, debilidades, oportunidades y amenazas. Con ese diagnóstico, se establecen objetivos en tres niveles: estratégico, táctico y operativo. En consecuencia, la gestión por procesos actúa como el puente que conecta las actividades cotidianas con los propósitos de la empresa. </w:t>
             </w:r>
           </w:p>
           <w:p>
             <w:r>
-              <w:t>Posteriormente, se presenta la clasificación y características de los indicadores de gestión, su importancia en la toma de decisiones y su papel como herramientas del control administrativo. También se desarrolla la metodología para diseñar indicadores y elaborar su ficha técnica, instrumento que garantiza la consistencia y trazabilidad de la medición.</w:t>
+              <w:t xml:space="preserve">Posteriormente, se presenta la clasificación y características de los indicadores de gestión, su importancia en la toma de decisiones y su papel como herramientas del control administrativo. También se desarrolla la metodología para diseñar indicadores y elaborar su ficha técnica, instrumento que garantiza la consistencia y trazabilidad de la medición. </w:t>
             </w:r>
           </w:p>
           <w:p>
@@ -3551,7 +3546,35 @@
         <w:rPr>
           <w:lang w:eastAsia="es-CO"/>
         </w:rPr>
-        <w:t>William Dill, William Starbuck, James Thompson, Paul Lawrence, Jay Lorsch y Tom Burns propusieron a la organización como un sistema abierto. Sostenían que la relación entre las condiciones del ambiente y las técnicas administrativas de la organización deben ser consideradas en conjunto, a fin de adaptar la estructura organizacional a los diversos imprevistos que debe afrontar en el entorno al que pertenece.</w:t>
+        <w:t xml:space="preserve">William </w:t>
+      </w:r>
+      <w:proofErr w:type="spellStart"/>
+      <w:r>
+        <w:rPr>
+          <w:lang w:eastAsia="es-CO"/>
+        </w:rPr>
+        <w:t>Dill</w:t>
+      </w:r>
+      <w:proofErr w:type="spellEnd"/>
+      <w:r>
+        <w:rPr>
+          <w:lang w:eastAsia="es-CO"/>
+        </w:rPr>
+        <w:t xml:space="preserve">, William </w:t>
+      </w:r>
+      <w:proofErr w:type="spellStart"/>
+      <w:r>
+        <w:rPr>
+          <w:lang w:eastAsia="es-CO"/>
+        </w:rPr>
+        <w:t>Starbuck</w:t>
+      </w:r>
+      <w:proofErr w:type="spellEnd"/>
+      <w:r>
+        <w:rPr>
+          <w:lang w:eastAsia="es-CO"/>
+        </w:rPr>
+        <w:t>, James Thompson, Paul Lawrence, Jay Lorsch y Tom Burns propusieron a la organización como un sistema abierto. Sostenían que la relación entre las condiciones del ambiente y las técnicas administrativas de la organización deben ser consideradas en conjunto, a fin de adaptar la estructura organizacional a los diversos imprevistos que debe afrontar en el entorno al que pertenece.</w:t>
       </w:r>
     </w:p>
     <w:p>
@@ -3652,7 +3675,21 @@
         <w:rPr>
           <w:lang w:eastAsia="es-CO"/>
         </w:rPr>
-        <w:t>La empresa es una organización económica y jurídica que desarrolla actividades de producción, distribución o prestación de bienes y servicios, con el fin de satisfacer las necesidades de un mercado mediante un beneficio o contraprestación (Tantalean, 2022). De acuerdo con el tipo de organización, dicho beneficio puede ser lucrativo o no lucrativo.</w:t>
+        <w:t>La empresa es una organización económica y jurídica que desarrolla actividades de producción, distribución o prestación de bienes y servicios, con el fin de satisfacer las necesidades de un mercado mediante un beneficio o contraprestación (</w:t>
+      </w:r>
+      <w:proofErr w:type="spellStart"/>
+      <w:r>
+        <w:rPr>
+          <w:lang w:eastAsia="es-CO"/>
+        </w:rPr>
+        <w:t>Tantalean</w:t>
+      </w:r>
+      <w:proofErr w:type="spellEnd"/>
+      <w:r>
+        <w:rPr>
+          <w:lang w:eastAsia="es-CO"/>
+        </w:rPr>
+        <w:t>, 2022). De acuerdo con el tipo de organización, dicho beneficio puede ser lucrativo o no lucrativo.</w:t>
       </w:r>
     </w:p>
     <w:p>
@@ -4687,13 +4724,7 @@
               <w:spacing w:before="0" w:after="0"/>
             </w:pPr>
             <w:r>
-              <w:t>Hombre</w:t>
-            </w:r>
-            <w:r>
-              <w:t>: B</w:t>
-            </w:r>
-            <w:r>
-              <w:t>ienvenidos a este nuevo episodio. Comprender la estructura del entorno empresarial en Colombia es la base para entender cómo funciona cada organización y la guía que necesitamos para realizar el análisis de manera precisa.</w:t>
+              <w:t>Hombre: Bienvenidos a este nuevo episodio. Comprender la estructura del entorno empresarial en Colombia es la base para entender cómo funciona cada organización y la guía que necesitamos para realizar el análisis de manera precisa.</w:t>
             </w:r>
           </w:p>
           <w:p>
@@ -4701,13 +4732,7 @@
               <w:spacing w:before="0" w:after="0"/>
             </w:pPr>
             <w:r>
-              <w:t>Hombre</w:t>
-            </w:r>
-            <w:r>
-              <w:t>: p</w:t>
-            </w:r>
-            <w:r>
-              <w:t>ara lograr esa precisión, debemos analizar cada organización bajo cinco categorías principales: su tamaño, su actividad económica, el ámbito donde opera, su naturaleza jurídica y el origen de su capital.</w:t>
+              <w:t>Hombre: para lograr esa precisión, debemos analizar cada organización bajo cinco categorías principales: su tamaño, su actividad económica, el ámbito donde opera, su naturaleza jurídica y el origen de su capital.</w:t>
             </w:r>
           </w:p>
           <w:p>
@@ -4715,13 +4740,7 @@
               <w:spacing w:before="0" w:after="0"/>
             </w:pPr>
             <w:r>
-              <w:t>Hombre</w:t>
-            </w:r>
-            <w:r>
-              <w:t>: e</w:t>
-            </w:r>
-            <w:r>
-              <w:t xml:space="preserve">mpecemos por el tamaño. Aunque el Decreto 957 de 2019 prioriza los ingresos en Unidades de Valor Tributario, UVT, el número de trabajadores sigue </w:t>
+              <w:t xml:space="preserve">Hombre: empecemos por el tamaño. Aunque el Decreto 957 de 2019 prioriza los ingresos en Unidades de Valor Tributario, UVT, el número de trabajadores sigue </w:t>
             </w:r>
             <w:r>
               <w:lastRenderedPageBreak/>
@@ -4733,13 +4752,7 @@
               <w:spacing w:before="0" w:after="0"/>
             </w:pPr>
             <w:r>
-              <w:t>Hombre</w:t>
-            </w:r>
-            <w:r>
-              <w:t>: e</w:t>
-            </w:r>
-            <w:r>
-              <w:t>stos rangos varían si la empresa es de manufactura, servicios o comercio, clasificándolas en micro, pequeñas, medianas o grandes empresas.</w:t>
+              <w:t>Hombre: estos rangos varían si la empresa es de manufactura, servicios o comercio, clasificándolas en micro, pequeñas, medianas o grandes empresas.</w:t>
             </w:r>
           </w:p>
           <w:p>
@@ -4747,13 +4760,7 @@
               <w:spacing w:before="0" w:after="0"/>
             </w:pPr>
             <w:r>
-              <w:t>Hombre</w:t>
-            </w:r>
-            <w:r>
-              <w:t>: e</w:t>
-            </w:r>
-            <w:r>
-              <w:t>l segundo eje es la actividad económica. Aquí las agrupamos en cuatro sectores: el primario de recursos naturales, el secundario de transformación, el terciario de servicios y el cuaternario, enfocado en tecnología e innovación.</w:t>
+              <w:t>Hombre: el segundo eje es la actividad económica. Aquí las agrupamos en cuatro sectores: el primario de recursos naturales, el secundario de transformación, el terciario de servicios y el cuaternario, enfocado en tecnología e innovación.</w:t>
             </w:r>
           </w:p>
           <w:p>
@@ -4761,13 +4768,7 @@
               <w:spacing w:before="0" w:after="0"/>
             </w:pPr>
             <w:r>
-              <w:t>Hombre</w:t>
-            </w:r>
-            <w:r>
-              <w:t>: t</w:t>
-            </w:r>
-            <w:r>
-              <w:t>ambién debemos evaluar el ámbito de actuación o su radio de operación. Pueden ser locales, nacionales o multinacionales con casa matriz en el exterior.</w:t>
+              <w:t>Hombre: también debemos evaluar el ámbito de actuación o su radio de operación. Pueden ser locales, nacionales o multinacionales con casa matriz en el exterior.</w:t>
             </w:r>
           </w:p>
           <w:p>
@@ -4775,13 +4776,7 @@
               <w:spacing w:before="0" w:after="0"/>
             </w:pPr>
             <w:r>
-              <w:t>Hombre</w:t>
-            </w:r>
-            <w:r>
-              <w:t>: l</w:t>
-            </w:r>
-            <w:r>
-              <w:t>a naturaleza jurídica inicia con la Persona Natural, un modelo común en actividades de pequeña escala como una consultoría independiente o un taller artesanal. En contraste, las sociedades mercantiles en Colombia tienen a la SAS como gran protagonista con el 54 % de los registros.</w:t>
+              <w:t>Hombre: la naturaleza jurídica inicia con la Persona Natural, un modelo común en actividades de pequeña escala como una consultoría independiente o un taller artesanal. En contraste, las sociedades mercantiles en Colombia tienen a la SAS como gran protagonista con el 54 % de los registros.</w:t>
             </w:r>
           </w:p>
           <w:p>
@@ -4789,13 +4784,7 @@
               <w:spacing w:before="0" w:after="0"/>
             </w:pPr>
             <w:r>
-              <w:t>Hombre</w:t>
-            </w:r>
-            <w:r>
-              <w:t>: e</w:t>
-            </w:r>
-            <w:r>
-              <w:t>n este punto también identificamos a las Sociedades Anónimas, Limitadas, Cooperativas y las ESAL, cuyo objetivo principal es el beneficio social antes que el lucro.</w:t>
+              <w:t>Hombre: en este punto también identificamos a las Sociedades Anónimas, Limitadas, Cooperativas y las ESAL, cuyo objetivo principal es el beneficio social antes que el lucro.</w:t>
             </w:r>
           </w:p>
           <w:p>
@@ -4803,13 +4792,7 @@
               <w:spacing w:before="0" w:after="0"/>
             </w:pPr>
             <w:r>
-              <w:t>Hombre</w:t>
-            </w:r>
-            <w:r>
-              <w:t>: f</w:t>
-            </w:r>
-            <w:r>
-              <w:t>inalmente, analizamos el origen del capital. Las empresas pueden ser públicas si pertenecen al Estado, privadas si son de particulares, o mixtas cuando combinan ambos aportes.</w:t>
+              <w:t>Hombre: finalmente, analizamos el origen del capital. Las empresas pueden ser públicas si pertenecen al Estado, privadas si son de particulares, o mixtas cuando combinan ambos aportes.</w:t>
             </w:r>
           </w:p>
           <w:p>
@@ -4817,13 +4800,7 @@
               <w:spacing w:before="0" w:after="0"/>
             </w:pPr>
             <w:r>
-              <w:t>Hombre</w:t>
-            </w:r>
-            <w:r>
-              <w:t>: i</w:t>
-            </w:r>
-            <w:r>
-              <w:t>dentificar correctamente estos cinco factores es lo que nos permite realizar un diagnóstico empresarial riguroso y adaptado a la realidad de cada organización.</w:t>
+              <w:t>Hombre: identificar correctamente estos cinco factores es lo que nos permite realizar un diagnóstico empresarial riguroso y adaptado a la realidad de cada organización.</w:t>
             </w:r>
           </w:p>
           <w:p>
@@ -4832,13 +4809,7 @@
             </w:pPr>
             <w:r>
               <w:lastRenderedPageBreak/>
-              <w:t>Hombre</w:t>
-            </w:r>
-            <w:r>
-              <w:t>: l</w:t>
-            </w:r>
-            <w:r>
-              <w:t>legamos al final de nuestro ejercicio de análisis por el día de hoy. Gracias por su compañía. ¡Nos reencontramos muy pronto!</w:t>
+              <w:t>Hombre: llegamos al final de nuestro ejercicio de análisis por el día de hoy. Gracias por su compañía. ¡Nos reencontramos muy pronto!</w:t>
             </w:r>
           </w:p>
           <w:p>
@@ -5640,7 +5611,21 @@
         <w:rPr>
           <w:lang w:eastAsia="es-CO"/>
         </w:rPr>
-        <w:t>Fuente: Bancoldex (s.f.)</w:t>
+        <w:t xml:space="preserve">Fuente: </w:t>
+      </w:r>
+      <w:proofErr w:type="spellStart"/>
+      <w:r>
+        <w:rPr>
+          <w:lang w:eastAsia="es-CO"/>
+        </w:rPr>
+        <w:t>Bancoldex</w:t>
+      </w:r>
+      <w:proofErr w:type="spellEnd"/>
+      <w:r>
+        <w:rPr>
+          <w:lang w:eastAsia="es-CO"/>
+        </w:rPr>
+        <w:t xml:space="preserve"> (s.f.)</w:t>
       </w:r>
     </w:p>
     <w:p>
@@ -5670,20 +5655,76 @@
         <w:rPr>
           <w:lang w:eastAsia="es-CO"/>
         </w:rPr>
-        <w:t>La administración y la Gestión por Resultados, conocida como GpR, son dos enfoques complementarios dentro de la gestión organizacional. La administración organiza los recursos, define procesos y estructura la forma en que opera una empresa. La GpR, por su parte, toma esa base y la orienta hacia un propósito concreto: lograr objetivos estratégicos medibles que generen valor real para la organización. En otras palabras, la administración define el cómo y la GpR responde al para qué.</w:t>
-      </w:r>
-    </w:p>
-    <w:p>
-      <w:pPr>
-        <w:rPr>
-          <w:lang w:eastAsia="es-CO"/>
-        </w:rPr>
-      </w:pPr>
-      <w:r>
-        <w:rPr>
-          <w:lang w:eastAsia="es-CO"/>
-        </w:rPr>
-        <w:t xml:space="preserve">La GpR es un modelo moderno que prioriza el logro de objetivos estratégicos, la eficiencia y la generación de valor para la organización y la ciudadanía. Para ello, incorpora herramientas como la planificación estratégica, el presupuesto por resultados y el monitoreo y evaluación continua, orientando los esfuerzos organizacionales hacia el impacto final deseado. Reconocer esta relación es fundamental para comprender </w:t>
+        <w:t xml:space="preserve">La administración y la Gestión por Resultados, conocida como </w:t>
+      </w:r>
+      <w:proofErr w:type="spellStart"/>
+      <w:r>
+        <w:rPr>
+          <w:lang w:eastAsia="es-CO"/>
+        </w:rPr>
+        <w:t>GpR</w:t>
+      </w:r>
+      <w:proofErr w:type="spellEnd"/>
+      <w:r>
+        <w:rPr>
+          <w:lang w:eastAsia="es-CO"/>
+        </w:rPr>
+        <w:t xml:space="preserve">, son dos enfoques complementarios dentro de la gestión organizacional. La administración organiza los recursos, define procesos y estructura la forma en que opera una empresa. La </w:t>
+      </w:r>
+      <w:proofErr w:type="spellStart"/>
+      <w:r>
+        <w:rPr>
+          <w:lang w:eastAsia="es-CO"/>
+        </w:rPr>
+        <w:t>GpR</w:t>
+      </w:r>
+      <w:proofErr w:type="spellEnd"/>
+      <w:r>
+        <w:rPr>
+          <w:lang w:eastAsia="es-CO"/>
+        </w:rPr>
+        <w:t xml:space="preserve">, por su parte, toma esa base y la orienta hacia un propósito concreto: lograr objetivos estratégicos medibles que generen valor real para la organización. En otras palabras, la administración define el cómo y la </w:t>
+      </w:r>
+      <w:proofErr w:type="spellStart"/>
+      <w:r>
+        <w:rPr>
+          <w:lang w:eastAsia="es-CO"/>
+        </w:rPr>
+        <w:t>GpR</w:t>
+      </w:r>
+      <w:proofErr w:type="spellEnd"/>
+      <w:r>
+        <w:rPr>
+          <w:lang w:eastAsia="es-CO"/>
+        </w:rPr>
+        <w:t xml:space="preserve"> responde al para qué.</w:t>
+      </w:r>
+    </w:p>
+    <w:p>
+      <w:pPr>
+        <w:rPr>
+          <w:lang w:eastAsia="es-CO"/>
+        </w:rPr>
+      </w:pPr>
+      <w:r>
+        <w:rPr>
+          <w:lang w:eastAsia="es-CO"/>
+        </w:rPr>
+        <w:t xml:space="preserve">La </w:t>
+      </w:r>
+      <w:proofErr w:type="spellStart"/>
+      <w:r>
+        <w:rPr>
+          <w:lang w:eastAsia="es-CO"/>
+        </w:rPr>
+        <w:t>GpR</w:t>
+      </w:r>
+      <w:proofErr w:type="spellEnd"/>
+      <w:r>
+        <w:rPr>
+          <w:lang w:eastAsia="es-CO"/>
+        </w:rPr>
+        <w:t xml:space="preserve"> es un modelo moderno que prioriza el logro de objetivos estratégicos, la eficiencia y la generación de valor para la organización y la ciudadanía. Para ello, incorpora herramientas como la planificación estratégica, el presupuesto por resultados y el monitoreo y evaluación continua, orientando los esfuerzos organizacionales hacia el impacto final deseado. Reconocer esta relación es fundamental para comprender </w:t>
       </w:r>
       <w:r>
         <w:rPr>
@@ -5738,7 +5779,21 @@
         <w:rPr>
           <w:lang w:eastAsia="es-CO"/>
         </w:rPr>
-        <w:t>La administración gestiona recursos y tareas orientadas a la operación. La GpR gestiona el desempeño y el impacto organizacional para el logro de los objetivos estratégicos.</w:t>
+        <w:t xml:space="preserve">La administración gestiona recursos y tareas orientadas a la operación. La </w:t>
+      </w:r>
+      <w:proofErr w:type="spellStart"/>
+      <w:r>
+        <w:rPr>
+          <w:lang w:eastAsia="es-CO"/>
+        </w:rPr>
+        <w:t>GpR</w:t>
+      </w:r>
+      <w:proofErr w:type="spellEnd"/>
+      <w:r>
+        <w:rPr>
+          <w:lang w:eastAsia="es-CO"/>
+        </w:rPr>
+        <w:t xml:space="preserve"> gestiona el desempeño y el impacto organizacional para el logro de los objetivos estratégicos.</w:t>
       </w:r>
     </w:p>
     <w:p>
@@ -5773,7 +5828,21 @@
         <w:rPr>
           <w:lang w:eastAsia="es-CO"/>
         </w:rPr>
-        <w:t>La administración busca eficiencia operativa en los procesos. La GpR busca generar resultados de valor para la organización y la ciudadanía.</w:t>
+        <w:t xml:space="preserve">La administración busca eficiencia operativa en los procesos. La </w:t>
+      </w:r>
+      <w:proofErr w:type="spellStart"/>
+      <w:r>
+        <w:rPr>
+          <w:lang w:eastAsia="es-CO"/>
+        </w:rPr>
+        <w:t>GpR</w:t>
+      </w:r>
+      <w:proofErr w:type="spellEnd"/>
+      <w:r>
+        <w:rPr>
+          <w:lang w:eastAsia="es-CO"/>
+        </w:rPr>
+        <w:t xml:space="preserve"> busca generar resultados de valor para la organización y la ciudadanía.</w:t>
       </w:r>
     </w:p>
     <w:p>
@@ -5808,7 +5877,21 @@
         <w:rPr>
           <w:lang w:eastAsia="es-CO"/>
         </w:rPr>
-        <w:t>La GpR transforma la administración tradicional al incorporar planificación estratégica, presupuesto por resultados y monitoreo y evaluación continua de la gestión</w:t>
+        <w:t xml:space="preserve">La </w:t>
+      </w:r>
+      <w:proofErr w:type="spellStart"/>
+      <w:r>
+        <w:rPr>
+          <w:lang w:eastAsia="es-CO"/>
+        </w:rPr>
+        <w:t>GpR</w:t>
+      </w:r>
+      <w:proofErr w:type="spellEnd"/>
+      <w:r>
+        <w:rPr>
+          <w:lang w:eastAsia="es-CO"/>
+        </w:rPr>
+        <w:t xml:space="preserve"> transforma la administración tradicional al incorporar planificación estratégica, presupuesto por resultados y monitoreo y evaluación continua de la gestión</w:t>
       </w:r>
       <w:r>
         <w:rPr>
@@ -6570,11 +6653,31 @@
     </w:p>
     <w:p>
       <w:pPr>
+        <w:rPr>
+          <w:lang w:eastAsia="es-CO"/>
+        </w:rPr>
+      </w:pPr>
+      <w:r>
+        <w:rPr>
+          <w:lang w:eastAsia="es-CO"/>
+        </w:rPr>
+        <w:lastRenderedPageBreak/>
+        <w:t xml:space="preserve">En consecuencia, la participación activa de todos los colaboradores es fundamental, puesto que son ellos quienes, de manera conjunta, determinan los objetivos, las estrategias, las tácticas y los recursos requeridos para alcanzar la proyección estratégica definida por la organización. </w:t>
+      </w:r>
+    </w:p>
+    <w:p>
+      <w:pPr>
+        <w:rPr>
+          <w:lang w:eastAsia="es-CO"/>
+        </w:rPr>
+      </w:pPr>
+    </w:p>
+    <w:p>
+      <w:pPr>
         <w:pStyle w:val="Ttulo2"/>
       </w:pPr>
       <w:bookmarkStart w:id="18" w:name="_Toc225526681"/>
       <w:r>
-        <w:lastRenderedPageBreak/>
         <w:t>Análisis del entorno FODA</w:t>
       </w:r>
       <w:bookmarkEnd w:id="18"/>
@@ -8747,6 +8850,15 @@
     </w:p>
     <w:p>
       <w:pPr>
+        <w:pStyle w:val="Prrafodelista"/>
+        <w:ind w:left="1429" w:firstLine="0"/>
+        <w:rPr>
+          <w:lang w:eastAsia="es-CO"/>
+        </w:rPr>
+      </w:pPr>
+    </w:p>
+    <w:p>
+      <w:pPr>
         <w:rPr>
           <w:b/>
           <w:bCs/>
@@ -8804,6 +8916,7 @@
           <w:bCs/>
           <w:lang w:eastAsia="es-CO"/>
         </w:rPr>
+        <w:lastRenderedPageBreak/>
         <w:t>Orientación al cliente</w:t>
       </w:r>
       <w:r>
@@ -8830,7 +8943,6 @@
           <w:bCs/>
           <w:lang w:eastAsia="es-CO"/>
         </w:rPr>
-        <w:lastRenderedPageBreak/>
         <w:t>Transversalidad</w:t>
       </w:r>
       <w:r>
@@ -9093,21 +9205,6 @@
           <w:lang w:eastAsia="es-CO"/>
         </w:rPr>
         <w:t>Gestión presupuestal, entre otros.</w:t>
-      </w:r>
-    </w:p>
-    <w:p>
-      <w:pPr>
-        <w:spacing w:before="0" w:after="0" w:line="240" w:lineRule="auto"/>
-        <w:ind w:firstLine="0"/>
-        <w:rPr>
-          <w:lang w:eastAsia="es-CO"/>
-        </w:rPr>
-      </w:pPr>
-      <w:r>
-        <w:rPr>
-          <w:lang w:eastAsia="es-CO"/>
-        </w:rPr>
-        <w:br w:type="page"/>
       </w:r>
     </w:p>
     <w:p>
@@ -10202,7 +10299,21 @@
         <w:rPr>
           <w:lang w:eastAsia="es-CO"/>
         </w:rPr>
-        <w:t>La implementación de indicadores, conocidos como KPI (Key Performance Indicator, por sus siglas en inglés), permite medir el desempeño real frente a los objetivos, facilitando la toma de decisiones basada en datos, la mejora continua de los procesos y el alineamiento estratégico de la organización. Entre sus beneficios principales se destacan la optimización de recursos, la mayor transparencia en la gestión, la detección temprana de problemas y el fomento de una cultura de eficiencia organizacional. A continuación, se presentan los principales beneficios de su implementación:</w:t>
+        <w:t xml:space="preserve">La implementación de indicadores, conocidos como KPI (Key Performance </w:t>
+      </w:r>
+      <w:proofErr w:type="spellStart"/>
+      <w:r>
+        <w:rPr>
+          <w:lang w:eastAsia="es-CO"/>
+        </w:rPr>
+        <w:t>Indicator</w:t>
+      </w:r>
+      <w:proofErr w:type="spellEnd"/>
+      <w:r>
+        <w:rPr>
+          <w:lang w:eastAsia="es-CO"/>
+        </w:rPr>
+        <w:t>, por sus siglas en inglés), permite medir el desempeño real frente a los objetivos, facilitando la toma de decisiones basada en datos, la mejora continua de los procesos y el alineamiento estratégico de la organización. Entre sus beneficios principales se destacan la optimización de recursos, la mayor transparencia en la gestión, la detección temprana de problemas y el fomento de una cultura de eficiencia organizacional. A continuación, se presentan los principales beneficios de su implementación:</w:t>
       </w:r>
     </w:p>
     <w:p>
@@ -11297,8 +11408,18 @@
           <w:bCs/>
           <w:lang w:eastAsia="es-CO"/>
         </w:rPr>
-        <w:t>Controles preventivo o precontrol</w:t>
-      </w:r>
+        <w:t xml:space="preserve">Controles preventivo o </w:t>
+      </w:r>
+      <w:proofErr w:type="spellStart"/>
+      <w:r>
+        <w:rPr>
+          <w:b/>
+          <w:bCs/>
+          <w:lang w:eastAsia="es-CO"/>
+        </w:rPr>
+        <w:t>precontrol</w:t>
+      </w:r>
+      <w:proofErr w:type="spellEnd"/>
     </w:p>
     <w:p>
       <w:pPr>
@@ -12053,8 +12174,13 @@
         <w:pStyle w:val="Ttulo2"/>
       </w:pPr>
       <w:bookmarkStart w:id="36" w:name="_Toc225526695"/>
-      <w:r>
-        <w:t>Relación indicador – objetivo</w:t>
+      <w:proofErr w:type="gramStart"/>
+      <w:r>
+        <w:t>Relación indicador</w:t>
+      </w:r>
+      <w:proofErr w:type="gramEnd"/>
+      <w:r>
+        <w:t xml:space="preserve"> – objetivo</w:t>
       </w:r>
       <w:bookmarkEnd w:id="36"/>
     </w:p>
@@ -13869,7 +13995,23 @@
           <w:bCs/>
           <w:lang w:eastAsia="es-CO"/>
         </w:rPr>
-        <w:t>es el plan integral a largo plazo que define cómo una empresa alcanzará sus objetivos, alineando sus recursos, procesos y personas para generar una ventaja competitiva.</w:t>
+        <w:t xml:space="preserve">es el plan integral a largo plazo que define </w:t>
+      </w:r>
+      <w:proofErr w:type="spellStart"/>
+      <w:r>
+        <w:rPr>
+          <w:bCs/>
+          <w:lang w:eastAsia="es-CO"/>
+        </w:rPr>
+        <w:t>cómo</w:t>
+      </w:r>
+      <w:proofErr w:type="spellEnd"/>
+      <w:r>
+        <w:rPr>
+          <w:bCs/>
+          <w:lang w:eastAsia="es-CO"/>
+        </w:rPr>
+        <w:t xml:space="preserve"> una empresa alcanzará sus objetivos, alineando sus recursos, procesos y personas para generar una ventaja competitiva.</w:t>
       </w:r>
     </w:p>
     <w:p>
@@ -14014,11 +14156,19 @@
           <w:lang w:val="es-MX" w:eastAsia="es-CO"/>
         </w:rPr>
       </w:pPr>
+      <w:proofErr w:type="spellStart"/>
       <w:r>
         <w:rPr>
           <w:lang w:val="es-MX" w:eastAsia="es-CO"/>
         </w:rPr>
-        <w:t xml:space="preserve">Bancoldex (s.f.). Quienes somos – Clasificación de las empresas en Colombia. </w:t>
+        <w:t>Bancoldex</w:t>
+      </w:r>
+      <w:proofErr w:type="spellEnd"/>
+      <w:r>
+        <w:rPr>
+          <w:lang w:val="es-MX" w:eastAsia="es-CO"/>
+        </w:rPr>
+        <w:t xml:space="preserve"> (s.f.). Quienes somos – Clasificación de las empresas en Colombia. </w:t>
       </w:r>
       <w:hyperlink r:id="rId16" w:history="1">
         <w:r>
@@ -14059,7 +14209,35 @@
         <w:rPr>
           <w:lang w:val="es-MX" w:eastAsia="es-CO"/>
         </w:rPr>
-        <w:t xml:space="preserve">Núñez, D. Froilan, E. Zevallos, L. Chávez, J. Castañeda, M. &amp; Engracio, J. (2025). Procesos administrativos y la gestión por resultados en educación superior. Revista InveCom, 5(4), e504085. </w:t>
+        <w:t xml:space="preserve">Núñez, D. </w:t>
+      </w:r>
+      <w:proofErr w:type="spellStart"/>
+      <w:r>
+        <w:rPr>
+          <w:lang w:val="es-MX" w:eastAsia="es-CO"/>
+        </w:rPr>
+        <w:t>Froilan</w:t>
+      </w:r>
+      <w:proofErr w:type="spellEnd"/>
+      <w:r>
+        <w:rPr>
+          <w:lang w:val="es-MX" w:eastAsia="es-CO"/>
+        </w:rPr>
+        <w:t xml:space="preserve">, E. Zevallos, L. Chávez, J. Castañeda, M. &amp; Engracio, J. (2025). Procesos administrativos y la gestión por resultados en educación superior. Revista </w:t>
+      </w:r>
+      <w:proofErr w:type="spellStart"/>
+      <w:r>
+        <w:rPr>
+          <w:lang w:val="es-MX" w:eastAsia="es-CO"/>
+        </w:rPr>
+        <w:t>InveCom</w:t>
+      </w:r>
+      <w:proofErr w:type="spellEnd"/>
+      <w:r>
+        <w:rPr>
+          <w:lang w:val="es-MX" w:eastAsia="es-CO"/>
+        </w:rPr>
+        <w:t xml:space="preserve">, 5(4), e504085. </w:t>
       </w:r>
       <w:hyperlink r:id="rId17" w:history="1">
         <w:r>
@@ -14096,11 +14274,19 @@
           <w:lang w:val="es-MX" w:eastAsia="es-CO"/>
         </w:rPr>
       </w:pPr>
+      <w:proofErr w:type="spellStart"/>
       <w:r>
         <w:rPr>
           <w:lang w:val="es-MX" w:eastAsia="es-CO"/>
         </w:rPr>
-        <w:t>Tantalean, I. (2022). Revista de la Facultad de Derecho y Ciencias Políticas. Volumen 52, No.136. ISSN: 2390-0016 (En línea). Medellín, Colombia.</w:t>
+        <w:t>Tantalean</w:t>
+      </w:r>
+      <w:proofErr w:type="spellEnd"/>
+      <w:r>
+        <w:rPr>
+          <w:lang w:val="es-MX" w:eastAsia="es-CO"/>
+        </w:rPr>
+        <w:t>, I. (2022). Revista de la Facultad de Derecho y Ciencias Políticas. Volumen 52, No.136. ISSN: 2390-0016 (En línea). Medellín, Colombia.</w:t>
       </w:r>
     </w:p>
     <w:p>
@@ -14309,7 +14495,15 @@
               <w:pStyle w:val="TextoTablas"/>
             </w:pPr>
             <w:r>
-              <w:t>Diana Rocío Possos Beltrán</w:t>
+              <w:t xml:space="preserve">Diana Rocío </w:t>
+            </w:r>
+            <w:proofErr w:type="spellStart"/>
+            <w:r>
+              <w:t>Possos</w:t>
+            </w:r>
+            <w:proofErr w:type="spellEnd"/>
+            <w:r>
+              <w:t xml:space="preserve"> Beltrán</w:t>
             </w:r>
           </w:p>
         </w:tc>
@@ -14394,7 +14588,15 @@
               <w:pStyle w:val="TextoTablas"/>
             </w:pPr>
             <w:r>
-              <w:t>Gloria Lida Alzate Suárez</w:t>
+              <w:t xml:space="preserve">Gloria Lida </w:t>
+            </w:r>
+            <w:proofErr w:type="spellStart"/>
+            <w:r>
+              <w:t>Alzate</w:t>
+            </w:r>
+            <w:proofErr w:type="spellEnd"/>
+            <w:r>
+              <w:t xml:space="preserve"> Suárez</w:t>
             </w:r>
           </w:p>
         </w:tc>
@@ -14481,8 +14683,13 @@
             <w:pPr>
               <w:pStyle w:val="TextoTablas"/>
             </w:pPr>
+            <w:proofErr w:type="spellStart"/>
             <w:r>
-              <w:t>Veimar Celis Meléndez</w:t>
+              <w:t>Veimar</w:t>
+            </w:r>
+            <w:proofErr w:type="spellEnd"/>
+            <w:r>
+              <w:t xml:space="preserve"> Celis Meléndez</w:t>
             </w:r>
           </w:p>
         </w:tc>
@@ -14539,8 +14746,13 @@
               <w:pStyle w:val="TextoTablas"/>
             </w:pPr>
             <w:r>
-              <w:t>Ernesto Navarro Jaimes</w:t>
+              <w:t xml:space="preserve">Ernesto Navarro </w:t>
             </w:r>
+            <w:proofErr w:type="spellStart"/>
+            <w:r>
+              <w:t>Jaimes</w:t>
+            </w:r>
+            <w:proofErr w:type="spellEnd"/>
           </w:p>
         </w:tc>
         <w:tc>
@@ -23764,13 +23976,13 @@
 </file>
 
 <file path=customXml/itemProps2.xml><?xml version="1.0" encoding="utf-8"?>
-<ds:datastoreItem xmlns:ds="http://schemas.openxmlformats.org/officeDocument/2006/customXml" ds:itemID="{82EAABCE-45AD-416A-B46F-CEBD29988044}"/>
+<ds:datastoreItem xmlns:ds="http://schemas.openxmlformats.org/officeDocument/2006/customXml" ds:itemID="{E08939D4-6581-4524-84CD-66573E77D2A0}"/>
 </file>
 
 <file path=customXml/itemProps3.xml><?xml version="1.0" encoding="utf-8"?>
-<ds:datastoreItem xmlns:ds="http://schemas.openxmlformats.org/officeDocument/2006/customXml" ds:itemID="{BDCB6AFC-6181-4203-80C7-716353E26B34}"/>
+<ds:datastoreItem xmlns:ds="http://schemas.openxmlformats.org/officeDocument/2006/customXml" ds:itemID="{34B6036D-FAAB-4291-9B3A-E6CC80A3FCB1}"/>
 </file>
 
 <file path=customXml/itemProps4.xml><?xml version="1.0" encoding="utf-8"?>
-<ds:datastoreItem xmlns:ds="http://schemas.openxmlformats.org/officeDocument/2006/customXml" ds:itemID="{00E15D1A-E401-4703-A2A6-8CB62E9CCEAB}"/>
+<ds:datastoreItem xmlns:ds="http://schemas.openxmlformats.org/officeDocument/2006/customXml" ds:itemID="{12F987FE-7E03-4B77-9458-EDE92727AFE8}"/>
 </file>
--- a/fuentes/CFA1_12210024_DU.docx
+++ b/fuentes/CFA1_12210024_DU.docx
@@ -1,6 +1,6 @@
 
 <file path=word/document.xml><?xml version="1.0" encoding="utf-8"?>
-<w:document xmlns:wpc="http://schemas.microsoft.com/office/word/2010/wordprocessingCanvas" xmlns:cx="http://schemas.microsoft.com/office/drawing/2014/chartex" xmlns:cx1="http://schemas.microsoft.com/office/drawing/2015/9/8/chartex" xmlns:cx2="http://schemas.microsoft.com/office/drawing/2015/10/21/chartex" xmlns:cx3="http://schemas.microsoft.com/office/drawing/2016/5/9/chartex" xmlns:cx4="http://schemas.microsoft.com/office/drawing/2016/5/10/chartex" xmlns:cx5="http://schemas.microsoft.com/office/drawing/2016/5/11/chartex" xmlns:cx6="http://schemas.microsoft.com/office/drawing/2016/5/12/chartex" xmlns:cx7="http://schemas.microsoft.com/office/drawing/2016/5/13/chartex" xmlns:cx8="http://schemas.microsoft.com/office/drawing/2016/5/14/chartex" xmlns:mc="http://schemas.openxmlformats.org/markup-compatibility/2006" xmlns:aink="http://schemas.microsoft.com/office/drawing/2016/ink" xmlns:am3d="http://schemas.microsoft.com/office/drawing/2017/model3d" xmlns:o="urn:schemas-microsoft-com:office:office" xmlns:r="http://schemas.openxmlformats.org/officeDocument/2006/relationships" xmlns:m="http://schemas.openxmlformats.org/officeDocument/2006/math" xmlns:v="urn:schemas-microsoft-com:vml" xmlns:wp14="http://schemas.microsoft.com/office/word/2010/wordprocessingDrawing" xmlns:wp="http://schemas.openxmlformats.org/drawingml/2006/wordprocessingDrawing" xmlns:w10="urn:schemas-microsoft-com:office:word" xmlns:w="http://schemas.openxmlformats.org/wordprocessingml/2006/main" xmlns:w14="http://schemas.microsoft.com/office/word/2010/wordml" xmlns:w15="http://schemas.microsoft.com/office/word/2012/wordml" xmlns:w16cex="http://schemas.microsoft.com/office/word/2018/wordml/cex" xmlns:w16cid="http://schemas.microsoft.com/office/word/2016/wordml/cid" xmlns:w16="http://schemas.microsoft.com/office/word/2018/wordml" xmlns:w16se="http://schemas.microsoft.com/office/word/2015/wordml/symex" xmlns:wpg="http://schemas.microsoft.com/office/word/2010/wordprocessingGroup" xmlns:wpi="http://schemas.microsoft.com/office/word/2010/wordprocessingInk" xmlns:wne="http://schemas.microsoft.com/office/word/2006/wordml" xmlns:wps="http://schemas.microsoft.com/office/word/2010/wordprocessingShape" mc:Ignorable="w14 w15 w16se w16cid w16 w16cex wp14">
+<w:document xmlns:wpc="http://schemas.microsoft.com/office/word/2010/wordprocessingCanvas" xmlns:cx="http://schemas.microsoft.com/office/drawing/2014/chartex" xmlns:cx1="http://schemas.microsoft.com/office/drawing/2015/9/8/chartex" xmlns:cx2="http://schemas.microsoft.com/office/drawing/2015/10/21/chartex" xmlns:cx3="http://schemas.microsoft.com/office/drawing/2016/5/9/chartex" xmlns:cx4="http://schemas.microsoft.com/office/drawing/2016/5/10/chartex" xmlns:cx5="http://schemas.microsoft.com/office/drawing/2016/5/11/chartex" xmlns:cx6="http://schemas.microsoft.com/office/drawing/2016/5/12/chartex" xmlns:cx7="http://schemas.microsoft.com/office/drawing/2016/5/13/chartex" xmlns:cx8="http://schemas.microsoft.com/office/drawing/2016/5/14/chartex" xmlns:mc="http://schemas.openxmlformats.org/markup-compatibility/2006" xmlns:aink="http://schemas.microsoft.com/office/drawing/2016/ink" xmlns:am3d="http://schemas.microsoft.com/office/drawing/2017/model3d" xmlns:o="urn:schemas-microsoft-com:office:office" xmlns:oel="http://schemas.microsoft.com/office/2019/extlst" xmlns:r="http://schemas.openxmlformats.org/officeDocument/2006/relationships" xmlns:m="http://schemas.openxmlformats.org/officeDocument/2006/math" xmlns:v="urn:schemas-microsoft-com:vml" xmlns:wp14="http://schemas.microsoft.com/office/word/2010/wordprocessingDrawing" xmlns:wp="http://schemas.openxmlformats.org/drawingml/2006/wordprocessingDrawing" xmlns:w10="urn:schemas-microsoft-com:office:word" xmlns:w="http://schemas.openxmlformats.org/wordprocessingml/2006/main" xmlns:w14="http://schemas.microsoft.com/office/word/2010/wordml" xmlns:w15="http://schemas.microsoft.com/office/word/2012/wordml" xmlns:w16cex="http://schemas.microsoft.com/office/word/2018/wordml/cex" xmlns:w16cid="http://schemas.microsoft.com/office/word/2016/wordml/cid" xmlns:w16="http://schemas.microsoft.com/office/word/2018/wordml" xmlns:w16du="http://schemas.microsoft.com/office/word/2023/wordml/word16du" xmlns:w16sdtdh="http://schemas.microsoft.com/office/word/2020/wordml/sdtdatahash" xmlns:w16sdtfl="http://schemas.microsoft.com/office/word/2024/wordml/sdtformatlock" xmlns:w16se="http://schemas.microsoft.com/office/word/2015/wordml/symex" xmlns:wpg="http://schemas.microsoft.com/office/word/2010/wordprocessingGroup" xmlns:wpi="http://schemas.microsoft.com/office/word/2010/wordprocessingInk" xmlns:wne="http://schemas.microsoft.com/office/word/2006/wordml" xmlns:wps="http://schemas.microsoft.com/office/word/2010/wordprocessingShape" mc:Ignorable="w14 w15 w16se w16cid w16 w16cex w16sdtdh w16sdtfl w16du wp14">
   <w:body>
     <w:p>
       <w:r>
@@ -40,7 +40,7 @@
                     </pic:cNvPicPr>
                   </pic:nvPicPr>
                   <pic:blipFill>
-                    <a:blip r:embed="rId8">
+                    <a:blip r:embed="rId11">
                       <a:extLst>
                         <a:ext uri="{28A0092B-C50C-407E-A947-70E740481C1C}">
                           <a14:useLocalDpi xmlns:a14="http://schemas.microsoft.com/office/drawing/2010/main" val="0"/>
@@ -213,7 +213,7 @@
               </wp:anchor>
             </w:drawing>
           </mc:Choice>
-          <mc:Fallback xmlns:w16sdtdh="http://schemas.microsoft.com/office/word/2020/wordml/sdtdatahash">
+          <mc:Fallback>
             <w:pict>
               <v:rect w14:anchorId="5C6229C9" id="Rectángulo 4" o:spid="_x0000_s1026" style="position:absolute;margin-left:-55.7pt;margin-top:29pt;width:613.85pt;height:204pt;z-index:-251659776;visibility:visible;mso-wrap-style:square;mso-width-percent:0;mso-height-percent:0;mso-wrap-distance-left:9pt;mso-wrap-distance-top:0;mso-wrap-distance-right:9pt;mso-wrap-distance-bottom:0;mso-position-horizontal:absolute;mso-position-horizontal-relative:text;mso-position-vertical:absolute;mso-position-vertical-relative:text;mso-width-percent:0;mso-height-percent:0;mso-width-relative:page;mso-height-relative:margin;v-text-anchor:middle" o:gfxdata="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" fillcolor="#00314d" stroked="f" strokeweight="1pt"/>
             </w:pict>
@@ -489,7 +489,7 @@
     </w:p>
     <w:p>
       <w:pPr>
-        <w:pStyle w:val="TtuloTDC"/>
+        <w:pStyle w:val="TOCHeading"/>
       </w:pPr>
       <w:r>
         <w:lastRenderedPageBreak/>
@@ -498,7 +498,7 @@
     </w:p>
     <w:p>
       <w:pPr>
-        <w:pStyle w:val="TDC1"/>
+        <w:pStyle w:val="TOC1"/>
         <w:tabs>
           <w:tab w:val="right" w:leader="dot" w:pos="9962"/>
         </w:tabs>
@@ -528,10 +528,10 @@
         </w:rPr>
         <w:fldChar w:fldCharType="separate"/>
       </w:r>
-      <w:hyperlink w:anchor="_Toc225526671" w:history="1">
-        <w:r>
-          <w:rPr>
-            <w:rStyle w:val="Hipervnculo"/>
+      <w:hyperlink w:anchor="_Toc227255079" w:history="1">
+        <w:r>
+          <w:rPr>
+            <w:rStyle w:val="Hyperlink"/>
             <w:noProof/>
           </w:rPr>
           <w:t>Introducción</w:t>
@@ -555,7 +555,7 @@
             <w:noProof/>
             <w:webHidden/>
           </w:rPr>
-          <w:instrText xml:space="preserve"> PAGEREF _Toc225526671 \h </w:instrText>
+          <w:instrText xml:space="preserve"> PAGEREF _Toc227255079 \h </w:instrText>
         </w:r>
         <w:r>
           <w:rPr>
@@ -588,7 +588,7 @@
     </w:p>
     <w:p>
       <w:pPr>
-        <w:pStyle w:val="TDC1"/>
+        <w:pStyle w:val="TOC1"/>
         <w:tabs>
           <w:tab w:val="left" w:pos="1320"/>
           <w:tab w:val="right" w:leader="dot" w:pos="9962"/>
@@ -601,10 +601,10 @@
           <w:lang w:eastAsia="es-CO"/>
         </w:rPr>
       </w:pPr>
-      <w:hyperlink w:anchor="_Toc225526672" w:history="1">
-        <w:r>
-          <w:rPr>
-            <w:rStyle w:val="Hipervnculo"/>
+      <w:hyperlink w:anchor="_Toc227255080" w:history="1">
+        <w:r>
+          <w:rPr>
+            <w:rStyle w:val="Hyperlink"/>
             <w:noProof/>
           </w:rPr>
           <w:t>1.</w:t>
@@ -621,7 +621,7 @@
         </w:r>
         <w:r>
           <w:rPr>
-            <w:rStyle w:val="Hipervnculo"/>
+            <w:rStyle w:val="Hyperlink"/>
             <w:noProof/>
           </w:rPr>
           <w:t>Fundamentos de administración</w:t>
@@ -645,7 +645,7 @@
             <w:noProof/>
             <w:webHidden/>
           </w:rPr>
-          <w:instrText xml:space="preserve"> PAGEREF _Toc225526672 \h </w:instrText>
+          <w:instrText xml:space="preserve"> PAGEREF _Toc227255080 \h </w:instrText>
         </w:r>
         <w:r>
           <w:rPr>
@@ -678,7 +678,7 @@
     </w:p>
     <w:p>
       <w:pPr>
-        <w:pStyle w:val="TDC2"/>
+        <w:pStyle w:val="TOC2"/>
         <w:tabs>
           <w:tab w:val="left" w:pos="1760"/>
           <w:tab w:val="right" w:leader="dot" w:pos="9962"/>
@@ -691,10 +691,10 @@
           <w:lang w:eastAsia="es-CO"/>
         </w:rPr>
       </w:pPr>
-      <w:hyperlink w:anchor="_Toc225526673" w:history="1">
-        <w:r>
-          <w:rPr>
-            <w:rStyle w:val="Hipervnculo"/>
+      <w:hyperlink w:anchor="_Toc227255081" w:history="1">
+        <w:r>
+          <w:rPr>
+            <w:rStyle w:val="Hyperlink"/>
             <w:noProof/>
           </w:rPr>
           <w:t>1.1.</w:t>
@@ -711,7 +711,7 @@
         </w:r>
         <w:r>
           <w:rPr>
-            <w:rStyle w:val="Hipervnculo"/>
+            <w:rStyle w:val="Hyperlink"/>
             <w:noProof/>
           </w:rPr>
           <w:t>Concepto y evolución de administración</w:t>
@@ -735,7 +735,7 @@
             <w:noProof/>
             <w:webHidden/>
           </w:rPr>
-          <w:instrText xml:space="preserve"> PAGEREF _Toc225526673 \h </w:instrText>
+          <w:instrText xml:space="preserve"> PAGEREF _Toc227255081 \h </w:instrText>
         </w:r>
         <w:r>
           <w:rPr>
@@ -768,7 +768,7 @@
     </w:p>
     <w:p>
       <w:pPr>
-        <w:pStyle w:val="TDC2"/>
+        <w:pStyle w:val="TOC2"/>
         <w:tabs>
           <w:tab w:val="left" w:pos="1760"/>
           <w:tab w:val="right" w:leader="dot" w:pos="9962"/>
@@ -781,10 +781,10 @@
           <w:lang w:eastAsia="es-CO"/>
         </w:rPr>
       </w:pPr>
-      <w:hyperlink w:anchor="_Toc225526674" w:history="1">
-        <w:r>
-          <w:rPr>
-            <w:rStyle w:val="Hipervnculo"/>
+      <w:hyperlink w:anchor="_Toc227255082" w:history="1">
+        <w:r>
+          <w:rPr>
+            <w:rStyle w:val="Hyperlink"/>
             <w:noProof/>
           </w:rPr>
           <w:t>1.2.</w:t>
@@ -801,7 +801,7 @@
         </w:r>
         <w:r>
           <w:rPr>
-            <w:rStyle w:val="Hipervnculo"/>
+            <w:rStyle w:val="Hyperlink"/>
             <w:noProof/>
           </w:rPr>
           <w:t>Importancia de la administración en las organizaciones</w:t>
@@ -825,7 +825,7 @@
             <w:noProof/>
             <w:webHidden/>
           </w:rPr>
-          <w:instrText xml:space="preserve"> PAGEREF _Toc225526674 \h </w:instrText>
+          <w:instrText xml:space="preserve"> PAGEREF _Toc227255082 \h </w:instrText>
         </w:r>
         <w:r>
           <w:rPr>
@@ -858,7 +858,7 @@
     </w:p>
     <w:p>
       <w:pPr>
-        <w:pStyle w:val="TDC2"/>
+        <w:pStyle w:val="TOC2"/>
         <w:tabs>
           <w:tab w:val="left" w:pos="1760"/>
           <w:tab w:val="right" w:leader="dot" w:pos="9962"/>
@@ -871,10 +871,10 @@
           <w:lang w:eastAsia="es-CO"/>
         </w:rPr>
       </w:pPr>
-      <w:hyperlink w:anchor="_Toc225526675" w:history="1">
-        <w:r>
-          <w:rPr>
-            <w:rStyle w:val="Hipervnculo"/>
+      <w:hyperlink w:anchor="_Toc227255083" w:history="1">
+        <w:r>
+          <w:rPr>
+            <w:rStyle w:val="Hyperlink"/>
             <w:noProof/>
           </w:rPr>
           <w:t>1.3.</w:t>
@@ -891,7 +891,7 @@
         </w:r>
         <w:r>
           <w:rPr>
-            <w:rStyle w:val="Hipervnculo"/>
+            <w:rStyle w:val="Hyperlink"/>
             <w:noProof/>
           </w:rPr>
           <w:t>Funciones administrativas</w:t>
@@ -915,7 +915,7 @@
             <w:noProof/>
             <w:webHidden/>
           </w:rPr>
-          <w:instrText xml:space="preserve"> PAGEREF _Toc225526675 \h </w:instrText>
+          <w:instrText xml:space="preserve"> PAGEREF _Toc227255083 \h </w:instrText>
         </w:r>
         <w:r>
           <w:rPr>
@@ -948,7 +948,7 @@
     </w:p>
     <w:p>
       <w:pPr>
-        <w:pStyle w:val="TDC2"/>
+        <w:pStyle w:val="TOC2"/>
         <w:tabs>
           <w:tab w:val="left" w:pos="1760"/>
           <w:tab w:val="right" w:leader="dot" w:pos="9962"/>
@@ -961,10 +961,10 @@
           <w:lang w:eastAsia="es-CO"/>
         </w:rPr>
       </w:pPr>
-      <w:hyperlink w:anchor="_Toc225526676" w:history="1">
-        <w:r>
-          <w:rPr>
-            <w:rStyle w:val="Hipervnculo"/>
+      <w:hyperlink w:anchor="_Toc227255084" w:history="1">
+        <w:r>
+          <w:rPr>
+            <w:rStyle w:val="Hyperlink"/>
             <w:noProof/>
           </w:rPr>
           <w:t>1.4.</w:t>
@@ -981,7 +981,7 @@
         </w:r>
         <w:r>
           <w:rPr>
-            <w:rStyle w:val="Hipervnculo"/>
+            <w:rStyle w:val="Hyperlink"/>
             <w:noProof/>
           </w:rPr>
           <w:t>Tipos de organizaciones</w:t>
@@ -1005,7 +1005,7 @@
             <w:noProof/>
             <w:webHidden/>
           </w:rPr>
-          <w:instrText xml:space="preserve"> PAGEREF _Toc225526676 \h </w:instrText>
+          <w:instrText xml:space="preserve"> PAGEREF _Toc227255084 \h </w:instrText>
         </w:r>
         <w:r>
           <w:rPr>
@@ -1025,7 +1025,7 @@
             <w:noProof/>
             <w:webHidden/>
           </w:rPr>
-          <w:t>13</w:t>
+          <w:t>14</w:t>
         </w:r>
         <w:r>
           <w:rPr>
@@ -1038,7 +1038,7 @@
     </w:p>
     <w:p>
       <w:pPr>
-        <w:pStyle w:val="TDC2"/>
+        <w:pStyle w:val="TOC2"/>
         <w:tabs>
           <w:tab w:val="left" w:pos="1760"/>
           <w:tab w:val="right" w:leader="dot" w:pos="9962"/>
@@ -1051,10 +1051,10 @@
           <w:lang w:eastAsia="es-CO"/>
         </w:rPr>
       </w:pPr>
-      <w:hyperlink w:anchor="_Toc225526677" w:history="1">
-        <w:r>
-          <w:rPr>
-            <w:rStyle w:val="Hipervnculo"/>
+      <w:hyperlink w:anchor="_Toc227255085" w:history="1">
+        <w:r>
+          <w:rPr>
+            <w:rStyle w:val="Hyperlink"/>
             <w:noProof/>
           </w:rPr>
           <w:t>1.5.</w:t>
@@ -1071,7 +1071,7 @@
         </w:r>
         <w:r>
           <w:rPr>
-            <w:rStyle w:val="Hipervnculo"/>
+            <w:rStyle w:val="Hyperlink"/>
             <w:noProof/>
           </w:rPr>
           <w:t>Relación entre administración y gestión por resultados</w:t>
@@ -1095,7 +1095,7 @@
             <w:noProof/>
             <w:webHidden/>
           </w:rPr>
-          <w:instrText xml:space="preserve"> PAGEREF _Toc225526677 \h </w:instrText>
+          <w:instrText xml:space="preserve"> PAGEREF _Toc227255085 \h </w:instrText>
         </w:r>
         <w:r>
           <w:rPr>
@@ -1115,7 +1115,7 @@
             <w:noProof/>
             <w:webHidden/>
           </w:rPr>
-          <w:t>20</w:t>
+          <w:t>22</w:t>
         </w:r>
         <w:r>
           <w:rPr>
@@ -1128,7 +1128,7 @@
     </w:p>
     <w:p>
       <w:pPr>
-        <w:pStyle w:val="TDC1"/>
+        <w:pStyle w:val="TOC1"/>
         <w:tabs>
           <w:tab w:val="left" w:pos="1320"/>
           <w:tab w:val="right" w:leader="dot" w:pos="9962"/>
@@ -1141,10 +1141,10 @@
           <w:lang w:eastAsia="es-CO"/>
         </w:rPr>
       </w:pPr>
-      <w:hyperlink w:anchor="_Toc225526678" w:history="1">
-        <w:r>
-          <w:rPr>
-            <w:rStyle w:val="Hipervnculo"/>
+      <w:hyperlink w:anchor="_Toc227255086" w:history="1">
+        <w:r>
+          <w:rPr>
+            <w:rStyle w:val="Hyperlink"/>
             <w:noProof/>
           </w:rPr>
           <w:t>2.</w:t>
@@ -1161,7 +1161,7 @@
         </w:r>
         <w:r>
           <w:rPr>
-            <w:rStyle w:val="Hipervnculo"/>
+            <w:rStyle w:val="Hyperlink"/>
             <w:noProof/>
           </w:rPr>
           <w:t>Planeación estratégica</w:t>
@@ -1185,7 +1185,7 @@
             <w:noProof/>
             <w:webHidden/>
           </w:rPr>
-          <w:instrText xml:space="preserve"> PAGEREF _Toc225526678 \h </w:instrText>
+          <w:instrText xml:space="preserve"> PAGEREF _Toc227255086 \h </w:instrText>
         </w:r>
         <w:r>
           <w:rPr>
@@ -1205,7 +1205,7 @@
             <w:noProof/>
             <w:webHidden/>
           </w:rPr>
-          <w:t>22</w:t>
+          <w:t>24</w:t>
         </w:r>
         <w:r>
           <w:rPr>
@@ -1218,7 +1218,7 @@
     </w:p>
     <w:p>
       <w:pPr>
-        <w:pStyle w:val="TDC2"/>
+        <w:pStyle w:val="TOC2"/>
         <w:tabs>
           <w:tab w:val="left" w:pos="1760"/>
           <w:tab w:val="right" w:leader="dot" w:pos="9962"/>
@@ -1231,10 +1231,10 @@
           <w:lang w:eastAsia="es-CO"/>
         </w:rPr>
       </w:pPr>
-      <w:hyperlink w:anchor="_Toc225526680" w:history="1">
-        <w:r>
-          <w:rPr>
-            <w:rStyle w:val="Hipervnculo"/>
+      <w:hyperlink w:anchor="_Toc227255088" w:history="1">
+        <w:r>
+          <w:rPr>
+            <w:rStyle w:val="Hyperlink"/>
             <w:noProof/>
           </w:rPr>
           <w:t>2.1.</w:t>
@@ -1251,7 +1251,7 @@
         </w:r>
         <w:r>
           <w:rPr>
-            <w:rStyle w:val="Hipervnculo"/>
+            <w:rStyle w:val="Hyperlink"/>
             <w:noProof/>
           </w:rPr>
           <w:t>Misión, visión y valores</w:t>
@@ -1275,7 +1275,7 @@
             <w:noProof/>
             <w:webHidden/>
           </w:rPr>
-          <w:instrText xml:space="preserve"> PAGEREF _Toc225526680 \h </w:instrText>
+          <w:instrText xml:space="preserve"> PAGEREF _Toc227255088 \h </w:instrText>
         </w:r>
         <w:r>
           <w:rPr>
@@ -1295,7 +1295,7 @@
             <w:noProof/>
             <w:webHidden/>
           </w:rPr>
-          <w:t>24</w:t>
+          <w:t>26</w:t>
         </w:r>
         <w:r>
           <w:rPr>
@@ -1308,7 +1308,7 @@
     </w:p>
     <w:p>
       <w:pPr>
-        <w:pStyle w:val="TDC2"/>
+        <w:pStyle w:val="TOC2"/>
         <w:tabs>
           <w:tab w:val="left" w:pos="1760"/>
           <w:tab w:val="right" w:leader="dot" w:pos="9962"/>
@@ -1321,10 +1321,10 @@
           <w:lang w:eastAsia="es-CO"/>
         </w:rPr>
       </w:pPr>
-      <w:hyperlink w:anchor="_Toc225526681" w:history="1">
-        <w:r>
-          <w:rPr>
-            <w:rStyle w:val="Hipervnculo"/>
+      <w:hyperlink w:anchor="_Toc227255089" w:history="1">
+        <w:r>
+          <w:rPr>
+            <w:rStyle w:val="Hyperlink"/>
             <w:noProof/>
           </w:rPr>
           <w:t>2.2.</w:t>
@@ -1341,7 +1341,7 @@
         </w:r>
         <w:r>
           <w:rPr>
-            <w:rStyle w:val="Hipervnculo"/>
+            <w:rStyle w:val="Hyperlink"/>
             <w:noProof/>
           </w:rPr>
           <w:t>Análisis del entorno FODA</w:t>
@@ -1365,7 +1365,7 @@
             <w:noProof/>
             <w:webHidden/>
           </w:rPr>
-          <w:instrText xml:space="preserve"> PAGEREF _Toc225526681 \h </w:instrText>
+          <w:instrText xml:space="preserve"> PAGEREF _Toc227255089 \h </w:instrText>
         </w:r>
         <w:r>
           <w:rPr>
@@ -1385,7 +1385,7 @@
             <w:noProof/>
             <w:webHidden/>
           </w:rPr>
-          <w:t>27</w:t>
+          <w:t>28</w:t>
         </w:r>
         <w:r>
           <w:rPr>
@@ -1398,7 +1398,7 @@
     </w:p>
     <w:p>
       <w:pPr>
-        <w:pStyle w:val="TDC2"/>
+        <w:pStyle w:val="TOC2"/>
         <w:tabs>
           <w:tab w:val="left" w:pos="1760"/>
           <w:tab w:val="right" w:leader="dot" w:pos="9962"/>
@@ -1411,10 +1411,10 @@
           <w:lang w:eastAsia="es-CO"/>
         </w:rPr>
       </w:pPr>
-      <w:hyperlink w:anchor="_Toc225526682" w:history="1">
-        <w:r>
-          <w:rPr>
-            <w:rStyle w:val="Hipervnculo"/>
+      <w:hyperlink w:anchor="_Toc227255090" w:history="1">
+        <w:r>
+          <w:rPr>
+            <w:rStyle w:val="Hyperlink"/>
             <w:noProof/>
           </w:rPr>
           <w:t>2.3.</w:t>
@@ -1431,7 +1431,7 @@
         </w:r>
         <w:r>
           <w:rPr>
-            <w:rStyle w:val="Hipervnculo"/>
+            <w:rStyle w:val="Hyperlink"/>
             <w:noProof/>
           </w:rPr>
           <w:t>Objetivos estratégicos, tácticos y operativos</w:t>
@@ -1455,7 +1455,7 @@
             <w:noProof/>
             <w:webHidden/>
           </w:rPr>
-          <w:instrText xml:space="preserve"> PAGEREF _Toc225526682 \h </w:instrText>
+          <w:instrText xml:space="preserve"> PAGEREF _Toc227255090 \h </w:instrText>
         </w:r>
         <w:r>
           <w:rPr>
@@ -1475,7 +1475,7 @@
             <w:noProof/>
             <w:webHidden/>
           </w:rPr>
-          <w:t>31</w:t>
+          <w:t>32</w:t>
         </w:r>
         <w:r>
           <w:rPr>
@@ -1488,7 +1488,7 @@
     </w:p>
     <w:p>
       <w:pPr>
-        <w:pStyle w:val="TDC2"/>
+        <w:pStyle w:val="TOC2"/>
         <w:tabs>
           <w:tab w:val="left" w:pos="1760"/>
           <w:tab w:val="right" w:leader="dot" w:pos="9962"/>
@@ -1501,10 +1501,10 @@
           <w:lang w:eastAsia="es-CO"/>
         </w:rPr>
       </w:pPr>
-      <w:hyperlink w:anchor="_Toc225526683" w:history="1">
-        <w:r>
-          <w:rPr>
-            <w:rStyle w:val="Hipervnculo"/>
+      <w:hyperlink w:anchor="_Toc227255091" w:history="1">
+        <w:r>
+          <w:rPr>
+            <w:rStyle w:val="Hyperlink"/>
             <w:noProof/>
           </w:rPr>
           <w:t>2.4.</w:t>
@@ -1521,7 +1521,7 @@
         </w:r>
         <w:r>
           <w:rPr>
-            <w:rStyle w:val="Hipervnculo"/>
+            <w:rStyle w:val="Hyperlink"/>
             <w:noProof/>
           </w:rPr>
           <w:t>Gestión por procesos</w:t>
@@ -1545,7 +1545,7 @@
             <w:noProof/>
             <w:webHidden/>
           </w:rPr>
-          <w:instrText xml:space="preserve"> PAGEREF _Toc225526683 \h </w:instrText>
+          <w:instrText xml:space="preserve"> PAGEREF _Toc227255091 \h </w:instrText>
         </w:r>
         <w:r>
           <w:rPr>
@@ -1565,7 +1565,7 @@
             <w:noProof/>
             <w:webHidden/>
           </w:rPr>
-          <w:t>34</w:t>
+          <w:t>35</w:t>
         </w:r>
         <w:r>
           <w:rPr>
@@ -1578,7 +1578,7 @@
     </w:p>
     <w:p>
       <w:pPr>
-        <w:pStyle w:val="TDC1"/>
+        <w:pStyle w:val="TOC1"/>
         <w:tabs>
           <w:tab w:val="left" w:pos="1320"/>
           <w:tab w:val="right" w:leader="dot" w:pos="9962"/>
@@ -1591,10 +1591,10 @@
           <w:lang w:eastAsia="es-CO"/>
         </w:rPr>
       </w:pPr>
-      <w:hyperlink w:anchor="_Toc225526684" w:history="1">
-        <w:r>
-          <w:rPr>
-            <w:rStyle w:val="Hipervnculo"/>
+      <w:hyperlink w:anchor="_Toc227255092" w:history="1">
+        <w:r>
+          <w:rPr>
+            <w:rStyle w:val="Hyperlink"/>
             <w:noProof/>
           </w:rPr>
           <w:t>3.</w:t>
@@ -1611,7 +1611,7 @@
         </w:r>
         <w:r>
           <w:rPr>
-            <w:rStyle w:val="Hipervnculo"/>
+            <w:rStyle w:val="Hyperlink"/>
             <w:noProof/>
           </w:rPr>
           <w:t>Introducción a los indicadores de gestión y su clasificación</w:t>
@@ -1635,7 +1635,7 @@
             <w:noProof/>
             <w:webHidden/>
           </w:rPr>
-          <w:instrText xml:space="preserve"> PAGEREF _Toc225526684 \h </w:instrText>
+          <w:instrText xml:space="preserve"> PAGEREF _Toc227255092 \h </w:instrText>
         </w:r>
         <w:r>
           <w:rPr>
@@ -1655,7 +1655,7 @@
             <w:noProof/>
             <w:webHidden/>
           </w:rPr>
-          <w:t>39</w:t>
+          <w:t>41</w:t>
         </w:r>
         <w:r>
           <w:rPr>
@@ -1668,7 +1668,7 @@
     </w:p>
     <w:p>
       <w:pPr>
-        <w:pStyle w:val="TDC2"/>
+        <w:pStyle w:val="TOC2"/>
         <w:tabs>
           <w:tab w:val="left" w:pos="1760"/>
           <w:tab w:val="right" w:leader="dot" w:pos="9962"/>
@@ -1681,10 +1681,10 @@
           <w:lang w:eastAsia="es-CO"/>
         </w:rPr>
       </w:pPr>
-      <w:hyperlink w:anchor="_Toc225526686" w:history="1">
-        <w:r>
-          <w:rPr>
-            <w:rStyle w:val="Hipervnculo"/>
+      <w:hyperlink w:anchor="_Toc227255094" w:history="1">
+        <w:r>
+          <w:rPr>
+            <w:rStyle w:val="Hyperlink"/>
             <w:noProof/>
           </w:rPr>
           <w:t>3.1.</w:t>
@@ -1701,7 +1701,7 @@
         </w:r>
         <w:r>
           <w:rPr>
-            <w:rStyle w:val="Hipervnculo"/>
+            <w:rStyle w:val="Hyperlink"/>
             <w:noProof/>
           </w:rPr>
           <w:t>Concepto de indicador</w:t>
@@ -1725,7 +1725,7 @@
             <w:noProof/>
             <w:webHidden/>
           </w:rPr>
-          <w:instrText xml:space="preserve"> PAGEREF _Toc225526686 \h </w:instrText>
+          <w:instrText xml:space="preserve"> PAGEREF _Toc227255094 \h </w:instrText>
         </w:r>
         <w:r>
           <w:rPr>
@@ -1745,7 +1745,7 @@
             <w:noProof/>
             <w:webHidden/>
           </w:rPr>
-          <w:t>39</w:t>
+          <w:t>41</w:t>
         </w:r>
         <w:r>
           <w:rPr>
@@ -1758,7 +1758,7 @@
     </w:p>
     <w:p>
       <w:pPr>
-        <w:pStyle w:val="TDC2"/>
+        <w:pStyle w:val="TOC2"/>
         <w:tabs>
           <w:tab w:val="left" w:pos="1760"/>
           <w:tab w:val="right" w:leader="dot" w:pos="9962"/>
@@ -1771,10 +1771,10 @@
           <w:lang w:eastAsia="es-CO"/>
         </w:rPr>
       </w:pPr>
-      <w:hyperlink w:anchor="_Toc225526687" w:history="1">
-        <w:r>
-          <w:rPr>
-            <w:rStyle w:val="Hipervnculo"/>
+      <w:hyperlink w:anchor="_Toc227255095" w:history="1">
+        <w:r>
+          <w:rPr>
+            <w:rStyle w:val="Hyperlink"/>
             <w:noProof/>
           </w:rPr>
           <w:t>3.2.</w:t>
@@ -1791,7 +1791,7 @@
         </w:r>
         <w:r>
           <w:rPr>
-            <w:rStyle w:val="Hipervnculo"/>
+            <w:rStyle w:val="Hyperlink"/>
             <w:noProof/>
           </w:rPr>
           <w:t>Clasificación de indicadores</w:t>
@@ -1815,7 +1815,7 @@
             <w:noProof/>
             <w:webHidden/>
           </w:rPr>
-          <w:instrText xml:space="preserve"> PAGEREF _Toc225526687 \h </w:instrText>
+          <w:instrText xml:space="preserve"> PAGEREF _Toc227255095 \h </w:instrText>
         </w:r>
         <w:r>
           <w:rPr>
@@ -1835,7 +1835,7 @@
             <w:noProof/>
             <w:webHidden/>
           </w:rPr>
-          <w:t>41</w:t>
+          <w:t>43</w:t>
         </w:r>
         <w:r>
           <w:rPr>
@@ -1848,7 +1848,7 @@
     </w:p>
     <w:p>
       <w:pPr>
-        <w:pStyle w:val="TDC2"/>
+        <w:pStyle w:val="TOC2"/>
         <w:tabs>
           <w:tab w:val="left" w:pos="1760"/>
           <w:tab w:val="right" w:leader="dot" w:pos="9962"/>
@@ -1861,10 +1861,10 @@
           <w:lang w:eastAsia="es-CO"/>
         </w:rPr>
       </w:pPr>
-      <w:hyperlink w:anchor="_Toc225526688" w:history="1">
-        <w:r>
-          <w:rPr>
-            <w:rStyle w:val="Hipervnculo"/>
+      <w:hyperlink w:anchor="_Toc227255096" w:history="1">
+        <w:r>
+          <w:rPr>
+            <w:rStyle w:val="Hyperlink"/>
             <w:noProof/>
           </w:rPr>
           <w:t>3.3.</w:t>
@@ -1881,7 +1881,7 @@
         </w:r>
         <w:r>
           <w:rPr>
-            <w:rStyle w:val="Hipervnculo"/>
+            <w:rStyle w:val="Hyperlink"/>
             <w:noProof/>
           </w:rPr>
           <w:t>Indicadores versus métricas</w:t>
@@ -1905,7 +1905,7 @@
             <w:noProof/>
             <w:webHidden/>
           </w:rPr>
-          <w:instrText xml:space="preserve"> PAGEREF _Toc225526688 \h </w:instrText>
+          <w:instrText xml:space="preserve"> PAGEREF _Toc227255096 \h </w:instrText>
         </w:r>
         <w:r>
           <w:rPr>
@@ -1925,7 +1925,7 @@
             <w:noProof/>
             <w:webHidden/>
           </w:rPr>
-          <w:t>43</w:t>
+          <w:t>45</w:t>
         </w:r>
         <w:r>
           <w:rPr>
@@ -1938,7 +1938,7 @@
     </w:p>
     <w:p>
       <w:pPr>
-        <w:pStyle w:val="TDC2"/>
+        <w:pStyle w:val="TOC2"/>
         <w:tabs>
           <w:tab w:val="left" w:pos="1760"/>
           <w:tab w:val="right" w:leader="dot" w:pos="9962"/>
@@ -1951,10 +1951,10 @@
           <w:lang w:eastAsia="es-CO"/>
         </w:rPr>
       </w:pPr>
-      <w:hyperlink w:anchor="_Toc225526689" w:history="1">
-        <w:r>
-          <w:rPr>
-            <w:rStyle w:val="Hipervnculo"/>
+      <w:hyperlink w:anchor="_Toc227255097" w:history="1">
+        <w:r>
+          <w:rPr>
+            <w:rStyle w:val="Hyperlink"/>
             <w:noProof/>
           </w:rPr>
           <w:t>3.4.</w:t>
@@ -1971,7 +1971,7 @@
         </w:r>
         <w:r>
           <w:rPr>
-            <w:rStyle w:val="Hipervnculo"/>
+            <w:rStyle w:val="Hyperlink"/>
             <w:noProof/>
           </w:rPr>
           <w:t>Beneficios de la implementación de indicadores</w:t>
@@ -1995,7 +1995,7 @@
             <w:noProof/>
             <w:webHidden/>
           </w:rPr>
-          <w:instrText xml:space="preserve"> PAGEREF _Toc225526689 \h </w:instrText>
+          <w:instrText xml:space="preserve"> PAGEREF _Toc227255097 \h </w:instrText>
         </w:r>
         <w:r>
           <w:rPr>
@@ -2015,7 +2015,7 @@
             <w:noProof/>
             <w:webHidden/>
           </w:rPr>
-          <w:t>45</w:t>
+          <w:t>47</w:t>
         </w:r>
         <w:r>
           <w:rPr>
@@ -2028,7 +2028,7 @@
     </w:p>
     <w:p>
       <w:pPr>
-        <w:pStyle w:val="TDC2"/>
+        <w:pStyle w:val="TOC2"/>
         <w:tabs>
           <w:tab w:val="left" w:pos="1760"/>
           <w:tab w:val="right" w:leader="dot" w:pos="9962"/>
@@ -2041,10 +2041,10 @@
           <w:lang w:eastAsia="es-CO"/>
         </w:rPr>
       </w:pPr>
-      <w:hyperlink w:anchor="_Toc225526690" w:history="1">
-        <w:r>
-          <w:rPr>
-            <w:rStyle w:val="Hipervnculo"/>
+      <w:hyperlink w:anchor="_Toc227255098" w:history="1">
+        <w:r>
+          <w:rPr>
+            <w:rStyle w:val="Hyperlink"/>
             <w:noProof/>
           </w:rPr>
           <w:t>3.5.</w:t>
@@ -2061,7 +2061,7 @@
         </w:r>
         <w:r>
           <w:rPr>
-            <w:rStyle w:val="Hipervnculo"/>
+            <w:rStyle w:val="Hyperlink"/>
             <w:noProof/>
           </w:rPr>
           <w:t>Importancia de los indicadores en la toma de decisiones</w:t>
@@ -2085,7 +2085,7 @@
             <w:noProof/>
             <w:webHidden/>
           </w:rPr>
-          <w:instrText xml:space="preserve"> PAGEREF _Toc225526690 \h </w:instrText>
+          <w:instrText xml:space="preserve"> PAGEREF _Toc227255098 \h </w:instrText>
         </w:r>
         <w:r>
           <w:rPr>
@@ -2105,7 +2105,7 @@
             <w:noProof/>
             <w:webHidden/>
           </w:rPr>
-          <w:t>47</w:t>
+          <w:t>49</w:t>
         </w:r>
         <w:r>
           <w:rPr>
@@ -2118,7 +2118,7 @@
     </w:p>
     <w:p>
       <w:pPr>
-        <w:pStyle w:val="TDC2"/>
+        <w:pStyle w:val="TOC2"/>
         <w:tabs>
           <w:tab w:val="left" w:pos="1760"/>
           <w:tab w:val="right" w:leader="dot" w:pos="9962"/>
@@ -2131,10 +2131,10 @@
           <w:lang w:eastAsia="es-CO"/>
         </w:rPr>
       </w:pPr>
-      <w:hyperlink w:anchor="_Toc225526691" w:history="1">
-        <w:r>
-          <w:rPr>
-            <w:rStyle w:val="Hipervnculo"/>
+      <w:hyperlink w:anchor="_Toc227255099" w:history="1">
+        <w:r>
+          <w:rPr>
+            <w:rStyle w:val="Hyperlink"/>
             <w:noProof/>
           </w:rPr>
           <w:t>3.6.</w:t>
@@ -2151,7 +2151,7 @@
         </w:r>
         <w:r>
           <w:rPr>
-            <w:rStyle w:val="Hipervnculo"/>
+            <w:rStyle w:val="Hyperlink"/>
             <w:noProof/>
           </w:rPr>
           <w:t>Indicadores como herramientas de control administrativo</w:t>
@@ -2175,7 +2175,7 @@
             <w:noProof/>
             <w:webHidden/>
           </w:rPr>
-          <w:instrText xml:space="preserve"> PAGEREF _Toc225526691 \h </w:instrText>
+          <w:instrText xml:space="preserve"> PAGEREF _Toc227255099 \h </w:instrText>
         </w:r>
         <w:r>
           <w:rPr>
@@ -2195,7 +2195,7 @@
             <w:noProof/>
             <w:webHidden/>
           </w:rPr>
-          <w:t>49</w:t>
+          <w:t>51</w:t>
         </w:r>
         <w:r>
           <w:rPr>
@@ -2208,7 +2208,7 @@
     </w:p>
     <w:p>
       <w:pPr>
-        <w:pStyle w:val="TDC2"/>
+        <w:pStyle w:val="TOC2"/>
         <w:tabs>
           <w:tab w:val="left" w:pos="1760"/>
           <w:tab w:val="right" w:leader="dot" w:pos="9962"/>
@@ -2221,10 +2221,10 @@
           <w:lang w:eastAsia="es-CO"/>
         </w:rPr>
       </w:pPr>
-      <w:hyperlink w:anchor="_Toc225526692" w:history="1">
-        <w:r>
-          <w:rPr>
-            <w:rStyle w:val="Hipervnculo"/>
+      <w:hyperlink w:anchor="_Toc227255100" w:history="1">
+        <w:r>
+          <w:rPr>
+            <w:rStyle w:val="Hyperlink"/>
             <w:noProof/>
           </w:rPr>
           <w:t>3.7.</w:t>
@@ -2241,7 +2241,7 @@
         </w:r>
         <w:r>
           <w:rPr>
-            <w:rStyle w:val="Hipervnculo"/>
+            <w:rStyle w:val="Hyperlink"/>
             <w:noProof/>
           </w:rPr>
           <w:t>Indicadores de gestión</w:t>
@@ -2265,7 +2265,7 @@
             <w:noProof/>
             <w:webHidden/>
           </w:rPr>
-          <w:instrText xml:space="preserve"> PAGEREF _Toc225526692 \h </w:instrText>
+          <w:instrText xml:space="preserve"> PAGEREF _Toc227255100 \h </w:instrText>
         </w:r>
         <w:r>
           <w:rPr>
@@ -2285,7 +2285,7 @@
             <w:noProof/>
             <w:webHidden/>
           </w:rPr>
-          <w:t>56</w:t>
+          <w:t>58</w:t>
         </w:r>
         <w:r>
           <w:rPr>
@@ -2298,7 +2298,7 @@
     </w:p>
     <w:p>
       <w:pPr>
-        <w:pStyle w:val="TDC1"/>
+        <w:pStyle w:val="TOC1"/>
         <w:tabs>
           <w:tab w:val="left" w:pos="1320"/>
           <w:tab w:val="right" w:leader="dot" w:pos="9962"/>
@@ -2311,10 +2311,10 @@
           <w:lang w:eastAsia="es-CO"/>
         </w:rPr>
       </w:pPr>
-      <w:hyperlink w:anchor="_Toc225526693" w:history="1">
-        <w:r>
-          <w:rPr>
-            <w:rStyle w:val="Hipervnculo"/>
+      <w:hyperlink w:anchor="_Toc227255101" w:history="1">
+        <w:r>
+          <w:rPr>
+            <w:rStyle w:val="Hyperlink"/>
             <w:noProof/>
           </w:rPr>
           <w:t>4.</w:t>
@@ -2331,7 +2331,7 @@
         </w:r>
         <w:r>
           <w:rPr>
-            <w:rStyle w:val="Hipervnculo"/>
+            <w:rStyle w:val="Hyperlink"/>
             <w:noProof/>
           </w:rPr>
           <w:t>Diseño de indicadores de gestión</w:t>
@@ -2355,7 +2355,7 @@
             <w:noProof/>
             <w:webHidden/>
           </w:rPr>
-          <w:instrText xml:space="preserve"> PAGEREF _Toc225526693 \h </w:instrText>
+          <w:instrText xml:space="preserve"> PAGEREF _Toc227255101 \h </w:instrText>
         </w:r>
         <w:r>
           <w:rPr>
@@ -2375,7 +2375,7 @@
             <w:noProof/>
             <w:webHidden/>
           </w:rPr>
-          <w:t>58</w:t>
+          <w:t>60</w:t>
         </w:r>
         <w:r>
           <w:rPr>
@@ -2388,7 +2388,7 @@
     </w:p>
     <w:p>
       <w:pPr>
-        <w:pStyle w:val="TDC2"/>
+        <w:pStyle w:val="TOC2"/>
         <w:tabs>
           <w:tab w:val="left" w:pos="1760"/>
           <w:tab w:val="right" w:leader="dot" w:pos="9962"/>
@@ -2401,10 +2401,10 @@
           <w:lang w:eastAsia="es-CO"/>
         </w:rPr>
       </w:pPr>
-      <w:hyperlink w:anchor="_Toc225526695" w:history="1">
-        <w:r>
-          <w:rPr>
-            <w:rStyle w:val="Hipervnculo"/>
+      <w:hyperlink w:anchor="_Toc227255103" w:history="1">
+        <w:r>
+          <w:rPr>
+            <w:rStyle w:val="Hyperlink"/>
             <w:noProof/>
           </w:rPr>
           <w:t>4.1.</w:t>
@@ -2421,7 +2421,7 @@
         </w:r>
         <w:r>
           <w:rPr>
-            <w:rStyle w:val="Hipervnculo"/>
+            <w:rStyle w:val="Hyperlink"/>
             <w:noProof/>
           </w:rPr>
           <w:t>Relación indicador – objetivo</w:t>
@@ -2445,7 +2445,7 @@
             <w:noProof/>
             <w:webHidden/>
           </w:rPr>
-          <w:instrText xml:space="preserve"> PAGEREF _Toc225526695 \h </w:instrText>
+          <w:instrText xml:space="preserve"> PAGEREF _Toc227255103 \h </w:instrText>
         </w:r>
         <w:r>
           <w:rPr>
@@ -2465,7 +2465,7 @@
             <w:noProof/>
             <w:webHidden/>
           </w:rPr>
-          <w:t>59</w:t>
+          <w:t>61</w:t>
         </w:r>
         <w:r>
           <w:rPr>
@@ -2478,7 +2478,7 @@
     </w:p>
     <w:p>
       <w:pPr>
-        <w:pStyle w:val="TDC2"/>
+        <w:pStyle w:val="TOC2"/>
         <w:tabs>
           <w:tab w:val="left" w:pos="1760"/>
           <w:tab w:val="right" w:leader="dot" w:pos="9962"/>
@@ -2491,10 +2491,10 @@
           <w:lang w:eastAsia="es-CO"/>
         </w:rPr>
       </w:pPr>
-      <w:hyperlink w:anchor="_Toc225526696" w:history="1">
-        <w:r>
-          <w:rPr>
-            <w:rStyle w:val="Hipervnculo"/>
+      <w:hyperlink w:anchor="_Toc227255104" w:history="1">
+        <w:r>
+          <w:rPr>
+            <w:rStyle w:val="Hyperlink"/>
             <w:noProof/>
           </w:rPr>
           <w:t>4.2.</w:t>
@@ -2511,7 +2511,7 @@
         </w:r>
         <w:r>
           <w:rPr>
-            <w:rStyle w:val="Hipervnculo"/>
+            <w:rStyle w:val="Hyperlink"/>
             <w:noProof/>
           </w:rPr>
           <w:t>Metodología para la construcción de indicadores</w:t>
@@ -2535,7 +2535,7 @@
             <w:noProof/>
             <w:webHidden/>
           </w:rPr>
-          <w:instrText xml:space="preserve"> PAGEREF _Toc225526696 \h </w:instrText>
+          <w:instrText xml:space="preserve"> PAGEREF _Toc227255104 \h </w:instrText>
         </w:r>
         <w:r>
           <w:rPr>
@@ -2555,7 +2555,7 @@
             <w:noProof/>
             <w:webHidden/>
           </w:rPr>
-          <w:t>61</w:t>
+          <w:t>63</w:t>
         </w:r>
         <w:r>
           <w:rPr>
@@ -2568,7 +2568,7 @@
     </w:p>
     <w:p>
       <w:pPr>
-        <w:pStyle w:val="TDC2"/>
+        <w:pStyle w:val="TOC2"/>
         <w:tabs>
           <w:tab w:val="left" w:pos="1760"/>
           <w:tab w:val="right" w:leader="dot" w:pos="9962"/>
@@ -2581,10 +2581,10 @@
           <w:lang w:eastAsia="es-CO"/>
         </w:rPr>
       </w:pPr>
-      <w:hyperlink w:anchor="_Toc225526697" w:history="1">
-        <w:r>
-          <w:rPr>
-            <w:rStyle w:val="Hipervnculo"/>
+      <w:hyperlink w:anchor="_Toc227255105" w:history="1">
+        <w:r>
+          <w:rPr>
+            <w:rStyle w:val="Hyperlink"/>
             <w:noProof/>
           </w:rPr>
           <w:t>4.3.</w:t>
@@ -2601,7 +2601,7 @@
         </w:r>
         <w:r>
           <w:rPr>
-            <w:rStyle w:val="Hipervnculo"/>
+            <w:rStyle w:val="Hyperlink"/>
             <w:noProof/>
           </w:rPr>
           <w:t>Ficha técnica del indicador</w:t>
@@ -2625,7 +2625,7 @@
             <w:noProof/>
             <w:webHidden/>
           </w:rPr>
-          <w:instrText xml:space="preserve"> PAGEREF _Toc225526697 \h </w:instrText>
+          <w:instrText xml:space="preserve"> PAGEREF _Toc227255105 \h </w:instrText>
         </w:r>
         <w:r>
           <w:rPr>
@@ -2645,7 +2645,7 @@
             <w:noProof/>
             <w:webHidden/>
           </w:rPr>
-          <w:t>64</w:t>
+          <w:t>66</w:t>
         </w:r>
         <w:r>
           <w:rPr>
@@ -2658,7 +2658,7 @@
     </w:p>
     <w:p>
       <w:pPr>
-        <w:pStyle w:val="TDC1"/>
+        <w:pStyle w:val="TOC1"/>
         <w:tabs>
           <w:tab w:val="right" w:leader="dot" w:pos="9962"/>
         </w:tabs>
@@ -2670,10 +2670,10 @@
           <w:lang w:eastAsia="es-CO"/>
         </w:rPr>
       </w:pPr>
-      <w:hyperlink w:anchor="_Toc225526698" w:history="1">
-        <w:r>
-          <w:rPr>
-            <w:rStyle w:val="Hipervnculo"/>
+      <w:hyperlink w:anchor="_Toc227255106" w:history="1">
+        <w:r>
+          <w:rPr>
+            <w:rStyle w:val="Hyperlink"/>
             <w:noProof/>
           </w:rPr>
           <w:t>Síntesis</w:t>
@@ -2697,7 +2697,7 @@
             <w:noProof/>
             <w:webHidden/>
           </w:rPr>
-          <w:instrText xml:space="preserve"> PAGEREF _Toc225526698 \h </w:instrText>
+          <w:instrText xml:space="preserve"> PAGEREF _Toc227255106 \h </w:instrText>
         </w:r>
         <w:r>
           <w:rPr>
@@ -2717,7 +2717,7 @@
             <w:noProof/>
             <w:webHidden/>
           </w:rPr>
-          <w:t>69</w:t>
+          <w:t>71</w:t>
         </w:r>
         <w:r>
           <w:rPr>
@@ -2730,7 +2730,7 @@
     </w:p>
     <w:p>
       <w:pPr>
-        <w:pStyle w:val="TDC1"/>
+        <w:pStyle w:val="TOC1"/>
         <w:tabs>
           <w:tab w:val="right" w:leader="dot" w:pos="9962"/>
         </w:tabs>
@@ -2742,10 +2742,10 @@
           <w:lang w:eastAsia="es-CO"/>
         </w:rPr>
       </w:pPr>
-      <w:hyperlink w:anchor="_Toc225526699" w:history="1">
-        <w:r>
-          <w:rPr>
-            <w:rStyle w:val="Hipervnculo"/>
+      <w:hyperlink w:anchor="_Toc227255107" w:history="1">
+        <w:r>
+          <w:rPr>
+            <w:rStyle w:val="Hyperlink"/>
             <w:noProof/>
           </w:rPr>
           <w:t>Glosario</w:t>
@@ -2769,7 +2769,7 @@
             <w:noProof/>
             <w:webHidden/>
           </w:rPr>
-          <w:instrText xml:space="preserve"> PAGEREF _Toc225526699 \h </w:instrText>
+          <w:instrText xml:space="preserve"> PAGEREF _Toc227255107 \h </w:instrText>
         </w:r>
         <w:r>
           <w:rPr>
@@ -2789,7 +2789,7 @@
             <w:noProof/>
             <w:webHidden/>
           </w:rPr>
-          <w:t>70</w:t>
+          <w:t>73</w:t>
         </w:r>
         <w:r>
           <w:rPr>
@@ -2802,7 +2802,7 @@
     </w:p>
     <w:p>
       <w:pPr>
-        <w:pStyle w:val="TDC1"/>
+        <w:pStyle w:val="TOC1"/>
         <w:tabs>
           <w:tab w:val="right" w:leader="dot" w:pos="9962"/>
         </w:tabs>
@@ -2814,10 +2814,10 @@
           <w:lang w:eastAsia="es-CO"/>
         </w:rPr>
       </w:pPr>
-      <w:hyperlink w:anchor="_Toc225526700" w:history="1">
-        <w:r>
-          <w:rPr>
-            <w:rStyle w:val="Hipervnculo"/>
+      <w:hyperlink w:anchor="_Toc227255108" w:history="1">
+        <w:r>
+          <w:rPr>
+            <w:rStyle w:val="Hyperlink"/>
             <w:noProof/>
             <w:lang w:val="es-MX"/>
           </w:rPr>
@@ -2842,7 +2842,7 @@
             <w:noProof/>
             <w:webHidden/>
           </w:rPr>
-          <w:instrText xml:space="preserve"> PAGEREF _Toc225526700 \h </w:instrText>
+          <w:instrText xml:space="preserve"> PAGEREF _Toc227255108 \h </w:instrText>
         </w:r>
         <w:r>
           <w:rPr>
@@ -2862,7 +2862,7 @@
             <w:noProof/>
             <w:webHidden/>
           </w:rPr>
-          <w:t>72</w:t>
+          <w:t>75</w:t>
         </w:r>
         <w:r>
           <w:rPr>
@@ -2875,7 +2875,7 @@
     </w:p>
     <w:p>
       <w:pPr>
-        <w:pStyle w:val="TDC1"/>
+        <w:pStyle w:val="TOC1"/>
         <w:tabs>
           <w:tab w:val="right" w:leader="dot" w:pos="9962"/>
         </w:tabs>
@@ -2887,10 +2887,10 @@
           <w:lang w:eastAsia="es-CO"/>
         </w:rPr>
       </w:pPr>
-      <w:hyperlink w:anchor="_Toc225526701" w:history="1">
-        <w:r>
-          <w:rPr>
-            <w:rStyle w:val="Hipervnculo"/>
+      <w:hyperlink w:anchor="_Toc227255109" w:history="1">
+        <w:r>
+          <w:rPr>
+            <w:rStyle w:val="Hyperlink"/>
             <w:noProof/>
           </w:rPr>
           <w:t>Créditos</w:t>
@@ -2914,7 +2914,7 @@
             <w:noProof/>
             <w:webHidden/>
           </w:rPr>
-          <w:instrText xml:space="preserve"> PAGEREF _Toc225526701 \h </w:instrText>
+          <w:instrText xml:space="preserve"> PAGEREF _Toc227255109 \h </w:instrText>
         </w:r>
         <w:r>
           <w:rPr>
@@ -2934,7 +2934,7 @@
             <w:noProof/>
             <w:webHidden/>
           </w:rPr>
-          <w:t>73</w:t>
+          <w:t>76</w:t>
         </w:r>
         <w:r>
           <w:rPr>
@@ -2957,7 +2957,7 @@
         <w:fldChar w:fldCharType="end"/>
       </w:r>
       <w:bookmarkStart w:id="0" w:name="_Toc176443691"/>
-      <w:bookmarkStart w:id="1" w:name="_Toc225526671"/>
+      <w:bookmarkStart w:id="1" w:name="_Toc227255079"/>
       <w:r>
         <w:t>Introducción</w:t>
       </w:r>
@@ -3073,7 +3073,7 @@
                     </pic:cNvPicPr>
                   </pic:nvPicPr>
                   <pic:blipFill>
-                    <a:blip r:embed="rId9" cstate="print">
+                    <a:blip r:embed="rId12" cstate="print">
                       <a:extLst>
                         <a:ext uri="{28A0092B-C50C-407E-A947-70E740481C1C}">
                           <a14:useLocalDpi xmlns:a14="http://schemas.microsoft.com/office/drawing/2010/main" val="0"/>
@@ -3129,11 +3129,16 @@
         <w:rPr>
           <w:b/>
         </w:rPr>
+      </w:r>
+      <w:r>
+        <w:rPr>
+          <w:b/>
+        </w:rPr>
         <w:fldChar w:fldCharType="separate"/>
       </w:r>
       <w:r>
         <w:rPr>
-          <w:rStyle w:val="Hipervnculo"/>
+          <w:rStyle w:val="Hyperlink"/>
           <w:b/>
         </w:rPr>
         <w:t>Enlace de reproducción del video</w:t>
@@ -3147,7 +3152,7 @@
     </w:p>
     <w:tbl>
       <w:tblPr>
-        <w:tblStyle w:val="Tablaconcuadrcula"/>
+        <w:tblStyle w:val="TableGrid"/>
         <w:tblW w:w="0" w:type="auto"/>
         <w:tblLook w:val="04A0" w:firstRow="1" w:lastRow="0" w:firstColumn="1" w:lastColumn="0" w:noHBand="0" w:noVBand="1"/>
       </w:tblPr>
@@ -3234,9 +3239,9 @@
     </w:p>
     <w:p>
       <w:pPr>
-        <w:pStyle w:val="Ttulo1"/>
-      </w:pPr>
-      <w:bookmarkStart w:id="3" w:name="_Toc225526672"/>
+        <w:pStyle w:val="Heading1"/>
+      </w:pPr>
+      <w:bookmarkStart w:id="3" w:name="_Toc227255080"/>
       <w:r>
         <w:lastRenderedPageBreak/>
         <w:t>Fundamentos de administración</w:t>
@@ -3278,9 +3283,9 @@
     </w:p>
     <w:p>
       <w:pPr>
-        <w:pStyle w:val="Ttulo2"/>
-      </w:pPr>
-      <w:bookmarkStart w:id="4" w:name="_Toc225526673"/>
+        <w:pStyle w:val="Heading2"/>
+      </w:pPr>
+      <w:bookmarkStart w:id="4" w:name="_Toc227255081"/>
       <w:r>
         <w:t>Concepto y evolución de administración</w:t>
       </w:r>
@@ -3334,7 +3339,7 @@
     </w:p>
     <w:p>
       <w:pPr>
-        <w:pStyle w:val="Prrafodelista"/>
+        <w:pStyle w:val="ListParagraph"/>
         <w:numPr>
           <w:ilvl w:val="0"/>
           <w:numId w:val="7"/>
@@ -3369,7 +3374,7 @@
     </w:p>
     <w:p>
       <w:pPr>
-        <w:pStyle w:val="Prrafodelista"/>
+        <w:pStyle w:val="ListParagraph"/>
         <w:numPr>
           <w:ilvl w:val="0"/>
           <w:numId w:val="7"/>
@@ -3404,7 +3409,7 @@
     </w:p>
     <w:p>
       <w:pPr>
-        <w:pStyle w:val="Prrafodelista"/>
+        <w:pStyle w:val="ListParagraph"/>
         <w:numPr>
           <w:ilvl w:val="0"/>
           <w:numId w:val="7"/>
@@ -3446,7 +3451,7 @@
     </w:p>
     <w:p>
       <w:pPr>
-        <w:pStyle w:val="Prrafodelista"/>
+        <w:pStyle w:val="ListParagraph"/>
         <w:numPr>
           <w:ilvl w:val="0"/>
           <w:numId w:val="7"/>
@@ -3481,7 +3486,7 @@
     </w:p>
     <w:p>
       <w:pPr>
-        <w:pStyle w:val="Prrafodelista"/>
+        <w:pStyle w:val="ListParagraph"/>
         <w:numPr>
           <w:ilvl w:val="0"/>
           <w:numId w:val="7"/>
@@ -3516,7 +3521,7 @@
     </w:p>
     <w:p>
       <w:pPr>
-        <w:pStyle w:val="Prrafodelista"/>
+        <w:pStyle w:val="ListParagraph"/>
         <w:numPr>
           <w:ilvl w:val="0"/>
           <w:numId w:val="7"/>
@@ -3546,49 +3551,21 @@
         <w:rPr>
           <w:lang w:eastAsia="es-CO"/>
         </w:rPr>
-        <w:t xml:space="preserve">William </w:t>
-      </w:r>
-      <w:proofErr w:type="spellStart"/>
-      <w:r>
-        <w:rPr>
-          <w:lang w:eastAsia="es-CO"/>
-        </w:rPr>
-        <w:t>Dill</w:t>
-      </w:r>
-      <w:proofErr w:type="spellEnd"/>
-      <w:r>
-        <w:rPr>
-          <w:lang w:eastAsia="es-CO"/>
-        </w:rPr>
-        <w:t xml:space="preserve">, William </w:t>
-      </w:r>
-      <w:proofErr w:type="spellStart"/>
-      <w:r>
-        <w:rPr>
-          <w:lang w:eastAsia="es-CO"/>
-        </w:rPr>
-        <w:t>Starbuck</w:t>
-      </w:r>
-      <w:proofErr w:type="spellEnd"/>
-      <w:r>
-        <w:rPr>
-          <w:lang w:eastAsia="es-CO"/>
-        </w:rPr>
-        <w:t>, James Thompson, Paul Lawrence, Jay Lorsch y Tom Burns propusieron a la organización como un sistema abierto. Sostenían que la relación entre las condiciones del ambiente y las técnicas administrativas de la organización deben ser consideradas en conjunto, a fin de adaptar la estructura organizacional a los diversos imprevistos que debe afrontar en el entorno al que pertenece.</w:t>
-      </w:r>
-    </w:p>
-    <w:p>
-      <w:pPr>
-        <w:rPr>
-          <w:lang w:eastAsia="es-CO"/>
-        </w:rPr>
-      </w:pPr>
-    </w:p>
-    <w:p>
-      <w:pPr>
-        <w:pStyle w:val="Ttulo2"/>
-      </w:pPr>
-      <w:bookmarkStart w:id="5" w:name="_Toc225526674"/>
+        <w:t>William Dill, William Starbuck, James Thompson, Paul Lawrence, Jay Lorsch y Tom Burns propusieron a la organización como un sistema abierto. Sostenían que la relación entre las condiciones del ambiente y las técnicas administrativas de la organización deben ser consideradas en conjunto, a fin de adaptar la estructura organizacional a los diversos imprevistos que debe afrontar en el entorno al que pertenece.</w:t>
+      </w:r>
+    </w:p>
+    <w:p>
+      <w:pPr>
+        <w:rPr>
+          <w:lang w:eastAsia="es-CO"/>
+        </w:rPr>
+      </w:pPr>
+    </w:p>
+    <w:p>
+      <w:pPr>
+        <w:pStyle w:val="Heading2"/>
+      </w:pPr>
+      <w:bookmarkStart w:id="5" w:name="_Toc227255082"/>
       <w:r>
         <w:lastRenderedPageBreak/>
         <w:t>Importancia de la administración en las organizaciones</w:t>
@@ -3630,9 +3607,9 @@
     </w:p>
     <w:p>
       <w:pPr>
-        <w:pStyle w:val="Ttulo2"/>
-      </w:pPr>
-      <w:bookmarkStart w:id="6" w:name="_Toc225526675"/>
+        <w:pStyle w:val="Heading2"/>
+      </w:pPr>
+      <w:bookmarkStart w:id="6" w:name="_Toc227255083"/>
       <w:r>
         <w:t>Funciones administrativas</w:t>
       </w:r>
@@ -3760,7 +3737,7 @@
                     </pic:cNvPicPr>
                   </pic:nvPicPr>
                   <pic:blipFill>
-                    <a:blip r:embed="rId10" cstate="print">
+                    <a:blip r:embed="rId13" cstate="print">
                       <a:extLst>
                         <a:ext uri="{28A0092B-C50C-407E-A947-70E740481C1C}">
                           <a14:useLocalDpi xmlns:a14="http://schemas.microsoft.com/office/drawing/2010/main" val="0"/>
@@ -3909,9 +3886,9 @@
     </w:p>
     <w:p>
       <w:pPr>
-        <w:pStyle w:val="Ttulo2"/>
-      </w:pPr>
-      <w:bookmarkStart w:id="7" w:name="_Toc225526676"/>
+        <w:pStyle w:val="Heading2"/>
+      </w:pPr>
+      <w:bookmarkStart w:id="7" w:name="_Toc227255084"/>
       <w:r>
         <w:lastRenderedPageBreak/>
         <w:t>Tipos de organizaciones</w:t>
@@ -3946,7 +3923,7 @@
     </w:p>
     <w:p>
       <w:pPr>
-        <w:pStyle w:val="Prrafodelista"/>
+        <w:pStyle w:val="ListParagraph"/>
         <w:numPr>
           <w:ilvl w:val="0"/>
           <w:numId w:val="7"/>
@@ -3968,7 +3945,20 @@
     </w:p>
     <w:p>
       <w:pPr>
-        <w:pStyle w:val="Prrafodelista"/>
+        <w:rPr>
+          <w:lang w:eastAsia="es-CO"/>
+        </w:rPr>
+      </w:pPr>
+      <w:r>
+        <w:rPr>
+          <w:lang w:eastAsia="es-CO"/>
+        </w:rPr>
+        <w:t>El tamaño de una empresa se determina según el número de trabajadores que la integran:</w:t>
+      </w:r>
+    </w:p>
+    <w:p>
+      <w:pPr>
+        <w:pStyle w:val="ListParagraph"/>
         <w:numPr>
           <w:ilvl w:val="0"/>
           <w:numId w:val="8"/>
@@ -3986,7 +3976,7 @@
     </w:p>
     <w:p>
       <w:pPr>
-        <w:pStyle w:val="Prrafodelista"/>
+        <w:pStyle w:val="ListParagraph"/>
         <w:numPr>
           <w:ilvl w:val="0"/>
           <w:numId w:val="8"/>
@@ -4004,7 +3994,7 @@
     </w:p>
     <w:p>
       <w:pPr>
-        <w:pStyle w:val="Prrafodelista"/>
+        <w:pStyle w:val="ListParagraph"/>
         <w:numPr>
           <w:ilvl w:val="0"/>
           <w:numId w:val="8"/>
@@ -4022,7 +4012,7 @@
     </w:p>
     <w:p>
       <w:pPr>
-        <w:pStyle w:val="Prrafodelista"/>
+        <w:pStyle w:val="ListParagraph"/>
         <w:numPr>
           <w:ilvl w:val="0"/>
           <w:numId w:val="8"/>
@@ -4035,27 +4025,22 @@
         <w:rPr>
           <w:lang w:eastAsia="es-CO"/>
         </w:rPr>
+        <w:lastRenderedPageBreak/>
         <w:t>Grande: es una empresa de gran envergadura y cobertura en su actividad económica que tiene más de 200 colaboradores.</w:t>
       </w:r>
     </w:p>
     <w:p>
       <w:pPr>
-        <w:spacing w:before="0" w:after="0" w:line="240" w:lineRule="auto"/>
-        <w:ind w:firstLine="0"/>
-        <w:rPr>
-          <w:lang w:eastAsia="es-CO"/>
-        </w:rPr>
-      </w:pPr>
-      <w:r>
-        <w:rPr>
-          <w:lang w:eastAsia="es-CO"/>
-        </w:rPr>
-        <w:br w:type="page"/>
-      </w:r>
-    </w:p>
-    <w:p>
-      <w:pPr>
-        <w:pStyle w:val="Prrafodelista"/>
+        <w:pStyle w:val="ListParagraph"/>
+        <w:ind w:left="1776" w:firstLine="0"/>
+        <w:rPr>
+          <w:lang w:eastAsia="es-CO"/>
+        </w:rPr>
+      </w:pPr>
+    </w:p>
+    <w:p>
+      <w:pPr>
+        <w:pStyle w:val="ListParagraph"/>
         <w:numPr>
           <w:ilvl w:val="0"/>
           <w:numId w:val="7"/>
@@ -4072,7 +4057,6 @@
           <w:bCs/>
           <w:lang w:eastAsia="es-CO"/>
         </w:rPr>
-        <w:lastRenderedPageBreak/>
         <w:t>Según su actividad económica y sector al que pertenecen</w:t>
       </w:r>
     </w:p>
@@ -4091,7 +4075,7 @@
     </w:p>
     <w:p>
       <w:pPr>
-        <w:pStyle w:val="Prrafodelista"/>
+        <w:pStyle w:val="ListParagraph"/>
         <w:numPr>
           <w:ilvl w:val="0"/>
           <w:numId w:val="9"/>
@@ -4109,7 +4093,7 @@
     </w:p>
     <w:p>
       <w:pPr>
-        <w:pStyle w:val="Prrafodelista"/>
+        <w:pStyle w:val="ListParagraph"/>
         <w:numPr>
           <w:ilvl w:val="0"/>
           <w:numId w:val="9"/>
@@ -4127,7 +4111,7 @@
     </w:p>
     <w:p>
       <w:pPr>
-        <w:pStyle w:val="Prrafodelista"/>
+        <w:pStyle w:val="ListParagraph"/>
         <w:numPr>
           <w:ilvl w:val="0"/>
           <w:numId w:val="9"/>
@@ -4145,7 +4129,7 @@
     </w:p>
     <w:p>
       <w:pPr>
-        <w:pStyle w:val="Prrafodelista"/>
+        <w:pStyle w:val="ListParagraph"/>
         <w:numPr>
           <w:ilvl w:val="0"/>
           <w:numId w:val="9"/>
@@ -4163,7 +4147,7 @@
     </w:p>
     <w:p>
       <w:pPr>
-        <w:pStyle w:val="Prrafodelista"/>
+        <w:pStyle w:val="ListParagraph"/>
         <w:ind w:left="1776" w:firstLine="0"/>
         <w:rPr>
           <w:lang w:eastAsia="es-CO"/>
@@ -4172,7 +4156,7 @@
     </w:p>
     <w:p>
       <w:pPr>
-        <w:pStyle w:val="Prrafodelista"/>
+        <w:pStyle w:val="ListParagraph"/>
         <w:numPr>
           <w:ilvl w:val="0"/>
           <w:numId w:val="7"/>
@@ -4207,7 +4191,7 @@
     </w:p>
     <w:p>
       <w:pPr>
-        <w:pStyle w:val="Prrafodelista"/>
+        <w:pStyle w:val="ListParagraph"/>
         <w:numPr>
           <w:ilvl w:val="0"/>
           <w:numId w:val="10"/>
@@ -4225,7 +4209,7 @@
     </w:p>
     <w:p>
       <w:pPr>
-        <w:pStyle w:val="Prrafodelista"/>
+        <w:pStyle w:val="ListParagraph"/>
         <w:numPr>
           <w:ilvl w:val="0"/>
           <w:numId w:val="10"/>
@@ -4243,7 +4227,7 @@
     </w:p>
     <w:p>
       <w:pPr>
-        <w:pStyle w:val="Prrafodelista"/>
+        <w:pStyle w:val="ListParagraph"/>
         <w:numPr>
           <w:ilvl w:val="0"/>
           <w:numId w:val="10"/>
@@ -4261,16 +4245,22 @@
     </w:p>
     <w:p>
       <w:pPr>
-        <w:pStyle w:val="Prrafodelista"/>
-        <w:ind w:left="1776" w:firstLine="0"/>
-        <w:rPr>
-          <w:lang w:eastAsia="es-CO"/>
-        </w:rPr>
-      </w:pPr>
-    </w:p>
-    <w:p>
-      <w:pPr>
-        <w:pStyle w:val="Prrafodelista"/>
+        <w:spacing w:before="0" w:after="0" w:line="240" w:lineRule="auto"/>
+        <w:ind w:firstLine="0"/>
+        <w:rPr>
+          <w:lang w:eastAsia="es-CO"/>
+        </w:rPr>
+      </w:pPr>
+      <w:r>
+        <w:rPr>
+          <w:lang w:eastAsia="es-CO"/>
+        </w:rPr>
+        <w:br w:type="page"/>
+      </w:r>
+    </w:p>
+    <w:p>
+      <w:pPr>
+        <w:pStyle w:val="ListParagraph"/>
         <w:numPr>
           <w:ilvl w:val="0"/>
           <w:numId w:val="11"/>
@@ -4287,6 +4277,7 @@
           <w:bCs/>
           <w:lang w:eastAsia="es-CO"/>
         </w:rPr>
+        <w:lastRenderedPageBreak/>
         <w:t>Según su naturaleza y forma jurídica</w:t>
       </w:r>
     </w:p>
@@ -4305,7 +4296,7 @@
     </w:p>
     <w:p>
       <w:pPr>
-        <w:pStyle w:val="Prrafodelista"/>
+        <w:pStyle w:val="ListParagraph"/>
         <w:numPr>
           <w:ilvl w:val="0"/>
           <w:numId w:val="12"/>
@@ -4318,13 +4309,12 @@
         <w:rPr>
           <w:lang w:eastAsia="es-CO"/>
         </w:rPr>
-        <w:lastRenderedPageBreak/>
         <w:t>Empresario individual o autónomo: en esta modalidad, una sola persona asume toda la responsabilidad del negocio con su patrimonio personal. Es ideal para actividades comerciales, profesionales o artesanales de pequeña escala, como consultores independientes o artesanos.</w:t>
       </w:r>
     </w:p>
     <w:p>
       <w:pPr>
-        <w:pStyle w:val="Prrafodelista"/>
+        <w:pStyle w:val="ListParagraph"/>
         <w:numPr>
           <w:ilvl w:val="0"/>
           <w:numId w:val="12"/>
@@ -4342,7 +4332,7 @@
     </w:p>
     <w:p>
       <w:pPr>
-        <w:pStyle w:val="Prrafodelista"/>
+        <w:pStyle w:val="ListParagraph"/>
         <w:numPr>
           <w:ilvl w:val="0"/>
           <w:numId w:val="13"/>
@@ -4360,7 +4350,7 @@
     </w:p>
     <w:p>
       <w:pPr>
-        <w:pStyle w:val="Prrafodelista"/>
+        <w:pStyle w:val="ListParagraph"/>
         <w:numPr>
           <w:ilvl w:val="0"/>
           <w:numId w:val="13"/>
@@ -4378,7 +4368,7 @@
     </w:p>
     <w:p>
       <w:pPr>
-        <w:pStyle w:val="Prrafodelista"/>
+        <w:pStyle w:val="ListParagraph"/>
         <w:numPr>
           <w:ilvl w:val="0"/>
           <w:numId w:val="13"/>
@@ -4391,12 +4381,19 @@
         <w:rPr>
           <w:lang w:eastAsia="es-CO"/>
         </w:rPr>
-        <w:t>Sociedad Anónima (S.A.): requiere un capital mínimo de 500 salarios mínimos mensuales legales vigentes y al menos 5 socios. El capital se divide en acciones que pueden ser vendidas más libremente. Es común en empresas de mayor tamaño que buscan financiación externa o planean cotizar en bolsa. Ejemplo Ecopetrol S.A, y Grupo Éxito S.A.</w:t>
-      </w:r>
-    </w:p>
-    <w:p>
-      <w:pPr>
-        <w:pStyle w:val="Prrafodelista"/>
+        <w:t xml:space="preserve">Sociedad Anónima (S.A.): requiere un capital mínimo de 500 salarios mínimos mensuales legales vigentes y al menos 5 socios. El capital se divide en acciones que pueden ser vendidas más libremente. Es común en empresas de mayor tamaño que buscan financiación </w:t>
+      </w:r>
+      <w:r>
+        <w:rPr>
+          <w:lang w:eastAsia="es-CO"/>
+        </w:rPr>
+        <w:lastRenderedPageBreak/>
+        <w:t>externa o planean cotizar en bolsa. Ejemplo Ecopetrol S.A, y Grupo Éxito S.A.</w:t>
+      </w:r>
+    </w:p>
+    <w:p>
+      <w:pPr>
+        <w:pStyle w:val="ListParagraph"/>
         <w:numPr>
           <w:ilvl w:val="0"/>
           <w:numId w:val="13"/>
@@ -4409,19 +4406,12 @@
         <w:rPr>
           <w:lang w:eastAsia="es-CO"/>
         </w:rPr>
-        <w:t xml:space="preserve">Sociedad en Comandita: combina socios colectivos (con responsabilidad ilimitada) y socios comanditarios (con </w:t>
-      </w:r>
-      <w:r>
-        <w:rPr>
-          <w:lang w:eastAsia="es-CO"/>
-        </w:rPr>
-        <w:lastRenderedPageBreak/>
-        <w:t>responsabilidad limitada). Esta forma es menos frecuente en la actualidad, pero puede ser útil en esquemas familiares o contractuales específicos.</w:t>
-      </w:r>
-    </w:p>
-    <w:p>
-      <w:pPr>
-        <w:pStyle w:val="Prrafodelista"/>
+        <w:t>Sociedad en Comandita: combina socios colectivos (con responsabilidad ilimitada) y socios comanditarios (con responsabilidad limitada). Esta forma es menos frecuente en la actualidad, pero puede ser útil en esquemas familiares o contractuales específicos.</w:t>
+      </w:r>
+    </w:p>
+    <w:p>
+      <w:pPr>
+        <w:pStyle w:val="ListParagraph"/>
         <w:numPr>
           <w:ilvl w:val="0"/>
           <w:numId w:val="14"/>
@@ -4451,7 +4441,7 @@
     </w:p>
     <w:p>
       <w:pPr>
-        <w:pStyle w:val="Prrafodelista"/>
+        <w:pStyle w:val="ListParagraph"/>
         <w:numPr>
           <w:ilvl w:val="0"/>
           <w:numId w:val="14"/>
@@ -4481,7 +4471,7 @@
     </w:p>
     <w:p>
       <w:pPr>
-        <w:pStyle w:val="Prrafodelista"/>
+        <w:pStyle w:val="ListParagraph"/>
         <w:numPr>
           <w:ilvl w:val="0"/>
           <w:numId w:val="14"/>
@@ -4518,7 +4508,7 @@
     </w:p>
     <w:p>
       <w:pPr>
-        <w:pStyle w:val="Prrafodelista"/>
+        <w:pStyle w:val="ListParagraph"/>
         <w:numPr>
           <w:ilvl w:val="0"/>
           <w:numId w:val="11"/>
@@ -4551,7 +4541,7 @@
     </w:p>
     <w:p>
       <w:pPr>
-        <w:pStyle w:val="Prrafodelista"/>
+        <w:pStyle w:val="ListParagraph"/>
         <w:numPr>
           <w:ilvl w:val="0"/>
           <w:numId w:val="14"/>
@@ -4564,12 +4554,13 @@
         <w:rPr>
           <w:lang w:eastAsia="es-CO"/>
         </w:rPr>
+        <w:lastRenderedPageBreak/>
         <w:t>Empresas públicas: son aquellas que pertenecen al Estado. Se las seguirá considerando públicas si el 51 % de sus acciones son propiedad del sector público. El Estado toma la decisión de iniciar la empresa y debe establecer sus objetivos para luego controlar su actividad.</w:t>
       </w:r>
     </w:p>
     <w:p>
       <w:pPr>
-        <w:pStyle w:val="Prrafodelista"/>
+        <w:pStyle w:val="ListParagraph"/>
         <w:numPr>
           <w:ilvl w:val="0"/>
           <w:numId w:val="14"/>
@@ -4582,13 +4573,12 @@
         <w:rPr>
           <w:lang w:eastAsia="es-CO"/>
         </w:rPr>
-        <w:lastRenderedPageBreak/>
         <w:t>Empresas privadas: son aquellas que están a cargo de individuos particulares y que distribuyen sus ganancias entre los socios e inversores.</w:t>
       </w:r>
     </w:p>
     <w:p>
       <w:pPr>
-        <w:pStyle w:val="Prrafodelista"/>
+        <w:pStyle w:val="ListParagraph"/>
         <w:numPr>
           <w:ilvl w:val="0"/>
           <w:numId w:val="14"/>
@@ -4648,7 +4638,7 @@
     </w:p>
     <w:tbl>
       <w:tblPr>
-        <w:tblStyle w:val="Tablaconcuadrcula"/>
+        <w:tblStyle w:val="TableGrid"/>
         <w:tblW w:w="0" w:type="auto"/>
         <w:tblLook w:val="04A0" w:firstRow="1" w:lastRow="0" w:firstColumn="1" w:lastColumn="0" w:noHBand="0" w:noVBand="1"/>
       </w:tblPr>
@@ -4732,6 +4722,7 @@
               <w:spacing w:before="0" w:after="0"/>
             </w:pPr>
             <w:r>
+              <w:lastRenderedPageBreak/>
               <w:t>Hombre: para lograr esa precisión, debemos analizar cada organización bajo cinco categorías principales: su tamaño, su actividad económica, el ámbito donde opera, su naturaleza jurídica y el origen de su capital.</w:t>
             </w:r>
           </w:p>
@@ -4740,11 +4731,7 @@
               <w:spacing w:before="0" w:after="0"/>
             </w:pPr>
             <w:r>
-              <w:t xml:space="preserve">Hombre: empecemos por el tamaño. Aunque el Decreto 957 de 2019 prioriza los ingresos en Unidades de Valor Tributario, UVT, el número de trabajadores sigue </w:t>
-            </w:r>
-            <w:r>
-              <w:lastRenderedPageBreak/>
-              <w:t>siendo muy relevante, desde microempresas con menos de 10 personas, hasta grandes organizaciones con más de 200 colaboradores.</w:t>
+              <w:t>Hombre: empecemos por el tamaño. Aunque el Decreto 957 de 2019 prioriza los ingresos en Unidades de Valor Tributario, UVT, el número de trabajadores sigue siendo muy relevante, desde microempresas con menos de 10 personas, hasta grandes organizaciones con más de 200 colaboradores.</w:t>
             </w:r>
           </w:p>
           <w:p>
@@ -4792,6 +4779,7 @@
               <w:spacing w:before="0" w:after="0"/>
             </w:pPr>
             <w:r>
+              <w:lastRenderedPageBreak/>
               <w:t>Hombre: finalmente, analizamos el origen del capital. Las empresas pueden ser públicas si pertenecen al Estado, privadas si son de particulares, o mixtas cuando combinan ambos aportes.</w:t>
             </w:r>
           </w:p>
@@ -4808,7 +4796,6 @@
               <w:spacing w:before="0" w:after="0"/>
             </w:pPr>
             <w:r>
-              <w:lastRenderedPageBreak/>
               <w:t>Hombre: llegamos al final de nuestro ejercicio de análisis por el día de hoy. Gracias por su compañía. ¡Nos reencontramos muy pronto!</w:t>
             </w:r>
           </w:p>
@@ -4852,7 +4839,7 @@
     </w:p>
     <w:p>
       <w:pPr>
-        <w:pStyle w:val="Prrafodelista"/>
+        <w:pStyle w:val="ListParagraph"/>
         <w:numPr>
           <w:ilvl w:val="0"/>
           <w:numId w:val="15"/>
@@ -4887,7 +4874,7 @@
     </w:p>
     <w:p>
       <w:pPr>
-        <w:pStyle w:val="Prrafodelista"/>
+        <w:pStyle w:val="ListParagraph"/>
         <w:numPr>
           <w:ilvl w:val="0"/>
           <w:numId w:val="15"/>
@@ -4922,7 +4909,7 @@
     </w:p>
     <w:p>
       <w:pPr>
-        <w:pStyle w:val="Prrafodelista"/>
+        <w:pStyle w:val="ListParagraph"/>
         <w:numPr>
           <w:ilvl w:val="0"/>
           <w:numId w:val="15"/>
@@ -4939,6 +4926,7 @@
           <w:bCs/>
           <w:lang w:eastAsia="es-CO"/>
         </w:rPr>
+        <w:lastRenderedPageBreak/>
         <w:t xml:space="preserve">Según la propiedad del capital </w:t>
       </w:r>
     </w:p>
@@ -4957,22 +4945,7 @@
     </w:p>
     <w:p>
       <w:pPr>
-        <w:spacing w:before="0" w:after="0" w:line="240" w:lineRule="auto"/>
-        <w:ind w:firstLine="0"/>
-        <w:rPr>
-          <w:lang w:eastAsia="es-CO"/>
-        </w:rPr>
-      </w:pPr>
-      <w:r>
-        <w:rPr>
-          <w:lang w:eastAsia="es-CO"/>
-        </w:rPr>
-        <w:br w:type="page"/>
-      </w:r>
-    </w:p>
-    <w:p>
-      <w:pPr>
-        <w:pStyle w:val="Prrafodelista"/>
+        <w:pStyle w:val="ListParagraph"/>
         <w:numPr>
           <w:ilvl w:val="0"/>
           <w:numId w:val="15"/>
@@ -4989,7 +4962,6 @@
           <w:bCs/>
           <w:lang w:eastAsia="es-CO"/>
         </w:rPr>
-        <w:lastRenderedPageBreak/>
         <w:t xml:space="preserve">Según su ámbito de actuación </w:t>
       </w:r>
     </w:p>
@@ -5008,7 +4980,7 @@
     </w:p>
     <w:p>
       <w:pPr>
-        <w:pStyle w:val="Prrafodelista"/>
+        <w:pStyle w:val="ListParagraph"/>
         <w:numPr>
           <w:ilvl w:val="0"/>
           <w:numId w:val="15"/>
@@ -5265,6 +5237,7 @@
               <w:pStyle w:val="TextoTablas"/>
             </w:pPr>
             <w:r>
+              <w:lastRenderedPageBreak/>
               <w:t>Pequeñas empresas</w:t>
             </w:r>
           </w:p>
@@ -5368,7 +5341,15 @@
               <w:pStyle w:val="TextoTablas"/>
             </w:pPr>
             <w:r>
-              <w:t>Superior a $2.344.731.606</w:t>
+              <w:t xml:space="preserve">Superior a </w:t>
+            </w:r>
+          </w:p>
+          <w:p>
+            <w:pPr>
+              <w:pStyle w:val="TextoTablas"/>
+            </w:pPr>
+            <w:r>
+              <w:t>$2.344.731.606</w:t>
             </w:r>
           </w:p>
           <w:p>
@@ -5384,7 +5365,15 @@
               <w:pStyle w:val="TextoTablas"/>
             </w:pPr>
             <w:r>
-              <w:t>Hasta $22.583.459.304</w:t>
+              <w:t xml:space="preserve">Hasta </w:t>
+            </w:r>
+          </w:p>
+          <w:p>
+            <w:pPr>
+              <w:pStyle w:val="TextoTablas"/>
+            </w:pPr>
+            <w:r>
+              <w:t>$22.583.459.304</w:t>
             </w:r>
           </w:p>
         </w:tc>
@@ -5405,7 +5394,6 @@
               <w:pStyle w:val="TextoTablas"/>
             </w:pPr>
             <w:r>
-              <w:lastRenderedPageBreak/>
               <w:t>Medianas empresas</w:t>
             </w:r>
           </w:p>
@@ -5509,7 +5497,15 @@
               <w:pStyle w:val="TextoTablas"/>
             </w:pPr>
             <w:r>
-              <w:t>Superior a $22.583.459.304</w:t>
+              <w:t xml:space="preserve">Superior a </w:t>
+            </w:r>
+          </w:p>
+          <w:p>
+            <w:pPr>
+              <w:pStyle w:val="TextoTablas"/>
+            </w:pPr>
+            <w:r>
+              <w:t>$22.583.459.304</w:t>
             </w:r>
           </w:p>
           <w:p>
@@ -5522,7 +5518,15 @@
               <w:pStyle w:val="TextoTablas"/>
             </w:pPr>
             <w:r>
-              <w:t>Hasta $113.164.082.808</w:t>
+              <w:t xml:space="preserve">Hasta </w:t>
+            </w:r>
+          </w:p>
+          <w:p>
+            <w:pPr>
+              <w:pStyle w:val="TextoTablas"/>
+            </w:pPr>
+            <w:r>
+              <w:t>$113.164.082.808</w:t>
             </w:r>
           </w:p>
         </w:tc>
@@ -5580,7 +5584,15 @@
               <w:pStyle w:val="TextoTablas"/>
             </w:pPr>
             <w:r>
-              <w:t>Superior a $25.298.422.716</w:t>
+              <w:t xml:space="preserve">Superior a </w:t>
+            </w:r>
+          </w:p>
+          <w:p>
+            <w:pPr>
+              <w:pStyle w:val="TextoTablas"/>
+            </w:pPr>
+            <w:r>
+              <w:t>$25.298.422.716</w:t>
             </w:r>
           </w:p>
         </w:tc>
@@ -5595,7 +5607,15 @@
               <w:pStyle w:val="TextoTablas"/>
             </w:pPr>
             <w:r>
-              <w:t>Superior a $113.164.082.808</w:t>
+              <w:t xml:space="preserve">Superior a </w:t>
+            </w:r>
+          </w:p>
+          <w:p>
+            <w:pPr>
+              <w:pStyle w:val="TextoTablas"/>
+            </w:pPr>
+            <w:r>
+              <w:t>$113.164.082.808</w:t>
             </w:r>
           </w:p>
         </w:tc>
@@ -5637,9 +5657,9 @@
     </w:p>
     <w:p>
       <w:pPr>
-        <w:pStyle w:val="Ttulo2"/>
-      </w:pPr>
-      <w:bookmarkStart w:id="8" w:name="_Toc225526677"/>
+        <w:pStyle w:val="Heading2"/>
+      </w:pPr>
+      <w:bookmarkStart w:id="8" w:name="_Toc227255085"/>
       <w:r>
         <w:t>Relación entre administración y gestión por resultados</w:t>
       </w:r>
@@ -5724,14 +5744,14 @@
         <w:rPr>
           <w:lang w:eastAsia="es-CO"/>
         </w:rPr>
-        <w:t xml:space="preserve"> es un modelo moderno que prioriza el logro de objetivos estratégicos, la eficiencia y la generación de valor para la organización y la ciudadanía. Para ello, incorpora herramientas como la planificación estratégica, el presupuesto por resultados y el monitoreo y evaluación continua, orientando los esfuerzos organizacionales hacia el impacto final deseado. Reconocer esta relación es fundamental para comprender </w:t>
+        <w:t xml:space="preserve"> es un modelo moderno que prioriza el logro de objetivos estratégicos, la eficiencia y la generación de valor para la organización y la ciudadanía. Para ello, </w:t>
       </w:r>
       <w:r>
         <w:rPr>
           <w:lang w:eastAsia="es-CO"/>
         </w:rPr>
         <w:lastRenderedPageBreak/>
-        <w:t>cómo una organización puede pasar de ejecutar actividades a generar resultados concretos, medibles y verificables.</w:t>
+        <w:t>incorpora herramientas como la planificación estratégica, el presupuesto por resultados y el monitoreo y evaluación continua, orientando los esfuerzos organizacionales hacia el impacto final deseado. Reconocer esta relación es fundamental para comprender cómo una organización puede pasar de ejecutar actividades a generar resultados concretos, medibles y verificables.</w:t>
       </w:r>
     </w:p>
     <w:p>
@@ -5749,7 +5769,7 @@
     </w:p>
     <w:p>
       <w:pPr>
-        <w:pStyle w:val="Prrafodelista"/>
+        <w:pStyle w:val="ListParagraph"/>
         <w:numPr>
           <w:ilvl w:val="0"/>
           <w:numId w:val="16"/>
@@ -5798,7 +5818,7 @@
     </w:p>
     <w:p>
       <w:pPr>
-        <w:pStyle w:val="Prrafodelista"/>
+        <w:pStyle w:val="ListParagraph"/>
         <w:numPr>
           <w:ilvl w:val="0"/>
           <w:numId w:val="16"/>
@@ -5847,7 +5867,7 @@
     </w:p>
     <w:p>
       <w:pPr>
-        <w:pStyle w:val="Prrafodelista"/>
+        <w:pStyle w:val="ListParagraph"/>
         <w:numPr>
           <w:ilvl w:val="0"/>
           <w:numId w:val="16"/>
@@ -5902,7 +5922,7 @@
     </w:p>
     <w:p>
       <w:pPr>
-        <w:pStyle w:val="Prrafodelista"/>
+        <w:pStyle w:val="ListParagraph"/>
         <w:numPr>
           <w:ilvl w:val="0"/>
           <w:numId w:val="16"/>
@@ -5952,9 +5972,9 @@
     </w:p>
     <w:p>
       <w:pPr>
-        <w:pStyle w:val="Ttulo1"/>
-      </w:pPr>
-      <w:bookmarkStart w:id="9" w:name="_Toc225526678"/>
+        <w:pStyle w:val="Heading1"/>
+      </w:pPr>
+      <w:bookmarkStart w:id="9" w:name="_Toc227255086"/>
       <w:r>
         <w:lastRenderedPageBreak/>
         <w:t>Planeación estratégica</w:t>
@@ -6014,7 +6034,7 @@
     </w:p>
     <w:p>
       <w:pPr>
-        <w:pStyle w:val="Prrafodelista"/>
+        <w:pStyle w:val="ListParagraph"/>
         <w:numPr>
           <w:ilvl w:val="0"/>
           <w:numId w:val="17"/>
@@ -6064,7 +6084,7 @@
     </w:p>
     <w:p>
       <w:pPr>
-        <w:pStyle w:val="Prrafodelista"/>
+        <w:pStyle w:val="ListParagraph"/>
         <w:numPr>
           <w:ilvl w:val="0"/>
           <w:numId w:val="17"/>
@@ -6100,7 +6120,7 @@
     </w:p>
     <w:p>
       <w:pPr>
-        <w:pStyle w:val="Prrafodelista"/>
+        <w:pStyle w:val="ListParagraph"/>
         <w:numPr>
           <w:ilvl w:val="0"/>
           <w:numId w:val="17"/>
@@ -6135,7 +6155,7 @@
     </w:p>
     <w:p>
       <w:pPr>
-        <w:pStyle w:val="Prrafodelista"/>
+        <w:pStyle w:val="ListParagraph"/>
         <w:numPr>
           <w:ilvl w:val="0"/>
           <w:numId w:val="17"/>
@@ -6170,7 +6190,7 @@
     </w:p>
     <w:p>
       <w:pPr>
-        <w:pStyle w:val="Prrafodelista"/>
+        <w:pStyle w:val="ListParagraph"/>
         <w:numPr>
           <w:ilvl w:val="0"/>
           <w:numId w:val="17"/>
@@ -6205,7 +6225,7 @@
     </w:p>
     <w:p>
       <w:pPr>
-        <w:pStyle w:val="Prrafodelista"/>
+        <w:pStyle w:val="ListParagraph"/>
         <w:numPr>
           <w:ilvl w:val="0"/>
           <w:numId w:val="17"/>
@@ -6261,7 +6281,7 @@
     </w:p>
     <w:p>
       <w:pPr>
-        <w:pStyle w:val="Prrafodelista"/>
+        <w:pStyle w:val="ListParagraph"/>
         <w:keepNext/>
         <w:keepLines/>
         <w:numPr>
@@ -6289,6 +6309,9 @@
       <w:bookmarkStart w:id="14" w:name="_Toc225500184"/>
       <w:bookmarkStart w:id="15" w:name="_Toc225523504"/>
       <w:bookmarkStart w:id="16" w:name="_Toc225526679"/>
+      <w:bookmarkStart w:id="17" w:name="_Toc227252878"/>
+      <w:bookmarkStart w:id="18" w:name="_Toc227253245"/>
+      <w:bookmarkStart w:id="19" w:name="_Toc227255087"/>
       <w:bookmarkEnd w:id="10"/>
       <w:bookmarkEnd w:id="11"/>
       <w:bookmarkEnd w:id="12"/>
@@ -6296,16 +6319,19 @@
       <w:bookmarkEnd w:id="14"/>
       <w:bookmarkEnd w:id="15"/>
       <w:bookmarkEnd w:id="16"/>
-    </w:p>
-    <w:p>
-      <w:pPr>
-        <w:pStyle w:val="Ttulo2"/>
-      </w:pPr>
-      <w:bookmarkStart w:id="17" w:name="_Toc225526680"/>
+      <w:bookmarkEnd w:id="17"/>
+      <w:bookmarkEnd w:id="18"/>
+      <w:bookmarkEnd w:id="19"/>
+    </w:p>
+    <w:p>
+      <w:pPr>
+        <w:pStyle w:val="Heading2"/>
+      </w:pPr>
+      <w:bookmarkStart w:id="20" w:name="_Toc227255088"/>
       <w:r>
         <w:t>Misión, visión y valores</w:t>
       </w:r>
-      <w:bookmarkEnd w:id="17"/>
+      <w:bookmarkEnd w:id="20"/>
     </w:p>
     <w:p>
       <w:pPr>
@@ -6348,7 +6374,7 @@
     </w:p>
     <w:p>
       <w:pPr>
-        <w:pStyle w:val="Prrafodelista"/>
+        <w:pStyle w:val="ListParagraph"/>
         <w:numPr>
           <w:ilvl w:val="0"/>
           <w:numId w:val="16"/>
@@ -6366,7 +6392,7 @@
     </w:p>
     <w:p>
       <w:pPr>
-        <w:pStyle w:val="Prrafodelista"/>
+        <w:pStyle w:val="ListParagraph"/>
         <w:numPr>
           <w:ilvl w:val="0"/>
           <w:numId w:val="16"/>
@@ -6385,7 +6411,7 @@
     </w:p>
     <w:p>
       <w:pPr>
-        <w:pStyle w:val="Prrafodelista"/>
+        <w:pStyle w:val="ListParagraph"/>
         <w:numPr>
           <w:ilvl w:val="0"/>
           <w:numId w:val="16"/>
@@ -6441,50 +6467,50 @@
           <w:bCs/>
           <w:lang w:eastAsia="es-CO"/>
         </w:rPr>
-        <w:t xml:space="preserve">Misión </w:t>
-      </w:r>
-    </w:p>
-    <w:p>
-      <w:pPr>
-        <w:rPr>
-          <w:lang w:eastAsia="es-CO"/>
-        </w:rPr>
-      </w:pPr>
-      <w:r>
-        <w:rPr>
-          <w:lang w:eastAsia="es-CO"/>
-        </w:rPr>
-        <w:t>Define la razón de ser de la organización: quiénes son, qué hacen y cuál es su propósito fundamental dentro del entorno económico y social en el que opera.</w:t>
-      </w:r>
-    </w:p>
-    <w:p>
-      <w:pPr>
-        <w:rPr>
-          <w:b/>
-          <w:bCs/>
-          <w:lang w:eastAsia="es-CO"/>
-        </w:rPr>
-      </w:pPr>
-      <w:r>
-        <w:rPr>
-          <w:b/>
-          <w:bCs/>
-          <w:lang w:eastAsia="es-CO"/>
-        </w:rPr>
-        <w:t xml:space="preserve">Visión </w:t>
-      </w:r>
-    </w:p>
-    <w:p>
-      <w:pPr>
-        <w:rPr>
-          <w:lang w:eastAsia="es-CO"/>
-        </w:rPr>
-      </w:pPr>
-      <w:r>
-        <w:rPr>
-          <w:lang w:eastAsia="es-CO"/>
-        </w:rPr>
-        <w:t>Representa la proyección que la organización desea alcanzar en un futuro determinado, orientando sus esfuerzos y decisiones hacia el logro de sus metas estratégicas.</w:t>
+        <w:t xml:space="preserve">Análisis FODA </w:t>
+      </w:r>
+    </w:p>
+    <w:p>
+      <w:pPr>
+        <w:rPr>
+          <w:lang w:eastAsia="es-CO"/>
+        </w:rPr>
+      </w:pPr>
+      <w:r>
+        <w:rPr>
+          <w:lang w:eastAsia="es-CO"/>
+        </w:rPr>
+        <w:t>Herramienta estratégica que permite identificar las fortalezas y debilidades internas de la organización, así como las oportunidades y amenazas del entorno externo.</w:t>
+      </w:r>
+    </w:p>
+    <w:p>
+      <w:pPr>
+        <w:rPr>
+          <w:b/>
+          <w:bCs/>
+          <w:lang w:eastAsia="es-CO"/>
+        </w:rPr>
+      </w:pPr>
+      <w:r>
+        <w:rPr>
+          <w:b/>
+          <w:bCs/>
+          <w:lang w:eastAsia="es-CO"/>
+        </w:rPr>
+        <w:t xml:space="preserve">Objetivos </w:t>
+      </w:r>
+    </w:p>
+    <w:p>
+      <w:pPr>
+        <w:rPr>
+          <w:lang w:eastAsia="es-CO"/>
+        </w:rPr>
+      </w:pPr>
+      <w:r>
+        <w:rPr>
+          <w:lang w:eastAsia="es-CO"/>
+        </w:rPr>
+        <w:t>Logros específicos y medibles que la organización se propone alcanzar en un período determinado, alineados con la misión y la visión organizacional.</w:t>
       </w:r>
     </w:p>
     <w:p>
@@ -6502,66 +6528,6 @@
           <w:lang w:eastAsia="es-CO"/>
         </w:rPr>
         <w:lastRenderedPageBreak/>
-        <w:t xml:space="preserve">Análisis FODA </w:t>
-      </w:r>
-    </w:p>
-    <w:p>
-      <w:pPr>
-        <w:rPr>
-          <w:lang w:eastAsia="es-CO"/>
-        </w:rPr>
-      </w:pPr>
-      <w:r>
-        <w:rPr>
-          <w:lang w:eastAsia="es-CO"/>
-        </w:rPr>
-        <w:t>Herramienta estratégica que permite identificar las fortalezas y debilidades internas de la organización, así como las oportunidades y amenazas del entorno externo.</w:t>
-      </w:r>
-    </w:p>
-    <w:p>
-      <w:pPr>
-        <w:rPr>
-          <w:b/>
-          <w:bCs/>
-          <w:lang w:eastAsia="es-CO"/>
-        </w:rPr>
-      </w:pPr>
-      <w:r>
-        <w:rPr>
-          <w:b/>
-          <w:bCs/>
-          <w:lang w:eastAsia="es-CO"/>
-        </w:rPr>
-        <w:t xml:space="preserve">Objetivos </w:t>
-      </w:r>
-    </w:p>
-    <w:p>
-      <w:pPr>
-        <w:rPr>
-          <w:lang w:eastAsia="es-CO"/>
-        </w:rPr>
-      </w:pPr>
-      <w:r>
-        <w:rPr>
-          <w:lang w:eastAsia="es-CO"/>
-        </w:rPr>
-        <w:t>Logros específicos y medibles que la organización se propone alcanzar en un período determinado, alineados con la misión y la visión organizacional.</w:t>
-      </w:r>
-    </w:p>
-    <w:p>
-      <w:pPr>
-        <w:rPr>
-          <w:b/>
-          <w:bCs/>
-          <w:lang w:eastAsia="es-CO"/>
-        </w:rPr>
-      </w:pPr>
-      <w:r>
-        <w:rPr>
-          <w:b/>
-          <w:bCs/>
-          <w:lang w:eastAsia="es-CO"/>
-        </w:rPr>
         <w:t xml:space="preserve">Estrategias </w:t>
       </w:r>
     </w:p>
@@ -6661,38 +6627,44 @@
         <w:rPr>
           <w:lang w:eastAsia="es-CO"/>
         </w:rPr>
+        <w:t xml:space="preserve">En consecuencia, la participación activa de todos los colaboradores es fundamental, puesto que son ellos quienes, de manera conjunta, determinan los objetivos, las estrategias, las tácticas y los recursos requeridos para alcanzar la proyección estratégica definida por la organización. </w:t>
+      </w:r>
+    </w:p>
+    <w:p>
+      <w:pPr>
+        <w:rPr>
+          <w:lang w:eastAsia="es-CO"/>
+        </w:rPr>
+      </w:pPr>
+    </w:p>
+    <w:p>
+      <w:pPr>
+        <w:pStyle w:val="Heading2"/>
+      </w:pPr>
+      <w:bookmarkStart w:id="21" w:name="_Toc227255089"/>
+      <w:r>
+        <w:t>Análisis del entorno FODA</w:t>
+      </w:r>
+      <w:bookmarkEnd w:id="21"/>
+    </w:p>
+    <w:p>
+      <w:pPr>
+        <w:rPr>
+          <w:lang w:eastAsia="es-CO"/>
+        </w:rPr>
+      </w:pPr>
+      <w:r>
+        <w:rPr>
+          <w:lang w:eastAsia="es-CO"/>
+        </w:rPr>
+        <w:t xml:space="preserve">El análisis FODA es una técnica participativa y herramienta estratégica para diagnosticar la situación real de la organización a partir del análisis interno y externo. El análisis interno permite identificar las fortalezas, es decir, los factores positivos que </w:t>
+      </w:r>
+      <w:r>
+        <w:rPr>
+          <w:lang w:eastAsia="es-CO"/>
+        </w:rPr>
         <w:lastRenderedPageBreak/>
-        <w:t xml:space="preserve">En consecuencia, la participación activa de todos los colaboradores es fundamental, puesto que son ellos quienes, de manera conjunta, determinan los objetivos, las estrategias, las tácticas y los recursos requeridos para alcanzar la proyección estratégica definida por la organización. </w:t>
-      </w:r>
-    </w:p>
-    <w:p>
-      <w:pPr>
-        <w:rPr>
-          <w:lang w:eastAsia="es-CO"/>
-        </w:rPr>
-      </w:pPr>
-    </w:p>
-    <w:p>
-      <w:pPr>
-        <w:pStyle w:val="Ttulo2"/>
-      </w:pPr>
-      <w:bookmarkStart w:id="18" w:name="_Toc225526681"/>
-      <w:r>
-        <w:t>Análisis del entorno FODA</w:t>
-      </w:r>
-      <w:bookmarkEnd w:id="18"/>
-    </w:p>
-    <w:p>
-      <w:pPr>
-        <w:rPr>
-          <w:lang w:eastAsia="es-CO"/>
-        </w:rPr>
-      </w:pPr>
-      <w:r>
-        <w:rPr>
-          <w:lang w:eastAsia="es-CO"/>
-        </w:rPr>
-        <w:t>El análisis FODA es una técnica participativa y herramienta estratégica para diagnosticar la situación real de la organización a partir del análisis interno y externo. El análisis interno permite identificar las fortalezas, es decir, los factores positivos que caracterizan a la organización, así como las debilidades, que corresponden a los aspectos por mejorar. El análisis externo, por su parte, identifica las oportunidades del entorno que pueden aprovecharse y las amenazas, que son los factores potenciales de riesgo que pueden afectar su desempeño.</w:t>
+        <w:t>caracterizan a la organización, así como las debilidades, que corresponden a los aspectos por mejorar. El análisis externo, por su parte, identifica las oportunidades del entorno que pueden aprovecharse y las amenazas, que son los factores potenciales de riesgo que pueden afectar su desempeño.</w:t>
       </w:r>
     </w:p>
     <w:p>
@@ -6716,24 +6688,18 @@
           <w:lang w:eastAsia="es-CO"/>
         </w:rPr>
       </w:pPr>
-      <w:r>
-        <w:rPr>
-          <w:lang w:eastAsia="es-CO"/>
-        </w:rPr>
-        <w:br w:type="page"/>
-      </w:r>
     </w:p>
     <w:p>
       <w:pPr>
         <w:pStyle w:val="Figura"/>
       </w:pPr>
       <w:r>
-        <w:lastRenderedPageBreak/>
         <w:t>Componentes del diagnóstico estratégico FODA</w:t>
       </w:r>
     </w:p>
     <w:p>
       <w:pPr>
+        <w:jc w:val="center"/>
         <w:rPr>
           <w:lang w:eastAsia="es-CO"/>
         </w:rPr>
@@ -6741,13 +6707,12 @@
       <w:r>
         <w:rPr>
           <w:noProof/>
-          <w:lang w:eastAsia="es-CO"/>
         </w:rPr>
         <w:drawing>
-          <wp:inline distT="0" distB="0" distL="0" distR="0" wp14:anchorId="1879D941" wp14:editId="75A0433D">
-            <wp:extent cx="5379589" cy="2924175"/>
+          <wp:inline distT="0" distB="0" distL="0" distR="0" wp14:anchorId="7FF94C13" wp14:editId="1CA57BF2">
+            <wp:extent cx="5124450" cy="3014443"/>
             <wp:effectExtent l="0" t="0" r="0" b="0"/>
-            <wp:docPr id="7" name="Imagen 7" descr="Figura 2. Componentes del diagnóstico estratégico FODA .&#10;Diagrama de la matriz FODA organizado en cuatro cuadrantes simétricos alrededor de un círculo central con la etiqueta &quot;Matriz FODA&quot;. Los cuadrantes superiores corresponden a Fortaleza y Debilidad, y los inferiores a Oportunidad y Amenaza. Cada cuadrante contiene líneas de texto que describen los factores internos y externos que inciden en el desempeño organizacional. La disposición visual permite distinguir los factores positivos de los negativos dentro del diagnóstico estratégico. La figura ilustra de forma integrada los componentes fundamentales de la planeación organizacional."/>
+            <wp:docPr id="14" name="Imagen 14" descr="Figura 2. Componentes del diagnóstico estratégico FODA .&#10;Diagrama de la matriz FODA organizado en cuatro cuadrantes simétricos alrededor de un círculo central con la etiqueta &quot;Matriz FODA&quot;. Los cuadrantes superiores corresponden a Fortaleza y Debilidad, y los inferiores a Oportunidad y Amenaza. Cada cuadrante contiene líneas de texto que describen los factores internos y externos que inciden en el desempeño organizacional. La disposición visual permite distinguir los factores positivos de los negativos dentro del diagnóstico estratégico. La figura ilustra de forma integrada los componentes fundamentales de la planeación organizacional.&#10;"/>
             <wp:cNvGraphicFramePr>
               <a:graphicFrameLocks xmlns:a="http://schemas.openxmlformats.org/drawingml/2006/main" noChangeAspect="1"/>
             </wp:cNvGraphicFramePr>
@@ -6755,13 +6720,13 @@
               <a:graphicData uri="http://schemas.openxmlformats.org/drawingml/2006/picture">
                 <pic:pic xmlns:pic="http://schemas.openxmlformats.org/drawingml/2006/picture">
                   <pic:nvPicPr>
-                    <pic:cNvPr id="7" name="Imagen 7" descr="Figura 2. Componentes del diagnóstico estratégico FODA .&#10;Diagrama de la matriz FODA organizado en cuatro cuadrantes simétricos alrededor de un círculo central con la etiqueta &quot;Matriz FODA&quot;. Los cuadrantes superiores corresponden a Fortaleza y Debilidad, y los inferiores a Oportunidad y Amenaza. Cada cuadrante contiene líneas de texto que describen los factores internos y externos que inciden en el desempeño organizacional. La disposición visual permite distinguir los factores positivos de los negativos dentro del diagnóstico estratégico. La figura ilustra de forma integrada los componentes fundamentales de la planeación organizacional."/>
+                    <pic:cNvPr id="14" name="Imagen 14" descr="Figura 2. Componentes del diagnóstico estratégico FODA .&#10;Diagrama de la matriz FODA organizado en cuatro cuadrantes simétricos alrededor de un círculo central con la etiqueta &quot;Matriz FODA&quot;. Los cuadrantes superiores corresponden a Fortaleza y Debilidad, y los inferiores a Oportunidad y Amenaza. Cada cuadrante contiene líneas de texto que describen los factores internos y externos que inciden en el desempeño organizacional. La disposición visual permite distinguir los factores positivos de los negativos dentro del diagnóstico estratégico. La figura ilustra de forma integrada los componentes fundamentales de la planeación organizacional.&#10;"/>
                     <pic:cNvPicPr>
                       <a:picLocks noChangeAspect="1" noChangeArrowheads="1"/>
                     </pic:cNvPicPr>
                   </pic:nvPicPr>
                   <pic:blipFill>
-                    <a:blip r:embed="rId11">
+                    <a:blip r:embed="rId14">
                       <a:extLst>
                         <a:ext uri="{28A0092B-C50C-407E-A947-70E740481C1C}">
                           <a14:useLocalDpi xmlns:a14="http://schemas.microsoft.com/office/drawing/2010/main" val="0"/>
@@ -6776,12 +6741,15 @@
                   <pic:spPr bwMode="auto">
                     <a:xfrm>
                       <a:off x="0" y="0"/>
-                      <a:ext cx="5400509" cy="2935546"/>
+                      <a:ext cx="5137540" cy="3022143"/>
                     </a:xfrm>
                     <a:prstGeom prst="rect">
                       <a:avLst/>
                     </a:prstGeom>
                     <a:noFill/>
+                    <a:ln>
+                      <a:noFill/>
+                    </a:ln>
                   </pic:spPr>
                 </pic:pic>
               </a:graphicData>
@@ -6809,7 +6777,7 @@
     </w:p>
     <w:p>
       <w:pPr>
-        <w:pStyle w:val="Prrafodelista"/>
+        <w:pStyle w:val="ListParagraph"/>
         <w:numPr>
           <w:ilvl w:val="0"/>
           <w:numId w:val="56"/>
@@ -6827,7 +6795,7 @@
     </w:p>
     <w:p>
       <w:pPr>
-        <w:pStyle w:val="Prrafodelista"/>
+        <w:pStyle w:val="ListParagraph"/>
         <w:numPr>
           <w:ilvl w:val="0"/>
           <w:numId w:val="56"/>
@@ -6845,7 +6813,7 @@
     </w:p>
     <w:p>
       <w:pPr>
-        <w:pStyle w:val="Prrafodelista"/>
+        <w:pStyle w:val="ListParagraph"/>
         <w:numPr>
           <w:ilvl w:val="0"/>
           <w:numId w:val="56"/>
@@ -6858,12 +6826,13 @@
         <w:rPr>
           <w:lang w:eastAsia="es-CO"/>
         </w:rPr>
+        <w:lastRenderedPageBreak/>
         <w:t>Procesos eficientes y estructurados.</w:t>
       </w:r>
     </w:p>
     <w:p>
       <w:pPr>
-        <w:pStyle w:val="Prrafodelista"/>
+        <w:pStyle w:val="ListParagraph"/>
         <w:numPr>
           <w:ilvl w:val="0"/>
           <w:numId w:val="56"/>
@@ -6898,7 +6867,7 @@
     </w:p>
     <w:p>
       <w:pPr>
-        <w:pStyle w:val="Prrafodelista"/>
+        <w:pStyle w:val="ListParagraph"/>
         <w:numPr>
           <w:ilvl w:val="0"/>
           <w:numId w:val="57"/>
@@ -6916,7 +6885,7 @@
     </w:p>
     <w:p>
       <w:pPr>
-        <w:pStyle w:val="Prrafodelista"/>
+        <w:pStyle w:val="ListParagraph"/>
         <w:numPr>
           <w:ilvl w:val="0"/>
           <w:numId w:val="57"/>
@@ -6934,7 +6903,7 @@
     </w:p>
     <w:p>
       <w:pPr>
-        <w:pStyle w:val="Prrafodelista"/>
+        <w:pStyle w:val="ListParagraph"/>
         <w:numPr>
           <w:ilvl w:val="0"/>
           <w:numId w:val="57"/>
@@ -6952,7 +6921,7 @@
     </w:p>
     <w:p>
       <w:pPr>
-        <w:pStyle w:val="Prrafodelista"/>
+        <w:pStyle w:val="ListParagraph"/>
         <w:numPr>
           <w:ilvl w:val="0"/>
           <w:numId w:val="57"/>
@@ -6987,7 +6956,7 @@
     </w:p>
     <w:p>
       <w:pPr>
-        <w:pStyle w:val="Prrafodelista"/>
+        <w:pStyle w:val="ListParagraph"/>
         <w:numPr>
           <w:ilvl w:val="0"/>
           <w:numId w:val="58"/>
@@ -7005,7 +6974,7 @@
     </w:p>
     <w:p>
       <w:pPr>
-        <w:pStyle w:val="Prrafodelista"/>
+        <w:pStyle w:val="ListParagraph"/>
         <w:numPr>
           <w:ilvl w:val="0"/>
           <w:numId w:val="58"/>
@@ -7018,13 +6987,12 @@
         <w:rPr>
           <w:lang w:eastAsia="es-CO"/>
         </w:rPr>
-        <w:lastRenderedPageBreak/>
         <w:t>Avances tecnológicos aplicables.</w:t>
       </w:r>
     </w:p>
     <w:p>
       <w:pPr>
-        <w:pStyle w:val="Prrafodelista"/>
+        <w:pStyle w:val="ListParagraph"/>
         <w:numPr>
           <w:ilvl w:val="0"/>
           <w:numId w:val="58"/>
@@ -7042,7 +7010,7 @@
     </w:p>
     <w:p>
       <w:pPr>
-        <w:pStyle w:val="Prrafodelista"/>
+        <w:pStyle w:val="ListParagraph"/>
         <w:numPr>
           <w:ilvl w:val="0"/>
           <w:numId w:val="58"/>
@@ -7077,7 +7045,7 @@
     </w:p>
     <w:p>
       <w:pPr>
-        <w:pStyle w:val="Prrafodelista"/>
+        <w:pStyle w:val="ListParagraph"/>
         <w:numPr>
           <w:ilvl w:val="0"/>
           <w:numId w:val="59"/>
@@ -7095,7 +7063,7 @@
     </w:p>
     <w:p>
       <w:pPr>
-        <w:pStyle w:val="Prrafodelista"/>
+        <w:pStyle w:val="ListParagraph"/>
         <w:numPr>
           <w:ilvl w:val="0"/>
           <w:numId w:val="59"/>
@@ -7113,7 +7081,7 @@
     </w:p>
     <w:p>
       <w:pPr>
-        <w:pStyle w:val="Prrafodelista"/>
+        <w:pStyle w:val="ListParagraph"/>
         <w:numPr>
           <w:ilvl w:val="0"/>
           <w:numId w:val="59"/>
@@ -7131,7 +7099,7 @@
     </w:p>
     <w:p>
       <w:pPr>
-        <w:pStyle w:val="Prrafodelista"/>
+        <w:pStyle w:val="ListParagraph"/>
         <w:numPr>
           <w:ilvl w:val="0"/>
           <w:numId w:val="59"/>
@@ -7149,7 +7117,7 @@
     </w:p>
     <w:p>
       <w:pPr>
-        <w:pStyle w:val="Prrafodelista"/>
+        <w:pStyle w:val="ListParagraph"/>
         <w:ind w:left="1429" w:firstLine="0"/>
         <w:rPr>
           <w:lang w:eastAsia="es-CO"/>
@@ -7166,7 +7134,14 @@
         <w:rPr>
           <w:lang w:eastAsia="es-CO"/>
         </w:rPr>
-        <w:t xml:space="preserve">La Matriz FODA, también conocida como DAFO o DOFA, es un esquema estructurado en cuatro cuadrantes donde se identifican los factores internos y externos que inciden en la organización. Su propósito es consolidar en un solo instrumento el diagnóstico completo de la empresa, facilitando la definición de estrategias pertinentes para cada situación. </w:t>
+        <w:t xml:space="preserve">La Matriz FODA, también conocida como DAFO o DOFA, es un esquema estructurado en cuatro cuadrantes donde se identifican los factores internos y externos que inciden en la organización. Su propósito es consolidar en un solo instrumento el </w:t>
+      </w:r>
+      <w:r>
+        <w:rPr>
+          <w:lang w:eastAsia="es-CO"/>
+        </w:rPr>
+        <w:lastRenderedPageBreak/>
+        <w:t xml:space="preserve">diagnóstico completo de la empresa, facilitando la definición de estrategias pertinentes para cada situación. </w:t>
       </w:r>
     </w:p>
     <w:p>
@@ -7223,7 +7198,6 @@
         <w:rPr>
           <w:lang w:eastAsia="es-CO"/>
         </w:rPr>
-        <w:lastRenderedPageBreak/>
         <w:t>Matriz FODA implementada</w:t>
       </w:r>
     </w:p>
@@ -7280,6 +7254,10 @@
               <w:t xml:space="preserve">Factores internos: </w:t>
             </w:r>
             <w:r>
+              <w:rPr>
+                <w:b w:val="0"/>
+                <w:bCs/>
+              </w:rPr>
               <w:t>fortalezas. Capacidades especiales, ventajas competitivas y recursos superiores</w:t>
             </w:r>
           </w:p>
@@ -7299,6 +7277,10 @@
               <w:t xml:space="preserve">Factores internos: </w:t>
             </w:r>
             <w:r>
+              <w:rPr>
+                <w:b w:val="0"/>
+                <w:bCs/>
+              </w:rPr>
               <w:t>debilidades. Factores que limitan el desempeño y las desventajas internas.</w:t>
             </w:r>
           </w:p>
@@ -7317,7 +7299,14 @@
               <w:pStyle w:val="TextoTablas"/>
             </w:pPr>
             <w:r>
-              <w:t>Factores externos: oportunidades. Factores del entorno que pueden aprovecharse.</w:t>
+              <w:rPr>
+                <w:b/>
+                <w:bCs/>
+              </w:rPr>
+              <w:t>Factores externos:</w:t>
+            </w:r>
+            <w:r>
+              <w:t xml:space="preserve"> oportunidades. Factores del entorno que pueden aprovecharse.</w:t>
             </w:r>
           </w:p>
         </w:tc>
@@ -7335,8 +7324,16 @@
             <w:r>
               <w:rPr>
                 <w:rFonts w:eastAsia="Times New Roman"/>
+                <w:b/>
+                <w:bCs/>
               </w:rPr>
-              <w:t>Estrategia FO (Ofensiva): usar fortalezas para aprovechar oportunidades.</w:t>
+              <w:t>Estrategia FO (Ofensiva):</w:t>
+            </w:r>
+            <w:r>
+              <w:rPr>
+                <w:rFonts w:eastAsia="Times New Roman"/>
+              </w:rPr>
+              <w:t xml:space="preserve"> usar fortalezas para aprovechar oportunidades.</w:t>
             </w:r>
           </w:p>
           <w:p>
@@ -7356,8 +7353,16 @@
             <w:r>
               <w:rPr>
                 <w:rFonts w:eastAsia="Times New Roman"/>
+                <w:b/>
+                <w:bCs/>
               </w:rPr>
-              <w:t>Estrategia DO (Adaptativa): superar debilidades aprovechando oportunidades.</w:t>
+              <w:t>Estrategia DO (Adaptativa):</w:t>
+            </w:r>
+            <w:r>
+              <w:rPr>
+                <w:rFonts w:eastAsia="Times New Roman"/>
+              </w:rPr>
+              <w:t xml:space="preserve"> superar debilidades aprovechando oportunidades.</w:t>
             </w:r>
           </w:p>
         </w:tc>
@@ -7372,7 +7377,14 @@
               <w:pStyle w:val="TextoTablas"/>
             </w:pPr>
             <w:r>
-              <w:t>Factores externos: amenazas. Factores del entorno que pueden perjudicar el desempeño.</w:t>
+              <w:rPr>
+                <w:b/>
+                <w:bCs/>
+              </w:rPr>
+              <w:t>Factores externos:</w:t>
+            </w:r>
+            <w:r>
+              <w:t xml:space="preserve"> amenazas. Factores del entorno que pueden perjudicar el desempeño.</w:t>
             </w:r>
           </w:p>
         </w:tc>
@@ -7387,8 +7399,16 @@
             <w:r>
               <w:rPr>
                 <w:rFonts w:eastAsia="Times New Roman"/>
+                <w:b/>
+                <w:bCs/>
               </w:rPr>
-              <w:t>Estrategia FA (Defensiva): usar fortalezas para mitigar amenazas.</w:t>
+              <w:t>Estrategia FA (Defensiva):</w:t>
+            </w:r>
+            <w:r>
+              <w:rPr>
+                <w:rFonts w:eastAsia="Times New Roman"/>
+              </w:rPr>
+              <w:t xml:space="preserve"> usar fortalezas para mitigar amenazas.</w:t>
             </w:r>
           </w:p>
         </w:tc>
@@ -7403,8 +7423,16 @@
             <w:r>
               <w:rPr>
                 <w:rFonts w:eastAsia="Times New Roman"/>
+                <w:b/>
+                <w:bCs/>
               </w:rPr>
-              <w:t>Estrategia DA (Supervivencia): reducir debilidades y evitar amenazas.</w:t>
+              <w:t>Estrategia DA (Supervivencia):</w:t>
+            </w:r>
+            <w:r>
+              <w:rPr>
+                <w:rFonts w:eastAsia="Times New Roman"/>
+              </w:rPr>
+              <w:t xml:space="preserve"> reducir debilidades y evitar amenazas.</w:t>
             </w:r>
           </w:p>
         </w:tc>
@@ -7427,19 +7455,14 @@
         <w:rPr>
           <w:lang w:eastAsia="es-CO"/>
         </w:rPr>
-        <w:t>Como se</w:t>
-      </w:r>
-      <w:r>
-        <w:rPr>
-          <w:lang w:eastAsia="es-CO"/>
-        </w:rPr>
-        <w:t xml:space="preserve"> presenta</w:t>
-      </w:r>
-      <w:r>
-        <w:rPr>
-          <w:lang w:eastAsia="es-CO"/>
-        </w:rPr>
-        <w:t xml:space="preserve"> en la Tabla 2, a partir del análisis objetivo de los factores internos y externos se definen las estrategias FO, DO, FA y DA, determinando los caminos de acción para superar debilidades, contrarrestar amenazas, potenciar fortalezas y aprovechar oportunidades, lo que genera mayor valor organizacional en la evaluación de los resultados obtenidos.</w:t>
+        <w:t xml:space="preserve">A partir del análisis objetivo de los factores internos y externos se definen las estrategias FO, DO, FA y DA, determinando los caminos de acción para superar </w:t>
+      </w:r>
+      <w:r>
+        <w:rPr>
+          <w:lang w:eastAsia="es-CO"/>
+        </w:rPr>
+        <w:lastRenderedPageBreak/>
+        <w:t>debilidades, contrarrestar amenazas, potenciar fortalezas y aprovechar oportunidades, lo que genera mayor valor organizacional en la evaluación de los resultados obtenidos.</w:t>
       </w:r>
     </w:p>
     <w:p>
@@ -7464,55 +7487,61 @@
     </w:p>
     <w:p>
       <w:pPr>
-        <w:pStyle w:val="Ttulo2"/>
-      </w:pPr>
-      <w:bookmarkStart w:id="19" w:name="_Toc225526682"/>
-      <w:r>
+        <w:pStyle w:val="Heading2"/>
+      </w:pPr>
+      <w:bookmarkStart w:id="22" w:name="_Toc227255090"/>
+      <w:r>
+        <w:t>Objetivos estratégicos, tácticos y operativos</w:t>
+      </w:r>
+      <w:bookmarkEnd w:id="22"/>
+      <w:r>
+        <w:t xml:space="preserve"> </w:t>
+      </w:r>
+    </w:p>
+    <w:p>
+      <w:pPr>
+        <w:rPr>
+          <w:lang w:eastAsia="es-CO"/>
+        </w:rPr>
+      </w:pPr>
+      <w:r>
+        <w:rPr>
+          <w:lang w:eastAsia="es-CO"/>
+        </w:rPr>
+        <w:t>Los objetivos estratégicos son logros definidos en el nivel estratégico que una organización se propone alcanzar en un período específico. Están diseñados para materializar la visión, la misión y los valores de la empresa, y sirven como guía para la definición de recursos y su implementación.</w:t>
+      </w:r>
+    </w:p>
+    <w:p>
+      <w:pPr>
+        <w:rPr>
+          <w:lang w:eastAsia="es-CO"/>
+        </w:rPr>
+      </w:pPr>
+      <w:r>
+        <w:rPr>
+          <w:lang w:eastAsia="es-CO"/>
+        </w:rPr>
+        <w:t>Al establecer los objetivos estratégicos, se alinea a toda la organización hacia un futuro deseado, determinando prioridades claras y asegurando que todos los equipos trabajen en conjunto para alcanzar metas comunes. En consecuencia, estos objetivos contribuyen al crecimiento organizacional, ya que permiten medir el éxito de la estrategia mediante indicadores clave de desempeño.</w:t>
+      </w:r>
+    </w:p>
+    <w:p>
+      <w:pPr>
+        <w:rPr>
+          <w:lang w:eastAsia="es-CO"/>
+        </w:rPr>
+      </w:pPr>
+      <w:r>
+        <w:rPr>
+          <w:lang w:eastAsia="es-CO"/>
+        </w:rPr>
+        <w:t xml:space="preserve">Para que los objetivos cumplan su propósito dentro de la organización, es necesario que estén bien formulados y respondan a criterios técnicos que garanticen su validez, pertinencia y seguimiento. Un objetivo mal definido puede generar confusión, dispersar esfuerzos y dificultar la medición de resultados. En consecuencia, los objetivos se clasifican en tres niveles según su alcance y horizonte de tiempo: </w:t>
+      </w:r>
+      <w:r>
+        <w:rPr>
+          <w:lang w:eastAsia="es-CO"/>
+        </w:rPr>
         <w:lastRenderedPageBreak/>
-        <w:t>Objetivos estratégicos, tácticos y operativos</w:t>
-      </w:r>
-      <w:bookmarkEnd w:id="19"/>
-      <w:r>
-        <w:t xml:space="preserve"> </w:t>
-      </w:r>
-    </w:p>
-    <w:p>
-      <w:pPr>
-        <w:rPr>
-          <w:lang w:eastAsia="es-CO"/>
-        </w:rPr>
-      </w:pPr>
-      <w:r>
-        <w:rPr>
-          <w:lang w:eastAsia="es-CO"/>
-        </w:rPr>
-        <w:t>Los objetivos estratégicos son logros definidos en el nivel estratégico que una organización se propone alcanzar en un período específico. Están diseñados para materializar la visión, la misión y los valores de la empresa, y sirven como guía para la definición de recursos y su implementación.</w:t>
-      </w:r>
-    </w:p>
-    <w:p>
-      <w:pPr>
-        <w:rPr>
-          <w:lang w:eastAsia="es-CO"/>
-        </w:rPr>
-      </w:pPr>
-      <w:r>
-        <w:rPr>
-          <w:lang w:eastAsia="es-CO"/>
-        </w:rPr>
-        <w:t>Al establecer los objetivos estratégicos, se alinea a toda la organización hacia un futuro deseado, determinando prioridades claras y asegurando que todos los equipos trabajen en conjunto para alcanzar metas comunes. En consecuencia, estos objetivos contribuyen al crecimiento organizacional, ya que permiten medir el éxito de la estrategia mediante indicadores clave de desempeño.</w:t>
-      </w:r>
-    </w:p>
-    <w:p>
-      <w:pPr>
-        <w:rPr>
-          <w:lang w:eastAsia="es-CO"/>
-        </w:rPr>
-      </w:pPr>
-      <w:r>
-        <w:rPr>
-          <w:lang w:eastAsia="es-CO"/>
-        </w:rPr>
-        <w:t>Para que los objetivos cumplan su propósito dentro de la organización, es necesario que estén bien formulados y respondan a criterios técnicos que garanticen su validez, pertinencia y seguimiento. Un objetivo mal definido puede generar confusión, dispersar esfuerzos y dificultar la medición de resultados. En consecuencia, los objetivos se clasifican en tres niveles según su alcance y horizonte de tiempo: estratégicos, tácticos y operativos. A continuación, se describe cada uno con sus características:</w:t>
+        <w:t>estratégicos, tácticos y operativos. A continuación, se describe cada uno con sus características:</w:t>
       </w:r>
     </w:p>
     <w:p>
@@ -7547,7 +7576,7 @@
     </w:p>
     <w:p>
       <w:pPr>
-        <w:pStyle w:val="Prrafodelista"/>
+        <w:pStyle w:val="ListParagraph"/>
         <w:numPr>
           <w:ilvl w:val="0"/>
           <w:numId w:val="24"/>
@@ -7573,7 +7602,7 @@
     </w:p>
     <w:p>
       <w:pPr>
-        <w:pStyle w:val="Prrafodelista"/>
+        <w:pStyle w:val="ListParagraph"/>
         <w:numPr>
           <w:ilvl w:val="0"/>
           <w:numId w:val="24"/>
@@ -7588,7 +7617,6 @@
           <w:bCs/>
           <w:lang w:eastAsia="es-CO"/>
         </w:rPr>
-        <w:lastRenderedPageBreak/>
         <w:t>Coherencia</w:t>
       </w:r>
       <w:r>
@@ -7600,7 +7628,7 @@
     </w:p>
     <w:p>
       <w:pPr>
-        <w:pStyle w:val="Prrafodelista"/>
+        <w:pStyle w:val="ListParagraph"/>
         <w:numPr>
           <w:ilvl w:val="0"/>
           <w:numId w:val="24"/>
@@ -7626,7 +7654,7 @@
     </w:p>
     <w:p>
       <w:pPr>
-        <w:pStyle w:val="Prrafodelista"/>
+        <w:pStyle w:val="ListParagraph"/>
         <w:numPr>
           <w:ilvl w:val="0"/>
           <w:numId w:val="24"/>
@@ -7652,7 +7680,7 @@
     </w:p>
     <w:p>
       <w:pPr>
-        <w:pStyle w:val="Prrafodelista"/>
+        <w:pStyle w:val="ListParagraph"/>
         <w:numPr>
           <w:ilvl w:val="0"/>
           <w:numId w:val="24"/>
@@ -7691,18 +7719,34 @@
     </w:p>
     <w:p>
       <w:pPr>
-        <w:rPr>
-          <w:b/>
-          <w:bCs/>
-          <w:lang w:eastAsia="es-CO"/>
-        </w:rPr>
-      </w:pPr>
-      <w:r>
-        <w:rPr>
-          <w:b/>
-          <w:bCs/>
-          <w:lang w:eastAsia="es-CO"/>
-        </w:rPr>
+        <w:spacing w:before="0" w:after="0" w:line="240" w:lineRule="auto"/>
+        <w:ind w:firstLine="0"/>
+        <w:rPr>
+          <w:lang w:eastAsia="es-CO"/>
+        </w:rPr>
+      </w:pPr>
+      <w:r>
+        <w:rPr>
+          <w:lang w:eastAsia="es-CO"/>
+        </w:rPr>
+        <w:br w:type="page"/>
+      </w:r>
+    </w:p>
+    <w:p>
+      <w:pPr>
+        <w:rPr>
+          <w:b/>
+          <w:bCs/>
+          <w:lang w:eastAsia="es-CO"/>
+        </w:rPr>
+      </w:pPr>
+      <w:r>
+        <w:rPr>
+          <w:b/>
+          <w:bCs/>
+          <w:lang w:eastAsia="es-CO"/>
+        </w:rPr>
+        <w:lastRenderedPageBreak/>
         <w:t>Objetivos tácticos</w:t>
       </w:r>
     </w:p>
@@ -7721,7 +7765,7 @@
     </w:p>
     <w:p>
       <w:pPr>
-        <w:pStyle w:val="Prrafodelista"/>
+        <w:pStyle w:val="ListParagraph"/>
         <w:numPr>
           <w:ilvl w:val="0"/>
           <w:numId w:val="26"/>
@@ -7747,7 +7791,7 @@
     </w:p>
     <w:p>
       <w:pPr>
-        <w:pStyle w:val="Prrafodelista"/>
+        <w:pStyle w:val="ListParagraph"/>
         <w:numPr>
           <w:ilvl w:val="0"/>
           <w:numId w:val="26"/>
@@ -7773,7 +7817,7 @@
     </w:p>
     <w:p>
       <w:pPr>
-        <w:pStyle w:val="Prrafodelista"/>
+        <w:pStyle w:val="ListParagraph"/>
         <w:numPr>
           <w:ilvl w:val="0"/>
           <w:numId w:val="26"/>
@@ -7799,7 +7843,7 @@
     </w:p>
     <w:p>
       <w:pPr>
-        <w:pStyle w:val="Prrafodelista"/>
+        <w:pStyle w:val="ListParagraph"/>
         <w:numPr>
           <w:ilvl w:val="0"/>
           <w:numId w:val="26"/>
@@ -7814,7 +7858,6 @@
           <w:bCs/>
           <w:lang w:eastAsia="es-CO"/>
         </w:rPr>
-        <w:lastRenderedPageBreak/>
         <w:t>Departamentales o funcionales</w:t>
       </w:r>
       <w:r>
@@ -7826,7 +7869,7 @@
     </w:p>
     <w:p>
       <w:pPr>
-        <w:pStyle w:val="Prrafodelista"/>
+        <w:pStyle w:val="ListParagraph"/>
         <w:numPr>
           <w:ilvl w:val="0"/>
           <w:numId w:val="26"/>
@@ -7895,7 +7938,7 @@
     </w:p>
     <w:p>
       <w:pPr>
-        <w:pStyle w:val="Prrafodelista"/>
+        <w:pStyle w:val="ListParagraph"/>
         <w:numPr>
           <w:ilvl w:val="0"/>
           <w:numId w:val="27"/>
@@ -7910,6 +7953,7 @@
           <w:bCs/>
           <w:lang w:eastAsia="es-CO"/>
         </w:rPr>
+        <w:lastRenderedPageBreak/>
         <w:t>Medibles y específicos</w:t>
       </w:r>
       <w:r>
@@ -7921,7 +7965,7 @@
     </w:p>
     <w:p>
       <w:pPr>
-        <w:pStyle w:val="Prrafodelista"/>
+        <w:pStyle w:val="ListParagraph"/>
         <w:numPr>
           <w:ilvl w:val="0"/>
           <w:numId w:val="27"/>
@@ -7947,7 +7991,7 @@
     </w:p>
     <w:p>
       <w:pPr>
-        <w:pStyle w:val="Prrafodelista"/>
+        <w:pStyle w:val="ListParagraph"/>
         <w:numPr>
           <w:ilvl w:val="0"/>
           <w:numId w:val="27"/>
@@ -7973,7 +8017,7 @@
     </w:p>
     <w:p>
       <w:pPr>
-        <w:pStyle w:val="Prrafodelista"/>
+        <w:pStyle w:val="ListParagraph"/>
         <w:numPr>
           <w:ilvl w:val="0"/>
           <w:numId w:val="27"/>
@@ -7999,7 +8043,7 @@
     </w:p>
     <w:p>
       <w:pPr>
-        <w:pStyle w:val="Prrafodelista"/>
+        <w:pStyle w:val="ListParagraph"/>
         <w:numPr>
           <w:ilvl w:val="0"/>
           <w:numId w:val="27"/>
@@ -8025,7 +8069,7 @@
     </w:p>
     <w:p>
       <w:pPr>
-        <w:pStyle w:val="Prrafodelista"/>
+        <w:pStyle w:val="ListParagraph"/>
         <w:numPr>
           <w:ilvl w:val="0"/>
           <w:numId w:val="27"/>
@@ -8040,76 +8084,77 @@
           <w:bCs/>
           <w:lang w:eastAsia="es-CO"/>
         </w:rPr>
+        <w:t>Observables</w:t>
+      </w:r>
+      <w:r>
+        <w:rPr>
+          <w:lang w:eastAsia="es-CO"/>
+        </w:rPr>
+        <w:t>: describen conductas o resultados directos que pueden verificarse.</w:t>
+      </w:r>
+    </w:p>
+    <w:p>
+      <w:pPr>
+        <w:pStyle w:val="ListParagraph"/>
+        <w:ind w:left="1429" w:firstLine="0"/>
+        <w:rPr>
+          <w:lang w:eastAsia="es-CO"/>
+        </w:rPr>
+      </w:pPr>
+    </w:p>
+    <w:p>
+      <w:pPr>
+        <w:pStyle w:val="Heading2"/>
+      </w:pPr>
+      <w:bookmarkStart w:id="23" w:name="_Toc227255091"/>
+      <w:r>
+        <w:t>Gestión por procesos</w:t>
+      </w:r>
+      <w:bookmarkEnd w:id="23"/>
+    </w:p>
+    <w:p>
+      <w:pPr>
+        <w:rPr>
+          <w:lang w:eastAsia="es-CO"/>
+        </w:rPr>
+      </w:pPr>
+      <w:r>
+        <w:rPr>
+          <w:lang w:eastAsia="es-CO"/>
+        </w:rPr>
+        <w:t>Antes de definir la gestión de procesos, es indispensable conocer el concepto de proceso. Según la norma ISO 9000:2005, un proceso se define como el conjunto de actividades mutuamente relacionadas o que interactúan, las cuales transforman elementos de entrada en elementos de salida y resultados.</w:t>
+      </w:r>
+    </w:p>
+    <w:p>
+      <w:pPr>
+        <w:rPr>
+          <w:lang w:eastAsia="es-CO"/>
+        </w:rPr>
+      </w:pPr>
+      <w:r>
+        <w:rPr>
+          <w:lang w:eastAsia="es-CO"/>
+        </w:rPr>
+        <w:t>Asimismo, el proceso puede entenderse como una serie ordenada y secuencial de actividades que se realizan para obtener un resultado con valor agregado que cubra las necesidades de los clientes y de los grupos de interés, de acuerdo con la misión de la organización. Los elementos fundamentales del proceso son las entradas, las actividades, las interacciones y las salidas.</w:t>
+      </w:r>
+    </w:p>
+    <w:p>
+      <w:pPr>
+        <w:rPr>
+          <w:lang w:eastAsia="es-CO"/>
+        </w:rPr>
+      </w:pPr>
+      <w:r>
+        <w:rPr>
+          <w:lang w:eastAsia="es-CO"/>
+        </w:rPr>
         <w:lastRenderedPageBreak/>
-        <w:t>Observables</w:t>
-      </w:r>
-      <w:r>
-        <w:rPr>
-          <w:lang w:eastAsia="es-CO"/>
-        </w:rPr>
-        <w:t>: describen conductas o resultados directos que pueden verificarse.</w:t>
-      </w:r>
-    </w:p>
-    <w:p>
-      <w:pPr>
-        <w:pStyle w:val="Prrafodelista"/>
-        <w:ind w:left="1429" w:firstLine="0"/>
-        <w:rPr>
-          <w:lang w:eastAsia="es-CO"/>
-        </w:rPr>
-      </w:pPr>
-    </w:p>
-    <w:p>
-      <w:pPr>
-        <w:pStyle w:val="Ttulo2"/>
-      </w:pPr>
-      <w:bookmarkStart w:id="20" w:name="_Toc225526683"/>
-      <w:r>
-        <w:t>Gestión por procesos</w:t>
-      </w:r>
-      <w:bookmarkEnd w:id="20"/>
-    </w:p>
-    <w:p>
-      <w:pPr>
-        <w:rPr>
-          <w:lang w:eastAsia="es-CO"/>
-        </w:rPr>
-      </w:pPr>
-      <w:r>
-        <w:rPr>
-          <w:lang w:eastAsia="es-CO"/>
-        </w:rPr>
-        <w:t>Antes de definir la gestión de procesos, es indispensable conocer el concepto de proceso. Según la norma ISO 9000:2005, un proceso se define como el conjunto de actividades mutuamente relacionadas o que interactúan, las cuales transforman elementos de entrada en elementos de salida y resultados.</w:t>
-      </w:r>
-    </w:p>
-    <w:p>
-      <w:pPr>
-        <w:rPr>
-          <w:lang w:eastAsia="es-CO"/>
-        </w:rPr>
-      </w:pPr>
-      <w:r>
-        <w:rPr>
-          <w:lang w:eastAsia="es-CO"/>
-        </w:rPr>
-        <w:t>Asimismo, el proceso puede entenderse como una serie ordenada y secuencial de actividades que se realizan para obtener un resultado con valor agregado que cubra las necesidades de los clientes y de los grupos de interés, de acuerdo con la misión de la organización. Los elementos fundamentales del proceso son las entradas, las actividades, las interacciones y las salidas.</w:t>
-      </w:r>
-    </w:p>
-    <w:p>
-      <w:pPr>
-        <w:rPr>
-          <w:lang w:eastAsia="es-CO"/>
-        </w:rPr>
-      </w:pPr>
-      <w:r>
-        <w:rPr>
-          <w:lang w:eastAsia="es-CO"/>
-        </w:rPr>
         <w:t xml:space="preserve">La gestión por procesos, conocida como BPM (por sus siglas en inglés, </w:t>
       </w:r>
       <w:r>
         <w:rPr>
           <w:rStyle w:val="Extranjerismo"/>
+          <w:lang w:val="es-CO"/>
         </w:rPr>
         <w:t>Business Process Management</w:t>
       </w:r>
@@ -8135,7 +8180,7 @@
     </w:p>
     <w:p>
       <w:pPr>
-        <w:pStyle w:val="Prrafodelista"/>
+        <w:pStyle w:val="ListParagraph"/>
         <w:numPr>
           <w:ilvl w:val="0"/>
           <w:numId w:val="54"/>
@@ -8152,7 +8197,6 @@
           <w:bCs/>
           <w:lang w:eastAsia="es-CO"/>
         </w:rPr>
-        <w:lastRenderedPageBreak/>
         <w:t>Procesos estratégicos</w:t>
       </w:r>
     </w:p>
@@ -8171,7 +8215,7 @@
     </w:p>
     <w:p>
       <w:pPr>
-        <w:pStyle w:val="Prrafodelista"/>
+        <w:pStyle w:val="ListParagraph"/>
         <w:numPr>
           <w:ilvl w:val="0"/>
           <w:numId w:val="28"/>
@@ -8189,7 +8233,7 @@
     </w:p>
     <w:p>
       <w:pPr>
-        <w:pStyle w:val="Prrafodelista"/>
+        <w:pStyle w:val="ListParagraph"/>
         <w:numPr>
           <w:ilvl w:val="0"/>
           <w:numId w:val="28"/>
@@ -8207,7 +8251,7 @@
     </w:p>
     <w:p>
       <w:pPr>
-        <w:pStyle w:val="Prrafodelista"/>
+        <w:pStyle w:val="ListParagraph"/>
         <w:numPr>
           <w:ilvl w:val="0"/>
           <w:numId w:val="28"/>
@@ -8225,7 +8269,7 @@
     </w:p>
     <w:p>
       <w:pPr>
-        <w:pStyle w:val="Prrafodelista"/>
+        <w:pStyle w:val="ListParagraph"/>
         <w:ind w:left="1429" w:firstLine="0"/>
         <w:rPr>
           <w:lang w:eastAsia="es-CO"/>
@@ -8234,7 +8278,7 @@
     </w:p>
     <w:p>
       <w:pPr>
-        <w:pStyle w:val="Prrafodelista"/>
+        <w:pStyle w:val="ListParagraph"/>
         <w:numPr>
           <w:ilvl w:val="0"/>
           <w:numId w:val="54"/>
@@ -8269,7 +8313,7 @@
     </w:p>
     <w:p>
       <w:pPr>
-        <w:pStyle w:val="Prrafodelista"/>
+        <w:pStyle w:val="ListParagraph"/>
         <w:numPr>
           <w:ilvl w:val="0"/>
           <w:numId w:val="29"/>
@@ -8287,7 +8331,7 @@
     </w:p>
     <w:p>
       <w:pPr>
-        <w:pStyle w:val="Prrafodelista"/>
+        <w:pStyle w:val="ListParagraph"/>
         <w:numPr>
           <w:ilvl w:val="0"/>
           <w:numId w:val="29"/>
@@ -8305,7 +8349,7 @@
     </w:p>
     <w:p>
       <w:pPr>
-        <w:pStyle w:val="Prrafodelista"/>
+        <w:pStyle w:val="ListParagraph"/>
         <w:numPr>
           <w:ilvl w:val="0"/>
           <w:numId w:val="29"/>
@@ -8318,12 +8362,13 @@
         <w:rPr>
           <w:lang w:eastAsia="es-CO"/>
         </w:rPr>
+        <w:lastRenderedPageBreak/>
         <w:t>Gestión de comunicaciones.</w:t>
       </w:r>
     </w:p>
     <w:p>
       <w:pPr>
-        <w:pStyle w:val="Prrafodelista"/>
+        <w:pStyle w:val="ListParagraph"/>
         <w:numPr>
           <w:ilvl w:val="0"/>
           <w:numId w:val="29"/>
@@ -8341,7 +8386,7 @@
     </w:p>
     <w:p>
       <w:pPr>
-        <w:pStyle w:val="Prrafodelista"/>
+        <w:pStyle w:val="ListParagraph"/>
         <w:numPr>
           <w:ilvl w:val="0"/>
           <w:numId w:val="29"/>
@@ -8359,7 +8404,7 @@
     </w:p>
     <w:p>
       <w:pPr>
-        <w:pStyle w:val="Prrafodelista"/>
+        <w:pStyle w:val="ListParagraph"/>
         <w:numPr>
           <w:ilvl w:val="0"/>
           <w:numId w:val="29"/>
@@ -8377,7 +8422,7 @@
     </w:p>
     <w:p>
       <w:pPr>
-        <w:pStyle w:val="Prrafodelista"/>
+        <w:pStyle w:val="ListParagraph"/>
         <w:numPr>
           <w:ilvl w:val="0"/>
           <w:numId w:val="29"/>
@@ -8395,7 +8440,7 @@
     </w:p>
     <w:p>
       <w:pPr>
-        <w:pStyle w:val="Prrafodelista"/>
+        <w:pStyle w:val="ListParagraph"/>
         <w:numPr>
           <w:ilvl w:val="0"/>
           <w:numId w:val="29"/>
@@ -8413,7 +8458,7 @@
     </w:p>
     <w:p>
       <w:pPr>
-        <w:pStyle w:val="Prrafodelista"/>
+        <w:pStyle w:val="ListParagraph"/>
         <w:ind w:left="1429" w:firstLine="0"/>
         <w:rPr>
           <w:lang w:eastAsia="es-CO"/>
@@ -8422,7 +8467,7 @@
     </w:p>
     <w:p>
       <w:pPr>
-        <w:pStyle w:val="Prrafodelista"/>
+        <w:pStyle w:val="ListParagraph"/>
         <w:numPr>
           <w:ilvl w:val="0"/>
           <w:numId w:val="54"/>
@@ -8457,7 +8502,7 @@
     </w:p>
     <w:p>
       <w:pPr>
-        <w:pStyle w:val="Prrafodelista"/>
+        <w:pStyle w:val="ListParagraph"/>
         <w:numPr>
           <w:ilvl w:val="0"/>
           <w:numId w:val="30"/>
@@ -8470,13 +8515,12 @@
         <w:rPr>
           <w:lang w:eastAsia="es-CO"/>
         </w:rPr>
-        <w:lastRenderedPageBreak/>
         <w:t>Gestión de emprendimiento y empresariado.</w:t>
       </w:r>
     </w:p>
     <w:p>
       <w:pPr>
-        <w:pStyle w:val="Prrafodelista"/>
+        <w:pStyle w:val="ListParagraph"/>
         <w:numPr>
           <w:ilvl w:val="0"/>
           <w:numId w:val="30"/>
@@ -8494,7 +8538,7 @@
     </w:p>
     <w:p>
       <w:pPr>
-        <w:pStyle w:val="Prrafodelista"/>
+        <w:pStyle w:val="ListParagraph"/>
         <w:numPr>
           <w:ilvl w:val="0"/>
           <w:numId w:val="30"/>
@@ -8512,7 +8556,7 @@
     </w:p>
     <w:p>
       <w:pPr>
-        <w:pStyle w:val="Prrafodelista"/>
+        <w:pStyle w:val="ListParagraph"/>
         <w:numPr>
           <w:ilvl w:val="0"/>
           <w:numId w:val="30"/>
@@ -8530,7 +8574,7 @@
     </w:p>
     <w:p>
       <w:pPr>
-        <w:pStyle w:val="Prrafodelista"/>
+        <w:pStyle w:val="ListParagraph"/>
         <w:numPr>
           <w:ilvl w:val="0"/>
           <w:numId w:val="30"/>
@@ -8548,7 +8592,7 @@
     </w:p>
     <w:p>
       <w:pPr>
-        <w:pStyle w:val="Prrafodelista"/>
+        <w:pStyle w:val="ListParagraph"/>
         <w:numPr>
           <w:ilvl w:val="0"/>
           <w:numId w:val="30"/>
@@ -8574,7 +8618,14 @@
         <w:rPr>
           <w:lang w:eastAsia="es-CO"/>
         </w:rPr>
-        <w:t>La gestión por procesos se compone de elementos interrelacionados que hacen posible su funcionamiento y orientan la organización hacia la mejora continua. Cada elemento cumple una función específica dentro del proceso y contribuye a que las actividades se ejecuten de manera ordenada, eficiente y alineada con los objetivos organizacionales. Comprender estos elementos permite identificar con claridad las entradas que se requieren, las actividades que se deben ejecutar, los recursos necesarios y los resultados esperados en cada etapa del proceso. De este modo, la organización cuenta con una base estructurada para medir, controlar y optimizar su desempeño de forma continua.</w:t>
+        <w:t xml:space="preserve">La gestión por procesos se compone de elementos interrelacionados que hacen posible su funcionamiento y orientan la organización hacia la mejora continua. Cada elemento cumple una función específica dentro del proceso y contribuye a que las actividades se ejecuten de manera ordenada, eficiente y alineada con los objetivos organizacionales. Comprender estos elementos permite identificar con claridad las entradas que se requieren, las actividades que se deben ejecutar, los recursos necesarios y los resultados esperados en cada etapa del proceso. De este modo, la </w:t>
+      </w:r>
+      <w:r>
+        <w:rPr>
+          <w:lang w:eastAsia="es-CO"/>
+        </w:rPr>
+        <w:lastRenderedPageBreak/>
+        <w:t>organización cuenta con una base estructurada para medir, controlar y optimizar su desempeño de forma continua.</w:t>
       </w:r>
     </w:p>
     <w:p>
@@ -8598,28 +8649,21 @@
           <w:lang w:eastAsia="es-CO"/>
         </w:rPr>
       </w:pPr>
-      <w:r>
-        <w:rPr>
-          <w:lang w:eastAsia="es-CO"/>
-        </w:rPr>
-        <w:br w:type="page"/>
-      </w:r>
-    </w:p>
-    <w:p>
-      <w:pPr>
-        <w:rPr>
-          <w:b/>
-          <w:bCs/>
-          <w:lang w:eastAsia="es-CO"/>
-        </w:rPr>
-      </w:pPr>
-      <w:r>
-        <w:rPr>
-          <w:b/>
-          <w:bCs/>
-          <w:lang w:eastAsia="es-CO"/>
-        </w:rPr>
-        <w:lastRenderedPageBreak/>
+    </w:p>
+    <w:p>
+      <w:pPr>
+        <w:rPr>
+          <w:b/>
+          <w:bCs/>
+          <w:lang w:eastAsia="es-CO"/>
+        </w:rPr>
+      </w:pPr>
+      <w:r>
+        <w:rPr>
+          <w:b/>
+          <w:bCs/>
+          <w:lang w:eastAsia="es-CO"/>
+        </w:rPr>
         <w:t xml:space="preserve">Elementos de la gestión por procesos </w:t>
       </w:r>
     </w:p>
@@ -8638,7 +8682,7 @@
     </w:p>
     <w:p>
       <w:pPr>
-        <w:pStyle w:val="Prrafodelista"/>
+        <w:pStyle w:val="ListParagraph"/>
         <w:numPr>
           <w:ilvl w:val="0"/>
           <w:numId w:val="31"/>
@@ -8660,6 +8704,7 @@
           <w:rStyle w:val="Extranjerismo"/>
           <w:b/>
           <w:bCs/>
+          <w:lang w:val="es-CO"/>
         </w:rPr>
         <w:t>Inputs</w:t>
       </w:r>
@@ -8680,7 +8725,7 @@
     </w:p>
     <w:p>
       <w:pPr>
-        <w:pStyle w:val="Prrafodelista"/>
+        <w:pStyle w:val="ListParagraph"/>
         <w:numPr>
           <w:ilvl w:val="0"/>
           <w:numId w:val="31"/>
@@ -8706,7 +8751,7 @@
     </w:p>
     <w:p>
       <w:pPr>
-        <w:pStyle w:val="Prrafodelista"/>
+        <w:pStyle w:val="ListParagraph"/>
         <w:numPr>
           <w:ilvl w:val="0"/>
           <w:numId w:val="31"/>
@@ -8728,6 +8773,7 @@
           <w:rStyle w:val="Extranjerismo"/>
           <w:b/>
           <w:bCs/>
+          <w:lang w:val="es-CO"/>
         </w:rPr>
         <w:t>Outputs</w:t>
       </w:r>
@@ -8748,7 +8794,7 @@
     </w:p>
     <w:p>
       <w:pPr>
-        <w:pStyle w:val="Prrafodelista"/>
+        <w:pStyle w:val="ListParagraph"/>
         <w:numPr>
           <w:ilvl w:val="0"/>
           <w:numId w:val="31"/>
@@ -8774,7 +8820,7 @@
     </w:p>
     <w:p>
       <w:pPr>
-        <w:pStyle w:val="Prrafodelista"/>
+        <w:pStyle w:val="ListParagraph"/>
         <w:numPr>
           <w:ilvl w:val="0"/>
           <w:numId w:val="31"/>
@@ -8791,14 +8837,17 @@
         </w:rPr>
         <w:t>Indicadores de rendimiento (</w:t>
       </w:r>
+      <w:proofErr w:type="spellStart"/>
       <w:r>
         <w:rPr>
           <w:rStyle w:val="Extranjerismo"/>
           <w:b/>
           <w:bCs/>
+          <w:lang w:val="es-CO"/>
         </w:rPr>
         <w:t>KPIs</w:t>
       </w:r>
+      <w:proofErr w:type="spellEnd"/>
       <w:r>
         <w:rPr>
           <w:b/>
@@ -8816,7 +8865,7 @@
     </w:p>
     <w:p>
       <w:pPr>
-        <w:pStyle w:val="Prrafodelista"/>
+        <w:pStyle w:val="ListParagraph"/>
         <w:numPr>
           <w:ilvl w:val="0"/>
           <w:numId w:val="31"/>
@@ -8830,7 +8879,9 @@
           <w:rStyle w:val="Extranjerismo"/>
           <w:b/>
           <w:bCs/>
-        </w:rPr>
+          <w:lang w:val="es-CO"/>
+        </w:rPr>
+        <w:lastRenderedPageBreak/>
         <w:t>Process Owner</w:t>
       </w:r>
       <w:r>
@@ -8850,7 +8901,7 @@
     </w:p>
     <w:p>
       <w:pPr>
-        <w:pStyle w:val="Prrafodelista"/>
+        <w:pStyle w:val="ListParagraph"/>
         <w:ind w:left="1429" w:firstLine="0"/>
         <w:rPr>
           <w:lang w:eastAsia="es-CO"/>
@@ -8889,6 +8940,7 @@
       <w:r>
         <w:rPr>
           <w:rStyle w:val="Extranjerismo"/>
+          <w:lang w:val="es-CO"/>
         </w:rPr>
         <w:t>Business Process Management</w:t>
       </w:r>
@@ -8901,7 +8953,7 @@
     </w:p>
     <w:p>
       <w:pPr>
-        <w:pStyle w:val="Prrafodelista"/>
+        <w:pStyle w:val="ListParagraph"/>
         <w:numPr>
           <w:ilvl w:val="0"/>
           <w:numId w:val="32"/>
@@ -8916,7 +8968,6 @@
           <w:bCs/>
           <w:lang w:eastAsia="es-CO"/>
         </w:rPr>
-        <w:lastRenderedPageBreak/>
         <w:t>Orientación al cliente</w:t>
       </w:r>
       <w:r>
@@ -8928,7 +8979,7 @@
     </w:p>
     <w:p>
       <w:pPr>
-        <w:pStyle w:val="Prrafodelista"/>
+        <w:pStyle w:val="ListParagraph"/>
         <w:numPr>
           <w:ilvl w:val="0"/>
           <w:numId w:val="32"/>
@@ -8954,7 +9005,7 @@
     </w:p>
     <w:p>
       <w:pPr>
-        <w:pStyle w:val="Prrafodelista"/>
+        <w:pStyle w:val="ListParagraph"/>
         <w:numPr>
           <w:ilvl w:val="0"/>
           <w:numId w:val="32"/>
@@ -8980,7 +9031,7 @@
     </w:p>
     <w:p>
       <w:pPr>
-        <w:pStyle w:val="Prrafodelista"/>
+        <w:pStyle w:val="ListParagraph"/>
         <w:numPr>
           <w:ilvl w:val="0"/>
           <w:numId w:val="32"/>
@@ -9006,7 +9057,7 @@
     </w:p>
     <w:p>
       <w:pPr>
-        <w:pStyle w:val="Prrafodelista"/>
+        <w:pStyle w:val="ListParagraph"/>
         <w:numPr>
           <w:ilvl w:val="0"/>
           <w:numId w:val="32"/>
@@ -9032,7 +9083,7 @@
     </w:p>
     <w:p>
       <w:pPr>
-        <w:pStyle w:val="Prrafodelista"/>
+        <w:pStyle w:val="ListParagraph"/>
         <w:numPr>
           <w:ilvl w:val="0"/>
           <w:numId w:val="32"/>
@@ -9066,12 +9117,19 @@
         <w:rPr>
           <w:lang w:eastAsia="es-CO"/>
         </w:rPr>
-        <w:t>Además de los elementos y características de la gestión por procesos sustituye la jerarquía tradicional por una estructura más ágil, facilitando el cambio y aumentando la productividad. Para ello, se utilizan herramientas y técnicas de modelado de procesos, automatización y monitoreo de los mismos donde se encuentran diferentes tipos de procesos de gestión como:</w:t>
-      </w:r>
-    </w:p>
-    <w:p>
-      <w:pPr>
-        <w:pStyle w:val="Prrafodelista"/>
+        <w:t xml:space="preserve">Además de los elementos y características de la gestión por procesos sustituye la jerarquía tradicional por una estructura más ágil, facilitando el cambio y aumentando la </w:t>
+      </w:r>
+      <w:r>
+        <w:rPr>
+          <w:lang w:eastAsia="es-CO"/>
+        </w:rPr>
+        <w:lastRenderedPageBreak/>
+        <w:t>productividad. Para ello, se utilizan herramientas y técnicas de modelado de procesos, automatización y monitoreo de los mismos donde se encuentran diferentes tipos de procesos de gestión como:</w:t>
+      </w:r>
+    </w:p>
+    <w:p>
+      <w:pPr>
+        <w:pStyle w:val="ListParagraph"/>
         <w:numPr>
           <w:ilvl w:val="0"/>
           <w:numId w:val="33"/>
@@ -9101,7 +9159,7 @@
     </w:p>
     <w:p>
       <w:pPr>
-        <w:pStyle w:val="Prrafodelista"/>
+        <w:pStyle w:val="ListParagraph"/>
         <w:numPr>
           <w:ilvl w:val="0"/>
           <w:numId w:val="33"/>
@@ -9119,7 +9177,7 @@
     </w:p>
     <w:p>
       <w:pPr>
-        <w:pStyle w:val="Prrafodelista"/>
+        <w:pStyle w:val="ListParagraph"/>
         <w:numPr>
           <w:ilvl w:val="0"/>
           <w:numId w:val="33"/>
@@ -9137,7 +9195,7 @@
     </w:p>
     <w:p>
       <w:pPr>
-        <w:pStyle w:val="Prrafodelista"/>
+        <w:pStyle w:val="ListParagraph"/>
         <w:numPr>
           <w:ilvl w:val="0"/>
           <w:numId w:val="33"/>
@@ -9155,7 +9213,7 @@
     </w:p>
     <w:p>
       <w:pPr>
-        <w:pStyle w:val="Prrafodelista"/>
+        <w:pStyle w:val="ListParagraph"/>
         <w:numPr>
           <w:ilvl w:val="0"/>
           <w:numId w:val="33"/>
@@ -9173,7 +9231,7 @@
     </w:p>
     <w:p>
       <w:pPr>
-        <w:pStyle w:val="Prrafodelista"/>
+        <w:pStyle w:val="ListParagraph"/>
         <w:numPr>
           <w:ilvl w:val="0"/>
           <w:numId w:val="33"/>
@@ -9191,7 +9249,7 @@
     </w:p>
     <w:p>
       <w:pPr>
-        <w:pStyle w:val="Prrafodelista"/>
+        <w:pStyle w:val="ListParagraph"/>
         <w:numPr>
           <w:ilvl w:val="0"/>
           <w:numId w:val="33"/>
@@ -9209,14 +9267,29 @@
     </w:p>
     <w:p>
       <w:pPr>
-        <w:pStyle w:val="Ttulo1"/>
-      </w:pPr>
-      <w:bookmarkStart w:id="21" w:name="_Toc225526684"/>
+        <w:spacing w:before="0" w:after="0" w:line="240" w:lineRule="auto"/>
+        <w:ind w:firstLine="0"/>
+        <w:rPr>
+          <w:lang w:eastAsia="es-CO"/>
+        </w:rPr>
+      </w:pPr>
+      <w:r>
+        <w:rPr>
+          <w:lang w:eastAsia="es-CO"/>
+        </w:rPr>
+        <w:br w:type="page"/>
+      </w:r>
+    </w:p>
+    <w:p>
+      <w:pPr>
+        <w:pStyle w:val="Heading1"/>
+      </w:pPr>
+      <w:bookmarkStart w:id="24" w:name="_Toc227255092"/>
       <w:r>
         <w:lastRenderedPageBreak/>
         <w:t>Introducción a los indicadores de gestión y su clasificación</w:t>
       </w:r>
-      <w:bookmarkEnd w:id="21"/>
+      <w:bookmarkEnd w:id="24"/>
     </w:p>
     <w:p>
       <w:pPr>
@@ -9240,7 +9313,7 @@
     </w:p>
     <w:p>
       <w:pPr>
-        <w:pStyle w:val="Prrafodelista"/>
+        <w:pStyle w:val="ListParagraph"/>
         <w:keepNext/>
         <w:keepLines/>
         <w:numPr>
@@ -9261,22 +9334,28 @@
           <w:lang w:eastAsia="es-CO"/>
         </w:rPr>
       </w:pPr>
-      <w:bookmarkStart w:id="22" w:name="_Toc225500190"/>
-      <w:bookmarkStart w:id="23" w:name="_Toc225523510"/>
-      <w:bookmarkStart w:id="24" w:name="_Toc225526685"/>
-      <w:bookmarkEnd w:id="22"/>
-      <w:bookmarkEnd w:id="23"/>
-      <w:bookmarkEnd w:id="24"/>
-    </w:p>
-    <w:p>
-      <w:pPr>
-        <w:pStyle w:val="Ttulo2"/>
-      </w:pPr>
-      <w:bookmarkStart w:id="25" w:name="_Toc225526686"/>
+      <w:bookmarkStart w:id="25" w:name="_Toc225500190"/>
+      <w:bookmarkStart w:id="26" w:name="_Toc225523510"/>
+      <w:bookmarkStart w:id="27" w:name="_Toc225526685"/>
+      <w:bookmarkStart w:id="28" w:name="_Toc227252884"/>
+      <w:bookmarkStart w:id="29" w:name="_Toc227253251"/>
+      <w:bookmarkStart w:id="30" w:name="_Toc227255093"/>
+      <w:bookmarkEnd w:id="25"/>
+      <w:bookmarkEnd w:id="26"/>
+      <w:bookmarkEnd w:id="27"/>
+      <w:bookmarkEnd w:id="28"/>
+      <w:bookmarkEnd w:id="29"/>
+      <w:bookmarkEnd w:id="30"/>
+    </w:p>
+    <w:p>
+      <w:pPr>
+        <w:pStyle w:val="Heading2"/>
+      </w:pPr>
+      <w:bookmarkStart w:id="31" w:name="_Toc227255094"/>
       <w:r>
         <w:t>Concepto de indicador</w:t>
       </w:r>
-      <w:bookmarkEnd w:id="25"/>
+      <w:bookmarkEnd w:id="31"/>
       <w:r>
         <w:t xml:space="preserve"> </w:t>
       </w:r>
@@ -9359,7 +9438,7 @@
     </w:p>
     <w:p>
       <w:pPr>
-        <w:pStyle w:val="Prrafodelista"/>
+        <w:pStyle w:val="ListParagraph"/>
         <w:numPr>
           <w:ilvl w:val="0"/>
           <w:numId w:val="34"/>
@@ -9385,7 +9464,7 @@
     </w:p>
     <w:p>
       <w:pPr>
-        <w:pStyle w:val="Prrafodelista"/>
+        <w:pStyle w:val="ListParagraph"/>
         <w:numPr>
           <w:ilvl w:val="0"/>
           <w:numId w:val="34"/>
@@ -9411,7 +9490,7 @@
     </w:p>
     <w:p>
       <w:pPr>
-        <w:pStyle w:val="Prrafodelista"/>
+        <w:pStyle w:val="ListParagraph"/>
         <w:numPr>
           <w:ilvl w:val="0"/>
           <w:numId w:val="34"/>
@@ -9437,7 +9516,7 @@
     </w:p>
     <w:p>
       <w:pPr>
-        <w:pStyle w:val="Prrafodelista"/>
+        <w:pStyle w:val="ListParagraph"/>
         <w:numPr>
           <w:ilvl w:val="0"/>
           <w:numId w:val="34"/>
@@ -9463,7 +9542,7 @@
     </w:p>
     <w:p>
       <w:pPr>
-        <w:pStyle w:val="Prrafodelista"/>
+        <w:pStyle w:val="ListParagraph"/>
         <w:numPr>
           <w:ilvl w:val="0"/>
           <w:numId w:val="34"/>
@@ -9489,7 +9568,7 @@
     </w:p>
     <w:p>
       <w:pPr>
-        <w:pStyle w:val="Prrafodelista"/>
+        <w:pStyle w:val="ListParagraph"/>
         <w:numPr>
           <w:ilvl w:val="0"/>
           <w:numId w:val="34"/>
@@ -9536,13 +9615,13 @@
     </w:p>
     <w:p>
       <w:pPr>
-        <w:pStyle w:val="Ttulo2"/>
-      </w:pPr>
-      <w:bookmarkStart w:id="26" w:name="_Toc225526687"/>
+        <w:pStyle w:val="Heading2"/>
+      </w:pPr>
+      <w:bookmarkStart w:id="32" w:name="_Toc227255095"/>
       <w:r>
         <w:t>Clasificación de indicadores</w:t>
       </w:r>
-      <w:bookmarkEnd w:id="26"/>
+      <w:bookmarkEnd w:id="32"/>
     </w:p>
     <w:p>
       <w:pPr>
@@ -9602,7 +9681,7 @@
     </w:p>
     <w:p>
       <w:pPr>
-        <w:pStyle w:val="Prrafodelista"/>
+        <w:pStyle w:val="ListParagraph"/>
         <w:numPr>
           <w:ilvl w:val="0"/>
           <w:numId w:val="35"/>
@@ -9628,7 +9707,7 @@
     </w:p>
     <w:p>
       <w:pPr>
-        <w:pStyle w:val="Prrafodelista"/>
+        <w:pStyle w:val="ListParagraph"/>
         <w:numPr>
           <w:ilvl w:val="0"/>
           <w:numId w:val="35"/>
@@ -9655,7 +9734,7 @@
     </w:p>
     <w:p>
       <w:pPr>
-        <w:pStyle w:val="Prrafodelista"/>
+        <w:pStyle w:val="ListParagraph"/>
         <w:numPr>
           <w:ilvl w:val="0"/>
           <w:numId w:val="35"/>
@@ -9681,7 +9760,7 @@
     </w:p>
     <w:p>
       <w:pPr>
-        <w:pStyle w:val="Prrafodelista"/>
+        <w:pStyle w:val="ListParagraph"/>
         <w:numPr>
           <w:ilvl w:val="0"/>
           <w:numId w:val="35"/>
@@ -9707,7 +9786,7 @@
     </w:p>
     <w:p>
       <w:pPr>
-        <w:pStyle w:val="Prrafodelista"/>
+        <w:pStyle w:val="ListParagraph"/>
         <w:numPr>
           <w:ilvl w:val="0"/>
           <w:numId w:val="35"/>
@@ -9763,7 +9842,7 @@
     </w:p>
     <w:p>
       <w:pPr>
-        <w:pStyle w:val="Prrafodelista"/>
+        <w:pStyle w:val="ListParagraph"/>
         <w:numPr>
           <w:ilvl w:val="0"/>
           <w:numId w:val="36"/>
@@ -9789,7 +9868,7 @@
     </w:p>
     <w:p>
       <w:pPr>
-        <w:pStyle w:val="Prrafodelista"/>
+        <w:pStyle w:val="ListParagraph"/>
         <w:numPr>
           <w:ilvl w:val="0"/>
           <w:numId w:val="36"/>
@@ -9845,7 +9924,7 @@
     </w:p>
     <w:p>
       <w:pPr>
-        <w:pStyle w:val="Prrafodelista"/>
+        <w:pStyle w:val="ListParagraph"/>
         <w:numPr>
           <w:ilvl w:val="0"/>
           <w:numId w:val="37"/>
@@ -9871,7 +9950,7 @@
     </w:p>
     <w:p>
       <w:pPr>
-        <w:pStyle w:val="Prrafodelista"/>
+        <w:pStyle w:val="ListParagraph"/>
         <w:numPr>
           <w:ilvl w:val="0"/>
           <w:numId w:val="37"/>
@@ -9917,7 +9996,7 @@
     </w:p>
     <w:p>
       <w:pPr>
-        <w:pStyle w:val="Prrafodelista"/>
+        <w:pStyle w:val="ListParagraph"/>
         <w:numPr>
           <w:ilvl w:val="0"/>
           <w:numId w:val="38"/>
@@ -9943,7 +10022,7 @@
     </w:p>
     <w:p>
       <w:pPr>
-        <w:pStyle w:val="Prrafodelista"/>
+        <w:pStyle w:val="ListParagraph"/>
         <w:numPr>
           <w:ilvl w:val="0"/>
           <w:numId w:val="38"/>
@@ -9969,7 +10048,7 @@
     </w:p>
     <w:p>
       <w:pPr>
-        <w:pStyle w:val="Prrafodelista"/>
+        <w:pStyle w:val="ListParagraph"/>
         <w:numPr>
           <w:ilvl w:val="0"/>
           <w:numId w:val="38"/>
@@ -9995,7 +10074,7 @@
     </w:p>
     <w:p>
       <w:pPr>
-        <w:pStyle w:val="Prrafodelista"/>
+        <w:pStyle w:val="ListParagraph"/>
         <w:numPr>
           <w:ilvl w:val="0"/>
           <w:numId w:val="38"/>
@@ -10030,7 +10109,7 @@
     </w:p>
     <w:p>
       <w:pPr>
-        <w:pStyle w:val="Prrafodelista"/>
+        <w:pStyle w:val="ListParagraph"/>
         <w:tabs>
           <w:tab w:val="left" w:pos="3525"/>
         </w:tabs>
@@ -10042,13 +10121,13 @@
     </w:p>
     <w:p>
       <w:pPr>
-        <w:pStyle w:val="Ttulo2"/>
-      </w:pPr>
-      <w:bookmarkStart w:id="27" w:name="_Toc225526688"/>
+        <w:pStyle w:val="Heading2"/>
+      </w:pPr>
+      <w:bookmarkStart w:id="33" w:name="_Toc227255096"/>
       <w:r>
         <w:t>Indicadores versus métricas</w:t>
       </w:r>
-      <w:bookmarkEnd w:id="27"/>
+      <w:bookmarkEnd w:id="33"/>
     </w:p>
     <w:p>
       <w:pPr>
@@ -10098,7 +10177,7 @@
     </w:p>
     <w:p>
       <w:pPr>
-        <w:pStyle w:val="Prrafodelista"/>
+        <w:pStyle w:val="ListParagraph"/>
         <w:numPr>
           <w:ilvl w:val="0"/>
           <w:numId w:val="39"/>
@@ -10124,7 +10203,7 @@
     </w:p>
     <w:p>
       <w:pPr>
-        <w:pStyle w:val="Prrafodelista"/>
+        <w:pStyle w:val="ListParagraph"/>
         <w:numPr>
           <w:ilvl w:val="0"/>
           <w:numId w:val="39"/>
@@ -10150,7 +10229,7 @@
     </w:p>
     <w:p>
       <w:pPr>
-        <w:pStyle w:val="Prrafodelista"/>
+        <w:pStyle w:val="ListParagraph"/>
         <w:numPr>
           <w:ilvl w:val="0"/>
           <w:numId w:val="39"/>
@@ -10176,7 +10255,7 @@
     </w:p>
     <w:p>
       <w:pPr>
-        <w:pStyle w:val="Prrafodelista"/>
+        <w:pStyle w:val="ListParagraph"/>
         <w:numPr>
           <w:ilvl w:val="0"/>
           <w:numId w:val="39"/>
@@ -10202,7 +10281,7 @@
     </w:p>
     <w:p>
       <w:pPr>
-        <w:pStyle w:val="Prrafodelista"/>
+        <w:pStyle w:val="ListParagraph"/>
         <w:numPr>
           <w:ilvl w:val="0"/>
           <w:numId w:val="39"/>
@@ -10268,13 +10347,13 @@
     </w:p>
     <w:p>
       <w:pPr>
-        <w:pStyle w:val="Ttulo2"/>
-      </w:pPr>
-      <w:bookmarkStart w:id="28" w:name="_Toc225526689"/>
+        <w:pStyle w:val="Heading2"/>
+      </w:pPr>
+      <w:bookmarkStart w:id="34" w:name="_Toc227255097"/>
       <w:r>
         <w:t>Beneficios de la implementación de indicadores</w:t>
       </w:r>
-      <w:bookmarkEnd w:id="28"/>
+      <w:bookmarkEnd w:id="34"/>
     </w:p>
     <w:p>
       <w:pPr>
@@ -10333,7 +10412,7 @@
     </w:p>
     <w:p>
       <w:pPr>
-        <w:pStyle w:val="Prrafodelista"/>
+        <w:pStyle w:val="ListParagraph"/>
         <w:numPr>
           <w:ilvl w:val="0"/>
           <w:numId w:val="40"/>
@@ -10369,7 +10448,7 @@
     </w:p>
     <w:p>
       <w:pPr>
-        <w:pStyle w:val="Prrafodelista"/>
+        <w:pStyle w:val="ListParagraph"/>
         <w:numPr>
           <w:ilvl w:val="0"/>
           <w:numId w:val="40"/>
@@ -10404,7 +10483,7 @@
     </w:p>
     <w:p>
       <w:pPr>
-        <w:pStyle w:val="Prrafodelista"/>
+        <w:pStyle w:val="ListParagraph"/>
         <w:numPr>
           <w:ilvl w:val="0"/>
           <w:numId w:val="40"/>
@@ -10439,7 +10518,7 @@
     </w:p>
     <w:p>
       <w:pPr>
-        <w:pStyle w:val="Prrafodelista"/>
+        <w:pStyle w:val="ListParagraph"/>
         <w:numPr>
           <w:ilvl w:val="0"/>
           <w:numId w:val="40"/>
@@ -10480,7 +10559,7 @@
     </w:p>
     <w:p>
       <w:pPr>
-        <w:pStyle w:val="Prrafodelista"/>
+        <w:pStyle w:val="ListParagraph"/>
         <w:numPr>
           <w:ilvl w:val="0"/>
           <w:numId w:val="40"/>
@@ -10549,13 +10628,13 @@
     </w:p>
     <w:p>
       <w:pPr>
-        <w:pStyle w:val="Ttulo2"/>
-      </w:pPr>
-      <w:bookmarkStart w:id="29" w:name="_Toc225526690"/>
+        <w:pStyle w:val="Heading2"/>
+      </w:pPr>
+      <w:bookmarkStart w:id="35" w:name="_Toc227255098"/>
       <w:r>
         <w:t>Importancia de los indicadores en la toma de decisiones</w:t>
       </w:r>
-      <w:bookmarkEnd w:id="29"/>
+      <w:bookmarkEnd w:id="35"/>
     </w:p>
     <w:p>
       <w:pPr>
@@ -10802,13 +10881,13 @@
     </w:p>
     <w:p>
       <w:pPr>
-        <w:pStyle w:val="Ttulo2"/>
-      </w:pPr>
-      <w:bookmarkStart w:id="30" w:name="_Toc225526691"/>
+        <w:pStyle w:val="Heading2"/>
+      </w:pPr>
+      <w:bookmarkStart w:id="36" w:name="_Toc227255099"/>
       <w:r>
         <w:t>Indicadores como herramientas de control administrativo</w:t>
       </w:r>
-      <w:bookmarkEnd w:id="30"/>
+      <w:bookmarkEnd w:id="36"/>
     </w:p>
     <w:p>
       <w:pPr>
@@ -10919,7 +10998,7 @@
                     </pic:cNvPicPr>
                   </pic:nvPicPr>
                   <pic:blipFill>
-                    <a:blip r:embed="rId12">
+                    <a:blip r:embed="rId15">
                       <a:extLst>
                         <a:ext uri="{28A0092B-C50C-407E-A947-70E740481C1C}">
                           <a14:useLocalDpi xmlns:a14="http://schemas.microsoft.com/office/drawing/2010/main" val="0"/>
@@ -11168,7 +11247,7 @@
     </w:p>
     <w:p>
       <w:pPr>
-        <w:pStyle w:val="Prrafodelista"/>
+        <w:pStyle w:val="ListParagraph"/>
         <w:numPr>
           <w:ilvl w:val="0"/>
           <w:numId w:val="55"/>
@@ -11187,6 +11266,14 @@
         </w:rPr>
         <w:t>Fase 1 Establecimiento de los estándares</w:t>
       </w:r>
+      <w:r>
+        <w:rPr>
+          <w:b/>
+          <w:bCs/>
+          <w:lang w:eastAsia="es-CO"/>
+        </w:rPr>
+        <w:t>:</w:t>
+      </w:r>
     </w:p>
     <w:p>
       <w:pPr>
@@ -11203,7 +11290,7 @@
     </w:p>
     <w:p>
       <w:pPr>
-        <w:pStyle w:val="Prrafodelista"/>
+        <w:pStyle w:val="ListParagraph"/>
         <w:numPr>
           <w:ilvl w:val="0"/>
           <w:numId w:val="55"/>
@@ -11222,6 +11309,14 @@
         </w:rPr>
         <w:t>Fase 2 Evaluación del desempeño</w:t>
       </w:r>
+      <w:r>
+        <w:rPr>
+          <w:b/>
+          <w:bCs/>
+          <w:lang w:eastAsia="es-CO"/>
+        </w:rPr>
+        <w:t>:</w:t>
+      </w:r>
     </w:p>
     <w:p>
       <w:pPr>
@@ -11238,7 +11333,7 @@
     </w:p>
     <w:p>
       <w:pPr>
-        <w:pStyle w:val="Prrafodelista"/>
+        <w:pStyle w:val="ListParagraph"/>
         <w:numPr>
           <w:ilvl w:val="0"/>
           <w:numId w:val="55"/>
@@ -11273,6 +11368,14 @@
         </w:rPr>
         <w:t xml:space="preserve"> del desempeño</w:t>
       </w:r>
+      <w:r>
+        <w:rPr>
+          <w:b/>
+          <w:bCs/>
+          <w:lang w:eastAsia="es-CO"/>
+        </w:rPr>
+        <w:t>:</w:t>
+      </w:r>
     </w:p>
     <w:p>
       <w:pPr>
@@ -11304,7 +11407,7 @@
     </w:p>
     <w:p>
       <w:pPr>
-        <w:pStyle w:val="Prrafodelista"/>
+        <w:pStyle w:val="ListParagraph"/>
         <w:numPr>
           <w:ilvl w:val="0"/>
           <w:numId w:val="55"/>
@@ -11330,7 +11433,7 @@
           <w:bCs/>
           <w:lang w:eastAsia="es-CO"/>
         </w:rPr>
-        <w:t xml:space="preserve"> </w:t>
+        <w:t>:</w:t>
       </w:r>
     </w:p>
     <w:p>
@@ -11391,7 +11494,7 @@
     </w:p>
     <w:p>
       <w:pPr>
-        <w:pStyle w:val="Prrafodelista"/>
+        <w:pStyle w:val="ListParagraph"/>
         <w:numPr>
           <w:ilvl w:val="0"/>
           <w:numId w:val="48"/>
@@ -11436,7 +11539,7 @@
     </w:p>
     <w:p>
       <w:pPr>
-        <w:pStyle w:val="Prrafodelista"/>
+        <w:pStyle w:val="ListParagraph"/>
         <w:numPr>
           <w:ilvl w:val="0"/>
           <w:numId w:val="49"/>
@@ -11478,7 +11581,7 @@
     </w:p>
     <w:p>
       <w:pPr>
-        <w:pStyle w:val="Prrafodelista"/>
+        <w:pStyle w:val="ListParagraph"/>
         <w:numPr>
           <w:ilvl w:val="0"/>
           <w:numId w:val="49"/>
@@ -11513,7 +11616,7 @@
     </w:p>
     <w:p>
       <w:pPr>
-        <w:pStyle w:val="Prrafodelista"/>
+        <w:pStyle w:val="ListParagraph"/>
         <w:numPr>
           <w:ilvl w:val="0"/>
           <w:numId w:val="49"/>
@@ -11561,7 +11664,7 @@
     </w:p>
     <w:p>
       <w:pPr>
-        <w:pStyle w:val="Prrafodelista"/>
+        <w:pStyle w:val="ListParagraph"/>
         <w:numPr>
           <w:ilvl w:val="0"/>
           <w:numId w:val="50"/>
@@ -11587,7 +11690,7 @@
     </w:p>
     <w:p>
       <w:pPr>
-        <w:pStyle w:val="Prrafodelista"/>
+        <w:pStyle w:val="ListParagraph"/>
         <w:numPr>
           <w:ilvl w:val="0"/>
           <w:numId w:val="50"/>
@@ -11613,7 +11716,7 @@
     </w:p>
     <w:p>
       <w:pPr>
-        <w:pStyle w:val="Prrafodelista"/>
+        <w:pStyle w:val="ListParagraph"/>
         <w:numPr>
           <w:ilvl w:val="0"/>
           <w:numId w:val="50"/>
@@ -11640,7 +11743,7 @@
     </w:p>
     <w:p>
       <w:pPr>
-        <w:pStyle w:val="Prrafodelista"/>
+        <w:pStyle w:val="ListParagraph"/>
         <w:numPr>
           <w:ilvl w:val="0"/>
           <w:numId w:val="50"/>
@@ -11666,7 +11769,7 @@
     </w:p>
     <w:p>
       <w:pPr>
-        <w:pStyle w:val="Prrafodelista"/>
+        <w:pStyle w:val="ListParagraph"/>
         <w:numPr>
           <w:ilvl w:val="0"/>
           <w:numId w:val="50"/>
@@ -11692,7 +11795,7 @@
     </w:p>
     <w:p>
       <w:pPr>
-        <w:pStyle w:val="Prrafodelista"/>
+        <w:pStyle w:val="ListParagraph"/>
         <w:numPr>
           <w:ilvl w:val="0"/>
           <w:numId w:val="50"/>
@@ -11748,7 +11851,7 @@
     </w:p>
     <w:p>
       <w:pPr>
-        <w:pStyle w:val="Prrafodelista"/>
+        <w:pStyle w:val="ListParagraph"/>
         <w:numPr>
           <w:ilvl w:val="0"/>
           <w:numId w:val="51"/>
@@ -11774,7 +11877,7 @@
     </w:p>
     <w:p>
       <w:pPr>
-        <w:pStyle w:val="Prrafodelista"/>
+        <w:pStyle w:val="ListParagraph"/>
         <w:numPr>
           <w:ilvl w:val="0"/>
           <w:numId w:val="51"/>
@@ -11800,7 +11903,7 @@
     </w:p>
     <w:p>
       <w:pPr>
-        <w:pStyle w:val="Prrafodelista"/>
+        <w:pStyle w:val="ListParagraph"/>
         <w:numPr>
           <w:ilvl w:val="0"/>
           <w:numId w:val="51"/>
@@ -11826,7 +11929,7 @@
     </w:p>
     <w:p>
       <w:pPr>
-        <w:pStyle w:val="Prrafodelista"/>
+        <w:pStyle w:val="ListParagraph"/>
         <w:ind w:left="1429" w:firstLine="0"/>
         <w:rPr>
           <w:lang w:eastAsia="es-CO"/>
@@ -11835,14 +11938,14 @@
     </w:p>
     <w:p>
       <w:pPr>
-        <w:pStyle w:val="Ttulo2"/>
-      </w:pPr>
-      <w:bookmarkStart w:id="31" w:name="_Toc225526692"/>
+        <w:pStyle w:val="Heading2"/>
+      </w:pPr>
+      <w:bookmarkStart w:id="37" w:name="_Toc227255100"/>
       <w:r>
         <w:lastRenderedPageBreak/>
         <w:t>Indicadores de gestión</w:t>
       </w:r>
-      <w:bookmarkEnd w:id="31"/>
+      <w:bookmarkEnd w:id="37"/>
     </w:p>
     <w:p>
       <w:pPr>
@@ -11885,7 +11988,7 @@
     </w:p>
     <w:p>
       <w:pPr>
-        <w:pStyle w:val="Prrafodelista"/>
+        <w:pStyle w:val="ListParagraph"/>
         <w:numPr>
           <w:ilvl w:val="0"/>
           <w:numId w:val="52"/>
@@ -11912,7 +12015,7 @@
     </w:p>
     <w:p>
       <w:pPr>
-        <w:pStyle w:val="Prrafodelista"/>
+        <w:pStyle w:val="ListParagraph"/>
         <w:numPr>
           <w:ilvl w:val="0"/>
           <w:numId w:val="52"/>
@@ -11938,7 +12041,7 @@
     </w:p>
     <w:p>
       <w:pPr>
-        <w:pStyle w:val="Prrafodelista"/>
+        <w:pStyle w:val="ListParagraph"/>
         <w:numPr>
           <w:ilvl w:val="0"/>
           <w:numId w:val="52"/>
@@ -11964,7 +12067,7 @@
     </w:p>
     <w:p>
       <w:pPr>
-        <w:pStyle w:val="Prrafodelista"/>
+        <w:pStyle w:val="ListParagraph"/>
         <w:numPr>
           <w:ilvl w:val="0"/>
           <w:numId w:val="52"/>
@@ -11990,7 +12093,7 @@
     </w:p>
     <w:p>
       <w:pPr>
-        <w:pStyle w:val="Prrafodelista"/>
+        <w:pStyle w:val="ListParagraph"/>
         <w:numPr>
           <w:ilvl w:val="0"/>
           <w:numId w:val="52"/>
@@ -12016,7 +12119,7 @@
     </w:p>
     <w:p>
       <w:pPr>
-        <w:pStyle w:val="Prrafodelista"/>
+        <w:pStyle w:val="ListParagraph"/>
         <w:numPr>
           <w:ilvl w:val="0"/>
           <w:numId w:val="52"/>
@@ -12057,14 +12160,14 @@
     </w:p>
     <w:p>
       <w:pPr>
-        <w:pStyle w:val="Ttulo1"/>
-      </w:pPr>
-      <w:bookmarkStart w:id="32" w:name="_Toc225526693"/>
+        <w:pStyle w:val="Heading1"/>
+      </w:pPr>
+      <w:bookmarkStart w:id="38" w:name="_Toc227255101"/>
       <w:r>
         <w:lastRenderedPageBreak/>
         <w:t>Diseño de indicadores de gestión</w:t>
       </w:r>
-      <w:bookmarkEnd w:id="32"/>
+      <w:bookmarkEnd w:id="38"/>
     </w:p>
     <w:p>
       <w:pPr>
@@ -12141,7 +12244,7 @@
     </w:p>
     <w:p>
       <w:pPr>
-        <w:pStyle w:val="Prrafodelista"/>
+        <w:pStyle w:val="ListParagraph"/>
         <w:keepNext/>
         <w:keepLines/>
         <w:numPr>
@@ -12162,27 +12265,28 @@
           <w:lang w:eastAsia="es-CO"/>
         </w:rPr>
       </w:pPr>
-      <w:bookmarkStart w:id="33" w:name="_Toc225500199"/>
-      <w:bookmarkStart w:id="34" w:name="_Toc225523519"/>
-      <w:bookmarkStart w:id="35" w:name="_Toc225526694"/>
-      <w:bookmarkEnd w:id="33"/>
-      <w:bookmarkEnd w:id="34"/>
-      <w:bookmarkEnd w:id="35"/>
-    </w:p>
-    <w:p>
-      <w:pPr>
-        <w:pStyle w:val="Ttulo2"/>
-      </w:pPr>
-      <w:bookmarkStart w:id="36" w:name="_Toc225526695"/>
-      <w:proofErr w:type="gramStart"/>
-      <w:r>
-        <w:t>Relación indicador</w:t>
-      </w:r>
-      <w:proofErr w:type="gramEnd"/>
-      <w:r>
-        <w:t xml:space="preserve"> – objetivo</w:t>
-      </w:r>
-      <w:bookmarkEnd w:id="36"/>
+      <w:bookmarkStart w:id="39" w:name="_Toc225500199"/>
+      <w:bookmarkStart w:id="40" w:name="_Toc225523519"/>
+      <w:bookmarkStart w:id="41" w:name="_Toc225526694"/>
+      <w:bookmarkStart w:id="42" w:name="_Toc227252893"/>
+      <w:bookmarkStart w:id="43" w:name="_Toc227253260"/>
+      <w:bookmarkStart w:id="44" w:name="_Toc227255102"/>
+      <w:bookmarkEnd w:id="39"/>
+      <w:bookmarkEnd w:id="40"/>
+      <w:bookmarkEnd w:id="41"/>
+      <w:bookmarkEnd w:id="42"/>
+      <w:bookmarkEnd w:id="43"/>
+      <w:bookmarkEnd w:id="44"/>
+    </w:p>
+    <w:p>
+      <w:pPr>
+        <w:pStyle w:val="Heading2"/>
+      </w:pPr>
+      <w:bookmarkStart w:id="45" w:name="_Toc227255103"/>
+      <w:r>
+        <w:t>Relación indicador – objetivo</w:t>
+      </w:r>
+      <w:bookmarkEnd w:id="45"/>
     </w:p>
     <w:p>
       <w:pPr>
@@ -12245,7 +12349,7 @@
     </w:p>
     <w:p>
       <w:pPr>
-        <w:pStyle w:val="Prrafodelista"/>
+        <w:pStyle w:val="ListParagraph"/>
         <w:numPr>
           <w:ilvl w:val="0"/>
           <w:numId w:val="53"/>
@@ -12264,6 +12368,14 @@
         </w:rPr>
         <w:t>Identificar el objetivo</w:t>
       </w:r>
+      <w:r>
+        <w:rPr>
+          <w:b/>
+          <w:bCs/>
+          <w:lang w:eastAsia="es-CO"/>
+        </w:rPr>
+        <w:t>:</w:t>
+      </w:r>
     </w:p>
     <w:p>
       <w:pPr>
@@ -12280,7 +12392,7 @@
     </w:p>
     <w:p>
       <w:pPr>
-        <w:pStyle w:val="Prrafodelista"/>
+        <w:pStyle w:val="ListParagraph"/>
         <w:numPr>
           <w:ilvl w:val="0"/>
           <w:numId w:val="53"/>
@@ -12299,6 +12411,14 @@
         </w:rPr>
         <w:t>Definir la intención de medición</w:t>
       </w:r>
+      <w:r>
+        <w:rPr>
+          <w:b/>
+          <w:bCs/>
+          <w:lang w:eastAsia="es-CO"/>
+        </w:rPr>
+        <w:t>:</w:t>
+      </w:r>
     </w:p>
     <w:p>
       <w:pPr>
@@ -12315,7 +12435,7 @@
     </w:p>
     <w:p>
       <w:pPr>
-        <w:pStyle w:val="Prrafodelista"/>
+        <w:pStyle w:val="ListParagraph"/>
         <w:numPr>
           <w:ilvl w:val="0"/>
           <w:numId w:val="53"/>
@@ -12334,6 +12454,14 @@
         </w:rPr>
         <w:t>Formular el indicador</w:t>
       </w:r>
+      <w:r>
+        <w:rPr>
+          <w:b/>
+          <w:bCs/>
+          <w:lang w:eastAsia="es-CO"/>
+        </w:rPr>
+        <w:t>:</w:t>
+      </w:r>
     </w:p>
     <w:p>
       <w:pPr>
@@ -12350,7 +12478,7 @@
     </w:p>
     <w:p>
       <w:pPr>
-        <w:pStyle w:val="Prrafodelista"/>
+        <w:pStyle w:val="ListParagraph"/>
         <w:numPr>
           <w:ilvl w:val="0"/>
           <w:numId w:val="53"/>
@@ -12369,6 +12497,14 @@
         </w:rPr>
         <w:t>Establecer la línea de base y la meta</w:t>
       </w:r>
+      <w:r>
+        <w:rPr>
+          <w:b/>
+          <w:bCs/>
+          <w:lang w:eastAsia="es-CO"/>
+        </w:rPr>
+        <w:t>:</w:t>
+      </w:r>
     </w:p>
     <w:p>
       <w:pPr>
@@ -12400,7 +12536,7 @@
     </w:p>
     <w:p>
       <w:pPr>
-        <w:pStyle w:val="Prrafodelista"/>
+        <w:pStyle w:val="ListParagraph"/>
         <w:numPr>
           <w:ilvl w:val="0"/>
           <w:numId w:val="53"/>
@@ -12420,6 +12556,14 @@
         <w:lastRenderedPageBreak/>
         <w:t>Definir las fuentes de información y la periodicidad</w:t>
       </w:r>
+      <w:r>
+        <w:rPr>
+          <w:b/>
+          <w:bCs/>
+          <w:lang w:eastAsia="es-CO"/>
+        </w:rPr>
+        <w:t>:</w:t>
+      </w:r>
     </w:p>
     <w:p>
       <w:pPr>
@@ -12456,13 +12600,13 @@
     </w:p>
     <w:p>
       <w:pPr>
-        <w:pStyle w:val="Ttulo2"/>
-      </w:pPr>
-      <w:bookmarkStart w:id="37" w:name="_Toc225526696"/>
+        <w:pStyle w:val="Heading2"/>
+      </w:pPr>
+      <w:bookmarkStart w:id="46" w:name="_Toc227255104"/>
       <w:r>
         <w:t>Metodología para la construcción de indicadores</w:t>
       </w:r>
-      <w:bookmarkEnd w:id="37"/>
+      <w:bookmarkEnd w:id="46"/>
     </w:p>
     <w:p>
       <w:pPr>
@@ -12561,7 +12705,7 @@
                     </pic:cNvPicPr>
                   </pic:nvPicPr>
                   <pic:blipFill>
-                    <a:blip r:embed="rId13">
+                    <a:blip r:embed="rId16">
                       <a:extLst>
                         <a:ext uri="{28A0092B-C50C-407E-A947-70E740481C1C}">
                           <a14:useLocalDpi xmlns:a14="http://schemas.microsoft.com/office/drawing/2010/main" val="0"/>
@@ -12603,19 +12747,15 @@
         <w:lastRenderedPageBreak/>
         <w:t xml:space="preserve">Nota. Tomado de Guía para la construcción y análisis de indicadores de gestión (p. 52), de Función Pública (2018), </w:t>
       </w:r>
-      <w:hyperlink r:id="rId14" w:history="1">
-        <w:r>
-          <w:rPr>
-            <w:rStyle w:val="Hipervnculo"/>
-            <w:lang w:eastAsia="es-CO"/>
-          </w:rPr>
-          <w:t>https://www.funcionpublica.gov.co/documents/d/quest/guia-para-la-construccion-y-analisis-de-indicadores-de-gestion-version-4-mayo-2018-pdf?download=true</w:t>
+      <w:hyperlink r:id="rId17" w:history="1">
+        <w:r>
+          <w:rPr>
+            <w:rStyle w:val="Hyperlink"/>
+          </w:rPr>
+          <w:t>https://www1.funcionpublica.gov.co/web/eva/biblioteca-virtual/-/document_library/bGsp2IjUBdeu/view_file/34220860</w:t>
         </w:r>
       </w:hyperlink>
       <w:r>
-        <w:rPr>
-          <w:lang w:eastAsia="es-CO"/>
-        </w:rPr>
         <w:t xml:space="preserve"> </w:t>
       </w:r>
     </w:p>
@@ -12719,7 +12859,7 @@
     </w:p>
     <w:p>
       <w:pPr>
-        <w:pStyle w:val="Prrafodelista"/>
+        <w:pStyle w:val="ListParagraph"/>
         <w:numPr>
           <w:ilvl w:val="0"/>
           <w:numId w:val="53"/>
@@ -12737,7 +12877,7 @@
     </w:p>
     <w:p>
       <w:pPr>
-        <w:pStyle w:val="Prrafodelista"/>
+        <w:pStyle w:val="ListParagraph"/>
         <w:numPr>
           <w:ilvl w:val="0"/>
           <w:numId w:val="53"/>
@@ -12755,7 +12895,7 @@
     </w:p>
     <w:p>
       <w:pPr>
-        <w:pStyle w:val="Prrafodelista"/>
+        <w:pStyle w:val="ListParagraph"/>
         <w:numPr>
           <w:ilvl w:val="0"/>
           <w:numId w:val="53"/>
@@ -12773,7 +12913,7 @@
     </w:p>
     <w:p>
       <w:pPr>
-        <w:pStyle w:val="Prrafodelista"/>
+        <w:pStyle w:val="ListParagraph"/>
         <w:numPr>
           <w:ilvl w:val="0"/>
           <w:numId w:val="53"/>
@@ -12791,14 +12931,14 @@
     </w:p>
     <w:p>
       <w:pPr>
-        <w:pStyle w:val="Ttulo2"/>
-      </w:pPr>
-      <w:bookmarkStart w:id="38" w:name="_Toc225526697"/>
+        <w:pStyle w:val="Heading2"/>
+      </w:pPr>
+      <w:bookmarkStart w:id="47" w:name="_Toc227255105"/>
       <w:r>
         <w:lastRenderedPageBreak/>
         <w:t>Ficha técnica del indicador</w:t>
       </w:r>
-      <w:bookmarkEnd w:id="38"/>
+      <w:bookmarkEnd w:id="47"/>
     </w:p>
     <w:p>
       <w:pPr>
@@ -13713,7 +13853,7 @@
     </w:p>
     <w:p>
       <w:pPr>
-        <w:pStyle w:val="Ttulo1"/>
+        <w:pStyle w:val="Heading1"/>
         <w:numPr>
           <w:ilvl w:val="0"/>
           <w:numId w:val="0"/>
@@ -13725,12 +13865,12 @@
       <w:pPr>
         <w:pStyle w:val="Titulosgenerales"/>
       </w:pPr>
-      <w:bookmarkStart w:id="39" w:name="_Toc225526698"/>
+      <w:bookmarkStart w:id="48" w:name="_Toc227255106"/>
       <w:r>
         <w:lastRenderedPageBreak/>
         <w:t>Síntesis</w:t>
       </w:r>
-      <w:bookmarkEnd w:id="39"/>
+      <w:bookmarkEnd w:id="48"/>
     </w:p>
     <w:p>
       <w:pPr>
@@ -13760,23 +13900,18 @@
     </w:p>
     <w:p>
       <w:pPr>
-        <w:spacing w:before="0" w:after="160" w:line="259" w:lineRule="auto"/>
-        <w:ind w:firstLine="0"/>
-        <w:jc w:val="center"/>
-        <w:rPr>
-          <w:lang w:eastAsia="es-CO"/>
-        </w:rPr>
+        <w:pStyle w:val="NormalWeb"/>
       </w:pPr>
       <w:r>
         <w:rPr>
           <w:noProof/>
-          <w:lang w:eastAsia="es-CO"/>
-        </w:rPr>
+        </w:rPr>
+        <w:lastRenderedPageBreak/>
         <w:drawing>
-          <wp:inline distT="0" distB="0" distL="0" distR="0" wp14:anchorId="0847D6B5" wp14:editId="52D7B904">
-            <wp:extent cx="4876800" cy="3138442"/>
-            <wp:effectExtent l="0" t="0" r="0" b="5080"/>
-            <wp:docPr id="10" name="Imagen 10" descr="Mapa conceptual del componente formativo 1: &quot;fundamentos para implementar la medición en las organizaciones&quot;. Presenta cuatro ejes: administración organizacional, planeación estratégica, indicadores de gestión y diseño de indicadores, con sus subtemas conectados jerárquicamente para explicar cómo las organizaciones clasifican y usan los indicadores según el desempeño, el nivel de gestión y la naturaleza de la medición, apoyando la toma de decisiones estratégicas en las empresas colombianas. "/>
+          <wp:inline distT="0" distB="0" distL="0" distR="0" wp14:anchorId="24253642" wp14:editId="59A33BD4">
+            <wp:extent cx="6332220" cy="4074795"/>
+            <wp:effectExtent l="0" t="0" r="0" b="1905"/>
+            <wp:docPr id="15" name="Imagen 15" descr="Mapa conceptual del componente formativo 1: &quot;fundamentos para implementar la medición en las organizaciones&quot;. Presenta cuatro ejes: administración organizacional, planeación estratégica, indicadores de gestión y diseño de indicadores, con sus subtemas conectados jerárquicamente para explicar cómo las organizaciones clasifican y usan los indicadores según el desempeño, el nivel de gestión y la naturaleza de la medición, apoyando la toma de decisiones estratégicas en las empresas colombianas. "/>
             <wp:cNvGraphicFramePr>
               <a:graphicFrameLocks xmlns:a="http://schemas.openxmlformats.org/drawingml/2006/main" noChangeAspect="1"/>
             </wp:cNvGraphicFramePr>
@@ -13784,13 +13919,13 @@
               <a:graphicData uri="http://schemas.openxmlformats.org/drawingml/2006/picture">
                 <pic:pic xmlns:pic="http://schemas.openxmlformats.org/drawingml/2006/picture">
                   <pic:nvPicPr>
-                    <pic:cNvPr id="10" name="Imagen 10" descr="Mapa conceptual del componente formativo 1: &quot;fundamentos para implementar la medición en las organizaciones&quot;. Presenta cuatro ejes: administración organizacional, planeación estratégica, indicadores de gestión y diseño de indicadores, con sus subtemas conectados jerárquicamente para explicar cómo las organizaciones clasifican y usan los indicadores según el desempeño, el nivel de gestión y la naturaleza de la medición, apoyando la toma de decisiones estratégicas en las empresas colombianas. "/>
+                    <pic:cNvPr id="15" name="Imagen 15" descr="Mapa conceptual del componente formativo 1: &quot;fundamentos para implementar la medición en las organizaciones&quot;. Presenta cuatro ejes: administración organizacional, planeación estratégica, indicadores de gestión y diseño de indicadores, con sus subtemas conectados jerárquicamente para explicar cómo las organizaciones clasifican y usan los indicadores según el desempeño, el nivel de gestión y la naturaleza de la medición, apoyando la toma de decisiones estratégicas en las empresas colombianas. "/>
                     <pic:cNvPicPr>
                       <a:picLocks noChangeAspect="1" noChangeArrowheads="1"/>
                     </pic:cNvPicPr>
                   </pic:nvPicPr>
                   <pic:blipFill>
-                    <a:blip r:embed="rId15">
+                    <a:blip r:embed="rId18">
                       <a:extLst>
                         <a:ext uri="{28A0092B-C50C-407E-A947-70E740481C1C}">
                           <a14:useLocalDpi xmlns:a14="http://schemas.microsoft.com/office/drawing/2010/main" val="0"/>
@@ -13805,12 +13940,15 @@
                   <pic:spPr bwMode="auto">
                     <a:xfrm>
                       <a:off x="0" y="0"/>
-                      <a:ext cx="4890562" cy="3147299"/>
+                      <a:ext cx="6332220" cy="4074795"/>
                     </a:xfrm>
                     <a:prstGeom prst="rect">
                       <a:avLst/>
                     </a:prstGeom>
                     <a:noFill/>
+                    <a:ln>
+                      <a:noFill/>
+                    </a:ln>
                   </pic:spPr>
                 </pic:pic>
               </a:graphicData>
@@ -13821,16 +13959,33 @@
     </w:p>
     <w:p>
       <w:pPr>
+        <w:rPr>
+          <w:lang w:eastAsia="es-CO"/>
+        </w:rPr>
+      </w:pPr>
+    </w:p>
+    <w:p>
+      <w:pPr>
+        <w:spacing w:before="0" w:after="160" w:line="259" w:lineRule="auto"/>
+        <w:ind w:firstLine="0"/>
+        <w:jc w:val="center"/>
+        <w:rPr>
+          <w:lang w:eastAsia="es-CO"/>
+        </w:rPr>
+      </w:pPr>
+    </w:p>
+    <w:p>
+      <w:pPr>
         <w:pStyle w:val="Titulosgenerales"/>
       </w:pPr>
-      <w:bookmarkStart w:id="40" w:name="_Toc176443725"/>
-      <w:bookmarkStart w:id="41" w:name="_Toc225526699"/>
+      <w:bookmarkStart w:id="49" w:name="_Toc176443725"/>
+      <w:bookmarkStart w:id="50" w:name="_Toc227255107"/>
       <w:r>
         <w:lastRenderedPageBreak/>
         <w:t>Glosario</w:t>
       </w:r>
-      <w:bookmarkEnd w:id="40"/>
-      <w:bookmarkEnd w:id="41"/>
+      <w:bookmarkEnd w:id="49"/>
+      <w:bookmarkEnd w:id="50"/>
     </w:p>
     <w:p>
       <w:pPr>
@@ -14138,8 +14293,8 @@
           <w:lang w:val="es-MX"/>
         </w:rPr>
       </w:pPr>
-      <w:bookmarkStart w:id="42" w:name="_Toc176443726"/>
-      <w:bookmarkStart w:id="43" w:name="_Toc225526700"/>
+      <w:bookmarkStart w:id="51" w:name="_Toc176443726"/>
+      <w:bookmarkStart w:id="52" w:name="_Toc227255108"/>
       <w:r>
         <w:rPr>
           <w:lang w:val="es-MX"/>
@@ -14147,8 +14302,8 @@
         <w:lastRenderedPageBreak/>
         <w:t>Referencias bibliográficas</w:t>
       </w:r>
-      <w:bookmarkEnd w:id="42"/>
-      <w:bookmarkEnd w:id="43"/>
+      <w:bookmarkEnd w:id="51"/>
+      <w:bookmarkEnd w:id="52"/>
     </w:p>
     <w:p>
       <w:pPr>
@@ -14170,10 +14325,10 @@
         </w:rPr>
         <w:t xml:space="preserve"> (s.f.). Quienes somos – Clasificación de las empresas en Colombia. </w:t>
       </w:r>
-      <w:hyperlink r:id="rId16" w:history="1">
-        <w:r>
-          <w:rPr>
-            <w:rStyle w:val="Hipervnculo"/>
+      <w:hyperlink r:id="rId19" w:history="1">
+        <w:r>
+          <w:rPr>
+            <w:rStyle w:val="Hyperlink"/>
             <w:lang w:val="es-MX" w:eastAsia="es-CO"/>
           </w:rPr>
           <w:t>https://www.bancoldex.com/</w:t>
@@ -14209,43 +14364,85 @@
         <w:rPr>
           <w:lang w:val="es-MX" w:eastAsia="es-CO"/>
         </w:rPr>
-        <w:t xml:space="preserve">Núñez, D. </w:t>
+        <w:t xml:space="preserve">Núñez, D. Froilan, E. Zevallos, L. Chávez, J. Castañeda, M. &amp; Engracio, J. (2025). Procesos administrativos y la gestión por resultados en educación superior. Revista </w:t>
       </w:r>
       <w:proofErr w:type="spellStart"/>
       <w:r>
         <w:rPr>
           <w:lang w:val="es-MX" w:eastAsia="es-CO"/>
         </w:rPr>
-        <w:t>Froilan</w:t>
+        <w:t>InveCom</w:t>
       </w:r>
       <w:proofErr w:type="spellEnd"/>
       <w:r>
         <w:rPr>
           <w:lang w:val="es-MX" w:eastAsia="es-CO"/>
         </w:rPr>
-        <w:t xml:space="preserve">, E. Zevallos, L. Chávez, J. Castañeda, M. &amp; Engracio, J. (2025). Procesos administrativos y la gestión por resultados en educación superior. Revista </w:t>
-      </w:r>
+        <w:t xml:space="preserve">, 5(4), e504085. </w:t>
+      </w:r>
+      <w:hyperlink r:id="rId20" w:history="1">
+        <w:r>
+          <w:rPr>
+            <w:rStyle w:val="Hyperlink"/>
+            <w:lang w:val="es-MX" w:eastAsia="es-CO"/>
+          </w:rPr>
+          <w:t>https://doi.org/10.5281/zenodo.14920699</w:t>
+        </w:r>
+      </w:hyperlink>
+      <w:r>
+        <w:rPr>
+          <w:lang w:val="es-MX" w:eastAsia="es-CO"/>
+        </w:rPr>
+        <w:t xml:space="preserve"> </w:t>
+      </w:r>
+    </w:p>
+    <w:p>
+      <w:pPr>
+        <w:rPr>
+          <w:lang w:val="es-MX" w:eastAsia="es-CO"/>
+        </w:rPr>
+      </w:pPr>
+      <w:r>
+        <w:rPr>
+          <w:lang w:val="es-MX" w:eastAsia="es-CO"/>
+        </w:rPr>
+        <w:t xml:space="preserve">República de Colombia (2019). Decreto 957 de 2019. Por medio del cual se establecen rangos en UVT que permiten determinar el tamaño de la empresa. Función Pública, Gestor Normativo. </w:t>
+      </w:r>
+    </w:p>
+    <w:p>
+      <w:pPr>
+        <w:rPr>
+          <w:lang w:val="es-MX" w:eastAsia="es-CO"/>
+        </w:rPr>
+      </w:pPr>
       <w:proofErr w:type="spellStart"/>
       <w:r>
         <w:rPr>
           <w:lang w:val="es-MX" w:eastAsia="es-CO"/>
         </w:rPr>
-        <w:t>InveCom</w:t>
+        <w:t>Tantalean</w:t>
       </w:r>
       <w:proofErr w:type="spellEnd"/>
       <w:r>
         <w:rPr>
           <w:lang w:val="es-MX" w:eastAsia="es-CO"/>
         </w:rPr>
-        <w:t xml:space="preserve">, 5(4), e504085. </w:t>
-      </w:r>
-      <w:hyperlink r:id="rId17" w:history="1">
-        <w:r>
-          <w:rPr>
-            <w:rStyle w:val="Hipervnculo"/>
+        <w:t>, I. (2022). Revista de la Facultad de Derecho y Ciencias Políticas. Volumen 52, No.136. ISSN: 2390-0016 (En línea). Medellín, Colombia.</w:t>
+      </w:r>
+    </w:p>
+    <w:p>
+      <w:pPr>
+        <w:rPr>
+          <w:lang w:val="es-MX" w:eastAsia="es-CO"/>
+        </w:rPr>
+      </w:pPr>
+      <w:hyperlink r:id="rId21" w:history="1">
+        <w:r>
+          <w:rPr>
+            <w:rStyle w:val="Hyperlink"/>
             <w:lang w:val="es-MX" w:eastAsia="es-CO"/>
           </w:rPr>
-          <w:t>https://doi.org/10.5281/zenodo.14920699</w:t>
+          <w:t>http://www.scielo.org.co/pdf/rfdcp/v52n136/0120-3886-rfdcp-52-136-262.pdf</w:t>
         </w:r>
       </w:hyperlink>
       <w:r>
@@ -14265,7 +14462,7 @@
         <w:rPr>
           <w:lang w:val="es-MX" w:eastAsia="es-CO"/>
         </w:rPr>
-        <w:t xml:space="preserve">República de Colombia (2019). Decreto 957 de 2019. Por medio del cual se establecen rangos en UVT que permiten determinar el tamaño de la empresa. Función Pública, Gestor Normativo. </w:t>
+        <w:t>Universidad Europea (2025). Tipos de empresa según tamaño, actividad y forma jurídica.</w:t>
       </w:r>
     </w:p>
     <w:p>
@@ -14274,20 +14471,20 @@
           <w:lang w:val="es-MX" w:eastAsia="es-CO"/>
         </w:rPr>
       </w:pPr>
-      <w:proofErr w:type="spellStart"/>
-      <w:r>
+    </w:p>
+    <w:p>
+      <w:pPr>
         <w:rPr>
           <w:lang w:val="es-MX" w:eastAsia="es-CO"/>
         </w:rPr>
-        <w:t>Tantalean</w:t>
-      </w:r>
-      <w:proofErr w:type="spellEnd"/>
-      <w:r>
+      </w:pPr>
+    </w:p>
+    <w:p>
+      <w:pPr>
         <w:rPr>
           <w:lang w:val="es-MX" w:eastAsia="es-CO"/>
         </w:rPr>
-        <w:t>, I. (2022). Revista de la Facultad de Derecho y Ciencias Políticas. Volumen 52, No.136. ISSN: 2390-0016 (En línea). Medellín, Colombia.</w:t>
-      </w:r>
+      </w:pPr>
     </w:p>
     <w:p>
       <w:pPr>
@@ -14295,75 +14492,19 @@
           <w:lang w:val="es-MX" w:eastAsia="es-CO"/>
         </w:rPr>
       </w:pPr>
-      <w:hyperlink r:id="rId18" w:history="1">
-        <w:r>
-          <w:rPr>
-            <w:rStyle w:val="Hipervnculo"/>
-            <w:lang w:val="es-MX" w:eastAsia="es-CO"/>
-          </w:rPr>
-          <w:t>http://www.scielo.org.co/pdf/rfdcp/v52n136/0120-3886-rfdcp-52-136-262.pdf</w:t>
-        </w:r>
-      </w:hyperlink>
-      <w:r>
-        <w:rPr>
-          <w:lang w:val="es-MX" w:eastAsia="es-CO"/>
-        </w:rPr>
-        <w:t xml:space="preserve"> </w:t>
-      </w:r>
-    </w:p>
-    <w:p>
-      <w:pPr>
-        <w:rPr>
-          <w:lang w:val="es-MX" w:eastAsia="es-CO"/>
-        </w:rPr>
-      </w:pPr>
-      <w:r>
-        <w:rPr>
-          <w:lang w:val="es-MX" w:eastAsia="es-CO"/>
-        </w:rPr>
-        <w:t>Universidad Europea (2025). Tipos de empresa según tamaño, actividad y forma jurídica.</w:t>
-      </w:r>
-    </w:p>
-    <w:p>
-      <w:pPr>
-        <w:rPr>
-          <w:lang w:val="es-MX" w:eastAsia="es-CO"/>
-        </w:rPr>
-      </w:pPr>
-    </w:p>
-    <w:p>
-      <w:pPr>
-        <w:rPr>
-          <w:lang w:val="es-MX" w:eastAsia="es-CO"/>
-        </w:rPr>
-      </w:pPr>
-    </w:p>
-    <w:p>
-      <w:pPr>
-        <w:rPr>
-          <w:lang w:val="es-MX" w:eastAsia="es-CO"/>
-        </w:rPr>
-      </w:pPr>
-    </w:p>
-    <w:p>
-      <w:pPr>
-        <w:rPr>
-          <w:lang w:val="es-MX" w:eastAsia="es-CO"/>
-        </w:rPr>
-      </w:pPr>
     </w:p>
     <w:p>
       <w:pPr>
         <w:pStyle w:val="Titulosgenerales"/>
       </w:pPr>
-      <w:bookmarkStart w:id="44" w:name="_Toc176443727"/>
-      <w:bookmarkStart w:id="45" w:name="_Toc225526701"/>
+      <w:bookmarkStart w:id="53" w:name="_Toc176443727"/>
+      <w:bookmarkStart w:id="54" w:name="_Toc227255109"/>
       <w:r>
         <w:lastRenderedPageBreak/>
         <w:t>Créditos</w:t>
       </w:r>
-      <w:bookmarkEnd w:id="44"/>
-      <w:bookmarkEnd w:id="45"/>
+      <w:bookmarkEnd w:id="53"/>
+      <w:bookmarkEnd w:id="54"/>
     </w:p>
     <w:tbl>
       <w:tblPr>
@@ -14393,7 +14534,7 @@
                 <w:lang w:val="es-419"/>
               </w:rPr>
             </w:pPr>
-            <w:bookmarkStart w:id="46" w:name="_Hlk154833079"/>
+            <w:bookmarkStart w:id="55" w:name="_Hlk154833079"/>
             <w:r>
               <w:rPr>
                 <w:lang w:val="es-419"/>
@@ -14495,15 +14636,7 @@
               <w:pStyle w:val="TextoTablas"/>
             </w:pPr>
             <w:r>
-              <w:t xml:space="preserve">Diana Rocío </w:t>
-            </w:r>
-            <w:proofErr w:type="spellStart"/>
-            <w:r>
-              <w:t>Possos</w:t>
-            </w:r>
-            <w:proofErr w:type="spellEnd"/>
-            <w:r>
-              <w:t xml:space="preserve"> Beltrán</w:t>
+              <w:t>Diana Rocío Possos Beltrán</w:t>
             </w:r>
           </w:p>
         </w:tc>
@@ -14683,13 +14816,8 @@
             <w:pPr>
               <w:pStyle w:val="TextoTablas"/>
             </w:pPr>
-            <w:proofErr w:type="spellStart"/>
             <w:r>
-              <w:t>Veimar</w:t>
-            </w:r>
-            <w:proofErr w:type="spellEnd"/>
-            <w:r>
-              <w:t xml:space="preserve"> Celis Meléndez</w:t>
+              <w:t>Veimar Celis Meléndez</w:t>
             </w:r>
           </w:p>
         </w:tc>
@@ -14867,7 +14995,7 @@
           </w:p>
         </w:tc>
       </w:tr>
-      <w:bookmarkEnd w:id="46"/>
+      <w:bookmarkEnd w:id="55"/>
     </w:tbl>
     <w:p>
       <w:pPr>
@@ -14888,8 +15016,8 @@
       </w:pPr>
     </w:p>
     <w:sectPr>
-      <w:headerReference w:type="default" r:id="rId19"/>
-      <w:footerReference w:type="default" r:id="rId20"/>
+      <w:headerReference w:type="default" r:id="rId22"/>
+      <w:footerReference w:type="default" r:id="rId23"/>
       <w:pgSz w:w="12240" w:h="15840"/>
       <w:pgMar w:top="1701" w:right="1134" w:bottom="1134" w:left="1134" w:header="709" w:footer="737" w:gutter="0"/>
       <w:pgNumType w:start="1"/>
@@ -14901,7 +15029,7 @@
 </file>
 
 <file path=word/endnotes.xml><?xml version="1.0" encoding="utf-8"?>
-<w:endnotes xmlns:wpc="http://schemas.microsoft.com/office/word/2010/wordprocessingCanvas" xmlns:cx="http://schemas.microsoft.com/office/drawing/2014/chartex" xmlns:cx1="http://schemas.microsoft.com/office/drawing/2015/9/8/chartex" xmlns:cx2="http://schemas.microsoft.com/office/drawing/2015/10/21/chartex" xmlns:cx3="http://schemas.microsoft.com/office/drawing/2016/5/9/chartex" xmlns:cx4="http://schemas.microsoft.com/office/drawing/2016/5/10/chartex" xmlns:cx5="http://schemas.microsoft.com/office/drawing/2016/5/11/chartex" xmlns:cx6="http://schemas.microsoft.com/office/drawing/2016/5/12/chartex" xmlns:cx7="http://schemas.microsoft.com/office/drawing/2016/5/13/chartex" xmlns:cx8="http://schemas.microsoft.com/office/drawing/2016/5/14/chartex" xmlns:mc="http://schemas.openxmlformats.org/markup-compatibility/2006" xmlns:aink="http://schemas.microsoft.com/office/drawing/2016/ink" xmlns:am3d="http://schemas.microsoft.com/office/drawing/2017/model3d" xmlns:o="urn:schemas-microsoft-com:office:office" xmlns:r="http://schemas.openxmlformats.org/officeDocument/2006/relationships" xmlns:m="http://schemas.openxmlformats.org/officeDocument/2006/math" xmlns:v="urn:schemas-microsoft-com:vml" xmlns:wp14="http://schemas.microsoft.com/office/word/2010/wordprocessingDrawing" xmlns:wp="http://schemas.openxmlformats.org/drawingml/2006/wordprocessingDrawing" xmlns:w10="urn:schemas-microsoft-com:office:word" xmlns:w="http://schemas.openxmlformats.org/wordprocessingml/2006/main" xmlns:w14="http://schemas.microsoft.com/office/word/2010/wordml" xmlns:w15="http://schemas.microsoft.com/office/word/2012/wordml" xmlns:w16cex="http://schemas.microsoft.com/office/word/2018/wordml/cex" xmlns:w16cid="http://schemas.microsoft.com/office/word/2016/wordml/cid" xmlns:w16="http://schemas.microsoft.com/office/word/2018/wordml" xmlns:w16se="http://schemas.microsoft.com/office/word/2015/wordml/symex" xmlns:wpg="http://schemas.microsoft.com/office/word/2010/wordprocessingGroup" xmlns:wpi="http://schemas.microsoft.com/office/word/2010/wordprocessingInk" xmlns:wne="http://schemas.microsoft.com/office/word/2006/wordml" xmlns:wps="http://schemas.microsoft.com/office/word/2010/wordprocessingShape" mc:Ignorable="w14 w15 w16se w16cid w16 w16cex wp14">
+<w:endnotes xmlns:wpc="http://schemas.microsoft.com/office/word/2010/wordprocessingCanvas" xmlns:cx="http://schemas.microsoft.com/office/drawing/2014/chartex" xmlns:cx1="http://schemas.microsoft.com/office/drawing/2015/9/8/chartex" xmlns:cx2="http://schemas.microsoft.com/office/drawing/2015/10/21/chartex" xmlns:cx3="http://schemas.microsoft.com/office/drawing/2016/5/9/chartex" xmlns:cx4="http://schemas.microsoft.com/office/drawing/2016/5/10/chartex" xmlns:cx5="http://schemas.microsoft.com/office/drawing/2016/5/11/chartex" xmlns:cx6="http://schemas.microsoft.com/office/drawing/2016/5/12/chartex" xmlns:cx7="http://schemas.microsoft.com/office/drawing/2016/5/13/chartex" xmlns:cx8="http://schemas.microsoft.com/office/drawing/2016/5/14/chartex" xmlns:mc="http://schemas.openxmlformats.org/markup-compatibility/2006" xmlns:aink="http://schemas.microsoft.com/office/drawing/2016/ink" xmlns:am3d="http://schemas.microsoft.com/office/drawing/2017/model3d" xmlns:o="urn:schemas-microsoft-com:office:office" xmlns:oel="http://schemas.microsoft.com/office/2019/extlst" xmlns:r="http://schemas.openxmlformats.org/officeDocument/2006/relationships" xmlns:m="http://schemas.openxmlformats.org/officeDocument/2006/math" xmlns:v="urn:schemas-microsoft-com:vml" xmlns:wp14="http://schemas.microsoft.com/office/word/2010/wordprocessingDrawing" xmlns:wp="http://schemas.openxmlformats.org/drawingml/2006/wordprocessingDrawing" xmlns:w10="urn:schemas-microsoft-com:office:word" xmlns:w="http://schemas.openxmlformats.org/wordprocessingml/2006/main" xmlns:w14="http://schemas.microsoft.com/office/word/2010/wordml" xmlns:w15="http://schemas.microsoft.com/office/word/2012/wordml" xmlns:w16cex="http://schemas.microsoft.com/office/word/2018/wordml/cex" xmlns:w16cid="http://schemas.microsoft.com/office/word/2016/wordml/cid" xmlns:w16="http://schemas.microsoft.com/office/word/2018/wordml" xmlns:w16du="http://schemas.microsoft.com/office/word/2023/wordml/word16du" xmlns:w16sdtdh="http://schemas.microsoft.com/office/word/2020/wordml/sdtdatahash" xmlns:w16sdtfl="http://schemas.microsoft.com/office/word/2024/wordml/sdtformatlock" xmlns:w16se="http://schemas.microsoft.com/office/word/2015/wordml/symex" xmlns:wpg="http://schemas.microsoft.com/office/word/2010/wordprocessingGroup" xmlns:wpi="http://schemas.microsoft.com/office/word/2010/wordprocessingInk" xmlns:wne="http://schemas.microsoft.com/office/word/2006/wordml" xmlns:wps="http://schemas.microsoft.com/office/word/2010/wordprocessingShape" mc:Ignorable="w14 w15 w16se w16cid w16 w16cex w16sdtdh w16sdtfl w16du wp14">
   <w:endnote w:type="separator" w:id="-1">
     <w:p>
       <w:pPr>
@@ -14926,10 +15054,10 @@
 </file>
 
 <file path=word/footer1.xml><?xml version="1.0" encoding="utf-8"?>
-<w:ftr xmlns:wpc="http://schemas.microsoft.com/office/word/2010/wordprocessingCanvas" xmlns:cx="http://schemas.microsoft.com/office/drawing/2014/chartex" xmlns:cx1="http://schemas.microsoft.com/office/drawing/2015/9/8/chartex" xmlns:cx2="http://schemas.microsoft.com/office/drawing/2015/10/21/chartex" xmlns:cx3="http://schemas.microsoft.com/office/drawing/2016/5/9/chartex" xmlns:cx4="http://schemas.microsoft.com/office/drawing/2016/5/10/chartex" xmlns:cx5="http://schemas.microsoft.com/office/drawing/2016/5/11/chartex" xmlns:cx6="http://schemas.microsoft.com/office/drawing/2016/5/12/chartex" xmlns:cx7="http://schemas.microsoft.com/office/drawing/2016/5/13/chartex" xmlns:cx8="http://schemas.microsoft.com/office/drawing/2016/5/14/chartex" xmlns:mc="http://schemas.openxmlformats.org/markup-compatibility/2006" xmlns:aink="http://schemas.microsoft.com/office/drawing/2016/ink" xmlns:am3d="http://schemas.microsoft.com/office/drawing/2017/model3d" xmlns:o="urn:schemas-microsoft-com:office:office" xmlns:r="http://schemas.openxmlformats.org/officeDocument/2006/relationships" xmlns:m="http://schemas.openxmlformats.org/officeDocument/2006/math" xmlns:v="urn:schemas-microsoft-com:vml" xmlns:wp14="http://schemas.microsoft.com/office/word/2010/wordprocessingDrawing" xmlns:wp="http://schemas.openxmlformats.org/drawingml/2006/wordprocessingDrawing" xmlns:w10="urn:schemas-microsoft-com:office:word" xmlns:w="http://schemas.openxmlformats.org/wordprocessingml/2006/main" xmlns:w14="http://schemas.microsoft.com/office/word/2010/wordml" xmlns:w15="http://schemas.microsoft.com/office/word/2012/wordml" xmlns:w16cex="http://schemas.microsoft.com/office/word/2018/wordml/cex" xmlns:w16cid="http://schemas.microsoft.com/office/word/2016/wordml/cid" xmlns:w16="http://schemas.microsoft.com/office/word/2018/wordml" xmlns:w16se="http://schemas.microsoft.com/office/word/2015/wordml/symex" xmlns:wpg="http://schemas.microsoft.com/office/word/2010/wordprocessingGroup" xmlns:wpi="http://schemas.microsoft.com/office/word/2010/wordprocessingInk" xmlns:wne="http://schemas.microsoft.com/office/word/2006/wordml" xmlns:wps="http://schemas.microsoft.com/office/word/2010/wordprocessingShape" mc:Ignorable="w14 w15 w16se w16cid w16 w16cex wp14">
+<w:ftr xmlns:wpc="http://schemas.microsoft.com/office/word/2010/wordprocessingCanvas" xmlns:cx="http://schemas.microsoft.com/office/drawing/2014/chartex" xmlns:cx1="http://schemas.microsoft.com/office/drawing/2015/9/8/chartex" xmlns:cx2="http://schemas.microsoft.com/office/drawing/2015/10/21/chartex" xmlns:cx3="http://schemas.microsoft.com/office/drawing/2016/5/9/chartex" xmlns:cx4="http://schemas.microsoft.com/office/drawing/2016/5/10/chartex" xmlns:cx5="http://schemas.microsoft.com/office/drawing/2016/5/11/chartex" xmlns:cx6="http://schemas.microsoft.com/office/drawing/2016/5/12/chartex" xmlns:cx7="http://schemas.microsoft.com/office/drawing/2016/5/13/chartex" xmlns:cx8="http://schemas.microsoft.com/office/drawing/2016/5/14/chartex" xmlns:mc="http://schemas.openxmlformats.org/markup-compatibility/2006" xmlns:aink="http://schemas.microsoft.com/office/drawing/2016/ink" xmlns:am3d="http://schemas.microsoft.com/office/drawing/2017/model3d" xmlns:o="urn:schemas-microsoft-com:office:office" xmlns:oel="http://schemas.microsoft.com/office/2019/extlst" xmlns:r="http://schemas.openxmlformats.org/officeDocument/2006/relationships" xmlns:m="http://schemas.openxmlformats.org/officeDocument/2006/math" xmlns:v="urn:schemas-microsoft-com:vml" xmlns:wp14="http://schemas.microsoft.com/office/word/2010/wordprocessingDrawing" xmlns:wp="http://schemas.openxmlformats.org/drawingml/2006/wordprocessingDrawing" xmlns:w10="urn:schemas-microsoft-com:office:word" xmlns:w="http://schemas.openxmlformats.org/wordprocessingml/2006/main" xmlns:w14="http://schemas.microsoft.com/office/word/2010/wordml" xmlns:w15="http://schemas.microsoft.com/office/word/2012/wordml" xmlns:w16cex="http://schemas.microsoft.com/office/word/2018/wordml/cex" xmlns:w16cid="http://schemas.microsoft.com/office/word/2016/wordml/cid" xmlns:w16="http://schemas.microsoft.com/office/word/2018/wordml" xmlns:w16du="http://schemas.microsoft.com/office/word/2023/wordml/word16du" xmlns:w16sdtdh="http://schemas.microsoft.com/office/word/2020/wordml/sdtdatahash" xmlns:w16sdtfl="http://schemas.microsoft.com/office/word/2024/wordml/sdtformatlock" xmlns:w16se="http://schemas.microsoft.com/office/word/2015/wordml/symex" xmlns:wpg="http://schemas.microsoft.com/office/word/2010/wordprocessingGroup" xmlns:wpi="http://schemas.microsoft.com/office/word/2010/wordprocessingInk" xmlns:wne="http://schemas.microsoft.com/office/word/2006/wordml" xmlns:wps="http://schemas.microsoft.com/office/word/2010/wordprocessingShape" mc:Ignorable="w14 w15 w16se w16cid w16 w16cex w16sdtdh w16sdtfl w16du wp14">
   <w:p>
     <w:pPr>
-      <w:pStyle w:val="Piedepgina"/>
+      <w:pStyle w:val="Footer"/>
       <w:jc w:val="right"/>
     </w:pPr>
     <w:r>
@@ -15056,14 +15184,14 @@
   </w:p>
   <w:p>
     <w:pPr>
-      <w:pStyle w:val="Piedepgina"/>
+      <w:pStyle w:val="Footer"/>
     </w:pPr>
   </w:p>
 </w:ftr>
 </file>
 
 <file path=word/footnotes.xml><?xml version="1.0" encoding="utf-8"?>
-<w:footnotes xmlns:wpc="http://schemas.microsoft.com/office/word/2010/wordprocessingCanvas" xmlns:cx="http://schemas.microsoft.com/office/drawing/2014/chartex" xmlns:cx1="http://schemas.microsoft.com/office/drawing/2015/9/8/chartex" xmlns:cx2="http://schemas.microsoft.com/office/drawing/2015/10/21/chartex" xmlns:cx3="http://schemas.microsoft.com/office/drawing/2016/5/9/chartex" xmlns:cx4="http://schemas.microsoft.com/office/drawing/2016/5/10/chartex" xmlns:cx5="http://schemas.microsoft.com/office/drawing/2016/5/11/chartex" xmlns:cx6="http://schemas.microsoft.com/office/drawing/2016/5/12/chartex" xmlns:cx7="http://schemas.microsoft.com/office/drawing/2016/5/13/chartex" xmlns:cx8="http://schemas.microsoft.com/office/drawing/2016/5/14/chartex" xmlns:mc="http://schemas.openxmlformats.org/markup-compatibility/2006" xmlns:aink="http://schemas.microsoft.com/office/drawing/2016/ink" xmlns:am3d="http://schemas.microsoft.com/office/drawing/2017/model3d" xmlns:o="urn:schemas-microsoft-com:office:office" xmlns:r="http://schemas.openxmlformats.org/officeDocument/2006/relationships" xmlns:m="http://schemas.openxmlformats.org/officeDocument/2006/math" xmlns:v="urn:schemas-microsoft-com:vml" xmlns:wp14="http://schemas.microsoft.com/office/word/2010/wordprocessingDrawing" xmlns:wp="http://schemas.openxmlformats.org/drawingml/2006/wordprocessingDrawing" xmlns:w10="urn:schemas-microsoft-com:office:word" xmlns:w="http://schemas.openxmlformats.org/wordprocessingml/2006/main" xmlns:w14="http://schemas.microsoft.com/office/word/2010/wordml" xmlns:w15="http://schemas.microsoft.com/office/word/2012/wordml" xmlns:w16cex="http://schemas.microsoft.com/office/word/2018/wordml/cex" xmlns:w16cid="http://schemas.microsoft.com/office/word/2016/wordml/cid" xmlns:w16="http://schemas.microsoft.com/office/word/2018/wordml" xmlns:w16se="http://schemas.microsoft.com/office/word/2015/wordml/symex" xmlns:wpg="http://schemas.microsoft.com/office/word/2010/wordprocessingGroup" xmlns:wpi="http://schemas.microsoft.com/office/word/2010/wordprocessingInk" xmlns:wne="http://schemas.microsoft.com/office/word/2006/wordml" xmlns:wps="http://schemas.microsoft.com/office/word/2010/wordprocessingShape" mc:Ignorable="w14 w15 w16se w16cid w16 w16cex wp14">
+<w:footnotes xmlns:wpc="http://schemas.microsoft.com/office/word/2010/wordprocessingCanvas" xmlns:cx="http://schemas.microsoft.com/office/drawing/2014/chartex" xmlns:cx1="http://schemas.microsoft.com/office/drawing/2015/9/8/chartex" xmlns:cx2="http://schemas.microsoft.com/office/drawing/2015/10/21/chartex" xmlns:cx3="http://schemas.microsoft.com/office/drawing/2016/5/9/chartex" xmlns:cx4="http://schemas.microsoft.com/office/drawing/2016/5/10/chartex" xmlns:cx5="http://schemas.microsoft.com/office/drawing/2016/5/11/chartex" xmlns:cx6="http://schemas.microsoft.com/office/drawing/2016/5/12/chartex" xmlns:cx7="http://schemas.microsoft.com/office/drawing/2016/5/13/chartex" xmlns:cx8="http://schemas.microsoft.com/office/drawing/2016/5/14/chartex" xmlns:mc="http://schemas.openxmlformats.org/markup-compatibility/2006" xmlns:aink="http://schemas.microsoft.com/office/drawing/2016/ink" xmlns:am3d="http://schemas.microsoft.com/office/drawing/2017/model3d" xmlns:o="urn:schemas-microsoft-com:office:office" xmlns:oel="http://schemas.microsoft.com/office/2019/extlst" xmlns:r="http://schemas.openxmlformats.org/officeDocument/2006/relationships" xmlns:m="http://schemas.openxmlformats.org/officeDocument/2006/math" xmlns:v="urn:schemas-microsoft-com:vml" xmlns:wp14="http://schemas.microsoft.com/office/word/2010/wordprocessingDrawing" xmlns:wp="http://schemas.openxmlformats.org/drawingml/2006/wordprocessingDrawing" xmlns:w10="urn:schemas-microsoft-com:office:word" xmlns:w="http://schemas.openxmlformats.org/wordprocessingml/2006/main" xmlns:w14="http://schemas.microsoft.com/office/word/2010/wordml" xmlns:w15="http://schemas.microsoft.com/office/word/2012/wordml" xmlns:w16cex="http://schemas.microsoft.com/office/word/2018/wordml/cex" xmlns:w16cid="http://schemas.microsoft.com/office/word/2016/wordml/cid" xmlns:w16="http://schemas.microsoft.com/office/word/2018/wordml" xmlns:w16du="http://schemas.microsoft.com/office/word/2023/wordml/word16du" xmlns:w16sdtdh="http://schemas.microsoft.com/office/word/2020/wordml/sdtdatahash" xmlns:w16sdtfl="http://schemas.microsoft.com/office/word/2024/wordml/sdtformatlock" xmlns:w16se="http://schemas.microsoft.com/office/word/2015/wordml/symex" xmlns:wpg="http://schemas.microsoft.com/office/word/2010/wordprocessingGroup" xmlns:wpi="http://schemas.microsoft.com/office/word/2010/wordprocessingInk" xmlns:wne="http://schemas.microsoft.com/office/word/2006/wordml" xmlns:wps="http://schemas.microsoft.com/office/word/2010/wordprocessingShape" mc:Ignorable="w14 w15 w16se w16cid w16 w16cex w16sdtdh w16sdtfl w16du wp14">
   <w:footnote w:type="separator" w:id="-1">
     <w:p>
       <w:pPr>
@@ -15088,10 +15216,10 @@
 </file>
 
 <file path=word/header1.xml><?xml version="1.0" encoding="utf-8"?>
-<w:hdr xmlns:wpc="http://schemas.microsoft.com/office/word/2010/wordprocessingCanvas" xmlns:cx="http://schemas.microsoft.com/office/drawing/2014/chartex" xmlns:cx1="http://schemas.microsoft.com/office/drawing/2015/9/8/chartex" xmlns:cx2="http://schemas.microsoft.com/office/drawing/2015/10/21/chartex" xmlns:cx3="http://schemas.microsoft.com/office/drawing/2016/5/9/chartex" xmlns:cx4="http://schemas.microsoft.com/office/drawing/2016/5/10/chartex" xmlns:cx5="http://schemas.microsoft.com/office/drawing/2016/5/11/chartex" xmlns:cx6="http://schemas.microsoft.com/office/drawing/2016/5/12/chartex" xmlns:cx7="http://schemas.microsoft.com/office/drawing/2016/5/13/chartex" xmlns:cx8="http://schemas.microsoft.com/office/drawing/2016/5/14/chartex" xmlns:mc="http://schemas.openxmlformats.org/markup-compatibility/2006" xmlns:aink="http://schemas.microsoft.com/office/drawing/2016/ink" xmlns:am3d="http://schemas.microsoft.com/office/drawing/2017/model3d" xmlns:o="urn:schemas-microsoft-com:office:office" xmlns:r="http://schemas.openxmlformats.org/officeDocument/2006/relationships" xmlns:m="http://schemas.openxmlformats.org/officeDocument/2006/math" xmlns:v="urn:schemas-microsoft-com:vml" xmlns:wp14="http://schemas.microsoft.com/office/word/2010/wordprocessingDrawing" xmlns:wp="http://schemas.openxmlformats.org/drawingml/2006/wordprocessingDrawing" xmlns:w10="urn:schemas-microsoft-com:office:word" xmlns:w="http://schemas.openxmlformats.org/wordprocessingml/2006/main" xmlns:w14="http://schemas.microsoft.com/office/word/2010/wordml" xmlns:w15="http://schemas.microsoft.com/office/word/2012/wordml" xmlns:w16cex="http://schemas.microsoft.com/office/word/2018/wordml/cex" xmlns:w16cid="http://schemas.microsoft.com/office/word/2016/wordml/cid" xmlns:w16="http://schemas.microsoft.com/office/word/2018/wordml" xmlns:w16se="http://schemas.microsoft.com/office/word/2015/wordml/symex" xmlns:wpg="http://schemas.microsoft.com/office/word/2010/wordprocessingGroup" xmlns:wpi="http://schemas.microsoft.com/office/word/2010/wordprocessingInk" xmlns:wne="http://schemas.microsoft.com/office/word/2006/wordml" xmlns:wps="http://schemas.microsoft.com/office/word/2010/wordprocessingShape" mc:Ignorable="w14 w15 w16se w16cid w16 w16cex wp14">
+<w:hdr xmlns:wpc="http://schemas.microsoft.com/office/word/2010/wordprocessingCanvas" xmlns:cx="http://schemas.microsoft.com/office/drawing/2014/chartex" xmlns:cx1="http://schemas.microsoft.com/office/drawing/2015/9/8/chartex" xmlns:cx2="http://schemas.microsoft.com/office/drawing/2015/10/21/chartex" xmlns:cx3="http://schemas.microsoft.com/office/drawing/2016/5/9/chartex" xmlns:cx4="http://schemas.microsoft.com/office/drawing/2016/5/10/chartex" xmlns:cx5="http://schemas.microsoft.com/office/drawing/2016/5/11/chartex" xmlns:cx6="http://schemas.microsoft.com/office/drawing/2016/5/12/chartex" xmlns:cx7="http://schemas.microsoft.com/office/drawing/2016/5/13/chartex" xmlns:cx8="http://schemas.microsoft.com/office/drawing/2016/5/14/chartex" xmlns:mc="http://schemas.openxmlformats.org/markup-compatibility/2006" xmlns:aink="http://schemas.microsoft.com/office/drawing/2016/ink" xmlns:am3d="http://schemas.microsoft.com/office/drawing/2017/model3d" xmlns:o="urn:schemas-microsoft-com:office:office" xmlns:oel="http://schemas.microsoft.com/office/2019/extlst" xmlns:r="http://schemas.openxmlformats.org/officeDocument/2006/relationships" xmlns:m="http://schemas.openxmlformats.org/officeDocument/2006/math" xmlns:v="urn:schemas-microsoft-com:vml" xmlns:wp14="http://schemas.microsoft.com/office/word/2010/wordprocessingDrawing" xmlns:wp="http://schemas.openxmlformats.org/drawingml/2006/wordprocessingDrawing" xmlns:w10="urn:schemas-microsoft-com:office:word" xmlns:w="http://schemas.openxmlformats.org/wordprocessingml/2006/main" xmlns:w14="http://schemas.microsoft.com/office/word/2010/wordml" xmlns:w15="http://schemas.microsoft.com/office/word/2012/wordml" xmlns:w16cex="http://schemas.microsoft.com/office/word/2018/wordml/cex" xmlns:w16cid="http://schemas.microsoft.com/office/word/2016/wordml/cid" xmlns:w16="http://schemas.microsoft.com/office/word/2018/wordml" xmlns:w16du="http://schemas.microsoft.com/office/word/2023/wordml/word16du" xmlns:w16sdtdh="http://schemas.microsoft.com/office/word/2020/wordml/sdtdatahash" xmlns:w16sdtfl="http://schemas.microsoft.com/office/word/2024/wordml/sdtformatlock" xmlns:w16se="http://schemas.microsoft.com/office/word/2015/wordml/symex" xmlns:wpg="http://schemas.microsoft.com/office/word/2010/wordprocessingGroup" xmlns:wpi="http://schemas.microsoft.com/office/word/2010/wordprocessingInk" xmlns:wne="http://schemas.microsoft.com/office/word/2006/wordml" xmlns:wps="http://schemas.microsoft.com/office/word/2010/wordprocessingShape" mc:Ignorable="w14 w15 w16se w16cid w16 w16cex w16sdtdh w16sdtfl w16du wp14">
   <w:p>
     <w:pPr>
-      <w:pStyle w:val="Encabezado"/>
+      <w:pStyle w:val="Header"/>
     </w:pPr>
     <w:r>
       <w:rPr>
@@ -15160,7 +15288,7 @@
 </file>
 
 <file path=word/numbering.xml><?xml version="1.0" encoding="utf-8"?>
-<w:numbering xmlns:wpc="http://schemas.microsoft.com/office/word/2010/wordprocessingCanvas" xmlns:cx="http://schemas.microsoft.com/office/drawing/2014/chartex" xmlns:cx1="http://schemas.microsoft.com/office/drawing/2015/9/8/chartex" xmlns:cx2="http://schemas.microsoft.com/office/drawing/2015/10/21/chartex" xmlns:cx3="http://schemas.microsoft.com/office/drawing/2016/5/9/chartex" xmlns:cx4="http://schemas.microsoft.com/office/drawing/2016/5/10/chartex" xmlns:cx5="http://schemas.microsoft.com/office/drawing/2016/5/11/chartex" xmlns:cx6="http://schemas.microsoft.com/office/drawing/2016/5/12/chartex" xmlns:cx7="http://schemas.microsoft.com/office/drawing/2016/5/13/chartex" xmlns:cx8="http://schemas.microsoft.com/office/drawing/2016/5/14/chartex" xmlns:mc="http://schemas.openxmlformats.org/markup-compatibility/2006" xmlns:aink="http://schemas.microsoft.com/office/drawing/2016/ink" xmlns:am3d="http://schemas.microsoft.com/office/drawing/2017/model3d" xmlns:o="urn:schemas-microsoft-com:office:office" xmlns:r="http://schemas.openxmlformats.org/officeDocument/2006/relationships" xmlns:m="http://schemas.openxmlformats.org/officeDocument/2006/math" xmlns:v="urn:schemas-microsoft-com:vml" xmlns:wp14="http://schemas.microsoft.com/office/word/2010/wordprocessingDrawing" xmlns:wp="http://schemas.openxmlformats.org/drawingml/2006/wordprocessingDrawing" xmlns:w10="urn:schemas-microsoft-com:office:word" xmlns:w="http://schemas.openxmlformats.org/wordprocessingml/2006/main" xmlns:w14="http://schemas.microsoft.com/office/word/2010/wordml" xmlns:w15="http://schemas.microsoft.com/office/word/2012/wordml" xmlns:w16cex="http://schemas.microsoft.com/office/word/2018/wordml/cex" xmlns:w16cid="http://schemas.microsoft.com/office/word/2016/wordml/cid" xmlns:w16="http://schemas.microsoft.com/office/word/2018/wordml" xmlns:w16se="http://schemas.microsoft.com/office/word/2015/wordml/symex" xmlns:wpg="http://schemas.microsoft.com/office/word/2010/wordprocessingGroup" xmlns:wpi="http://schemas.microsoft.com/office/word/2010/wordprocessingInk" xmlns:wne="http://schemas.microsoft.com/office/word/2006/wordml" xmlns:wps="http://schemas.microsoft.com/office/word/2010/wordprocessingShape" mc:Ignorable="w14 w15 w16se w16cid w16 w16cex wp14">
+<w:numbering xmlns:wpc="http://schemas.microsoft.com/office/word/2010/wordprocessingCanvas" xmlns:cx="http://schemas.microsoft.com/office/drawing/2014/chartex" xmlns:cx1="http://schemas.microsoft.com/office/drawing/2015/9/8/chartex" xmlns:cx2="http://schemas.microsoft.com/office/drawing/2015/10/21/chartex" xmlns:cx3="http://schemas.microsoft.com/office/drawing/2016/5/9/chartex" xmlns:cx4="http://schemas.microsoft.com/office/drawing/2016/5/10/chartex" xmlns:cx5="http://schemas.microsoft.com/office/drawing/2016/5/11/chartex" xmlns:cx6="http://schemas.microsoft.com/office/drawing/2016/5/12/chartex" xmlns:cx7="http://schemas.microsoft.com/office/drawing/2016/5/13/chartex" xmlns:cx8="http://schemas.microsoft.com/office/drawing/2016/5/14/chartex" xmlns:mc="http://schemas.openxmlformats.org/markup-compatibility/2006" xmlns:aink="http://schemas.microsoft.com/office/drawing/2016/ink" xmlns:am3d="http://schemas.microsoft.com/office/drawing/2017/model3d" xmlns:o="urn:schemas-microsoft-com:office:office" xmlns:oel="http://schemas.microsoft.com/office/2019/extlst" xmlns:r="http://schemas.openxmlformats.org/officeDocument/2006/relationships" xmlns:m="http://schemas.openxmlformats.org/officeDocument/2006/math" xmlns:v="urn:schemas-microsoft-com:vml" xmlns:wp14="http://schemas.microsoft.com/office/word/2010/wordprocessingDrawing" xmlns:wp="http://schemas.openxmlformats.org/drawingml/2006/wordprocessingDrawing" xmlns:w10="urn:schemas-microsoft-com:office:word" xmlns:w="http://schemas.openxmlformats.org/wordprocessingml/2006/main" xmlns:w14="http://schemas.microsoft.com/office/word/2010/wordml" xmlns:w15="http://schemas.microsoft.com/office/word/2012/wordml" xmlns:w16cex="http://schemas.microsoft.com/office/word/2018/wordml/cex" xmlns:w16cid="http://schemas.microsoft.com/office/word/2016/wordml/cid" xmlns:w16="http://schemas.microsoft.com/office/word/2018/wordml" xmlns:w16du="http://schemas.microsoft.com/office/word/2023/wordml/word16du" xmlns:w16sdtdh="http://schemas.microsoft.com/office/word/2020/wordml/sdtdatahash" xmlns:w16sdtfl="http://schemas.microsoft.com/office/word/2024/wordml/sdtformatlock" xmlns:w16se="http://schemas.microsoft.com/office/word/2015/wordml/symex" xmlns:wpg="http://schemas.microsoft.com/office/word/2010/wordprocessingGroup" xmlns:wpi="http://schemas.microsoft.com/office/word/2010/wordprocessingInk" xmlns:wne="http://schemas.microsoft.com/office/word/2006/wordml" xmlns:wps="http://schemas.microsoft.com/office/word/2010/wordprocessingShape" mc:Ignorable="w14 w15 w16se w16cid w16 w16cex w16sdtdh w16sdtfl w16du wp14">
   <w:abstractNum w:abstractNumId="0" w15:restartNumberingAfterBreak="0">
     <w:nsid w:val="FFFFFF89"/>
     <w:multiLevelType w:val="singleLevel"/>
@@ -15168,7 +15296,7 @@
     <w:lvl w:ilvl="0">
       <w:start w:val="1"/>
       <w:numFmt w:val="bullet"/>
-      <w:pStyle w:val="Listaconvietas"/>
+      <w:pStyle w:val="ListBullet"/>
       <w:lvlText w:val=""/>
       <w:lvlJc w:val="left"/>
       <w:pPr>
@@ -21010,7 +21138,7 @@
     <w:lvl w:ilvl="0" w:tplc="3BDCDF3A">
       <w:start w:val="1"/>
       <w:numFmt w:val="decimal"/>
-      <w:pStyle w:val="Ttulo1"/>
+      <w:pStyle w:val="Heading1"/>
       <w:lvlText w:val="%1."/>
       <w:lvlJc w:val="left"/>
       <w:pPr>
@@ -21332,7 +21460,7 @@
     <w:lvl w:ilvl="1">
       <w:start w:val="1"/>
       <w:numFmt w:val="decimal"/>
-      <w:pStyle w:val="Ttulo2"/>
+      <w:pStyle w:val="Heading2"/>
       <w:lvlText w:val="%1.%2."/>
       <w:lvlJc w:val="left"/>
       <w:pPr>
@@ -21516,181 +21644,181 @@
       </w:rPr>
     </w:lvl>
   </w:abstractNum>
-  <w:num w:numId="1">
+  <w:num w:numId="1" w16cid:durableId="777914706">
     <w:abstractNumId w:val="57"/>
   </w:num>
-  <w:num w:numId="2">
+  <w:num w:numId="2" w16cid:durableId="1100416931">
     <w:abstractNumId w:val="0"/>
   </w:num>
-  <w:num w:numId="3">
+  <w:num w:numId="3" w16cid:durableId="873230177">
     <w:abstractNumId w:val="31"/>
   </w:num>
-  <w:num w:numId="4">
+  <w:num w:numId="4" w16cid:durableId="568619298">
     <w:abstractNumId w:val="23"/>
   </w:num>
-  <w:num w:numId="5">
+  <w:num w:numId="5" w16cid:durableId="311913748">
     <w:abstractNumId w:val="54"/>
   </w:num>
-  <w:num w:numId="6">
+  <w:num w:numId="6" w16cid:durableId="1024137072">
     <w:abstractNumId w:val="52"/>
   </w:num>
-  <w:num w:numId="7">
+  <w:num w:numId="7" w16cid:durableId="310065209">
     <w:abstractNumId w:val="21"/>
   </w:num>
-  <w:num w:numId="8">
+  <w:num w:numId="8" w16cid:durableId="298847838">
     <w:abstractNumId w:val="1"/>
   </w:num>
-  <w:num w:numId="9">
+  <w:num w:numId="9" w16cid:durableId="683360218">
     <w:abstractNumId w:val="55"/>
   </w:num>
-  <w:num w:numId="10">
+  <w:num w:numId="10" w16cid:durableId="1125543577">
     <w:abstractNumId w:val="9"/>
   </w:num>
-  <w:num w:numId="11">
+  <w:num w:numId="11" w16cid:durableId="2102022930">
     <w:abstractNumId w:val="35"/>
   </w:num>
-  <w:num w:numId="12">
+  <w:num w:numId="12" w16cid:durableId="311761055">
     <w:abstractNumId w:val="38"/>
   </w:num>
-  <w:num w:numId="13">
+  <w:num w:numId="13" w16cid:durableId="1637878375">
     <w:abstractNumId w:val="30"/>
   </w:num>
-  <w:num w:numId="14">
+  <w:num w:numId="14" w16cid:durableId="1941373376">
     <w:abstractNumId w:val="44"/>
   </w:num>
-  <w:num w:numId="15">
+  <w:num w:numId="15" w16cid:durableId="452675503">
     <w:abstractNumId w:val="2"/>
   </w:num>
-  <w:num w:numId="16">
+  <w:num w:numId="16" w16cid:durableId="1791045430">
     <w:abstractNumId w:val="22"/>
   </w:num>
-  <w:num w:numId="17">
+  <w:num w:numId="17" w16cid:durableId="563183491">
     <w:abstractNumId w:val="11"/>
   </w:num>
-  <w:num w:numId="18">
+  <w:num w:numId="18" w16cid:durableId="797840260">
     <w:abstractNumId w:val="32"/>
   </w:num>
-  <w:num w:numId="19">
+  <w:num w:numId="19" w16cid:durableId="309942730">
     <w:abstractNumId w:val="46"/>
   </w:num>
-  <w:num w:numId="20">
+  <w:num w:numId="20" w16cid:durableId="619335844">
     <w:abstractNumId w:val="56"/>
   </w:num>
-  <w:num w:numId="21">
+  <w:num w:numId="21" w16cid:durableId="34501223">
     <w:abstractNumId w:val="7"/>
   </w:num>
-  <w:num w:numId="22">
+  <w:num w:numId="22" w16cid:durableId="976879707">
     <w:abstractNumId w:val="3"/>
   </w:num>
-  <w:num w:numId="23">
+  <w:num w:numId="23" w16cid:durableId="2103794789">
     <w:abstractNumId w:val="51"/>
   </w:num>
-  <w:num w:numId="24">
+  <w:num w:numId="24" w16cid:durableId="897594209">
     <w:abstractNumId w:val="10"/>
   </w:num>
-  <w:num w:numId="25">
+  <w:num w:numId="25" w16cid:durableId="900941188">
     <w:abstractNumId w:val="18"/>
   </w:num>
-  <w:num w:numId="26">
+  <w:num w:numId="26" w16cid:durableId="2059627084">
     <w:abstractNumId w:val="26"/>
   </w:num>
-  <w:num w:numId="27">
+  <w:num w:numId="27" w16cid:durableId="1912694560">
     <w:abstractNumId w:val="49"/>
   </w:num>
-  <w:num w:numId="28">
+  <w:num w:numId="28" w16cid:durableId="867303487">
     <w:abstractNumId w:val="48"/>
   </w:num>
-  <w:num w:numId="29">
+  <w:num w:numId="29" w16cid:durableId="458451899">
     <w:abstractNumId w:val="39"/>
   </w:num>
-  <w:num w:numId="30">
+  <w:num w:numId="30" w16cid:durableId="217935879">
     <w:abstractNumId w:val="13"/>
   </w:num>
-  <w:num w:numId="31">
+  <w:num w:numId="31" w16cid:durableId="1409772119">
     <w:abstractNumId w:val="17"/>
   </w:num>
-  <w:num w:numId="32">
+  <w:num w:numId="32" w16cid:durableId="1204296152">
     <w:abstractNumId w:val="50"/>
   </w:num>
-  <w:num w:numId="33">
+  <w:num w:numId="33" w16cid:durableId="509368696">
     <w:abstractNumId w:val="28"/>
   </w:num>
-  <w:num w:numId="34">
+  <w:num w:numId="34" w16cid:durableId="1324968258">
     <w:abstractNumId w:val="24"/>
   </w:num>
-  <w:num w:numId="35">
+  <w:num w:numId="35" w16cid:durableId="1549754938">
     <w:abstractNumId w:val="8"/>
   </w:num>
-  <w:num w:numId="36">
+  <w:num w:numId="36" w16cid:durableId="1764104823">
     <w:abstractNumId w:val="4"/>
   </w:num>
-  <w:num w:numId="37">
+  <w:num w:numId="37" w16cid:durableId="1016929036">
     <w:abstractNumId w:val="33"/>
   </w:num>
-  <w:num w:numId="38">
+  <w:num w:numId="38" w16cid:durableId="500123351">
     <w:abstractNumId w:val="27"/>
   </w:num>
-  <w:num w:numId="39">
+  <w:num w:numId="39" w16cid:durableId="921181410">
     <w:abstractNumId w:val="6"/>
   </w:num>
-  <w:num w:numId="40">
+  <w:num w:numId="40" w16cid:durableId="1166433696">
     <w:abstractNumId w:val="36"/>
   </w:num>
-  <w:num w:numId="41">
+  <w:num w:numId="41" w16cid:durableId="1203513574">
     <w:abstractNumId w:val="19"/>
   </w:num>
-  <w:num w:numId="42">
+  <w:num w:numId="42" w16cid:durableId="1443767869">
     <w:abstractNumId w:val="29"/>
   </w:num>
-  <w:num w:numId="43">
+  <w:num w:numId="43" w16cid:durableId="1252425423">
     <w:abstractNumId w:val="5"/>
   </w:num>
-  <w:num w:numId="44">
+  <w:num w:numId="44" w16cid:durableId="931014306">
     <w:abstractNumId w:val="58"/>
   </w:num>
-  <w:num w:numId="45">
+  <w:num w:numId="45" w16cid:durableId="1272932603">
     <w:abstractNumId w:val="37"/>
   </w:num>
-  <w:num w:numId="46">
+  <w:num w:numId="46" w16cid:durableId="2005010950">
     <w:abstractNumId w:val="25"/>
   </w:num>
-  <w:num w:numId="47">
+  <w:num w:numId="47" w16cid:durableId="1050615405">
     <w:abstractNumId w:val="43"/>
   </w:num>
-  <w:num w:numId="48">
+  <w:num w:numId="48" w16cid:durableId="1952932344">
     <w:abstractNumId w:val="42"/>
   </w:num>
-  <w:num w:numId="49">
+  <w:num w:numId="49" w16cid:durableId="1757365824">
     <w:abstractNumId w:val="40"/>
   </w:num>
-  <w:num w:numId="50">
+  <w:num w:numId="50" w16cid:durableId="2103187417">
     <w:abstractNumId w:val="45"/>
   </w:num>
-  <w:num w:numId="51">
+  <w:num w:numId="51" w16cid:durableId="511847264">
     <w:abstractNumId w:val="15"/>
   </w:num>
-  <w:num w:numId="52">
+  <w:num w:numId="52" w16cid:durableId="1052846222">
     <w:abstractNumId w:val="12"/>
   </w:num>
-  <w:num w:numId="53">
+  <w:num w:numId="53" w16cid:durableId="1845123537">
     <w:abstractNumId w:val="53"/>
   </w:num>
-  <w:num w:numId="54">
+  <w:num w:numId="54" w16cid:durableId="225839971">
     <w:abstractNumId w:val="34"/>
   </w:num>
-  <w:num w:numId="55">
+  <w:num w:numId="55" w16cid:durableId="1635595640">
     <w:abstractNumId w:val="14"/>
   </w:num>
-  <w:num w:numId="56">
+  <w:num w:numId="56" w16cid:durableId="253977438">
     <w:abstractNumId w:val="16"/>
   </w:num>
-  <w:num w:numId="57">
+  <w:num w:numId="57" w16cid:durableId="2140102371">
     <w:abstractNumId w:val="47"/>
   </w:num>
-  <w:num w:numId="58">
+  <w:num w:numId="58" w16cid:durableId="2060200248">
     <w:abstractNumId w:val="41"/>
   </w:num>
-  <w:num w:numId="59">
+  <w:num w:numId="59" w16cid:durableId="659500992">
     <w:abstractNumId w:val="20"/>
   </w:num>
   <w:numIdMacAtCleanup w:val="53"/>
@@ -21698,7 +21826,7 @@
 </file>
 
 <file path=word/styles.xml><?xml version="1.0" encoding="utf-8"?>
-<w:styles xmlns:mc="http://schemas.openxmlformats.org/markup-compatibility/2006" xmlns:r="http://schemas.openxmlformats.org/officeDocument/2006/relationships" xmlns:w="http://schemas.openxmlformats.org/wordprocessingml/2006/main" xmlns:w14="http://schemas.microsoft.com/office/word/2010/wordml" xmlns:w15="http://schemas.microsoft.com/office/word/2012/wordml" xmlns:w16cex="http://schemas.microsoft.com/office/word/2018/wordml/cex" xmlns:w16cid="http://schemas.microsoft.com/office/word/2016/wordml/cid" xmlns:w16="http://schemas.microsoft.com/office/word/2018/wordml" xmlns:w16se="http://schemas.microsoft.com/office/word/2015/wordml/symex" mc:Ignorable="w14 w15 w16se w16cid w16 w16cex">
+<w:styles xmlns:mc="http://schemas.openxmlformats.org/markup-compatibility/2006" xmlns:r="http://schemas.openxmlformats.org/officeDocument/2006/relationships" xmlns:w="http://schemas.openxmlformats.org/wordprocessingml/2006/main" xmlns:w14="http://schemas.microsoft.com/office/word/2010/wordml" xmlns:w15="http://schemas.microsoft.com/office/word/2012/wordml" xmlns:w16cex="http://schemas.microsoft.com/office/word/2018/wordml/cex" xmlns:w16cid="http://schemas.microsoft.com/office/word/2016/wordml/cid" xmlns:w16="http://schemas.microsoft.com/office/word/2018/wordml" xmlns:w16du="http://schemas.microsoft.com/office/word/2023/wordml/word16du" xmlns:w16sdtdh="http://schemas.microsoft.com/office/word/2020/wordml/sdtdatahash" xmlns:w16sdtfl="http://schemas.microsoft.com/office/word/2024/wordml/sdtformatlock" xmlns:w16se="http://schemas.microsoft.com/office/word/2015/wordml/symex" mc:Ignorable="w14 w15 w16se w16cid w16 w16cex w16sdtdh w16sdtfl w16du">
   <w:docDefaults>
     <w:rPrDefault>
       <w:rPr>
@@ -22101,11 +22229,11 @@
       <w:lang w:eastAsia="en-US"/>
     </w:rPr>
   </w:style>
-  <w:style w:type="paragraph" w:styleId="Ttulo1">
+  <w:style w:type="paragraph" w:styleId="Heading1">
     <w:name w:val="heading 1"/>
-    <w:basedOn w:val="Ttulo"/>
+    <w:basedOn w:val="Title"/>
     <w:next w:val="Normal"/>
-    <w:link w:val="Ttulo1Car"/>
+    <w:link w:val="Heading1Char"/>
     <w:autoRedefine/>
     <w:uiPriority w:val="9"/>
     <w:qFormat/>
@@ -22128,11 +22256,11 @@
       <w:lang w:eastAsia="es-CO"/>
     </w:rPr>
   </w:style>
-  <w:style w:type="paragraph" w:styleId="Ttulo2">
+  <w:style w:type="paragraph" w:styleId="Heading2">
     <w:name w:val="heading 2"/>
     <w:basedOn w:val="Normal"/>
     <w:next w:val="Normal"/>
-    <w:link w:val="Ttulo2Car"/>
+    <w:link w:val="Heading2Char"/>
     <w:autoRedefine/>
     <w:uiPriority w:val="9"/>
     <w:unhideWhenUsed/>
@@ -22159,11 +22287,11 @@
       <w:lang w:eastAsia="es-CO"/>
     </w:rPr>
   </w:style>
-  <w:style w:type="paragraph" w:styleId="Ttulo3">
+  <w:style w:type="paragraph" w:styleId="Heading3">
     <w:name w:val="heading 3"/>
-    <w:basedOn w:val="Ttulo2"/>
+    <w:basedOn w:val="Heading2"/>
     <w:next w:val="Normal"/>
-    <w:link w:val="Ttulo3Car"/>
+    <w:link w:val="Heading3Char"/>
     <w:autoRedefine/>
     <w:uiPriority w:val="9"/>
     <w:unhideWhenUsed/>
@@ -22182,11 +22310,11 @@
       <w:szCs w:val="24"/>
     </w:rPr>
   </w:style>
-  <w:style w:type="paragraph" w:styleId="Ttulo4">
+  <w:style w:type="paragraph" w:styleId="Heading4">
     <w:name w:val="heading 4"/>
-    <w:basedOn w:val="Ttulo3"/>
+    <w:basedOn w:val="Heading3"/>
     <w:next w:val="Normal"/>
-    <w:link w:val="Ttulo4Car"/>
+    <w:link w:val="Heading4Char"/>
     <w:uiPriority w:val="9"/>
     <w:unhideWhenUsed/>
     <w:qFormat/>
@@ -22200,11 +22328,11 @@
       <w:sz w:val="28"/>
     </w:rPr>
   </w:style>
-  <w:style w:type="paragraph" w:styleId="Ttulo5">
+  <w:style w:type="paragraph" w:styleId="Heading5">
     <w:name w:val="heading 5"/>
-    <w:basedOn w:val="Ttulo4"/>
+    <w:basedOn w:val="Heading4"/>
     <w:next w:val="Normal"/>
-    <w:link w:val="Ttulo5Car"/>
+    <w:link w:val="Heading5Char"/>
     <w:uiPriority w:val="9"/>
     <w:unhideWhenUsed/>
     <w:qFormat/>
@@ -22214,11 +22342,11 @@
       <w:outlineLvl w:val="4"/>
     </w:pPr>
   </w:style>
-  <w:style w:type="paragraph" w:styleId="Ttulo6">
+  <w:style w:type="paragraph" w:styleId="Heading6">
     <w:name w:val="heading 6"/>
-    <w:basedOn w:val="Ttulo5"/>
+    <w:basedOn w:val="Heading5"/>
     <w:next w:val="Normal"/>
-    <w:link w:val="Ttulo6Car"/>
+    <w:link w:val="Heading6Char"/>
     <w:uiPriority w:val="9"/>
     <w:semiHidden/>
     <w:unhideWhenUsed/>
@@ -22228,11 +22356,11 @@
       <w:outlineLvl w:val="5"/>
     </w:pPr>
   </w:style>
-  <w:style w:type="paragraph" w:styleId="Ttulo7">
+  <w:style w:type="paragraph" w:styleId="Heading7">
     <w:name w:val="heading 7"/>
     <w:basedOn w:val="Normal"/>
     <w:next w:val="Normal"/>
-    <w:link w:val="Ttulo7Car"/>
+    <w:link w:val="Heading7Char"/>
     <w:uiPriority w:val="9"/>
     <w:semiHidden/>
     <w:unhideWhenUsed/>
@@ -22252,11 +22380,11 @@
       <w:color w:val="1F3763" w:themeColor="accent1" w:themeShade="7F"/>
     </w:rPr>
   </w:style>
-  <w:style w:type="paragraph" w:styleId="Ttulo8">
+  <w:style w:type="paragraph" w:styleId="Heading8">
     <w:name w:val="heading 8"/>
     <w:basedOn w:val="Normal"/>
     <w:next w:val="Normal"/>
-    <w:link w:val="Ttulo8Car"/>
+    <w:link w:val="Heading8Char"/>
     <w:uiPriority w:val="9"/>
     <w:semiHidden/>
     <w:unhideWhenUsed/>
@@ -22276,11 +22404,11 @@
       <w:szCs w:val="21"/>
     </w:rPr>
   </w:style>
-  <w:style w:type="paragraph" w:styleId="Ttulo9">
+  <w:style w:type="paragraph" w:styleId="Heading9">
     <w:name w:val="heading 9"/>
     <w:basedOn w:val="Normal"/>
     <w:next w:val="Normal"/>
-    <w:link w:val="Ttulo9Car"/>
+    <w:link w:val="Heading9Char"/>
     <w:uiPriority w:val="9"/>
     <w:semiHidden/>
     <w:unhideWhenUsed/>
@@ -22302,13 +22430,12 @@
       <w:szCs w:val="21"/>
     </w:rPr>
   </w:style>
-  <w:style w:type="character" w:default="1" w:styleId="Fuentedeprrafopredeter">
+  <w:style w:type="character" w:default="1" w:styleId="DefaultParagraphFont">
     <w:name w:val="Default Paragraph Font"/>
     <w:uiPriority w:val="1"/>
-    <w:semiHidden/>
     <w:unhideWhenUsed/>
   </w:style>
-  <w:style w:type="table" w:default="1" w:styleId="Tablanormal">
+  <w:style w:type="table" w:default="1" w:styleId="TableNormal">
     <w:name w:val="Normal Table"/>
     <w:uiPriority w:val="99"/>
     <w:semiHidden/>
@@ -22323,13 +22450,13 @@
       </w:tblCellMar>
     </w:tblPr>
   </w:style>
-  <w:style w:type="numbering" w:default="1" w:styleId="Sinlista">
+  <w:style w:type="numbering" w:default="1" w:styleId="NoList">
     <w:name w:val="No List"/>
     <w:uiPriority w:val="99"/>
     <w:semiHidden/>
     <w:unhideWhenUsed/>
   </w:style>
-  <w:style w:type="paragraph" w:styleId="Prrafodelista">
+  <w:style w:type="paragraph" w:styleId="ListParagraph">
     <w:name w:val="List Paragraph"/>
     <w:basedOn w:val="Normal"/>
     <w:uiPriority w:val="34"/>
@@ -22353,10 +22480,10 @@
       <w:sz w:val="72"/>
     </w:rPr>
   </w:style>
-  <w:style w:type="character" w:customStyle="1" w:styleId="Ttulo1Car">
-    <w:name w:val="Título 1 Car"/>
-    <w:basedOn w:val="Fuentedeprrafopredeter"/>
-    <w:link w:val="Ttulo1"/>
+  <w:style w:type="character" w:customStyle="1" w:styleId="Heading1Char">
+    <w:name w:val="Heading 1 Char"/>
+    <w:basedOn w:val="DefaultParagraphFont"/>
+    <w:link w:val="Heading1"/>
     <w:uiPriority w:val="9"/>
     <w:rsid w:val="00CD17CB"/>
     <w:rPr>
@@ -22369,10 +22496,10 @@
       <w:shd w:val="clear" w:color="auto" w:fill="FFFFFF"/>
     </w:rPr>
   </w:style>
-  <w:style w:type="character" w:customStyle="1" w:styleId="Ttulo2Car">
-    <w:name w:val="Título 2 Car"/>
-    <w:basedOn w:val="Fuentedeprrafopredeter"/>
-    <w:link w:val="Ttulo2"/>
+  <w:style w:type="character" w:customStyle="1" w:styleId="Heading2Char">
+    <w:name w:val="Heading 2 Char"/>
+    <w:basedOn w:val="DefaultParagraphFont"/>
+    <w:link w:val="Heading2"/>
     <w:uiPriority w:val="9"/>
     <w:rsid w:val="00791AB8"/>
     <w:rPr>
@@ -22383,10 +22510,10 @@
       <w:szCs w:val="26"/>
     </w:rPr>
   </w:style>
-  <w:style w:type="character" w:customStyle="1" w:styleId="Ttulo3Car">
-    <w:name w:val="Título 3 Car"/>
-    <w:basedOn w:val="Fuentedeprrafopredeter"/>
-    <w:link w:val="Ttulo3"/>
+  <w:style w:type="character" w:customStyle="1" w:styleId="Heading3Char">
+    <w:name w:val="Heading 3 Char"/>
+    <w:basedOn w:val="DefaultParagraphFont"/>
+    <w:link w:val="Heading3"/>
     <w:uiPriority w:val="9"/>
     <w:rsid w:val="00203367"/>
     <w:rPr>
@@ -22400,7 +22527,7 @@
       <w:lang w:eastAsia="es-CO"/>
     </w:rPr>
   </w:style>
-  <w:style w:type="paragraph" w:styleId="Listaconvietas">
+  <w:style w:type="paragraph" w:styleId="ListBullet">
     <w:name w:val="List Bullet"/>
     <w:basedOn w:val="Normal"/>
     <w:uiPriority w:val="99"/>
@@ -22420,7 +22547,7 @@
   </w:style>
   <w:style w:type="character" w:customStyle="1" w:styleId="Extranjerismo">
     <w:name w:val="Extranjerismo"/>
-    <w:basedOn w:val="Fuentedeprrafopredeter"/>
+    <w:basedOn w:val="DefaultParagraphFont"/>
     <w:uiPriority w:val="1"/>
     <w:qFormat/>
     <w:rsid w:val="00D13E46"/>
@@ -22457,7 +22584,7 @@
   </w:style>
   <w:style w:type="character" w:customStyle="1" w:styleId="FiguraCar">
     <w:name w:val="Figura Car"/>
-    <w:basedOn w:val="Fuentedeprrafopredeter"/>
+    <w:basedOn w:val="DefaultParagraphFont"/>
     <w:link w:val="Figura"/>
     <w:rsid w:val="00AD4263"/>
     <w:rPr>
@@ -22468,10 +22595,10 @@
       <w:szCs w:val="24"/>
     </w:rPr>
   </w:style>
-  <w:style w:type="character" w:customStyle="1" w:styleId="Ttulo4Car">
-    <w:name w:val="Título 4 Car"/>
-    <w:basedOn w:val="Fuentedeprrafopredeter"/>
-    <w:link w:val="Ttulo4"/>
+  <w:style w:type="character" w:customStyle="1" w:styleId="Heading4Char">
+    <w:name w:val="Heading 4 Char"/>
+    <w:basedOn w:val="DefaultParagraphFont"/>
+    <w:link w:val="Heading4"/>
     <w:uiPriority w:val="9"/>
     <w:rsid w:val="001B57A6"/>
     <w:rPr>
@@ -22484,10 +22611,10 @@
       <w:lang w:eastAsia="es-CO"/>
     </w:rPr>
   </w:style>
-  <w:style w:type="character" w:customStyle="1" w:styleId="Ttulo5Car">
-    <w:name w:val="Título 5 Car"/>
-    <w:basedOn w:val="Fuentedeprrafopredeter"/>
-    <w:link w:val="Ttulo5"/>
+  <w:style w:type="character" w:customStyle="1" w:styleId="Heading5Char">
+    <w:name w:val="Heading 5 Char"/>
+    <w:basedOn w:val="DefaultParagraphFont"/>
+    <w:link w:val="Heading5"/>
     <w:uiPriority w:val="9"/>
     <w:rsid w:val="00746AD1"/>
     <w:rPr>
@@ -22521,11 +22648,11 @@
       <w:szCs w:val="24"/>
     </w:rPr>
   </w:style>
-  <w:style w:type="paragraph" w:styleId="Ttulo">
+  <w:style w:type="paragraph" w:styleId="Title">
     <w:name w:val="Title"/>
     <w:basedOn w:val="Normal"/>
     <w:next w:val="Normal"/>
-    <w:link w:val="TtuloCar"/>
+    <w:link w:val="TitleChar"/>
     <w:uiPriority w:val="10"/>
     <w:qFormat/>
     <w:rsid w:val="00590D20"/>
@@ -22541,10 +22668,10 @@
       <w:szCs w:val="56"/>
     </w:rPr>
   </w:style>
-  <w:style w:type="character" w:customStyle="1" w:styleId="TtuloCar">
-    <w:name w:val="Título Car"/>
-    <w:basedOn w:val="Fuentedeprrafopredeter"/>
-    <w:link w:val="Ttulo"/>
+  <w:style w:type="character" w:customStyle="1" w:styleId="TitleChar">
+    <w:name w:val="Title Char"/>
+    <w:basedOn w:val="DefaultParagraphFont"/>
+    <w:link w:val="Title"/>
     <w:uiPriority w:val="10"/>
     <w:rsid w:val="00590D20"/>
     <w:rPr>
@@ -22557,7 +22684,7 @@
   </w:style>
   <w:style w:type="character" w:customStyle="1" w:styleId="TablaCar">
     <w:name w:val="Tabla Car"/>
-    <w:basedOn w:val="Fuentedeprrafopredeter"/>
+    <w:basedOn w:val="DefaultParagraphFont"/>
     <w:link w:val="Tabla"/>
     <w:rsid w:val="00F24245"/>
     <w:rPr>
@@ -22570,7 +22697,7 @@
   </w:style>
   <w:style w:type="table" w:customStyle="1" w:styleId="SENA">
     <w:name w:val="SENA"/>
-    <w:basedOn w:val="Tablanormal"/>
+    <w:basedOn w:val="TableNormal"/>
     <w:uiPriority w:val="99"/>
     <w:rsid w:val="00F24245"/>
     <w:rPr>
@@ -22607,9 +22734,9 @@
       </w:tcPr>
     </w:tblStylePr>
   </w:style>
-  <w:style w:type="table" w:styleId="Tablaconcuadrcula">
+  <w:style w:type="table" w:styleId="TableGrid">
     <w:name w:val="Table Grid"/>
-    <w:basedOn w:val="Tablanormal"/>
+    <w:basedOn w:val="TableNormal"/>
     <w:uiPriority w:val="39"/>
     <w:rsid w:val="002401C2"/>
     <w:tblPr>
@@ -22623,9 +22750,9 @@
       </w:tblBorders>
     </w:tblPr>
   </w:style>
-  <w:style w:type="character" w:styleId="Hipervnculo">
+  <w:style w:type="character" w:styleId="Hyperlink">
     <w:name w:val="Hyperlink"/>
-    <w:basedOn w:val="Fuentedeprrafopredeter"/>
+    <w:basedOn w:val="DefaultParagraphFont"/>
     <w:uiPriority w:val="99"/>
     <w:unhideWhenUsed/>
     <w:rsid w:val="00425E49"/>
@@ -22656,7 +22783,7 @@
   </w:style>
   <w:style w:type="character" w:customStyle="1" w:styleId="VideoCar">
     <w:name w:val="Video Car"/>
-    <w:basedOn w:val="Fuentedeprrafopredeter"/>
+    <w:basedOn w:val="DefaultParagraphFont"/>
     <w:link w:val="Video"/>
     <w:rsid w:val="00425E49"/>
     <w:rPr>
@@ -22668,7 +22795,7 @@
   </w:style>
   <w:style w:type="character" w:customStyle="1" w:styleId="Mencinsinresolver1">
     <w:name w:val="Mención sin resolver1"/>
-    <w:basedOn w:val="Fuentedeprrafopredeter"/>
+    <w:basedOn w:val="DefaultParagraphFont"/>
     <w:uiPriority w:val="99"/>
     <w:semiHidden/>
     <w:unhideWhenUsed/>
@@ -22680,7 +22807,7 @@
   </w:style>
   <w:style w:type="table" w:customStyle="1" w:styleId="Tablaconcuadrcula4-nfasis31">
     <w:name w:val="Tabla con cuadrícula 4 - Énfasis 31"/>
-    <w:basedOn w:val="Tablanormal"/>
+    <w:basedOn w:val="TableNormal"/>
     <w:uiPriority w:val="49"/>
     <w:rsid w:val="00CE2C4A"/>
     <w:tblPr>
@@ -22782,7 +22909,7 @@
       <w:lang w:eastAsia="es-CO"/>
     </w:rPr>
   </w:style>
-  <w:style w:type="paragraph" w:styleId="TDC1">
+  <w:style w:type="paragraph" w:styleId="TOC1">
     <w:name w:val="toc 1"/>
     <w:basedOn w:val="Normal"/>
     <w:next w:val="Normal"/>
@@ -22794,7 +22921,7 @@
       <w:spacing w:after="100"/>
     </w:pPr>
   </w:style>
-  <w:style w:type="paragraph" w:styleId="TDC2">
+  <w:style w:type="paragraph" w:styleId="TOC2">
     <w:name w:val="toc 2"/>
     <w:basedOn w:val="Normal"/>
     <w:next w:val="Normal"/>
@@ -22807,7 +22934,7 @@
       <w:ind w:left="280"/>
     </w:pPr>
   </w:style>
-  <w:style w:type="paragraph" w:styleId="TDC3">
+  <w:style w:type="paragraph" w:styleId="TOC3">
     <w:name w:val="toc 3"/>
     <w:basedOn w:val="Normal"/>
     <w:next w:val="Normal"/>
@@ -22820,9 +22947,9 @@
       <w:ind w:left="560"/>
     </w:pPr>
   </w:style>
-  <w:style w:type="paragraph" w:styleId="TtuloTDC">
+  <w:style w:type="paragraph" w:styleId="TOCHeading">
     <w:name w:val="TOC Heading"/>
-    <w:basedOn w:val="Ttulo1"/>
+    <w:basedOn w:val="Heading1"/>
     <w:next w:val="Normal"/>
     <w:uiPriority w:val="39"/>
     <w:unhideWhenUsed/>
@@ -22845,10 +22972,10 @@
       <w:sz w:val="32"/>
     </w:rPr>
   </w:style>
-  <w:style w:type="paragraph" w:styleId="Encabezado">
+  <w:style w:type="paragraph" w:styleId="Header">
     <w:name w:val="header"/>
     <w:basedOn w:val="Normal"/>
-    <w:link w:val="EncabezadoCar"/>
+    <w:link w:val="HeaderChar"/>
     <w:uiPriority w:val="99"/>
     <w:unhideWhenUsed/>
     <w:rsid w:val="00EC0858"/>
@@ -22860,20 +22987,20 @@
       <w:spacing w:before="0" w:after="0" w:line="240" w:lineRule="auto"/>
     </w:pPr>
   </w:style>
-  <w:style w:type="character" w:customStyle="1" w:styleId="EncabezadoCar">
-    <w:name w:val="Encabezado Car"/>
-    <w:basedOn w:val="Fuentedeprrafopredeter"/>
-    <w:link w:val="Encabezado"/>
+  <w:style w:type="character" w:customStyle="1" w:styleId="HeaderChar">
+    <w:name w:val="Header Char"/>
+    <w:basedOn w:val="DefaultParagraphFont"/>
+    <w:link w:val="Header"/>
     <w:uiPriority w:val="99"/>
     <w:rsid w:val="00EC0858"/>
     <w:rPr>
       <w:sz w:val="28"/>
     </w:rPr>
   </w:style>
-  <w:style w:type="paragraph" w:styleId="Piedepgina">
+  <w:style w:type="paragraph" w:styleId="Footer">
     <w:name w:val="footer"/>
     <w:basedOn w:val="Normal"/>
-    <w:link w:val="PiedepginaCar"/>
+    <w:link w:val="FooterChar"/>
     <w:uiPriority w:val="99"/>
     <w:unhideWhenUsed/>
     <w:rsid w:val="00EC0858"/>
@@ -22885,20 +23012,20 @@
       <w:spacing w:before="0" w:after="0" w:line="240" w:lineRule="auto"/>
     </w:pPr>
   </w:style>
-  <w:style w:type="character" w:customStyle="1" w:styleId="PiedepginaCar">
-    <w:name w:val="Pie de página Car"/>
-    <w:basedOn w:val="Fuentedeprrafopredeter"/>
-    <w:link w:val="Piedepgina"/>
+  <w:style w:type="character" w:customStyle="1" w:styleId="FooterChar">
+    <w:name w:val="Footer Char"/>
+    <w:basedOn w:val="DefaultParagraphFont"/>
+    <w:link w:val="Footer"/>
     <w:uiPriority w:val="99"/>
     <w:rsid w:val="00EC0858"/>
     <w:rPr>
       <w:sz w:val="28"/>
     </w:rPr>
   </w:style>
-  <w:style w:type="character" w:customStyle="1" w:styleId="Ttulo6Car">
-    <w:name w:val="Título 6 Car"/>
-    <w:basedOn w:val="Fuentedeprrafopredeter"/>
-    <w:link w:val="Ttulo6"/>
+  <w:style w:type="character" w:customStyle="1" w:styleId="Heading6Char">
+    <w:name w:val="Heading 6 Char"/>
+    <w:basedOn w:val="DefaultParagraphFont"/>
+    <w:link w:val="Heading6"/>
     <w:uiPriority w:val="9"/>
     <w:semiHidden/>
     <w:rsid w:val="00C7377B"/>
@@ -22912,10 +23039,10 @@
       <w:lang w:eastAsia="es-CO"/>
     </w:rPr>
   </w:style>
-  <w:style w:type="paragraph" w:styleId="Textodeglobo">
+  <w:style w:type="paragraph" w:styleId="BalloonText">
     <w:name w:val="Balloon Text"/>
     <w:basedOn w:val="Normal"/>
-    <w:link w:val="TextodegloboCar"/>
+    <w:link w:val="BalloonTextChar"/>
     <w:uiPriority w:val="99"/>
     <w:semiHidden/>
     <w:unhideWhenUsed/>
@@ -22929,10 +23056,10 @@
       <w:szCs w:val="16"/>
     </w:rPr>
   </w:style>
-  <w:style w:type="character" w:customStyle="1" w:styleId="TextodegloboCar">
-    <w:name w:val="Texto de globo Car"/>
-    <w:basedOn w:val="Fuentedeprrafopredeter"/>
-    <w:link w:val="Textodeglobo"/>
+  <w:style w:type="character" w:customStyle="1" w:styleId="BalloonTextChar">
+    <w:name w:val="Balloon Text Char"/>
+    <w:basedOn w:val="DefaultParagraphFont"/>
+    <w:link w:val="BalloonText"/>
     <w:uiPriority w:val="99"/>
     <w:semiHidden/>
     <w:rsid w:val="00CC2D9A"/>
@@ -22944,7 +23071,7 @@
   </w:style>
   <w:style w:type="paragraph" w:customStyle="1" w:styleId="Titulosgenerales">
     <w:name w:val="Titulos generales"/>
-    <w:basedOn w:val="Ttulo1"/>
+    <w:basedOn w:val="Heading1"/>
     <w:qFormat/>
     <w:rsid w:val="00B22057"/>
     <w:pPr>
@@ -22994,10 +23121,10 @@
       <w:lang w:val="es-ES" w:eastAsia="es-ES"/>
     </w:rPr>
   </w:style>
-  <w:style w:type="character" w:customStyle="1" w:styleId="Ttulo7Car">
-    <w:name w:val="Título 7 Car"/>
-    <w:basedOn w:val="Fuentedeprrafopredeter"/>
-    <w:link w:val="Ttulo7"/>
+  <w:style w:type="character" w:customStyle="1" w:styleId="Heading7Char">
+    <w:name w:val="Heading 7 Char"/>
+    <w:basedOn w:val="DefaultParagraphFont"/>
+    <w:link w:val="Heading7"/>
     <w:uiPriority w:val="9"/>
     <w:semiHidden/>
     <w:rsid w:val="00C0503D"/>
@@ -23012,10 +23139,10 @@
       <w:lang w:eastAsia="en-US"/>
     </w:rPr>
   </w:style>
-  <w:style w:type="character" w:customStyle="1" w:styleId="Ttulo8Car">
-    <w:name w:val="Título 8 Car"/>
-    <w:basedOn w:val="Fuentedeprrafopredeter"/>
-    <w:link w:val="Ttulo8"/>
+  <w:style w:type="character" w:customStyle="1" w:styleId="Heading8Char">
+    <w:name w:val="Heading 8 Char"/>
+    <w:basedOn w:val="DefaultParagraphFont"/>
+    <w:link w:val="Heading8"/>
     <w:uiPriority w:val="9"/>
     <w:semiHidden/>
     <w:rsid w:val="00C0503D"/>
@@ -23028,10 +23155,10 @@
       <w:lang w:eastAsia="en-US"/>
     </w:rPr>
   </w:style>
-  <w:style w:type="character" w:customStyle="1" w:styleId="Ttulo9Car">
-    <w:name w:val="Título 9 Car"/>
-    <w:basedOn w:val="Fuentedeprrafopredeter"/>
-    <w:link w:val="Ttulo9"/>
+  <w:style w:type="character" w:customStyle="1" w:styleId="Heading9Char">
+    <w:name w:val="Heading 9 Char"/>
+    <w:basedOn w:val="DefaultParagraphFont"/>
+    <w:link w:val="Heading9"/>
     <w:uiPriority w:val="9"/>
     <w:semiHidden/>
     <w:rsid w:val="00C0503D"/>
@@ -23048,7 +23175,7 @@
   </w:style>
   <w:style w:type="table" w:customStyle="1" w:styleId="SENA1">
     <w:name w:val="SENA1"/>
-    <w:basedOn w:val="Tablanormal"/>
+    <w:basedOn w:val="TableNormal"/>
     <w:uiPriority w:val="99"/>
     <w:rsid w:val="008501D6"/>
     <w:rPr>
@@ -23085,9 +23212,9 @@
       </w:tcPr>
     </w:tblStylePr>
   </w:style>
-  <w:style w:type="character" w:styleId="Mencinsinresolver">
+  <w:style w:type="character" w:styleId="UnresolvedMention">
     <w:name w:val="Unresolved Mention"/>
-    <w:basedOn w:val="Fuentedeprrafopredeter"/>
+    <w:basedOn w:val="DefaultParagraphFont"/>
     <w:uiPriority w:val="99"/>
     <w:semiHidden/>
     <w:unhideWhenUsed/>
@@ -23099,18 +23226,18 @@
   </w:style>
   <w:style w:type="character" w:customStyle="1" w:styleId="normaltextrun">
     <w:name w:val="normaltextrun"/>
-    <w:basedOn w:val="Fuentedeprrafopredeter"/>
+    <w:basedOn w:val="DefaultParagraphFont"/>
     <w:rsid w:val="00DC0A1F"/>
   </w:style>
   <w:style w:type="character" w:customStyle="1" w:styleId="eop">
     <w:name w:val="eop"/>
-    <w:basedOn w:val="Fuentedeprrafopredeter"/>
+    <w:basedOn w:val="DefaultParagraphFont"/>
     <w:rsid w:val="00DC0A1F"/>
   </w:style>
   <w:style w:type="table" w:customStyle="1" w:styleId="Tabladelista31">
     <w:name w:val="Tabla de lista 31"/>
-    <w:basedOn w:val="Tablanormal"/>
-    <w:next w:val="Tabladelista3"/>
+    <w:basedOn w:val="TableNormal"/>
+    <w:next w:val="ListTable3"/>
     <w:uiPriority w:val="48"/>
     <w:rsid w:val="003F6F71"/>
     <w:rPr>
@@ -23233,9 +23360,9 @@
       </w:tcPr>
     </w:tblStylePr>
   </w:style>
-  <w:style w:type="table" w:styleId="Tabladelista3">
+  <w:style w:type="table" w:styleId="ListTable3">
     <w:name w:val="List Table 3"/>
-    <w:basedOn w:val="Tablanormal"/>
+    <w:basedOn w:val="TableNormal"/>
     <w:uiPriority w:val="48"/>
     <w:rsid w:val="003F6F71"/>
     <w:tblPr>
@@ -23370,7 +23497,7 @@
   </w:style>
   <w:style w:type="table" w:customStyle="1" w:styleId="SENA2">
     <w:name w:val="SENA2"/>
-    <w:basedOn w:val="Tablanormal"/>
+    <w:basedOn w:val="TableNormal"/>
     <w:uiPriority w:val="99"/>
     <w:rsid w:val="003E290F"/>
     <w:rPr>
@@ -23409,6 +23536,25 @@
         <w:shd w:val="clear" w:color="auto" w:fill="F2F2F2" w:themeFill="background1" w:themeFillShade="F2"/>
       </w:tcPr>
     </w:tblStylePr>
+  </w:style>
+  <w:style w:type="paragraph" w:styleId="NormalWeb">
+    <w:name w:val="Normal (Web)"/>
+    <w:basedOn w:val="Normal"/>
+    <w:uiPriority w:val="99"/>
+    <w:semiHidden/>
+    <w:unhideWhenUsed/>
+    <w:rsid w:val="00CF3AD4"/>
+    <w:pPr>
+      <w:spacing w:before="100" w:beforeAutospacing="1" w:after="100" w:afterAutospacing="1" w:line="240" w:lineRule="auto"/>
+      <w:ind w:firstLine="0"/>
+    </w:pPr>
+    <w:rPr>
+      <w:rFonts w:ascii="Times New Roman" w:eastAsia="Times New Roman" w:hAnsi="Times New Roman"/>
+      <w:kern w:val="0"/>
+      <w:sz w:val="24"/>
+      <w:szCs w:val="24"/>
+      <w:lang w:eastAsia="es-CO"/>
+    </w:rPr>
   </w:style>
 </w:styles>
 </file>
@@ -23713,6 +23859,15 @@
 </file>
 
 <file path=customXml/item2.xml><?xml version="1.0" encoding="utf-8"?>
+<?mso-contentType ?>
+<FormTemplates xmlns="http://schemas.microsoft.com/sharepoint/v3/contenttype/forms">
+  <Display>DocumentLibraryForm</Display>
+  <Edit>DocumentLibraryForm</Edit>
+  <New>DocumentLibraryForm</New>
+</FormTemplates>
+</file>
+
+<file path=customXml/item3.xml><?xml version="1.0" encoding="utf-8"?>
 <ct:contentTypeSchema xmlns:ct="http://schemas.microsoft.com/office/2006/metadata/contentType" xmlns:ma="http://schemas.microsoft.com/office/2006/metadata/properties/metaAttributes" ct:_="" ma:_="" ma:contentTypeName="Documento" ma:contentTypeID="0x0101006A81D6BD42E8DF4C91013959704817E1" ma:contentTypeVersion="15" ma:contentTypeDescription="Crear nuevo documento." ma:contentTypeScope="" ma:versionID="bf4f72ffd194f0963ff564daca6869f7">
   <xsd:schema xmlns:xsd="http://www.w3.org/2001/XMLSchema" xmlns:xs="http://www.w3.org/2001/XMLSchema" xmlns:p="http://schemas.microsoft.com/office/2006/metadata/properties" xmlns:ns2="13c90a0b-73bc-4dc0-be5f-28d77b615beb" xmlns:ns3="13c93bba-48ce-428c-bfe5-88b42c19b028" targetNamespace="http://schemas.microsoft.com/office/2006/metadata/properties" ma:root="true" ma:fieldsID="8718d6f4873a5b1392a45044efa78385" ns2:_="" ns3:_="">
     <xsd:import namespace="13c90a0b-73bc-4dc0-be5f-28d77b615beb"/>
@@ -23947,15 +24102,6 @@
 </ct:contentTypeSchema>
 </file>
 
-<file path=customXml/item3.xml><?xml version="1.0" encoding="utf-8"?>
-<?mso-contentType ?>
-<FormTemplates xmlns="http://schemas.microsoft.com/sharepoint/v3/contenttype/forms">
-  <Display>DocumentLibraryForm</Display>
-  <Edit>DocumentLibraryForm</Edit>
-  <New>DocumentLibraryForm</New>
-</FormTemplates>
-</file>
-
 <file path=customXml/item4.xml><?xml version="1.0" encoding="utf-8"?>
 <p:properties xmlns:p="http://schemas.microsoft.com/office/2006/metadata/properties" xmlns:xsi="http://www.w3.org/2001/XMLSchema-instance" xmlns:pc="http://schemas.microsoft.com/office/infopath/2007/PartnerControls">
   <documentManagement>
@@ -23976,13 +24122,39 @@
 </file>
 
 <file path=customXml/itemProps2.xml><?xml version="1.0" encoding="utf-8"?>
-<ds:datastoreItem xmlns:ds="http://schemas.openxmlformats.org/officeDocument/2006/customXml" ds:itemID="{E08939D4-6581-4524-84CD-66573E77D2A0}"/>
+<ds:datastoreItem xmlns:ds="http://schemas.openxmlformats.org/officeDocument/2006/customXml" ds:itemID="{9D6AA573-D320-40F6-AE54-D6486471BC57}">
+  <ds:schemaRefs>
+    <ds:schemaRef ds:uri="http://schemas.microsoft.com/sharepoint/v3/contenttype/forms"/>
+  </ds:schemaRefs>
+</ds:datastoreItem>
 </file>
 
 <file path=customXml/itemProps3.xml><?xml version="1.0" encoding="utf-8"?>
-<ds:datastoreItem xmlns:ds="http://schemas.openxmlformats.org/officeDocument/2006/customXml" ds:itemID="{34B6036D-FAAB-4291-9B3A-E6CC80A3FCB1}"/>
+<ds:datastoreItem xmlns:ds="http://schemas.openxmlformats.org/officeDocument/2006/customXml" ds:itemID="{A7C4AA6F-B70E-485F-8C92-ED8165CA2F21}">
+  <ds:schemaRefs>
+    <ds:schemaRef ds:uri="http://schemas.microsoft.com/office/2006/metadata/contentType"/>
+    <ds:schemaRef ds:uri="http://schemas.microsoft.com/office/2006/metadata/properties/metaAttributes"/>
+    <ds:schemaRef ds:uri="http://www.w3.org/2001/XMLSchema"/>
+    <ds:schemaRef ds:uri="http://schemas.microsoft.com/office/2006/metadata/properties"/>
+    <ds:schemaRef ds:uri="13c90a0b-73bc-4dc0-be5f-28d77b615beb"/>
+    <ds:schemaRef ds:uri="13c93bba-48ce-428c-bfe5-88b42c19b028"/>
+    <ds:schemaRef ds:uri="http://schemas.microsoft.com/office/2006/documentManagement/types"/>
+    <ds:schemaRef ds:uri="http://schemas.microsoft.com/office/infopath/2007/PartnerControls"/>
+    <ds:schemaRef ds:uri="http://schemas.openxmlformats.org/package/2006/metadata/core-properties"/>
+    <ds:schemaRef ds:uri="http://purl.org/dc/elements/1.1/"/>
+    <ds:schemaRef ds:uri="http://purl.org/dc/terms/"/>
+    <ds:schemaRef ds:uri="http://schemas.microsoft.com/internal/obd"/>
+  </ds:schemaRefs>
+</ds:datastoreItem>
 </file>
 
 <file path=customXml/itemProps4.xml><?xml version="1.0" encoding="utf-8"?>
-<ds:datastoreItem xmlns:ds="http://schemas.openxmlformats.org/officeDocument/2006/customXml" ds:itemID="{12F987FE-7E03-4B77-9458-EDE92727AFE8}"/>
+<ds:datastoreItem xmlns:ds="http://schemas.openxmlformats.org/officeDocument/2006/customXml" ds:itemID="{A055A437-0AAB-4FA5-8942-37CAFFC10E38}">
+  <ds:schemaRefs>
+    <ds:schemaRef ds:uri="http://schemas.microsoft.com/office/2006/metadata/properties"/>
+    <ds:schemaRef ds:uri="http://schemas.microsoft.com/office/infopath/2007/PartnerControls"/>
+    <ds:schemaRef ds:uri="13c90a0b-73bc-4dc0-be5f-28d77b615beb"/>
+    <ds:schemaRef ds:uri="13c93bba-48ce-428c-bfe5-88b42c19b028"/>
+  </ds:schemaRefs>
+</ds:datastoreItem>
 </file>
--- a/fuentes/CFA1_12210024_DU.docx
+++ b/fuentes/CFA1_12210024_DU.docx
@@ -1,6 +1,6 @@
 
 <file path=word/document.xml><?xml version="1.0" encoding="utf-8"?>
-<w:document xmlns:wpc="http://schemas.microsoft.com/office/word/2010/wordprocessingCanvas" xmlns:cx="http://schemas.microsoft.com/office/drawing/2014/chartex" xmlns:cx1="http://schemas.microsoft.com/office/drawing/2015/9/8/chartex" xmlns:cx2="http://schemas.microsoft.com/office/drawing/2015/10/21/chartex" xmlns:cx3="http://schemas.microsoft.com/office/drawing/2016/5/9/chartex" xmlns:cx4="http://schemas.microsoft.com/office/drawing/2016/5/10/chartex" xmlns:cx5="http://schemas.microsoft.com/office/drawing/2016/5/11/chartex" xmlns:cx6="http://schemas.microsoft.com/office/drawing/2016/5/12/chartex" xmlns:cx7="http://schemas.microsoft.com/office/drawing/2016/5/13/chartex" xmlns:cx8="http://schemas.microsoft.com/office/drawing/2016/5/14/chartex" xmlns:mc="http://schemas.openxmlformats.org/markup-compatibility/2006" xmlns:aink="http://schemas.microsoft.com/office/drawing/2016/ink" xmlns:am3d="http://schemas.microsoft.com/office/drawing/2017/model3d" xmlns:o="urn:schemas-microsoft-com:office:office" xmlns:oel="http://schemas.microsoft.com/office/2019/extlst" xmlns:r="http://schemas.openxmlformats.org/officeDocument/2006/relationships" xmlns:m="http://schemas.openxmlformats.org/officeDocument/2006/math" xmlns:v="urn:schemas-microsoft-com:vml" xmlns:wp14="http://schemas.microsoft.com/office/word/2010/wordprocessingDrawing" xmlns:wp="http://schemas.openxmlformats.org/drawingml/2006/wordprocessingDrawing" xmlns:w10="urn:schemas-microsoft-com:office:word" xmlns:w="http://schemas.openxmlformats.org/wordprocessingml/2006/main" xmlns:w14="http://schemas.microsoft.com/office/word/2010/wordml" xmlns:w15="http://schemas.microsoft.com/office/word/2012/wordml" xmlns:w16cex="http://schemas.microsoft.com/office/word/2018/wordml/cex" xmlns:w16cid="http://schemas.microsoft.com/office/word/2016/wordml/cid" xmlns:w16="http://schemas.microsoft.com/office/word/2018/wordml" xmlns:w16du="http://schemas.microsoft.com/office/word/2023/wordml/word16du" xmlns:w16sdtdh="http://schemas.microsoft.com/office/word/2020/wordml/sdtdatahash" xmlns:w16sdtfl="http://schemas.microsoft.com/office/word/2024/wordml/sdtformatlock" xmlns:w16se="http://schemas.microsoft.com/office/word/2015/wordml/symex" xmlns:wpg="http://schemas.microsoft.com/office/word/2010/wordprocessingGroup" xmlns:wpi="http://schemas.microsoft.com/office/word/2010/wordprocessingInk" xmlns:wne="http://schemas.microsoft.com/office/word/2006/wordml" xmlns:wps="http://schemas.microsoft.com/office/word/2010/wordprocessingShape" mc:Ignorable="w14 w15 w16se w16cid w16 w16cex w16sdtdh w16sdtfl w16du wp14">
+<w:document xmlns:wpc="http://schemas.microsoft.com/office/word/2010/wordprocessingCanvas" xmlns:cx="http://schemas.microsoft.com/office/drawing/2014/chartex" xmlns:cx1="http://schemas.microsoft.com/office/drawing/2015/9/8/chartex" xmlns:cx2="http://schemas.microsoft.com/office/drawing/2015/10/21/chartex" xmlns:cx3="http://schemas.microsoft.com/office/drawing/2016/5/9/chartex" xmlns:cx4="http://schemas.microsoft.com/office/drawing/2016/5/10/chartex" xmlns:cx5="http://schemas.microsoft.com/office/drawing/2016/5/11/chartex" xmlns:cx6="http://schemas.microsoft.com/office/drawing/2016/5/12/chartex" xmlns:cx7="http://schemas.microsoft.com/office/drawing/2016/5/13/chartex" xmlns:cx8="http://schemas.microsoft.com/office/drawing/2016/5/14/chartex" xmlns:mc="http://schemas.openxmlformats.org/markup-compatibility/2006" xmlns:aink="http://schemas.microsoft.com/office/drawing/2016/ink" xmlns:am3d="http://schemas.microsoft.com/office/drawing/2017/model3d" xmlns:o="urn:schemas-microsoft-com:office:office" xmlns:r="http://schemas.openxmlformats.org/officeDocument/2006/relationships" xmlns:m="http://schemas.openxmlformats.org/officeDocument/2006/math" xmlns:v="urn:schemas-microsoft-com:vml" xmlns:wp14="http://schemas.microsoft.com/office/word/2010/wordprocessingDrawing" xmlns:wp="http://schemas.openxmlformats.org/drawingml/2006/wordprocessingDrawing" xmlns:w10="urn:schemas-microsoft-com:office:word" xmlns:w="http://schemas.openxmlformats.org/wordprocessingml/2006/main" xmlns:w14="http://schemas.microsoft.com/office/word/2010/wordml" xmlns:w15="http://schemas.microsoft.com/office/word/2012/wordml" xmlns:w16cex="http://schemas.microsoft.com/office/word/2018/wordml/cex" xmlns:w16cid="http://schemas.microsoft.com/office/word/2016/wordml/cid" xmlns:w16="http://schemas.microsoft.com/office/word/2018/wordml" xmlns:w16sdtdh="http://schemas.microsoft.com/office/word/2020/wordml/sdtdatahash" xmlns:w16se="http://schemas.microsoft.com/office/word/2015/wordml/symex" xmlns:wpg="http://schemas.microsoft.com/office/word/2010/wordprocessingGroup" xmlns:wpi="http://schemas.microsoft.com/office/word/2010/wordprocessingInk" xmlns:wne="http://schemas.microsoft.com/office/word/2006/wordml" xmlns:wps="http://schemas.microsoft.com/office/word/2010/wordprocessingShape" mc:Ignorable="w14 w15 w16se w16cid w16 w16cex w16sdtdh wp14">
   <w:body>
     <w:p>
       <w:r>
@@ -40,7 +40,7 @@
                     </pic:cNvPicPr>
                   </pic:nvPicPr>
                   <pic:blipFill>
-                    <a:blip r:embed="rId11">
+                    <a:blip r:embed="rId8">
                       <a:extLst>
                         <a:ext uri="{28A0092B-C50C-407E-A947-70E740481C1C}">
                           <a14:useLocalDpi xmlns:a14="http://schemas.microsoft.com/office/drawing/2010/main" val="0"/>
@@ -489,7 +489,7 @@
     </w:p>
     <w:p>
       <w:pPr>
-        <w:pStyle w:val="TOCHeading"/>
+        <w:pStyle w:val="TtuloTDC"/>
       </w:pPr>
       <w:r>
         <w:lastRenderedPageBreak/>
@@ -498,7 +498,7 @@
     </w:p>
     <w:p>
       <w:pPr>
-        <w:pStyle w:val="TOC1"/>
+        <w:pStyle w:val="TDC1"/>
         <w:tabs>
           <w:tab w:val="right" w:leader="dot" w:pos="9962"/>
         </w:tabs>
@@ -528,10 +528,10 @@
         </w:rPr>
         <w:fldChar w:fldCharType="separate"/>
       </w:r>
-      <w:hyperlink w:anchor="_Toc227255079" w:history="1">
-        <w:r>
-          <w:rPr>
-            <w:rStyle w:val="Hyperlink"/>
+      <w:hyperlink w:anchor="_Toc228259310" w:history="1">
+        <w:r>
+          <w:rPr>
+            <w:rStyle w:val="Hipervnculo"/>
             <w:noProof/>
           </w:rPr>
           <w:t>Introducción</w:t>
@@ -555,7 +555,7 @@
             <w:noProof/>
             <w:webHidden/>
           </w:rPr>
-          <w:instrText xml:space="preserve"> PAGEREF _Toc227255079 \h </w:instrText>
+          <w:instrText xml:space="preserve"> PAGEREF _Toc228259310 \h </w:instrText>
         </w:r>
         <w:r>
           <w:rPr>
@@ -588,7 +588,7 @@
     </w:p>
     <w:p>
       <w:pPr>
-        <w:pStyle w:val="TOC1"/>
+        <w:pStyle w:val="TDC1"/>
         <w:tabs>
           <w:tab w:val="left" w:pos="1320"/>
           <w:tab w:val="right" w:leader="dot" w:pos="9962"/>
@@ -601,10 +601,10 @@
           <w:lang w:eastAsia="es-CO"/>
         </w:rPr>
       </w:pPr>
-      <w:hyperlink w:anchor="_Toc227255080" w:history="1">
-        <w:r>
-          <w:rPr>
-            <w:rStyle w:val="Hyperlink"/>
+      <w:hyperlink w:anchor="_Toc228259311" w:history="1">
+        <w:r>
+          <w:rPr>
+            <w:rStyle w:val="Hipervnculo"/>
             <w:noProof/>
           </w:rPr>
           <w:t>1.</w:t>
@@ -621,7 +621,7 @@
         </w:r>
         <w:r>
           <w:rPr>
-            <w:rStyle w:val="Hyperlink"/>
+            <w:rStyle w:val="Hipervnculo"/>
             <w:noProof/>
           </w:rPr>
           <w:t>Fundamentos de administración</w:t>
@@ -645,7 +645,7 @@
             <w:noProof/>
             <w:webHidden/>
           </w:rPr>
-          <w:instrText xml:space="preserve"> PAGEREF _Toc227255080 \h </w:instrText>
+          <w:instrText xml:space="preserve"> PAGEREF _Toc228259311 \h </w:instrText>
         </w:r>
         <w:r>
           <w:rPr>
@@ -678,7 +678,7 @@
     </w:p>
     <w:p>
       <w:pPr>
-        <w:pStyle w:val="TOC2"/>
+        <w:pStyle w:val="TDC2"/>
         <w:tabs>
           <w:tab w:val="left" w:pos="1760"/>
           <w:tab w:val="right" w:leader="dot" w:pos="9962"/>
@@ -691,10 +691,10 @@
           <w:lang w:eastAsia="es-CO"/>
         </w:rPr>
       </w:pPr>
-      <w:hyperlink w:anchor="_Toc227255081" w:history="1">
-        <w:r>
-          <w:rPr>
-            <w:rStyle w:val="Hyperlink"/>
+      <w:hyperlink w:anchor="_Toc228259312" w:history="1">
+        <w:r>
+          <w:rPr>
+            <w:rStyle w:val="Hipervnculo"/>
             <w:noProof/>
           </w:rPr>
           <w:t>1.1.</w:t>
@@ -711,7 +711,7 @@
         </w:r>
         <w:r>
           <w:rPr>
-            <w:rStyle w:val="Hyperlink"/>
+            <w:rStyle w:val="Hipervnculo"/>
             <w:noProof/>
           </w:rPr>
           <w:t>Concepto y evolución de administración</w:t>
@@ -735,7 +735,7 @@
             <w:noProof/>
             <w:webHidden/>
           </w:rPr>
-          <w:instrText xml:space="preserve"> PAGEREF _Toc227255081 \h </w:instrText>
+          <w:instrText xml:space="preserve"> PAGEREF _Toc228259312 \h </w:instrText>
         </w:r>
         <w:r>
           <w:rPr>
@@ -768,7 +768,7 @@
     </w:p>
     <w:p>
       <w:pPr>
-        <w:pStyle w:val="TOC2"/>
+        <w:pStyle w:val="TDC2"/>
         <w:tabs>
           <w:tab w:val="left" w:pos="1760"/>
           <w:tab w:val="right" w:leader="dot" w:pos="9962"/>
@@ -781,10 +781,10 @@
           <w:lang w:eastAsia="es-CO"/>
         </w:rPr>
       </w:pPr>
-      <w:hyperlink w:anchor="_Toc227255082" w:history="1">
-        <w:r>
-          <w:rPr>
-            <w:rStyle w:val="Hyperlink"/>
+      <w:hyperlink w:anchor="_Toc228259313" w:history="1">
+        <w:r>
+          <w:rPr>
+            <w:rStyle w:val="Hipervnculo"/>
             <w:noProof/>
           </w:rPr>
           <w:t>1.2.</w:t>
@@ -801,7 +801,7 @@
         </w:r>
         <w:r>
           <w:rPr>
-            <w:rStyle w:val="Hyperlink"/>
+            <w:rStyle w:val="Hipervnculo"/>
             <w:noProof/>
           </w:rPr>
           <w:t>Importancia de la administración en las organizaciones</w:t>
@@ -825,7 +825,7 @@
             <w:noProof/>
             <w:webHidden/>
           </w:rPr>
-          <w:instrText xml:space="preserve"> PAGEREF _Toc227255082 \h </w:instrText>
+          <w:instrText xml:space="preserve"> PAGEREF _Toc228259313 \h </w:instrText>
         </w:r>
         <w:r>
           <w:rPr>
@@ -858,7 +858,7 @@
     </w:p>
     <w:p>
       <w:pPr>
-        <w:pStyle w:val="TOC2"/>
+        <w:pStyle w:val="TDC2"/>
         <w:tabs>
           <w:tab w:val="left" w:pos="1760"/>
           <w:tab w:val="right" w:leader="dot" w:pos="9962"/>
@@ -871,10 +871,10 @@
           <w:lang w:eastAsia="es-CO"/>
         </w:rPr>
       </w:pPr>
-      <w:hyperlink w:anchor="_Toc227255083" w:history="1">
-        <w:r>
-          <w:rPr>
-            <w:rStyle w:val="Hyperlink"/>
+      <w:hyperlink w:anchor="_Toc228259314" w:history="1">
+        <w:r>
+          <w:rPr>
+            <w:rStyle w:val="Hipervnculo"/>
             <w:noProof/>
           </w:rPr>
           <w:t>1.3.</w:t>
@@ -891,7 +891,7 @@
         </w:r>
         <w:r>
           <w:rPr>
-            <w:rStyle w:val="Hyperlink"/>
+            <w:rStyle w:val="Hipervnculo"/>
             <w:noProof/>
           </w:rPr>
           <w:t>Funciones administrativas</w:t>
@@ -915,7 +915,7 @@
             <w:noProof/>
             <w:webHidden/>
           </w:rPr>
-          <w:instrText xml:space="preserve"> PAGEREF _Toc227255083 \h </w:instrText>
+          <w:instrText xml:space="preserve"> PAGEREF _Toc228259314 \h </w:instrText>
         </w:r>
         <w:r>
           <w:rPr>
@@ -948,7 +948,7 @@
     </w:p>
     <w:p>
       <w:pPr>
-        <w:pStyle w:val="TOC2"/>
+        <w:pStyle w:val="TDC2"/>
         <w:tabs>
           <w:tab w:val="left" w:pos="1760"/>
           <w:tab w:val="right" w:leader="dot" w:pos="9962"/>
@@ -961,10 +961,10 @@
           <w:lang w:eastAsia="es-CO"/>
         </w:rPr>
       </w:pPr>
-      <w:hyperlink w:anchor="_Toc227255084" w:history="1">
-        <w:r>
-          <w:rPr>
-            <w:rStyle w:val="Hyperlink"/>
+      <w:hyperlink w:anchor="_Toc228259315" w:history="1">
+        <w:r>
+          <w:rPr>
+            <w:rStyle w:val="Hipervnculo"/>
             <w:noProof/>
           </w:rPr>
           <w:t>1.4.</w:t>
@@ -981,7 +981,7 @@
         </w:r>
         <w:r>
           <w:rPr>
-            <w:rStyle w:val="Hyperlink"/>
+            <w:rStyle w:val="Hipervnculo"/>
             <w:noProof/>
           </w:rPr>
           <w:t>Tipos de organizaciones</w:t>
@@ -1005,7 +1005,7 @@
             <w:noProof/>
             <w:webHidden/>
           </w:rPr>
-          <w:instrText xml:space="preserve"> PAGEREF _Toc227255084 \h </w:instrText>
+          <w:instrText xml:space="preserve"> PAGEREF _Toc228259315 \h </w:instrText>
         </w:r>
         <w:r>
           <w:rPr>
@@ -1038,7 +1038,7 @@
     </w:p>
     <w:p>
       <w:pPr>
-        <w:pStyle w:val="TOC2"/>
+        <w:pStyle w:val="TDC2"/>
         <w:tabs>
           <w:tab w:val="left" w:pos="1760"/>
           <w:tab w:val="right" w:leader="dot" w:pos="9962"/>
@@ -1051,10 +1051,10 @@
           <w:lang w:eastAsia="es-CO"/>
         </w:rPr>
       </w:pPr>
-      <w:hyperlink w:anchor="_Toc227255085" w:history="1">
-        <w:r>
-          <w:rPr>
-            <w:rStyle w:val="Hyperlink"/>
+      <w:hyperlink w:anchor="_Toc228259316" w:history="1">
+        <w:r>
+          <w:rPr>
+            <w:rStyle w:val="Hipervnculo"/>
             <w:noProof/>
           </w:rPr>
           <w:t>1.5.</w:t>
@@ -1071,7 +1071,7 @@
         </w:r>
         <w:r>
           <w:rPr>
-            <w:rStyle w:val="Hyperlink"/>
+            <w:rStyle w:val="Hipervnculo"/>
             <w:noProof/>
           </w:rPr>
           <w:t>Relación entre administración y gestión por resultados</w:t>
@@ -1095,7 +1095,7 @@
             <w:noProof/>
             <w:webHidden/>
           </w:rPr>
-          <w:instrText xml:space="preserve"> PAGEREF _Toc227255085 \h </w:instrText>
+          <w:instrText xml:space="preserve"> PAGEREF _Toc228259316 \h </w:instrText>
         </w:r>
         <w:r>
           <w:rPr>
@@ -1128,7 +1128,7 @@
     </w:p>
     <w:p>
       <w:pPr>
-        <w:pStyle w:val="TOC1"/>
+        <w:pStyle w:val="TDC1"/>
         <w:tabs>
           <w:tab w:val="left" w:pos="1320"/>
           <w:tab w:val="right" w:leader="dot" w:pos="9962"/>
@@ -1141,10 +1141,10 @@
           <w:lang w:eastAsia="es-CO"/>
         </w:rPr>
       </w:pPr>
-      <w:hyperlink w:anchor="_Toc227255086" w:history="1">
-        <w:r>
-          <w:rPr>
-            <w:rStyle w:val="Hyperlink"/>
+      <w:hyperlink w:anchor="_Toc228259317" w:history="1">
+        <w:r>
+          <w:rPr>
+            <w:rStyle w:val="Hipervnculo"/>
             <w:noProof/>
           </w:rPr>
           <w:t>2.</w:t>
@@ -1161,7 +1161,7 @@
         </w:r>
         <w:r>
           <w:rPr>
-            <w:rStyle w:val="Hyperlink"/>
+            <w:rStyle w:val="Hipervnculo"/>
             <w:noProof/>
           </w:rPr>
           <w:t>Planeación estratégica</w:t>
@@ -1185,7 +1185,7 @@
             <w:noProof/>
             <w:webHidden/>
           </w:rPr>
-          <w:instrText xml:space="preserve"> PAGEREF _Toc227255086 \h </w:instrText>
+          <w:instrText xml:space="preserve"> PAGEREF _Toc228259317 \h </w:instrText>
         </w:r>
         <w:r>
           <w:rPr>
@@ -1218,7 +1218,7 @@
     </w:p>
     <w:p>
       <w:pPr>
-        <w:pStyle w:val="TOC2"/>
+        <w:pStyle w:val="TDC2"/>
         <w:tabs>
           <w:tab w:val="left" w:pos="1760"/>
           <w:tab w:val="right" w:leader="dot" w:pos="9962"/>
@@ -1231,10 +1231,10 @@
           <w:lang w:eastAsia="es-CO"/>
         </w:rPr>
       </w:pPr>
-      <w:hyperlink w:anchor="_Toc227255088" w:history="1">
-        <w:r>
-          <w:rPr>
-            <w:rStyle w:val="Hyperlink"/>
+      <w:hyperlink w:anchor="_Toc228259319" w:history="1">
+        <w:r>
+          <w:rPr>
+            <w:rStyle w:val="Hipervnculo"/>
             <w:noProof/>
           </w:rPr>
           <w:t>2.1.</w:t>
@@ -1251,7 +1251,7 @@
         </w:r>
         <w:r>
           <w:rPr>
-            <w:rStyle w:val="Hyperlink"/>
+            <w:rStyle w:val="Hipervnculo"/>
             <w:noProof/>
           </w:rPr>
           <w:t>Misión, visión y valores</w:t>
@@ -1275,7 +1275,7 @@
             <w:noProof/>
             <w:webHidden/>
           </w:rPr>
-          <w:instrText xml:space="preserve"> PAGEREF _Toc227255088 \h </w:instrText>
+          <w:instrText xml:space="preserve"> PAGEREF _Toc228259319 \h </w:instrText>
         </w:r>
         <w:r>
           <w:rPr>
@@ -1308,7 +1308,7 @@
     </w:p>
     <w:p>
       <w:pPr>
-        <w:pStyle w:val="TOC2"/>
+        <w:pStyle w:val="TDC2"/>
         <w:tabs>
           <w:tab w:val="left" w:pos="1760"/>
           <w:tab w:val="right" w:leader="dot" w:pos="9962"/>
@@ -1321,10 +1321,10 @@
           <w:lang w:eastAsia="es-CO"/>
         </w:rPr>
       </w:pPr>
-      <w:hyperlink w:anchor="_Toc227255089" w:history="1">
-        <w:r>
-          <w:rPr>
-            <w:rStyle w:val="Hyperlink"/>
+      <w:hyperlink w:anchor="_Toc228259320" w:history="1">
+        <w:r>
+          <w:rPr>
+            <w:rStyle w:val="Hipervnculo"/>
             <w:noProof/>
           </w:rPr>
           <w:t>2.2.</w:t>
@@ -1341,7 +1341,7 @@
         </w:r>
         <w:r>
           <w:rPr>
-            <w:rStyle w:val="Hyperlink"/>
+            <w:rStyle w:val="Hipervnculo"/>
             <w:noProof/>
           </w:rPr>
           <w:t>Análisis del entorno FODA</w:t>
@@ -1365,7 +1365,7 @@
             <w:noProof/>
             <w:webHidden/>
           </w:rPr>
-          <w:instrText xml:space="preserve"> PAGEREF _Toc227255089 \h </w:instrText>
+          <w:instrText xml:space="preserve"> PAGEREF _Toc228259320 \h </w:instrText>
         </w:r>
         <w:r>
           <w:rPr>
@@ -1398,7 +1398,7 @@
     </w:p>
     <w:p>
       <w:pPr>
-        <w:pStyle w:val="TOC2"/>
+        <w:pStyle w:val="TDC2"/>
         <w:tabs>
           <w:tab w:val="left" w:pos="1760"/>
           <w:tab w:val="right" w:leader="dot" w:pos="9962"/>
@@ -1411,10 +1411,10 @@
           <w:lang w:eastAsia="es-CO"/>
         </w:rPr>
       </w:pPr>
-      <w:hyperlink w:anchor="_Toc227255090" w:history="1">
-        <w:r>
-          <w:rPr>
-            <w:rStyle w:val="Hyperlink"/>
+      <w:hyperlink w:anchor="_Toc228259321" w:history="1">
+        <w:r>
+          <w:rPr>
+            <w:rStyle w:val="Hipervnculo"/>
             <w:noProof/>
           </w:rPr>
           <w:t>2.3.</w:t>
@@ -1431,7 +1431,7 @@
         </w:r>
         <w:r>
           <w:rPr>
-            <w:rStyle w:val="Hyperlink"/>
+            <w:rStyle w:val="Hipervnculo"/>
             <w:noProof/>
           </w:rPr>
           <w:t>Objetivos estratégicos, tácticos y operativos</w:t>
@@ -1455,7 +1455,7 @@
             <w:noProof/>
             <w:webHidden/>
           </w:rPr>
-          <w:instrText xml:space="preserve"> PAGEREF _Toc227255090 \h </w:instrText>
+          <w:instrText xml:space="preserve"> PAGEREF _Toc228259321 \h </w:instrText>
         </w:r>
         <w:r>
           <w:rPr>
@@ -1488,7 +1488,7 @@
     </w:p>
     <w:p>
       <w:pPr>
-        <w:pStyle w:val="TOC2"/>
+        <w:pStyle w:val="TDC2"/>
         <w:tabs>
           <w:tab w:val="left" w:pos="1760"/>
           <w:tab w:val="right" w:leader="dot" w:pos="9962"/>
@@ -1501,10 +1501,10 @@
           <w:lang w:eastAsia="es-CO"/>
         </w:rPr>
       </w:pPr>
-      <w:hyperlink w:anchor="_Toc227255091" w:history="1">
-        <w:r>
-          <w:rPr>
-            <w:rStyle w:val="Hyperlink"/>
+      <w:hyperlink w:anchor="_Toc228259322" w:history="1">
+        <w:r>
+          <w:rPr>
+            <w:rStyle w:val="Hipervnculo"/>
             <w:noProof/>
           </w:rPr>
           <w:t>2.4.</w:t>
@@ -1521,7 +1521,7 @@
         </w:r>
         <w:r>
           <w:rPr>
-            <w:rStyle w:val="Hyperlink"/>
+            <w:rStyle w:val="Hipervnculo"/>
             <w:noProof/>
           </w:rPr>
           <w:t>Gestión por procesos</w:t>
@@ -1545,7 +1545,7 @@
             <w:noProof/>
             <w:webHidden/>
           </w:rPr>
-          <w:instrText xml:space="preserve"> PAGEREF _Toc227255091 \h </w:instrText>
+          <w:instrText xml:space="preserve"> PAGEREF _Toc228259322 \h </w:instrText>
         </w:r>
         <w:r>
           <w:rPr>
@@ -1578,7 +1578,7 @@
     </w:p>
     <w:p>
       <w:pPr>
-        <w:pStyle w:val="TOC1"/>
+        <w:pStyle w:val="TDC1"/>
         <w:tabs>
           <w:tab w:val="left" w:pos="1320"/>
           <w:tab w:val="right" w:leader="dot" w:pos="9962"/>
@@ -1591,10 +1591,10 @@
           <w:lang w:eastAsia="es-CO"/>
         </w:rPr>
       </w:pPr>
-      <w:hyperlink w:anchor="_Toc227255092" w:history="1">
-        <w:r>
-          <w:rPr>
-            <w:rStyle w:val="Hyperlink"/>
+      <w:hyperlink w:anchor="_Toc228259323" w:history="1">
+        <w:r>
+          <w:rPr>
+            <w:rStyle w:val="Hipervnculo"/>
             <w:noProof/>
           </w:rPr>
           <w:t>3.</w:t>
@@ -1611,7 +1611,7 @@
         </w:r>
         <w:r>
           <w:rPr>
-            <w:rStyle w:val="Hyperlink"/>
+            <w:rStyle w:val="Hipervnculo"/>
             <w:noProof/>
           </w:rPr>
           <w:t>Introducción a los indicadores de gestión y su clasificación</w:t>
@@ -1635,7 +1635,7 @@
             <w:noProof/>
             <w:webHidden/>
           </w:rPr>
-          <w:instrText xml:space="preserve"> PAGEREF _Toc227255092 \h </w:instrText>
+          <w:instrText xml:space="preserve"> PAGEREF _Toc228259323 \h </w:instrText>
         </w:r>
         <w:r>
           <w:rPr>
@@ -1668,7 +1668,7 @@
     </w:p>
     <w:p>
       <w:pPr>
-        <w:pStyle w:val="TOC2"/>
+        <w:pStyle w:val="TDC2"/>
         <w:tabs>
           <w:tab w:val="left" w:pos="1760"/>
           <w:tab w:val="right" w:leader="dot" w:pos="9962"/>
@@ -1681,10 +1681,10 @@
           <w:lang w:eastAsia="es-CO"/>
         </w:rPr>
       </w:pPr>
-      <w:hyperlink w:anchor="_Toc227255094" w:history="1">
-        <w:r>
-          <w:rPr>
-            <w:rStyle w:val="Hyperlink"/>
+      <w:hyperlink w:anchor="_Toc228259325" w:history="1">
+        <w:r>
+          <w:rPr>
+            <w:rStyle w:val="Hipervnculo"/>
             <w:noProof/>
           </w:rPr>
           <w:t>3.1.</w:t>
@@ -1701,7 +1701,7 @@
         </w:r>
         <w:r>
           <w:rPr>
-            <w:rStyle w:val="Hyperlink"/>
+            <w:rStyle w:val="Hipervnculo"/>
             <w:noProof/>
           </w:rPr>
           <w:t>Concepto de indicador</w:t>
@@ -1725,7 +1725,7 @@
             <w:noProof/>
             <w:webHidden/>
           </w:rPr>
-          <w:instrText xml:space="preserve"> PAGEREF _Toc227255094 \h </w:instrText>
+          <w:instrText xml:space="preserve"> PAGEREF _Toc228259325 \h </w:instrText>
         </w:r>
         <w:r>
           <w:rPr>
@@ -1758,7 +1758,7 @@
     </w:p>
     <w:p>
       <w:pPr>
-        <w:pStyle w:val="TOC2"/>
+        <w:pStyle w:val="TDC2"/>
         <w:tabs>
           <w:tab w:val="left" w:pos="1760"/>
           <w:tab w:val="right" w:leader="dot" w:pos="9962"/>
@@ -1771,10 +1771,10 @@
           <w:lang w:eastAsia="es-CO"/>
         </w:rPr>
       </w:pPr>
-      <w:hyperlink w:anchor="_Toc227255095" w:history="1">
-        <w:r>
-          <w:rPr>
-            <w:rStyle w:val="Hyperlink"/>
+      <w:hyperlink w:anchor="_Toc228259326" w:history="1">
+        <w:r>
+          <w:rPr>
+            <w:rStyle w:val="Hipervnculo"/>
             <w:noProof/>
           </w:rPr>
           <w:t>3.2.</w:t>
@@ -1791,7 +1791,7 @@
         </w:r>
         <w:r>
           <w:rPr>
-            <w:rStyle w:val="Hyperlink"/>
+            <w:rStyle w:val="Hipervnculo"/>
             <w:noProof/>
           </w:rPr>
           <w:t>Clasificación de indicadores</w:t>
@@ -1815,7 +1815,7 @@
             <w:noProof/>
             <w:webHidden/>
           </w:rPr>
-          <w:instrText xml:space="preserve"> PAGEREF _Toc227255095 \h </w:instrText>
+          <w:instrText xml:space="preserve"> PAGEREF _Toc228259326 \h </w:instrText>
         </w:r>
         <w:r>
           <w:rPr>
@@ -1848,7 +1848,7 @@
     </w:p>
     <w:p>
       <w:pPr>
-        <w:pStyle w:val="TOC2"/>
+        <w:pStyle w:val="TDC2"/>
         <w:tabs>
           <w:tab w:val="left" w:pos="1760"/>
           <w:tab w:val="right" w:leader="dot" w:pos="9962"/>
@@ -1861,10 +1861,10 @@
           <w:lang w:eastAsia="es-CO"/>
         </w:rPr>
       </w:pPr>
-      <w:hyperlink w:anchor="_Toc227255096" w:history="1">
-        <w:r>
-          <w:rPr>
-            <w:rStyle w:val="Hyperlink"/>
+      <w:hyperlink w:anchor="_Toc228259327" w:history="1">
+        <w:r>
+          <w:rPr>
+            <w:rStyle w:val="Hipervnculo"/>
             <w:noProof/>
           </w:rPr>
           <w:t>3.3.</w:t>
@@ -1881,7 +1881,7 @@
         </w:r>
         <w:r>
           <w:rPr>
-            <w:rStyle w:val="Hyperlink"/>
+            <w:rStyle w:val="Hipervnculo"/>
             <w:noProof/>
           </w:rPr>
           <w:t>Indicadores versus métricas</w:t>
@@ -1905,7 +1905,7 @@
             <w:noProof/>
             <w:webHidden/>
           </w:rPr>
-          <w:instrText xml:space="preserve"> PAGEREF _Toc227255096 \h </w:instrText>
+          <w:instrText xml:space="preserve"> PAGEREF _Toc228259327 \h </w:instrText>
         </w:r>
         <w:r>
           <w:rPr>
@@ -1938,7 +1938,7 @@
     </w:p>
     <w:p>
       <w:pPr>
-        <w:pStyle w:val="TOC2"/>
+        <w:pStyle w:val="TDC2"/>
         <w:tabs>
           <w:tab w:val="left" w:pos="1760"/>
           <w:tab w:val="right" w:leader="dot" w:pos="9962"/>
@@ -1951,10 +1951,10 @@
           <w:lang w:eastAsia="es-CO"/>
         </w:rPr>
       </w:pPr>
-      <w:hyperlink w:anchor="_Toc227255097" w:history="1">
-        <w:r>
-          <w:rPr>
-            <w:rStyle w:val="Hyperlink"/>
+      <w:hyperlink w:anchor="_Toc228259328" w:history="1">
+        <w:r>
+          <w:rPr>
+            <w:rStyle w:val="Hipervnculo"/>
             <w:noProof/>
           </w:rPr>
           <w:t>3.4.</w:t>
@@ -1971,7 +1971,7 @@
         </w:r>
         <w:r>
           <w:rPr>
-            <w:rStyle w:val="Hyperlink"/>
+            <w:rStyle w:val="Hipervnculo"/>
             <w:noProof/>
           </w:rPr>
           <w:t>Beneficios de la implementación de indicadores</w:t>
@@ -1995,7 +1995,7 @@
             <w:noProof/>
             <w:webHidden/>
           </w:rPr>
-          <w:instrText xml:space="preserve"> PAGEREF _Toc227255097 \h </w:instrText>
+          <w:instrText xml:space="preserve"> PAGEREF _Toc228259328 \h </w:instrText>
         </w:r>
         <w:r>
           <w:rPr>
@@ -2028,7 +2028,7 @@
     </w:p>
     <w:p>
       <w:pPr>
-        <w:pStyle w:val="TOC2"/>
+        <w:pStyle w:val="TDC2"/>
         <w:tabs>
           <w:tab w:val="left" w:pos="1760"/>
           <w:tab w:val="right" w:leader="dot" w:pos="9962"/>
@@ -2041,10 +2041,10 @@
           <w:lang w:eastAsia="es-CO"/>
         </w:rPr>
       </w:pPr>
-      <w:hyperlink w:anchor="_Toc227255098" w:history="1">
-        <w:r>
-          <w:rPr>
-            <w:rStyle w:val="Hyperlink"/>
+      <w:hyperlink w:anchor="_Toc228259329" w:history="1">
+        <w:r>
+          <w:rPr>
+            <w:rStyle w:val="Hipervnculo"/>
             <w:noProof/>
           </w:rPr>
           <w:t>3.5.</w:t>
@@ -2061,7 +2061,7 @@
         </w:r>
         <w:r>
           <w:rPr>
-            <w:rStyle w:val="Hyperlink"/>
+            <w:rStyle w:val="Hipervnculo"/>
             <w:noProof/>
           </w:rPr>
           <w:t>Importancia de los indicadores en la toma de decisiones</w:t>
@@ -2085,7 +2085,7 @@
             <w:noProof/>
             <w:webHidden/>
           </w:rPr>
-          <w:instrText xml:space="preserve"> PAGEREF _Toc227255098 \h </w:instrText>
+          <w:instrText xml:space="preserve"> PAGEREF _Toc228259329 \h </w:instrText>
         </w:r>
         <w:r>
           <w:rPr>
@@ -2118,7 +2118,7 @@
     </w:p>
     <w:p>
       <w:pPr>
-        <w:pStyle w:val="TOC2"/>
+        <w:pStyle w:val="TDC2"/>
         <w:tabs>
           <w:tab w:val="left" w:pos="1760"/>
           <w:tab w:val="right" w:leader="dot" w:pos="9962"/>
@@ -2131,10 +2131,10 @@
           <w:lang w:eastAsia="es-CO"/>
         </w:rPr>
       </w:pPr>
-      <w:hyperlink w:anchor="_Toc227255099" w:history="1">
-        <w:r>
-          <w:rPr>
-            <w:rStyle w:val="Hyperlink"/>
+      <w:hyperlink w:anchor="_Toc228259330" w:history="1">
+        <w:r>
+          <w:rPr>
+            <w:rStyle w:val="Hipervnculo"/>
             <w:noProof/>
           </w:rPr>
           <w:t>3.6.</w:t>
@@ -2151,7 +2151,7 @@
         </w:r>
         <w:r>
           <w:rPr>
-            <w:rStyle w:val="Hyperlink"/>
+            <w:rStyle w:val="Hipervnculo"/>
             <w:noProof/>
           </w:rPr>
           <w:t>Indicadores como herramientas de control administrativo</w:t>
@@ -2175,7 +2175,7 @@
             <w:noProof/>
             <w:webHidden/>
           </w:rPr>
-          <w:instrText xml:space="preserve"> PAGEREF _Toc227255099 \h </w:instrText>
+          <w:instrText xml:space="preserve"> PAGEREF _Toc228259330 \h </w:instrText>
         </w:r>
         <w:r>
           <w:rPr>
@@ -2208,7 +2208,7 @@
     </w:p>
     <w:p>
       <w:pPr>
-        <w:pStyle w:val="TOC2"/>
+        <w:pStyle w:val="TDC2"/>
         <w:tabs>
           <w:tab w:val="left" w:pos="1760"/>
           <w:tab w:val="right" w:leader="dot" w:pos="9962"/>
@@ -2221,10 +2221,10 @@
           <w:lang w:eastAsia="es-CO"/>
         </w:rPr>
       </w:pPr>
-      <w:hyperlink w:anchor="_Toc227255100" w:history="1">
-        <w:r>
-          <w:rPr>
-            <w:rStyle w:val="Hyperlink"/>
+      <w:hyperlink w:anchor="_Toc228259331" w:history="1">
+        <w:r>
+          <w:rPr>
+            <w:rStyle w:val="Hipervnculo"/>
             <w:noProof/>
           </w:rPr>
           <w:t>3.7.</w:t>
@@ -2241,7 +2241,7 @@
         </w:r>
         <w:r>
           <w:rPr>
-            <w:rStyle w:val="Hyperlink"/>
+            <w:rStyle w:val="Hipervnculo"/>
             <w:noProof/>
           </w:rPr>
           <w:t>Indicadores de gestión</w:t>
@@ -2265,7 +2265,7 @@
             <w:noProof/>
             <w:webHidden/>
           </w:rPr>
-          <w:instrText xml:space="preserve"> PAGEREF _Toc227255100 \h </w:instrText>
+          <w:instrText xml:space="preserve"> PAGEREF _Toc228259331 \h </w:instrText>
         </w:r>
         <w:r>
           <w:rPr>
@@ -2298,7 +2298,7 @@
     </w:p>
     <w:p>
       <w:pPr>
-        <w:pStyle w:val="TOC1"/>
+        <w:pStyle w:val="TDC1"/>
         <w:tabs>
           <w:tab w:val="left" w:pos="1320"/>
           <w:tab w:val="right" w:leader="dot" w:pos="9962"/>
@@ -2311,10 +2311,10 @@
           <w:lang w:eastAsia="es-CO"/>
         </w:rPr>
       </w:pPr>
-      <w:hyperlink w:anchor="_Toc227255101" w:history="1">
-        <w:r>
-          <w:rPr>
-            <w:rStyle w:val="Hyperlink"/>
+      <w:hyperlink w:anchor="_Toc228259332" w:history="1">
+        <w:r>
+          <w:rPr>
+            <w:rStyle w:val="Hipervnculo"/>
             <w:noProof/>
           </w:rPr>
           <w:t>4.</w:t>
@@ -2331,7 +2331,7 @@
         </w:r>
         <w:r>
           <w:rPr>
-            <w:rStyle w:val="Hyperlink"/>
+            <w:rStyle w:val="Hipervnculo"/>
             <w:noProof/>
           </w:rPr>
           <w:t>Diseño de indicadores de gestión</w:t>
@@ -2355,7 +2355,7 @@
             <w:noProof/>
             <w:webHidden/>
           </w:rPr>
-          <w:instrText xml:space="preserve"> PAGEREF _Toc227255101 \h </w:instrText>
+          <w:instrText xml:space="preserve"> PAGEREF _Toc228259332 \h </w:instrText>
         </w:r>
         <w:r>
           <w:rPr>
@@ -2388,7 +2388,7 @@
     </w:p>
     <w:p>
       <w:pPr>
-        <w:pStyle w:val="TOC2"/>
+        <w:pStyle w:val="TDC2"/>
         <w:tabs>
           <w:tab w:val="left" w:pos="1760"/>
           <w:tab w:val="right" w:leader="dot" w:pos="9962"/>
@@ -2401,10 +2401,10 @@
           <w:lang w:eastAsia="es-CO"/>
         </w:rPr>
       </w:pPr>
-      <w:hyperlink w:anchor="_Toc227255103" w:history="1">
-        <w:r>
-          <w:rPr>
-            <w:rStyle w:val="Hyperlink"/>
+      <w:hyperlink w:anchor="_Toc228259334" w:history="1">
+        <w:r>
+          <w:rPr>
+            <w:rStyle w:val="Hipervnculo"/>
             <w:noProof/>
           </w:rPr>
           <w:t>4.1.</w:t>
@@ -2421,7 +2421,7 @@
         </w:r>
         <w:r>
           <w:rPr>
-            <w:rStyle w:val="Hyperlink"/>
+            <w:rStyle w:val="Hipervnculo"/>
             <w:noProof/>
           </w:rPr>
           <w:t>Relación indicador – objetivo</w:t>
@@ -2445,7 +2445,7 @@
             <w:noProof/>
             <w:webHidden/>
           </w:rPr>
-          <w:instrText xml:space="preserve"> PAGEREF _Toc227255103 \h </w:instrText>
+          <w:instrText xml:space="preserve"> PAGEREF _Toc228259334 \h </w:instrText>
         </w:r>
         <w:r>
           <w:rPr>
@@ -2478,7 +2478,7 @@
     </w:p>
     <w:p>
       <w:pPr>
-        <w:pStyle w:val="TOC2"/>
+        <w:pStyle w:val="TDC2"/>
         <w:tabs>
           <w:tab w:val="left" w:pos="1760"/>
           <w:tab w:val="right" w:leader="dot" w:pos="9962"/>
@@ -2491,10 +2491,10 @@
           <w:lang w:eastAsia="es-CO"/>
         </w:rPr>
       </w:pPr>
-      <w:hyperlink w:anchor="_Toc227255104" w:history="1">
-        <w:r>
-          <w:rPr>
-            <w:rStyle w:val="Hyperlink"/>
+      <w:hyperlink w:anchor="_Toc228259335" w:history="1">
+        <w:r>
+          <w:rPr>
+            <w:rStyle w:val="Hipervnculo"/>
             <w:noProof/>
           </w:rPr>
           <w:t>4.2.</w:t>
@@ -2511,7 +2511,7 @@
         </w:r>
         <w:r>
           <w:rPr>
-            <w:rStyle w:val="Hyperlink"/>
+            <w:rStyle w:val="Hipervnculo"/>
             <w:noProof/>
           </w:rPr>
           <w:t>Metodología para la construcción de indicadores</w:t>
@@ -2535,7 +2535,7 @@
             <w:noProof/>
             <w:webHidden/>
           </w:rPr>
-          <w:instrText xml:space="preserve"> PAGEREF _Toc227255104 \h </w:instrText>
+          <w:instrText xml:space="preserve"> PAGEREF _Toc228259335 \h </w:instrText>
         </w:r>
         <w:r>
           <w:rPr>
@@ -2568,7 +2568,7 @@
     </w:p>
     <w:p>
       <w:pPr>
-        <w:pStyle w:val="TOC2"/>
+        <w:pStyle w:val="TDC2"/>
         <w:tabs>
           <w:tab w:val="left" w:pos="1760"/>
           <w:tab w:val="right" w:leader="dot" w:pos="9962"/>
@@ -2581,10 +2581,10 @@
           <w:lang w:eastAsia="es-CO"/>
         </w:rPr>
       </w:pPr>
-      <w:hyperlink w:anchor="_Toc227255105" w:history="1">
-        <w:r>
-          <w:rPr>
-            <w:rStyle w:val="Hyperlink"/>
+      <w:hyperlink w:anchor="_Toc228259336" w:history="1">
+        <w:r>
+          <w:rPr>
+            <w:rStyle w:val="Hipervnculo"/>
             <w:noProof/>
           </w:rPr>
           <w:t>4.3.</w:t>
@@ -2601,7 +2601,7 @@
         </w:r>
         <w:r>
           <w:rPr>
-            <w:rStyle w:val="Hyperlink"/>
+            <w:rStyle w:val="Hipervnculo"/>
             <w:noProof/>
           </w:rPr>
           <w:t>Ficha técnica del indicador</w:t>
@@ -2625,7 +2625,7 @@
             <w:noProof/>
             <w:webHidden/>
           </w:rPr>
-          <w:instrText xml:space="preserve"> PAGEREF _Toc227255105 \h </w:instrText>
+          <w:instrText xml:space="preserve"> PAGEREF _Toc228259336 \h </w:instrText>
         </w:r>
         <w:r>
           <w:rPr>
@@ -2658,7 +2658,7 @@
     </w:p>
     <w:p>
       <w:pPr>
-        <w:pStyle w:val="TOC1"/>
+        <w:pStyle w:val="TDC1"/>
         <w:tabs>
           <w:tab w:val="right" w:leader="dot" w:pos="9962"/>
         </w:tabs>
@@ -2670,10 +2670,10 @@
           <w:lang w:eastAsia="es-CO"/>
         </w:rPr>
       </w:pPr>
-      <w:hyperlink w:anchor="_Toc227255106" w:history="1">
-        <w:r>
-          <w:rPr>
-            <w:rStyle w:val="Hyperlink"/>
+      <w:hyperlink w:anchor="_Toc228259337" w:history="1">
+        <w:r>
+          <w:rPr>
+            <w:rStyle w:val="Hipervnculo"/>
             <w:noProof/>
           </w:rPr>
           <w:t>Síntesis</w:t>
@@ -2697,7 +2697,7 @@
             <w:noProof/>
             <w:webHidden/>
           </w:rPr>
-          <w:instrText xml:space="preserve"> PAGEREF _Toc227255106 \h </w:instrText>
+          <w:instrText xml:space="preserve"> PAGEREF _Toc228259337 \h </w:instrText>
         </w:r>
         <w:r>
           <w:rPr>
@@ -2730,7 +2730,7 @@
     </w:p>
     <w:p>
       <w:pPr>
-        <w:pStyle w:val="TOC1"/>
+        <w:pStyle w:val="TDC1"/>
         <w:tabs>
           <w:tab w:val="right" w:leader="dot" w:pos="9962"/>
         </w:tabs>
@@ -2742,10 +2742,10 @@
           <w:lang w:eastAsia="es-CO"/>
         </w:rPr>
       </w:pPr>
-      <w:hyperlink w:anchor="_Toc227255107" w:history="1">
-        <w:r>
-          <w:rPr>
-            <w:rStyle w:val="Hyperlink"/>
+      <w:hyperlink w:anchor="_Toc228259338" w:history="1">
+        <w:r>
+          <w:rPr>
+            <w:rStyle w:val="Hipervnculo"/>
             <w:noProof/>
           </w:rPr>
           <w:t>Glosario</w:t>
@@ -2769,7 +2769,7 @@
             <w:noProof/>
             <w:webHidden/>
           </w:rPr>
-          <w:instrText xml:space="preserve"> PAGEREF _Toc227255107 \h </w:instrText>
+          <w:instrText xml:space="preserve"> PAGEREF _Toc228259338 \h </w:instrText>
         </w:r>
         <w:r>
           <w:rPr>
@@ -2802,7 +2802,7 @@
     </w:p>
     <w:p>
       <w:pPr>
-        <w:pStyle w:val="TOC1"/>
+        <w:pStyle w:val="TDC1"/>
         <w:tabs>
           <w:tab w:val="right" w:leader="dot" w:pos="9962"/>
         </w:tabs>
@@ -2814,10 +2814,10 @@
           <w:lang w:eastAsia="es-CO"/>
         </w:rPr>
       </w:pPr>
-      <w:hyperlink w:anchor="_Toc227255108" w:history="1">
-        <w:r>
-          <w:rPr>
-            <w:rStyle w:val="Hyperlink"/>
+      <w:hyperlink w:anchor="_Toc228259339" w:history="1">
+        <w:r>
+          <w:rPr>
+            <w:rStyle w:val="Hipervnculo"/>
             <w:noProof/>
             <w:lang w:val="es-MX"/>
           </w:rPr>
@@ -2842,7 +2842,7 @@
             <w:noProof/>
             <w:webHidden/>
           </w:rPr>
-          <w:instrText xml:space="preserve"> PAGEREF _Toc227255108 \h </w:instrText>
+          <w:instrText xml:space="preserve"> PAGEREF _Toc228259339 \h </w:instrText>
         </w:r>
         <w:r>
           <w:rPr>
@@ -2875,7 +2875,7 @@
     </w:p>
     <w:p>
       <w:pPr>
-        <w:pStyle w:val="TOC1"/>
+        <w:pStyle w:val="TDC1"/>
         <w:tabs>
           <w:tab w:val="right" w:leader="dot" w:pos="9962"/>
         </w:tabs>
@@ -2887,10 +2887,10 @@
           <w:lang w:eastAsia="es-CO"/>
         </w:rPr>
       </w:pPr>
-      <w:hyperlink w:anchor="_Toc227255109" w:history="1">
-        <w:r>
-          <w:rPr>
-            <w:rStyle w:val="Hyperlink"/>
+      <w:hyperlink w:anchor="_Toc228259340" w:history="1">
+        <w:r>
+          <w:rPr>
+            <w:rStyle w:val="Hipervnculo"/>
             <w:noProof/>
           </w:rPr>
           <w:t>Créditos</w:t>
@@ -2914,7 +2914,7 @@
             <w:noProof/>
             <w:webHidden/>
           </w:rPr>
-          <w:instrText xml:space="preserve"> PAGEREF _Toc227255109 \h </w:instrText>
+          <w:instrText xml:space="preserve"> PAGEREF _Toc228259340 \h </w:instrText>
         </w:r>
         <w:r>
           <w:rPr>
@@ -2957,7 +2957,7 @@
         <w:fldChar w:fldCharType="end"/>
       </w:r>
       <w:bookmarkStart w:id="0" w:name="_Toc176443691"/>
-      <w:bookmarkStart w:id="1" w:name="_Toc227255079"/>
+      <w:bookmarkStart w:id="1" w:name="_Toc228259310"/>
       <w:r>
         <w:t>Introducción</w:t>
       </w:r>
@@ -3073,7 +3073,7 @@
                     </pic:cNvPicPr>
                   </pic:nvPicPr>
                   <pic:blipFill>
-                    <a:blip r:embed="rId12" cstate="print">
+                    <a:blip r:embed="rId9" cstate="print">
                       <a:extLst>
                         <a:ext uri="{28A0092B-C50C-407E-A947-70E740481C1C}">
                           <a14:useLocalDpi xmlns:a14="http://schemas.microsoft.com/office/drawing/2010/main" val="0"/>
@@ -3129,16 +3129,11 @@
         <w:rPr>
           <w:b/>
         </w:rPr>
-      </w:r>
-      <w:r>
-        <w:rPr>
-          <w:b/>
-        </w:rPr>
         <w:fldChar w:fldCharType="separate"/>
       </w:r>
       <w:r>
         <w:rPr>
-          <w:rStyle w:val="Hyperlink"/>
+          <w:rStyle w:val="Hipervnculo"/>
           <w:b/>
         </w:rPr>
         <w:t>Enlace de reproducción del video</w:t>
@@ -3152,7 +3147,7 @@
     </w:p>
     <w:tbl>
       <w:tblPr>
-        <w:tblStyle w:val="TableGrid"/>
+        <w:tblStyle w:val="Tablaconcuadrcula"/>
         <w:tblW w:w="0" w:type="auto"/>
         <w:tblLook w:val="04A0" w:firstRow="1" w:lastRow="0" w:firstColumn="1" w:lastColumn="0" w:noHBand="0" w:noVBand="1"/>
       </w:tblPr>
@@ -3239,9 +3234,9 @@
     </w:p>
     <w:p>
       <w:pPr>
-        <w:pStyle w:val="Heading1"/>
-      </w:pPr>
-      <w:bookmarkStart w:id="3" w:name="_Toc227255080"/>
+        <w:pStyle w:val="Ttulo1"/>
+      </w:pPr>
+      <w:bookmarkStart w:id="3" w:name="_Toc228259311"/>
       <w:r>
         <w:lastRenderedPageBreak/>
         <w:t>Fundamentos de administración</w:t>
@@ -3283,9 +3278,9 @@
     </w:p>
     <w:p>
       <w:pPr>
-        <w:pStyle w:val="Heading2"/>
-      </w:pPr>
-      <w:bookmarkStart w:id="4" w:name="_Toc227255081"/>
+        <w:pStyle w:val="Ttulo2"/>
+      </w:pPr>
+      <w:bookmarkStart w:id="4" w:name="_Toc228259312"/>
       <w:r>
         <w:t>Concepto y evolución de administración</w:t>
       </w:r>
@@ -3339,7 +3334,7 @@
     </w:p>
     <w:p>
       <w:pPr>
-        <w:pStyle w:val="ListParagraph"/>
+        <w:pStyle w:val="Prrafodelista"/>
         <w:numPr>
           <w:ilvl w:val="0"/>
           <w:numId w:val="7"/>
@@ -3374,7 +3369,7 @@
     </w:p>
     <w:p>
       <w:pPr>
-        <w:pStyle w:val="ListParagraph"/>
+        <w:pStyle w:val="Prrafodelista"/>
         <w:numPr>
           <w:ilvl w:val="0"/>
           <w:numId w:val="7"/>
@@ -3409,7 +3404,7 @@
     </w:p>
     <w:p>
       <w:pPr>
-        <w:pStyle w:val="ListParagraph"/>
+        <w:pStyle w:val="Prrafodelista"/>
         <w:numPr>
           <w:ilvl w:val="0"/>
           <w:numId w:val="7"/>
@@ -3451,7 +3446,7 @@
     </w:p>
     <w:p>
       <w:pPr>
-        <w:pStyle w:val="ListParagraph"/>
+        <w:pStyle w:val="Prrafodelista"/>
         <w:numPr>
           <w:ilvl w:val="0"/>
           <w:numId w:val="7"/>
@@ -3486,7 +3481,7 @@
     </w:p>
     <w:p>
       <w:pPr>
-        <w:pStyle w:val="ListParagraph"/>
+        <w:pStyle w:val="Prrafodelista"/>
         <w:numPr>
           <w:ilvl w:val="0"/>
           <w:numId w:val="7"/>
@@ -3521,7 +3516,7 @@
     </w:p>
     <w:p>
       <w:pPr>
-        <w:pStyle w:val="ListParagraph"/>
+        <w:pStyle w:val="Prrafodelista"/>
         <w:numPr>
           <w:ilvl w:val="0"/>
           <w:numId w:val="7"/>
@@ -3551,21 +3546,49 @@
         <w:rPr>
           <w:lang w:eastAsia="es-CO"/>
         </w:rPr>
-        <w:t>William Dill, William Starbuck, James Thompson, Paul Lawrence, Jay Lorsch y Tom Burns propusieron a la organización como un sistema abierto. Sostenían que la relación entre las condiciones del ambiente y las técnicas administrativas de la organización deben ser consideradas en conjunto, a fin de adaptar la estructura organizacional a los diversos imprevistos que debe afrontar en el entorno al que pertenece.</w:t>
-      </w:r>
-    </w:p>
-    <w:p>
-      <w:pPr>
-        <w:rPr>
-          <w:lang w:eastAsia="es-CO"/>
-        </w:rPr>
-      </w:pPr>
-    </w:p>
-    <w:p>
-      <w:pPr>
-        <w:pStyle w:val="Heading2"/>
-      </w:pPr>
-      <w:bookmarkStart w:id="5" w:name="_Toc227255082"/>
+        <w:t xml:space="preserve">William </w:t>
+      </w:r>
+      <w:proofErr w:type="spellStart"/>
+      <w:r>
+        <w:rPr>
+          <w:lang w:eastAsia="es-CO"/>
+        </w:rPr>
+        <w:t>Dill</w:t>
+      </w:r>
+      <w:proofErr w:type="spellEnd"/>
+      <w:r>
+        <w:rPr>
+          <w:lang w:eastAsia="es-CO"/>
+        </w:rPr>
+        <w:t xml:space="preserve">, William </w:t>
+      </w:r>
+      <w:proofErr w:type="spellStart"/>
+      <w:r>
+        <w:rPr>
+          <w:lang w:eastAsia="es-CO"/>
+        </w:rPr>
+        <w:t>Starbuck</w:t>
+      </w:r>
+      <w:proofErr w:type="spellEnd"/>
+      <w:r>
+        <w:rPr>
+          <w:lang w:eastAsia="es-CO"/>
+        </w:rPr>
+        <w:t>, James Thompson, Paul Lawrence, Jay Lorsch y Tom Burns propusieron a la organización como un sistema abierto. Sostenían que la relación entre las condiciones del ambiente y las técnicas administrativas de la organización deben ser consideradas en conjunto, a fin de adaptar la estructura organizacional a los diversos imprevistos que debe afrontar en el entorno al que pertenece.</w:t>
+      </w:r>
+    </w:p>
+    <w:p>
+      <w:pPr>
+        <w:rPr>
+          <w:lang w:eastAsia="es-CO"/>
+        </w:rPr>
+      </w:pPr>
+    </w:p>
+    <w:p>
+      <w:pPr>
+        <w:pStyle w:val="Ttulo2"/>
+      </w:pPr>
+      <w:bookmarkStart w:id="5" w:name="_Toc228259313"/>
       <w:r>
         <w:lastRenderedPageBreak/>
         <w:t>Importancia de la administración en las organizaciones</w:t>
@@ -3607,9 +3630,9 @@
     </w:p>
     <w:p>
       <w:pPr>
-        <w:pStyle w:val="Heading2"/>
-      </w:pPr>
-      <w:bookmarkStart w:id="6" w:name="_Toc227255083"/>
+        <w:pStyle w:val="Ttulo2"/>
+      </w:pPr>
+      <w:bookmarkStart w:id="6" w:name="_Toc228259314"/>
       <w:r>
         <w:t>Funciones administrativas</w:t>
       </w:r>
@@ -3709,21 +3732,17 @@
     </w:p>
     <w:p>
       <w:pPr>
-        <w:jc w:val="center"/>
-        <w:rPr>
-          <w:lang w:eastAsia="es-CO"/>
-        </w:rPr>
+        <w:pStyle w:val="NormalWeb"/>
       </w:pPr>
       <w:r>
         <w:rPr>
           <w:noProof/>
-          <w:lang w:eastAsia="es-CO"/>
         </w:rPr>
         <w:drawing>
-          <wp:inline distT="0" distB="0" distL="0" distR="0" wp14:anchorId="743E4BD8" wp14:editId="1D518822">
-            <wp:extent cx="5628685" cy="4188404"/>
-            <wp:effectExtent l="0" t="0" r="0" b="3175"/>
-            <wp:docPr id="5" name="Imagen 5" descr="Figura 1. Proceso administrativo&#10;Infografía circular que representa las cuatro etapas del proceso administrativo y su interacción continua: planeación, organización, dirección y control. Cada etapa se presenta de forma secuencial e interrelacionada, evidenciando que el proceso administrativo es cíclico, cohesionado y orientado al logro de los objetivos organizacionales."/>
+          <wp:inline distT="0" distB="0" distL="0" distR="0" wp14:anchorId="020C4CBC" wp14:editId="7745DB67">
+            <wp:extent cx="6225786" cy="4634345"/>
+            <wp:effectExtent l="0" t="0" r="3810" b="0"/>
+            <wp:docPr id="12" name="Imagen 12" descr="Figura 1. Proceso administrativo&#10;Infografía circular que representa las cuatro etapas del proceso administrativo y su interacción continua: planeación, organización, dirección y control. Cada etapa se presenta de forma secuencial e interrelacionada, evidenciando que el proceso administrativo es cíclico, cohesionado y orientado al logro de los objetivos organizacionales.&#10;"/>
             <wp:cNvGraphicFramePr>
               <a:graphicFrameLocks xmlns:a="http://schemas.openxmlformats.org/drawingml/2006/main" noChangeAspect="1"/>
             </wp:cNvGraphicFramePr>
@@ -3731,13 +3750,13 @@
               <a:graphicData uri="http://schemas.openxmlformats.org/drawingml/2006/picture">
                 <pic:pic xmlns:pic="http://schemas.openxmlformats.org/drawingml/2006/picture">
                   <pic:nvPicPr>
-                    <pic:cNvPr id="5" name="Imagen 5" descr="Figura 1. Proceso administrativo&#10;Infografía circular que representa las cuatro etapas del proceso administrativo y su interacción continua: planeación, organización, dirección y control. Cada etapa se presenta de forma secuencial e interrelacionada, evidenciando que el proceso administrativo es cíclico, cohesionado y orientado al logro de los objetivos organizacionales."/>
+                    <pic:cNvPr id="12" name="Imagen 12" descr="Figura 1. Proceso administrativo&#10;Infografía circular que representa las cuatro etapas del proceso administrativo y su interacción continua: planeación, organización, dirección y control. Cada etapa se presenta de forma secuencial e interrelacionada, evidenciando que el proceso administrativo es cíclico, cohesionado y orientado al logro de los objetivos organizacionales.&#10;"/>
                     <pic:cNvPicPr>
                       <a:picLocks noChangeAspect="1" noChangeArrowheads="1"/>
                     </pic:cNvPicPr>
                   </pic:nvPicPr>
                   <pic:blipFill>
-                    <a:blip r:embed="rId13" cstate="print">
+                    <a:blip r:embed="rId10">
                       <a:extLst>
                         <a:ext uri="{28A0092B-C50C-407E-A947-70E740481C1C}">
                           <a14:useLocalDpi xmlns:a14="http://schemas.microsoft.com/office/drawing/2010/main" val="0"/>
@@ -3752,12 +3771,15 @@
                   <pic:spPr bwMode="auto">
                     <a:xfrm>
                       <a:off x="0" y="0"/>
-                      <a:ext cx="5686226" cy="4231221"/>
+                      <a:ext cx="6238718" cy="4643971"/>
                     </a:xfrm>
                     <a:prstGeom prst="rect">
                       <a:avLst/>
                     </a:prstGeom>
                     <a:noFill/>
+                    <a:ln>
+                      <a:noFill/>
+                    </a:ln>
                   </pic:spPr>
                 </pic:pic>
               </a:graphicData>
@@ -3768,6 +3790,11 @@
     </w:p>
     <w:p>
       <w:pPr>
+        <w:pStyle w:val="NormalWeb"/>
+      </w:pPr>
+    </w:p>
+    <w:p>
+      <w:pPr>
         <w:rPr>
           <w:lang w:eastAsia="es-CO"/>
         </w:rPr>
@@ -3805,22 +3832,28 @@
         <w:rPr>
           <w:lang w:eastAsia="es-CO"/>
         </w:rPr>
-        <w:t xml:space="preserve">: es la segunda etapa del proceso administrativo. Estructura la empresa definiendo áreas, cargos, procesos, procedimientos y recursos necesarios para el desempeño organizacional. Permite que cada integrante conozca con claridad su rol y su contribución al logro de los objetivos. </w:t>
-      </w:r>
-    </w:p>
-    <w:p>
-      <w:pPr>
-        <w:rPr>
-          <w:lang w:eastAsia="es-CO"/>
-        </w:rPr>
-      </w:pPr>
-      <w:r>
-        <w:rPr>
-          <w:b/>
-          <w:bCs/>
+        <w:t xml:space="preserve">: es la segunda etapa del proceso administrativo. Estructura la empresa definiendo áreas, cargos, procesos, procedimientos y recursos necesarios para </w:t>
+      </w:r>
+      <w:r>
+        <w:rPr>
           <w:lang w:eastAsia="es-CO"/>
         </w:rPr>
         <w:lastRenderedPageBreak/>
+        <w:t xml:space="preserve">el desempeño organizacional. Permite que cada integrante conozca con claridad su rol y su contribución al logro de los objetivos. </w:t>
+      </w:r>
+    </w:p>
+    <w:p>
+      <w:pPr>
+        <w:rPr>
+          <w:lang w:eastAsia="es-CO"/>
+        </w:rPr>
+      </w:pPr>
+      <w:r>
+        <w:rPr>
+          <w:b/>
+          <w:bCs/>
+          <w:lang w:eastAsia="es-CO"/>
+        </w:rPr>
         <w:t>Dirección</w:t>
       </w:r>
       <w:r>
@@ -3886,9 +3919,9 @@
     </w:p>
     <w:p>
       <w:pPr>
-        <w:pStyle w:val="Heading2"/>
-      </w:pPr>
-      <w:bookmarkStart w:id="7" w:name="_Toc227255084"/>
+        <w:pStyle w:val="Ttulo2"/>
+      </w:pPr>
+      <w:bookmarkStart w:id="7" w:name="_Toc228259315"/>
       <w:r>
         <w:lastRenderedPageBreak/>
         <w:t>Tipos de organizaciones</w:t>
@@ -3923,7 +3956,7 @@
     </w:p>
     <w:p>
       <w:pPr>
-        <w:pStyle w:val="ListParagraph"/>
+        <w:pStyle w:val="Prrafodelista"/>
         <w:numPr>
           <w:ilvl w:val="0"/>
           <w:numId w:val="7"/>
@@ -3958,7 +3991,7 @@
     </w:p>
     <w:p>
       <w:pPr>
-        <w:pStyle w:val="ListParagraph"/>
+        <w:pStyle w:val="Prrafodelista"/>
         <w:numPr>
           <w:ilvl w:val="0"/>
           <w:numId w:val="8"/>
@@ -3976,7 +4009,7 @@
     </w:p>
     <w:p>
       <w:pPr>
-        <w:pStyle w:val="ListParagraph"/>
+        <w:pStyle w:val="Prrafodelista"/>
         <w:numPr>
           <w:ilvl w:val="0"/>
           <w:numId w:val="8"/>
@@ -3994,7 +4027,7 @@
     </w:p>
     <w:p>
       <w:pPr>
-        <w:pStyle w:val="ListParagraph"/>
+        <w:pStyle w:val="Prrafodelista"/>
         <w:numPr>
           <w:ilvl w:val="0"/>
           <w:numId w:val="8"/>
@@ -4012,7 +4045,7 @@
     </w:p>
     <w:p>
       <w:pPr>
-        <w:pStyle w:val="ListParagraph"/>
+        <w:pStyle w:val="Prrafodelista"/>
         <w:numPr>
           <w:ilvl w:val="0"/>
           <w:numId w:val="8"/>
@@ -4031,7 +4064,7 @@
     </w:p>
     <w:p>
       <w:pPr>
-        <w:pStyle w:val="ListParagraph"/>
+        <w:pStyle w:val="Prrafodelista"/>
         <w:ind w:left="1776" w:firstLine="0"/>
         <w:rPr>
           <w:lang w:eastAsia="es-CO"/>
@@ -4040,7 +4073,7 @@
     </w:p>
     <w:p>
       <w:pPr>
-        <w:pStyle w:val="ListParagraph"/>
+        <w:pStyle w:val="Prrafodelista"/>
         <w:numPr>
           <w:ilvl w:val="0"/>
           <w:numId w:val="7"/>
@@ -4075,7 +4108,7 @@
     </w:p>
     <w:p>
       <w:pPr>
-        <w:pStyle w:val="ListParagraph"/>
+        <w:pStyle w:val="Prrafodelista"/>
         <w:numPr>
           <w:ilvl w:val="0"/>
           <w:numId w:val="9"/>
@@ -4093,7 +4126,7 @@
     </w:p>
     <w:p>
       <w:pPr>
-        <w:pStyle w:val="ListParagraph"/>
+        <w:pStyle w:val="Prrafodelista"/>
         <w:numPr>
           <w:ilvl w:val="0"/>
           <w:numId w:val="9"/>
@@ -4111,7 +4144,7 @@
     </w:p>
     <w:p>
       <w:pPr>
-        <w:pStyle w:val="ListParagraph"/>
+        <w:pStyle w:val="Prrafodelista"/>
         <w:numPr>
           <w:ilvl w:val="0"/>
           <w:numId w:val="9"/>
@@ -4129,7 +4162,7 @@
     </w:p>
     <w:p>
       <w:pPr>
-        <w:pStyle w:val="ListParagraph"/>
+        <w:pStyle w:val="Prrafodelista"/>
         <w:numPr>
           <w:ilvl w:val="0"/>
           <w:numId w:val="9"/>
@@ -4147,7 +4180,7 @@
     </w:p>
     <w:p>
       <w:pPr>
-        <w:pStyle w:val="ListParagraph"/>
+        <w:pStyle w:val="Prrafodelista"/>
         <w:ind w:left="1776" w:firstLine="0"/>
         <w:rPr>
           <w:lang w:eastAsia="es-CO"/>
@@ -4156,7 +4189,7 @@
     </w:p>
     <w:p>
       <w:pPr>
-        <w:pStyle w:val="ListParagraph"/>
+        <w:pStyle w:val="Prrafodelista"/>
         <w:numPr>
           <w:ilvl w:val="0"/>
           <w:numId w:val="7"/>
@@ -4191,7 +4224,7 @@
     </w:p>
     <w:p>
       <w:pPr>
-        <w:pStyle w:val="ListParagraph"/>
+        <w:pStyle w:val="Prrafodelista"/>
         <w:numPr>
           <w:ilvl w:val="0"/>
           <w:numId w:val="10"/>
@@ -4209,7 +4242,7 @@
     </w:p>
     <w:p>
       <w:pPr>
-        <w:pStyle w:val="ListParagraph"/>
+        <w:pStyle w:val="Prrafodelista"/>
         <w:numPr>
           <w:ilvl w:val="0"/>
           <w:numId w:val="10"/>
@@ -4227,7 +4260,7 @@
     </w:p>
     <w:p>
       <w:pPr>
-        <w:pStyle w:val="ListParagraph"/>
+        <w:pStyle w:val="Prrafodelista"/>
         <w:numPr>
           <w:ilvl w:val="0"/>
           <w:numId w:val="10"/>
@@ -4251,16 +4284,10 @@
           <w:lang w:eastAsia="es-CO"/>
         </w:rPr>
       </w:pPr>
-      <w:r>
-        <w:rPr>
-          <w:lang w:eastAsia="es-CO"/>
-        </w:rPr>
-        <w:br w:type="page"/>
-      </w:r>
-    </w:p>
-    <w:p>
-      <w:pPr>
-        <w:pStyle w:val="ListParagraph"/>
+    </w:p>
+    <w:p>
+      <w:pPr>
+        <w:pStyle w:val="Prrafodelista"/>
         <w:numPr>
           <w:ilvl w:val="0"/>
           <w:numId w:val="11"/>
@@ -4277,26 +4304,26 @@
           <w:bCs/>
           <w:lang w:eastAsia="es-CO"/>
         </w:rPr>
+        <w:t>Según su naturaleza y forma jurídica</w:t>
+      </w:r>
+    </w:p>
+    <w:p>
+      <w:pPr>
+        <w:rPr>
+          <w:lang w:eastAsia="es-CO"/>
+        </w:rPr>
+      </w:pPr>
+      <w:r>
+        <w:rPr>
+          <w:lang w:eastAsia="es-CO"/>
+        </w:rPr>
         <w:lastRenderedPageBreak/>
-        <w:t>Según su naturaleza y forma jurídica</w:t>
-      </w:r>
-    </w:p>
-    <w:p>
-      <w:pPr>
-        <w:rPr>
-          <w:lang w:eastAsia="es-CO"/>
-        </w:rPr>
-      </w:pPr>
-      <w:r>
-        <w:rPr>
-          <w:lang w:eastAsia="es-CO"/>
-        </w:rPr>
         <w:t>La empresa al ser constituida legalmente adquiere una personería jurídica y asume unas responsabilidades legales que se presentan a continuación:</w:t>
       </w:r>
     </w:p>
     <w:p>
       <w:pPr>
-        <w:pStyle w:val="ListParagraph"/>
+        <w:pStyle w:val="Prrafodelista"/>
         <w:numPr>
           <w:ilvl w:val="0"/>
           <w:numId w:val="12"/>
@@ -4314,7 +4341,7 @@
     </w:p>
     <w:p>
       <w:pPr>
-        <w:pStyle w:val="ListParagraph"/>
+        <w:pStyle w:val="Prrafodelista"/>
         <w:numPr>
           <w:ilvl w:val="0"/>
           <w:numId w:val="12"/>
@@ -4332,7 +4359,7 @@
     </w:p>
     <w:p>
       <w:pPr>
-        <w:pStyle w:val="ListParagraph"/>
+        <w:pStyle w:val="Prrafodelista"/>
         <w:numPr>
           <w:ilvl w:val="0"/>
           <w:numId w:val="13"/>
@@ -4350,7 +4377,7 @@
     </w:p>
     <w:p>
       <w:pPr>
-        <w:pStyle w:val="ListParagraph"/>
+        <w:pStyle w:val="Prrafodelista"/>
         <w:numPr>
           <w:ilvl w:val="0"/>
           <w:numId w:val="13"/>
@@ -4368,7 +4395,7 @@
     </w:p>
     <w:p>
       <w:pPr>
-        <w:pStyle w:val="ListParagraph"/>
+        <w:pStyle w:val="Prrafodelista"/>
         <w:numPr>
           <w:ilvl w:val="0"/>
           <w:numId w:val="13"/>
@@ -4393,7 +4420,7 @@
     </w:p>
     <w:p>
       <w:pPr>
-        <w:pStyle w:val="ListParagraph"/>
+        <w:pStyle w:val="Prrafodelista"/>
         <w:numPr>
           <w:ilvl w:val="0"/>
           <w:numId w:val="13"/>
@@ -4411,7 +4438,7 @@
     </w:p>
     <w:p>
       <w:pPr>
-        <w:pStyle w:val="ListParagraph"/>
+        <w:pStyle w:val="Prrafodelista"/>
         <w:numPr>
           <w:ilvl w:val="0"/>
           <w:numId w:val="14"/>
@@ -4441,7 +4468,7 @@
     </w:p>
     <w:p>
       <w:pPr>
-        <w:pStyle w:val="ListParagraph"/>
+        <w:pStyle w:val="Prrafodelista"/>
         <w:numPr>
           <w:ilvl w:val="0"/>
           <w:numId w:val="14"/>
@@ -4471,7 +4498,7 @@
     </w:p>
     <w:p>
       <w:pPr>
-        <w:pStyle w:val="ListParagraph"/>
+        <w:pStyle w:val="Prrafodelista"/>
         <w:numPr>
           <w:ilvl w:val="0"/>
           <w:numId w:val="14"/>
@@ -4508,7 +4535,7 @@
     </w:p>
     <w:p>
       <w:pPr>
-        <w:pStyle w:val="ListParagraph"/>
+        <w:pStyle w:val="Prrafodelista"/>
         <w:numPr>
           <w:ilvl w:val="0"/>
           <w:numId w:val="11"/>
@@ -4541,7 +4568,7 @@
     </w:p>
     <w:p>
       <w:pPr>
-        <w:pStyle w:val="ListParagraph"/>
+        <w:pStyle w:val="Prrafodelista"/>
         <w:numPr>
           <w:ilvl w:val="0"/>
           <w:numId w:val="14"/>
@@ -4560,7 +4587,7 @@
     </w:p>
     <w:p>
       <w:pPr>
-        <w:pStyle w:val="ListParagraph"/>
+        <w:pStyle w:val="Prrafodelista"/>
         <w:numPr>
           <w:ilvl w:val="0"/>
           <w:numId w:val="14"/>
@@ -4578,7 +4605,7 @@
     </w:p>
     <w:p>
       <w:pPr>
-        <w:pStyle w:val="ListParagraph"/>
+        <w:pStyle w:val="Prrafodelista"/>
         <w:numPr>
           <w:ilvl w:val="0"/>
           <w:numId w:val="14"/>
@@ -4638,7 +4665,7 @@
     </w:p>
     <w:tbl>
       <w:tblPr>
-        <w:tblStyle w:val="TableGrid"/>
+        <w:tblStyle w:val="Tablaconcuadrcula"/>
         <w:tblW w:w="0" w:type="auto"/>
         <w:tblLook w:val="04A0" w:firstRow="1" w:lastRow="0" w:firstColumn="1" w:lastColumn="0" w:noHBand="0" w:noVBand="1"/>
       </w:tblPr>
@@ -4839,7 +4866,7 @@
     </w:p>
     <w:p>
       <w:pPr>
-        <w:pStyle w:val="ListParagraph"/>
+        <w:pStyle w:val="Prrafodelista"/>
         <w:numPr>
           <w:ilvl w:val="0"/>
           <w:numId w:val="15"/>
@@ -4874,7 +4901,7 @@
     </w:p>
     <w:p>
       <w:pPr>
-        <w:pStyle w:val="ListParagraph"/>
+        <w:pStyle w:val="Prrafodelista"/>
         <w:numPr>
           <w:ilvl w:val="0"/>
           <w:numId w:val="15"/>
@@ -4909,7 +4936,7 @@
     </w:p>
     <w:p>
       <w:pPr>
-        <w:pStyle w:val="ListParagraph"/>
+        <w:pStyle w:val="Prrafodelista"/>
         <w:numPr>
           <w:ilvl w:val="0"/>
           <w:numId w:val="15"/>
@@ -4945,7 +4972,7 @@
     </w:p>
     <w:p>
       <w:pPr>
-        <w:pStyle w:val="ListParagraph"/>
+        <w:pStyle w:val="Prrafodelista"/>
         <w:numPr>
           <w:ilvl w:val="0"/>
           <w:numId w:val="15"/>
@@ -4980,7 +5007,7 @@
     </w:p>
     <w:p>
       <w:pPr>
-        <w:pStyle w:val="ListParagraph"/>
+        <w:pStyle w:val="Prrafodelista"/>
         <w:numPr>
           <w:ilvl w:val="0"/>
           <w:numId w:val="15"/>
@@ -5657,9 +5684,9 @@
     </w:p>
     <w:p>
       <w:pPr>
-        <w:pStyle w:val="Heading2"/>
-      </w:pPr>
-      <w:bookmarkStart w:id="8" w:name="_Toc227255085"/>
+        <w:pStyle w:val="Ttulo2"/>
+      </w:pPr>
+      <w:bookmarkStart w:id="8" w:name="_Toc228259316"/>
       <w:r>
         <w:t>Relación entre administración y gestión por resultados</w:t>
       </w:r>
@@ -5769,7 +5796,7 @@
     </w:p>
     <w:p>
       <w:pPr>
-        <w:pStyle w:val="ListParagraph"/>
+        <w:pStyle w:val="Prrafodelista"/>
         <w:numPr>
           <w:ilvl w:val="0"/>
           <w:numId w:val="16"/>
@@ -5818,7 +5845,7 @@
     </w:p>
     <w:p>
       <w:pPr>
-        <w:pStyle w:val="ListParagraph"/>
+        <w:pStyle w:val="Prrafodelista"/>
         <w:numPr>
           <w:ilvl w:val="0"/>
           <w:numId w:val="16"/>
@@ -5867,7 +5894,7 @@
     </w:p>
     <w:p>
       <w:pPr>
-        <w:pStyle w:val="ListParagraph"/>
+        <w:pStyle w:val="Prrafodelista"/>
         <w:numPr>
           <w:ilvl w:val="0"/>
           <w:numId w:val="16"/>
@@ -5922,7 +5949,7 @@
     </w:p>
     <w:p>
       <w:pPr>
-        <w:pStyle w:val="ListParagraph"/>
+        <w:pStyle w:val="Prrafodelista"/>
         <w:numPr>
           <w:ilvl w:val="0"/>
           <w:numId w:val="16"/>
@@ -5972,9 +5999,9 @@
     </w:p>
     <w:p>
       <w:pPr>
-        <w:pStyle w:val="Heading1"/>
-      </w:pPr>
-      <w:bookmarkStart w:id="9" w:name="_Toc227255086"/>
+        <w:pStyle w:val="Ttulo1"/>
+      </w:pPr>
+      <w:bookmarkStart w:id="9" w:name="_Toc228259317"/>
       <w:r>
         <w:lastRenderedPageBreak/>
         <w:t>Planeación estratégica</w:t>
@@ -6034,7 +6061,7 @@
     </w:p>
     <w:p>
       <w:pPr>
-        <w:pStyle w:val="ListParagraph"/>
+        <w:pStyle w:val="Prrafodelista"/>
         <w:numPr>
           <w:ilvl w:val="0"/>
           <w:numId w:val="17"/>
@@ -6084,7 +6111,7 @@
     </w:p>
     <w:p>
       <w:pPr>
-        <w:pStyle w:val="ListParagraph"/>
+        <w:pStyle w:val="Prrafodelista"/>
         <w:numPr>
           <w:ilvl w:val="0"/>
           <w:numId w:val="17"/>
@@ -6120,7 +6147,7 @@
     </w:p>
     <w:p>
       <w:pPr>
-        <w:pStyle w:val="ListParagraph"/>
+        <w:pStyle w:val="Prrafodelista"/>
         <w:numPr>
           <w:ilvl w:val="0"/>
           <w:numId w:val="17"/>
@@ -6155,7 +6182,7 @@
     </w:p>
     <w:p>
       <w:pPr>
-        <w:pStyle w:val="ListParagraph"/>
+        <w:pStyle w:val="Prrafodelista"/>
         <w:numPr>
           <w:ilvl w:val="0"/>
           <w:numId w:val="17"/>
@@ -6190,7 +6217,7 @@
     </w:p>
     <w:p>
       <w:pPr>
-        <w:pStyle w:val="ListParagraph"/>
+        <w:pStyle w:val="Prrafodelista"/>
         <w:numPr>
           <w:ilvl w:val="0"/>
           <w:numId w:val="17"/>
@@ -6225,7 +6252,7 @@
     </w:p>
     <w:p>
       <w:pPr>
-        <w:pStyle w:val="ListParagraph"/>
+        <w:pStyle w:val="Prrafodelista"/>
         <w:numPr>
           <w:ilvl w:val="0"/>
           <w:numId w:val="17"/>
@@ -6281,7 +6308,7 @@
     </w:p>
     <w:p>
       <w:pPr>
-        <w:pStyle w:val="ListParagraph"/>
+        <w:pStyle w:val="Prrafodelista"/>
         <w:keepNext/>
         <w:keepLines/>
         <w:numPr>
@@ -6312,6 +6339,9 @@
       <w:bookmarkStart w:id="17" w:name="_Toc227252878"/>
       <w:bookmarkStart w:id="18" w:name="_Toc227253245"/>
       <w:bookmarkStart w:id="19" w:name="_Toc227255087"/>
+      <w:bookmarkStart w:id="20" w:name="_Toc228257170"/>
+      <w:bookmarkStart w:id="21" w:name="_Toc228258532"/>
+      <w:bookmarkStart w:id="22" w:name="_Toc228259318"/>
       <w:bookmarkEnd w:id="10"/>
       <w:bookmarkEnd w:id="11"/>
       <w:bookmarkEnd w:id="12"/>
@@ -6322,16 +6352,19 @@
       <w:bookmarkEnd w:id="17"/>
       <w:bookmarkEnd w:id="18"/>
       <w:bookmarkEnd w:id="19"/>
-    </w:p>
-    <w:p>
-      <w:pPr>
-        <w:pStyle w:val="Heading2"/>
-      </w:pPr>
-      <w:bookmarkStart w:id="20" w:name="_Toc227255088"/>
+      <w:bookmarkEnd w:id="20"/>
+      <w:bookmarkEnd w:id="21"/>
+      <w:bookmarkEnd w:id="22"/>
+    </w:p>
+    <w:p>
+      <w:pPr>
+        <w:pStyle w:val="Ttulo2"/>
+      </w:pPr>
+      <w:bookmarkStart w:id="23" w:name="_Toc228259319"/>
       <w:r>
         <w:t>Misión, visión y valores</w:t>
       </w:r>
-      <w:bookmarkEnd w:id="20"/>
+      <w:bookmarkEnd w:id="23"/>
     </w:p>
     <w:p>
       <w:pPr>
@@ -6374,7 +6407,7 @@
     </w:p>
     <w:p>
       <w:pPr>
-        <w:pStyle w:val="ListParagraph"/>
+        <w:pStyle w:val="Prrafodelista"/>
         <w:numPr>
           <w:ilvl w:val="0"/>
           <w:numId w:val="16"/>
@@ -6392,7 +6425,7 @@
     </w:p>
     <w:p>
       <w:pPr>
-        <w:pStyle w:val="ListParagraph"/>
+        <w:pStyle w:val="Prrafodelista"/>
         <w:numPr>
           <w:ilvl w:val="0"/>
           <w:numId w:val="16"/>
@@ -6411,7 +6444,7 @@
     </w:p>
     <w:p>
       <w:pPr>
-        <w:pStyle w:val="ListParagraph"/>
+        <w:pStyle w:val="Prrafodelista"/>
         <w:numPr>
           <w:ilvl w:val="0"/>
           <w:numId w:val="16"/>
@@ -6639,13 +6672,13 @@
     </w:p>
     <w:p>
       <w:pPr>
-        <w:pStyle w:val="Heading2"/>
-      </w:pPr>
-      <w:bookmarkStart w:id="21" w:name="_Toc227255089"/>
+        <w:pStyle w:val="Ttulo2"/>
+      </w:pPr>
+      <w:bookmarkStart w:id="24" w:name="_Toc228259320"/>
       <w:r>
         <w:t>Análisis del entorno FODA</w:t>
       </w:r>
-      <w:bookmarkEnd w:id="21"/>
+      <w:bookmarkEnd w:id="24"/>
     </w:p>
     <w:p>
       <w:pPr>
@@ -6699,20 +6732,22 @@
     </w:p>
     <w:p>
       <w:pPr>
-        <w:jc w:val="center"/>
-        <w:rPr>
-          <w:lang w:eastAsia="es-CO"/>
-        </w:rPr>
+        <w:pStyle w:val="Figura"/>
+        <w:numPr>
+          <w:ilvl w:val="0"/>
+          <w:numId w:val="0"/>
+        </w:numPr>
+        <w:ind w:left="1080" w:hanging="360"/>
       </w:pPr>
       <w:r>
         <w:rPr>
           <w:noProof/>
         </w:rPr>
         <w:drawing>
-          <wp:inline distT="0" distB="0" distL="0" distR="0" wp14:anchorId="7FF94C13" wp14:editId="1CA57BF2">
-            <wp:extent cx="5124450" cy="3014443"/>
+          <wp:inline distT="0" distB="0" distL="0" distR="0" wp14:anchorId="679E952C" wp14:editId="50992143">
+            <wp:extent cx="5776190" cy="3397827"/>
             <wp:effectExtent l="0" t="0" r="0" b="0"/>
-            <wp:docPr id="14" name="Imagen 14" descr="Figura 2. Componentes del diagnóstico estratégico FODA .&#10;Diagrama de la matriz FODA organizado en cuatro cuadrantes simétricos alrededor de un círculo central con la etiqueta &quot;Matriz FODA&quot;. Los cuadrantes superiores corresponden a Fortaleza y Debilidad, y los inferiores a Oportunidad y Amenaza. Cada cuadrante contiene líneas de texto que describen los factores internos y externos que inciden en el desempeño organizacional. La disposición visual permite distinguir los factores positivos de los negativos dentro del diagnóstico estratégico. La figura ilustra de forma integrada los componentes fundamentales de la planeación organizacional.&#10;"/>
+            <wp:docPr id="13" name="Imagen 13" descr="Figura 2. Componentes del diagnóstico estratégico FODA .&#10;Diagrama de la matriz FODA organizado en cuatro cuadrantes simétricos alrededor de un círculo central con la etiqueta &quot;Matriz FODA&quot;. Los cuadrantes superiores corresponden a Fortaleza y Debilidad, y los inferiores a Oportunidad y Amenaza. Cada cuadrante contiene líneas de texto que describen los factores internos y externos que inciden en el desempeño organizacional. La disposición visual permite distinguir los factores positivos de los negativos dentro del diagnóstico estratégico. La figura ilustra de forma integrada los componentes fundamentales de la planeación organizacional.&#10;"/>
             <wp:cNvGraphicFramePr>
               <a:graphicFrameLocks xmlns:a="http://schemas.openxmlformats.org/drawingml/2006/main" noChangeAspect="1"/>
             </wp:cNvGraphicFramePr>
@@ -6720,13 +6755,13 @@
               <a:graphicData uri="http://schemas.openxmlformats.org/drawingml/2006/picture">
                 <pic:pic xmlns:pic="http://schemas.openxmlformats.org/drawingml/2006/picture">
                   <pic:nvPicPr>
-                    <pic:cNvPr id="14" name="Imagen 14" descr="Figura 2. Componentes del diagnóstico estratégico FODA .&#10;Diagrama de la matriz FODA organizado en cuatro cuadrantes simétricos alrededor de un círculo central con la etiqueta &quot;Matriz FODA&quot;. Los cuadrantes superiores corresponden a Fortaleza y Debilidad, y los inferiores a Oportunidad y Amenaza. Cada cuadrante contiene líneas de texto que describen los factores internos y externos que inciden en el desempeño organizacional. La disposición visual permite distinguir los factores positivos de los negativos dentro del diagnóstico estratégico. La figura ilustra de forma integrada los componentes fundamentales de la planeación organizacional.&#10;"/>
+                    <pic:cNvPr id="13" name="Imagen 13" descr="Figura 2. Componentes del diagnóstico estratégico FODA .&#10;Diagrama de la matriz FODA organizado en cuatro cuadrantes simétricos alrededor de un círculo central con la etiqueta &quot;Matriz FODA&quot;. Los cuadrantes superiores corresponden a Fortaleza y Debilidad, y los inferiores a Oportunidad y Amenaza. Cada cuadrante contiene líneas de texto que describen los factores internos y externos que inciden en el desempeño organizacional. La disposición visual permite distinguir los factores positivos de los negativos dentro del diagnóstico estratégico. La figura ilustra de forma integrada los componentes fundamentales de la planeación organizacional.&#10;"/>
                     <pic:cNvPicPr>
                       <a:picLocks noChangeAspect="1" noChangeArrowheads="1"/>
                     </pic:cNvPicPr>
                   </pic:nvPicPr>
                   <pic:blipFill>
-                    <a:blip r:embed="rId14">
+                    <a:blip r:embed="rId11">
                       <a:extLst>
                         <a:ext uri="{28A0092B-C50C-407E-A947-70E740481C1C}">
                           <a14:useLocalDpi xmlns:a14="http://schemas.microsoft.com/office/drawing/2010/main" val="0"/>
@@ -6741,7 +6776,7 @@
                   <pic:spPr bwMode="auto">
                     <a:xfrm>
                       <a:off x="0" y="0"/>
-                      <a:ext cx="5137540" cy="3022143"/>
+                      <a:ext cx="5781765" cy="3401107"/>
                     </a:xfrm>
                     <a:prstGeom prst="rect">
                       <a:avLst/>
@@ -6760,24 +6795,35 @@
     </w:p>
     <w:p>
       <w:pPr>
-        <w:rPr>
-          <w:b/>
-          <w:bCs/>
-          <w:lang w:eastAsia="es-CO"/>
-        </w:rPr>
-      </w:pPr>
-      <w:r>
-        <w:rPr>
-          <w:b/>
-          <w:bCs/>
-          <w:lang w:eastAsia="es-CO"/>
-        </w:rPr>
+        <w:jc w:val="center"/>
+        <w:rPr>
+          <w:b/>
+          <w:bCs/>
+          <w:lang w:eastAsia="es-CO"/>
+        </w:rPr>
+      </w:pPr>
+    </w:p>
+    <w:p>
+      <w:pPr>
+        <w:rPr>
+          <w:b/>
+          <w:bCs/>
+          <w:lang w:eastAsia="es-CO"/>
+        </w:rPr>
+      </w:pPr>
+      <w:r>
+        <w:rPr>
+          <w:b/>
+          <w:bCs/>
+          <w:lang w:eastAsia="es-CO"/>
+        </w:rPr>
+        <w:lastRenderedPageBreak/>
         <w:t>Fortalezas</w:t>
       </w:r>
     </w:p>
     <w:p>
       <w:pPr>
-        <w:pStyle w:val="ListParagraph"/>
+        <w:pStyle w:val="Prrafodelista"/>
         <w:numPr>
           <w:ilvl w:val="0"/>
           <w:numId w:val="56"/>
@@ -6795,7 +6841,7 @@
     </w:p>
     <w:p>
       <w:pPr>
-        <w:pStyle w:val="ListParagraph"/>
+        <w:pStyle w:val="Prrafodelista"/>
         <w:numPr>
           <w:ilvl w:val="0"/>
           <w:numId w:val="56"/>
@@ -6813,7 +6859,7 @@
     </w:p>
     <w:p>
       <w:pPr>
-        <w:pStyle w:val="ListParagraph"/>
+        <w:pStyle w:val="Prrafodelista"/>
         <w:numPr>
           <w:ilvl w:val="0"/>
           <w:numId w:val="56"/>
@@ -6826,13 +6872,12 @@
         <w:rPr>
           <w:lang w:eastAsia="es-CO"/>
         </w:rPr>
-        <w:lastRenderedPageBreak/>
         <w:t>Procesos eficientes y estructurados.</w:t>
       </w:r>
     </w:p>
     <w:p>
       <w:pPr>
-        <w:pStyle w:val="ListParagraph"/>
+        <w:pStyle w:val="Prrafodelista"/>
         <w:numPr>
           <w:ilvl w:val="0"/>
           <w:numId w:val="56"/>
@@ -6867,7 +6912,7 @@
     </w:p>
     <w:p>
       <w:pPr>
-        <w:pStyle w:val="ListParagraph"/>
+        <w:pStyle w:val="Prrafodelista"/>
         <w:numPr>
           <w:ilvl w:val="0"/>
           <w:numId w:val="57"/>
@@ -6885,7 +6930,7 @@
     </w:p>
     <w:p>
       <w:pPr>
-        <w:pStyle w:val="ListParagraph"/>
+        <w:pStyle w:val="Prrafodelista"/>
         <w:numPr>
           <w:ilvl w:val="0"/>
           <w:numId w:val="57"/>
@@ -6903,7 +6948,7 @@
     </w:p>
     <w:p>
       <w:pPr>
-        <w:pStyle w:val="ListParagraph"/>
+        <w:pStyle w:val="Prrafodelista"/>
         <w:numPr>
           <w:ilvl w:val="0"/>
           <w:numId w:val="57"/>
@@ -6921,7 +6966,7 @@
     </w:p>
     <w:p>
       <w:pPr>
-        <w:pStyle w:val="ListParagraph"/>
+        <w:pStyle w:val="Prrafodelista"/>
         <w:numPr>
           <w:ilvl w:val="0"/>
           <w:numId w:val="57"/>
@@ -6956,7 +7001,7 @@
     </w:p>
     <w:p>
       <w:pPr>
-        <w:pStyle w:val="ListParagraph"/>
+        <w:pStyle w:val="Prrafodelista"/>
         <w:numPr>
           <w:ilvl w:val="0"/>
           <w:numId w:val="58"/>
@@ -6974,7 +7019,7 @@
     </w:p>
     <w:p>
       <w:pPr>
-        <w:pStyle w:val="ListParagraph"/>
+        <w:pStyle w:val="Prrafodelista"/>
         <w:numPr>
           <w:ilvl w:val="0"/>
           <w:numId w:val="58"/>
@@ -6992,7 +7037,7 @@
     </w:p>
     <w:p>
       <w:pPr>
-        <w:pStyle w:val="ListParagraph"/>
+        <w:pStyle w:val="Prrafodelista"/>
         <w:numPr>
           <w:ilvl w:val="0"/>
           <w:numId w:val="58"/>
@@ -7010,7 +7055,7 @@
     </w:p>
     <w:p>
       <w:pPr>
-        <w:pStyle w:val="ListParagraph"/>
+        <w:pStyle w:val="Prrafodelista"/>
         <w:numPr>
           <w:ilvl w:val="0"/>
           <w:numId w:val="58"/>
@@ -7045,7 +7090,7 @@
     </w:p>
     <w:p>
       <w:pPr>
-        <w:pStyle w:val="ListParagraph"/>
+        <w:pStyle w:val="Prrafodelista"/>
         <w:numPr>
           <w:ilvl w:val="0"/>
           <w:numId w:val="59"/>
@@ -7063,7 +7108,7 @@
     </w:p>
     <w:p>
       <w:pPr>
-        <w:pStyle w:val="ListParagraph"/>
+        <w:pStyle w:val="Prrafodelista"/>
         <w:numPr>
           <w:ilvl w:val="0"/>
           <w:numId w:val="59"/>
@@ -7081,7 +7126,7 @@
     </w:p>
     <w:p>
       <w:pPr>
-        <w:pStyle w:val="ListParagraph"/>
+        <w:pStyle w:val="Prrafodelista"/>
         <w:numPr>
           <w:ilvl w:val="0"/>
           <w:numId w:val="59"/>
@@ -7099,7 +7144,7 @@
     </w:p>
     <w:p>
       <w:pPr>
-        <w:pStyle w:val="ListParagraph"/>
+        <w:pStyle w:val="Prrafodelista"/>
         <w:numPr>
           <w:ilvl w:val="0"/>
           <w:numId w:val="59"/>
@@ -7117,7 +7162,7 @@
     </w:p>
     <w:p>
       <w:pPr>
-        <w:pStyle w:val="ListParagraph"/>
+        <w:pStyle w:val="Prrafodelista"/>
         <w:ind w:left="1429" w:firstLine="0"/>
         <w:rPr>
           <w:lang w:eastAsia="es-CO"/>
@@ -7134,14 +7179,8 @@
         <w:rPr>
           <w:lang w:eastAsia="es-CO"/>
         </w:rPr>
-        <w:t xml:space="preserve">La Matriz FODA, también conocida como DAFO o DOFA, es un esquema estructurado en cuatro cuadrantes donde se identifican los factores internos y externos que inciden en la organización. Su propósito es consolidar en un solo instrumento el </w:t>
-      </w:r>
-      <w:r>
-        <w:rPr>
-          <w:lang w:eastAsia="es-CO"/>
-        </w:rPr>
         <w:lastRenderedPageBreak/>
-        <w:t xml:space="preserve">diagnóstico completo de la empresa, facilitando la definición de estrategias pertinentes para cada situación. </w:t>
+        <w:t xml:space="preserve">La Matriz FODA, también conocida como DAFO o DOFA, es un esquema estructurado en cuatro cuadrantes donde se identifican los factores internos y externos que inciden en la organización. Su propósito es consolidar en un solo instrumento el diagnóstico completo de la empresa, facilitando la definición de estrategias pertinentes para cada situación. </w:t>
       </w:r>
     </w:p>
     <w:p>
@@ -7455,93 +7494,86 @@
         <w:rPr>
           <w:lang w:eastAsia="es-CO"/>
         </w:rPr>
-        <w:t xml:space="preserve">A partir del análisis objetivo de los factores internos y externos se definen las estrategias FO, DO, FA y DA, determinando los caminos de acción para superar </w:t>
+        <w:t xml:space="preserve">A partir del análisis objetivo de los factores internos y externos se definen las estrategias FO, DO, FA y DA, determinando los caminos de acción para superar debilidades, contrarrestar amenazas, potenciar fortalezas y aprovechar oportunidades, lo que genera mayor valor organizacional en la evaluación de los resultados obtenidos. </w:t>
+      </w:r>
+    </w:p>
+    <w:p>
+      <w:pPr>
+        <w:rPr>
+          <w:lang w:eastAsia="es-CO"/>
+        </w:rPr>
+      </w:pPr>
+      <w:r>
+        <w:rPr>
+          <w:lang w:eastAsia="es-CO"/>
+        </w:rPr>
+        <w:t>En conclusión, el diagnóstico FODA es la herramienta más apropiada para la planeación estratégica, ya que permite realizar un diagnóstico preciso, prevenir riesgos y tomar decisiones fundamentadas. Con este diagnóstico como base, la organización está en condiciones de definir sus objetivos estratégicos, tácticos y operativos con mayor coherencia y precisión.</w:t>
+      </w:r>
+    </w:p>
+    <w:p>
+      <w:pPr>
+        <w:rPr>
+          <w:lang w:eastAsia="es-CO"/>
+        </w:rPr>
+      </w:pPr>
+    </w:p>
+    <w:p>
+      <w:pPr>
+        <w:pStyle w:val="Ttulo2"/>
+      </w:pPr>
+      <w:bookmarkStart w:id="25" w:name="_Toc228259321"/>
+      <w:r>
+        <w:t>Objetivos estratégicos, tácticos y operativos</w:t>
+      </w:r>
+      <w:bookmarkEnd w:id="25"/>
+      <w:r>
+        <w:t xml:space="preserve"> </w:t>
+      </w:r>
+    </w:p>
+    <w:p>
+      <w:pPr>
+        <w:rPr>
+          <w:lang w:eastAsia="es-CO"/>
+        </w:rPr>
+      </w:pPr>
+      <w:r>
+        <w:rPr>
+          <w:lang w:eastAsia="es-CO"/>
+        </w:rPr>
+        <w:t>Los objetivos estratégicos son logros definidos en el nivel estratégico que una organización se propone alcanzar en un período específico. Están diseñados para materializar la visión, la misión y los valores de la empresa, y sirven como guía para la definición de recursos y su implementación.</w:t>
+      </w:r>
+    </w:p>
+    <w:p>
+      <w:pPr>
+        <w:rPr>
+          <w:lang w:eastAsia="es-CO"/>
+        </w:rPr>
+      </w:pPr>
+      <w:r>
+        <w:rPr>
+          <w:lang w:eastAsia="es-CO"/>
+        </w:rPr>
+        <w:t>Al establecer los objetivos estratégicos, se alinea a toda la organización hacia un futuro deseado, determinando prioridades claras y asegurando que todos los equipos trabajen en conjunto para alcanzar metas comunes. En consecuencia, estos objetivos contribuyen al crecimiento organizacional, ya que permiten medir el éxito de la estrategia mediante indicadores clave de desempeño.</w:t>
+      </w:r>
+    </w:p>
+    <w:p>
+      <w:pPr>
+        <w:rPr>
+          <w:lang w:eastAsia="es-CO"/>
+        </w:rPr>
+      </w:pPr>
+      <w:r>
+        <w:rPr>
+          <w:lang w:eastAsia="es-CO"/>
+        </w:rPr>
+        <w:t xml:space="preserve">Para que los objetivos cumplan su propósito dentro de la organización, es necesario que estén bien formulados y respondan a criterios técnicos que garanticen su </w:t>
       </w:r>
       <w:r>
         <w:rPr>
           <w:lang w:eastAsia="es-CO"/>
         </w:rPr>
         <w:lastRenderedPageBreak/>
-        <w:t>debilidades, contrarrestar amenazas, potenciar fortalezas y aprovechar oportunidades, lo que genera mayor valor organizacional en la evaluación de los resultados obtenidos.</w:t>
-      </w:r>
-    </w:p>
-    <w:p>
-      <w:pPr>
-        <w:rPr>
-          <w:lang w:eastAsia="es-CO"/>
-        </w:rPr>
-      </w:pPr>
-      <w:r>
-        <w:rPr>
-          <w:lang w:eastAsia="es-CO"/>
-        </w:rPr>
-        <w:t>En conclusión, el diagnóstico FODA es la herramienta más apropiada para la planeación estratégica, ya que permite realizar un diagnóstico preciso, prevenir riesgos y tomar decisiones fundamentadas. Con este diagnóstico como base, la organización está en condiciones de definir sus objetivos estratégicos, tácticos y operativos con mayor coherencia y precisión.</w:t>
-      </w:r>
-    </w:p>
-    <w:p>
-      <w:pPr>
-        <w:rPr>
-          <w:lang w:eastAsia="es-CO"/>
-        </w:rPr>
-      </w:pPr>
-    </w:p>
-    <w:p>
-      <w:pPr>
-        <w:pStyle w:val="Heading2"/>
-      </w:pPr>
-      <w:bookmarkStart w:id="22" w:name="_Toc227255090"/>
-      <w:r>
-        <w:t>Objetivos estratégicos, tácticos y operativos</w:t>
-      </w:r>
-      <w:bookmarkEnd w:id="22"/>
-      <w:r>
-        <w:t xml:space="preserve"> </w:t>
-      </w:r>
-    </w:p>
-    <w:p>
-      <w:pPr>
-        <w:rPr>
-          <w:lang w:eastAsia="es-CO"/>
-        </w:rPr>
-      </w:pPr>
-      <w:r>
-        <w:rPr>
-          <w:lang w:eastAsia="es-CO"/>
-        </w:rPr>
-        <w:t>Los objetivos estratégicos son logros definidos en el nivel estratégico que una organización se propone alcanzar en un período específico. Están diseñados para materializar la visión, la misión y los valores de la empresa, y sirven como guía para la definición de recursos y su implementación.</w:t>
-      </w:r>
-    </w:p>
-    <w:p>
-      <w:pPr>
-        <w:rPr>
-          <w:lang w:eastAsia="es-CO"/>
-        </w:rPr>
-      </w:pPr>
-      <w:r>
-        <w:rPr>
-          <w:lang w:eastAsia="es-CO"/>
-        </w:rPr>
-        <w:t>Al establecer los objetivos estratégicos, se alinea a toda la organización hacia un futuro deseado, determinando prioridades claras y asegurando que todos los equipos trabajen en conjunto para alcanzar metas comunes. En consecuencia, estos objetivos contribuyen al crecimiento organizacional, ya que permiten medir el éxito de la estrategia mediante indicadores clave de desempeño.</w:t>
-      </w:r>
-    </w:p>
-    <w:p>
-      <w:pPr>
-        <w:rPr>
-          <w:lang w:eastAsia="es-CO"/>
-        </w:rPr>
-      </w:pPr>
-      <w:r>
-        <w:rPr>
-          <w:lang w:eastAsia="es-CO"/>
-        </w:rPr>
-        <w:t xml:space="preserve">Para que los objetivos cumplan su propósito dentro de la organización, es necesario que estén bien formulados y respondan a criterios técnicos que garanticen su validez, pertinencia y seguimiento. Un objetivo mal definido puede generar confusión, dispersar esfuerzos y dificultar la medición de resultados. En consecuencia, los objetivos se clasifican en tres niveles según su alcance y horizonte de tiempo: </w:t>
-      </w:r>
-      <w:r>
-        <w:rPr>
-          <w:lang w:eastAsia="es-CO"/>
-        </w:rPr>
-        <w:lastRenderedPageBreak/>
-        <w:t>estratégicos, tácticos y operativos. A continuación, se describe cada uno con sus características:</w:t>
+        <w:t>validez, pertinencia y seguimiento. Un objetivo mal definido puede generar confusión, dispersar esfuerzos y dificultar la medición de resultados. En consecuencia, los objetivos se clasifican en tres niveles según su alcance y horizonte de tiempo: estratégicos, tácticos y operativos. A continuación, se describe cada uno con sus características:</w:t>
       </w:r>
     </w:p>
     <w:p>
@@ -7576,7 +7608,7 @@
     </w:p>
     <w:p>
       <w:pPr>
-        <w:pStyle w:val="ListParagraph"/>
+        <w:pStyle w:val="Prrafodelista"/>
         <w:numPr>
           <w:ilvl w:val="0"/>
           <w:numId w:val="24"/>
@@ -7602,7 +7634,7 @@
     </w:p>
     <w:p>
       <w:pPr>
-        <w:pStyle w:val="ListParagraph"/>
+        <w:pStyle w:val="Prrafodelista"/>
         <w:numPr>
           <w:ilvl w:val="0"/>
           <w:numId w:val="24"/>
@@ -7628,7 +7660,7 @@
     </w:p>
     <w:p>
       <w:pPr>
-        <w:pStyle w:val="ListParagraph"/>
+        <w:pStyle w:val="Prrafodelista"/>
         <w:numPr>
           <w:ilvl w:val="0"/>
           <w:numId w:val="24"/>
@@ -7654,7 +7686,7 @@
     </w:p>
     <w:p>
       <w:pPr>
-        <w:pStyle w:val="ListParagraph"/>
+        <w:pStyle w:val="Prrafodelista"/>
         <w:numPr>
           <w:ilvl w:val="0"/>
           <w:numId w:val="24"/>
@@ -7680,7 +7712,7 @@
     </w:p>
     <w:p>
       <w:pPr>
-        <w:pStyle w:val="ListParagraph"/>
+        <w:pStyle w:val="Prrafodelista"/>
         <w:numPr>
           <w:ilvl w:val="0"/>
           <w:numId w:val="24"/>
@@ -7719,21 +7751,6 @@
     </w:p>
     <w:p>
       <w:pPr>
-        <w:spacing w:before="0" w:after="0" w:line="240" w:lineRule="auto"/>
-        <w:ind w:firstLine="0"/>
-        <w:rPr>
-          <w:lang w:eastAsia="es-CO"/>
-        </w:rPr>
-      </w:pPr>
-      <w:r>
-        <w:rPr>
-          <w:lang w:eastAsia="es-CO"/>
-        </w:rPr>
-        <w:br w:type="page"/>
-      </w:r>
-    </w:p>
-    <w:p>
-      <w:pPr>
         <w:rPr>
           <w:b/>
           <w:bCs/>
@@ -7765,7 +7782,7 @@
     </w:p>
     <w:p>
       <w:pPr>
-        <w:pStyle w:val="ListParagraph"/>
+        <w:pStyle w:val="Prrafodelista"/>
         <w:numPr>
           <w:ilvl w:val="0"/>
           <w:numId w:val="26"/>
@@ -7791,7 +7808,7 @@
     </w:p>
     <w:p>
       <w:pPr>
-        <w:pStyle w:val="ListParagraph"/>
+        <w:pStyle w:val="Prrafodelista"/>
         <w:numPr>
           <w:ilvl w:val="0"/>
           <w:numId w:val="26"/>
@@ -7817,7 +7834,7 @@
     </w:p>
     <w:p>
       <w:pPr>
-        <w:pStyle w:val="ListParagraph"/>
+        <w:pStyle w:val="Prrafodelista"/>
         <w:numPr>
           <w:ilvl w:val="0"/>
           <w:numId w:val="26"/>
@@ -7843,7 +7860,7 @@
     </w:p>
     <w:p>
       <w:pPr>
-        <w:pStyle w:val="ListParagraph"/>
+        <w:pStyle w:val="Prrafodelista"/>
         <w:numPr>
           <w:ilvl w:val="0"/>
           <w:numId w:val="26"/>
@@ -7869,7 +7886,7 @@
     </w:p>
     <w:p>
       <w:pPr>
-        <w:pStyle w:val="ListParagraph"/>
+        <w:pStyle w:val="Prrafodelista"/>
         <w:numPr>
           <w:ilvl w:val="0"/>
           <w:numId w:val="26"/>
@@ -7938,7 +7955,7 @@
     </w:p>
     <w:p>
       <w:pPr>
-        <w:pStyle w:val="ListParagraph"/>
+        <w:pStyle w:val="Prrafodelista"/>
         <w:numPr>
           <w:ilvl w:val="0"/>
           <w:numId w:val="27"/>
@@ -7965,7 +7982,7 @@
     </w:p>
     <w:p>
       <w:pPr>
-        <w:pStyle w:val="ListParagraph"/>
+        <w:pStyle w:val="Prrafodelista"/>
         <w:numPr>
           <w:ilvl w:val="0"/>
           <w:numId w:val="27"/>
@@ -7991,7 +8008,7 @@
     </w:p>
     <w:p>
       <w:pPr>
-        <w:pStyle w:val="ListParagraph"/>
+        <w:pStyle w:val="Prrafodelista"/>
         <w:numPr>
           <w:ilvl w:val="0"/>
           <w:numId w:val="27"/>
@@ -8017,7 +8034,7 @@
     </w:p>
     <w:p>
       <w:pPr>
-        <w:pStyle w:val="ListParagraph"/>
+        <w:pStyle w:val="Prrafodelista"/>
         <w:numPr>
           <w:ilvl w:val="0"/>
           <w:numId w:val="27"/>
@@ -8043,7 +8060,7 @@
     </w:p>
     <w:p>
       <w:pPr>
-        <w:pStyle w:val="ListParagraph"/>
+        <w:pStyle w:val="Prrafodelista"/>
         <w:numPr>
           <w:ilvl w:val="0"/>
           <w:numId w:val="27"/>
@@ -8069,7 +8086,7 @@
     </w:p>
     <w:p>
       <w:pPr>
-        <w:pStyle w:val="ListParagraph"/>
+        <w:pStyle w:val="Prrafodelista"/>
         <w:numPr>
           <w:ilvl w:val="0"/>
           <w:numId w:val="27"/>
@@ -8095,7 +8112,7 @@
     </w:p>
     <w:p>
       <w:pPr>
-        <w:pStyle w:val="ListParagraph"/>
+        <w:pStyle w:val="Prrafodelista"/>
         <w:ind w:left="1429" w:firstLine="0"/>
         <w:rPr>
           <w:lang w:eastAsia="es-CO"/>
@@ -8104,13 +8121,13 @@
     </w:p>
     <w:p>
       <w:pPr>
-        <w:pStyle w:val="Heading2"/>
-      </w:pPr>
-      <w:bookmarkStart w:id="23" w:name="_Toc227255091"/>
+        <w:pStyle w:val="Ttulo2"/>
+      </w:pPr>
+      <w:bookmarkStart w:id="26" w:name="_Toc228259322"/>
       <w:r>
         <w:t>Gestión por procesos</w:t>
       </w:r>
-      <w:bookmarkEnd w:id="23"/>
+      <w:bookmarkEnd w:id="26"/>
     </w:p>
     <w:p>
       <w:pPr>
@@ -8154,7 +8171,6 @@
       <w:r>
         <w:rPr>
           <w:rStyle w:val="Extranjerismo"/>
-          <w:lang w:val="es-CO"/>
         </w:rPr>
         <w:t>Business Process Management</w:t>
       </w:r>
@@ -8180,7 +8196,7 @@
     </w:p>
     <w:p>
       <w:pPr>
-        <w:pStyle w:val="ListParagraph"/>
+        <w:pStyle w:val="Prrafodelista"/>
         <w:numPr>
           <w:ilvl w:val="0"/>
           <w:numId w:val="54"/>
@@ -8215,7 +8231,7 @@
     </w:p>
     <w:p>
       <w:pPr>
-        <w:pStyle w:val="ListParagraph"/>
+        <w:pStyle w:val="Prrafodelista"/>
         <w:numPr>
           <w:ilvl w:val="0"/>
           <w:numId w:val="28"/>
@@ -8233,7 +8249,7 @@
     </w:p>
     <w:p>
       <w:pPr>
-        <w:pStyle w:val="ListParagraph"/>
+        <w:pStyle w:val="Prrafodelista"/>
         <w:numPr>
           <w:ilvl w:val="0"/>
           <w:numId w:val="28"/>
@@ -8251,7 +8267,7 @@
     </w:p>
     <w:p>
       <w:pPr>
-        <w:pStyle w:val="ListParagraph"/>
+        <w:pStyle w:val="Prrafodelista"/>
         <w:numPr>
           <w:ilvl w:val="0"/>
           <w:numId w:val="28"/>
@@ -8269,7 +8285,7 @@
     </w:p>
     <w:p>
       <w:pPr>
-        <w:pStyle w:val="ListParagraph"/>
+        <w:pStyle w:val="Prrafodelista"/>
         <w:ind w:left="1429" w:firstLine="0"/>
         <w:rPr>
           <w:lang w:eastAsia="es-CO"/>
@@ -8278,7 +8294,7 @@
     </w:p>
     <w:p>
       <w:pPr>
-        <w:pStyle w:val="ListParagraph"/>
+        <w:pStyle w:val="Prrafodelista"/>
         <w:numPr>
           <w:ilvl w:val="0"/>
           <w:numId w:val="54"/>
@@ -8313,7 +8329,7 @@
     </w:p>
     <w:p>
       <w:pPr>
-        <w:pStyle w:val="ListParagraph"/>
+        <w:pStyle w:val="Prrafodelista"/>
         <w:numPr>
           <w:ilvl w:val="0"/>
           <w:numId w:val="29"/>
@@ -8331,7 +8347,7 @@
     </w:p>
     <w:p>
       <w:pPr>
-        <w:pStyle w:val="ListParagraph"/>
+        <w:pStyle w:val="Prrafodelista"/>
         <w:numPr>
           <w:ilvl w:val="0"/>
           <w:numId w:val="29"/>
@@ -8349,7 +8365,7 @@
     </w:p>
     <w:p>
       <w:pPr>
-        <w:pStyle w:val="ListParagraph"/>
+        <w:pStyle w:val="Prrafodelista"/>
         <w:numPr>
           <w:ilvl w:val="0"/>
           <w:numId w:val="29"/>
@@ -8368,7 +8384,7 @@
     </w:p>
     <w:p>
       <w:pPr>
-        <w:pStyle w:val="ListParagraph"/>
+        <w:pStyle w:val="Prrafodelista"/>
         <w:numPr>
           <w:ilvl w:val="0"/>
           <w:numId w:val="29"/>
@@ -8386,7 +8402,7 @@
     </w:p>
     <w:p>
       <w:pPr>
-        <w:pStyle w:val="ListParagraph"/>
+        <w:pStyle w:val="Prrafodelista"/>
         <w:numPr>
           <w:ilvl w:val="0"/>
           <w:numId w:val="29"/>
@@ -8404,7 +8420,7 @@
     </w:p>
     <w:p>
       <w:pPr>
-        <w:pStyle w:val="ListParagraph"/>
+        <w:pStyle w:val="Prrafodelista"/>
         <w:numPr>
           <w:ilvl w:val="0"/>
           <w:numId w:val="29"/>
@@ -8422,7 +8438,7 @@
     </w:p>
     <w:p>
       <w:pPr>
-        <w:pStyle w:val="ListParagraph"/>
+        <w:pStyle w:val="Prrafodelista"/>
         <w:numPr>
           <w:ilvl w:val="0"/>
           <w:numId w:val="29"/>
@@ -8440,7 +8456,7 @@
     </w:p>
     <w:p>
       <w:pPr>
-        <w:pStyle w:val="ListParagraph"/>
+        <w:pStyle w:val="Prrafodelista"/>
         <w:numPr>
           <w:ilvl w:val="0"/>
           <w:numId w:val="29"/>
@@ -8458,7 +8474,7 @@
     </w:p>
     <w:p>
       <w:pPr>
-        <w:pStyle w:val="ListParagraph"/>
+        <w:pStyle w:val="Prrafodelista"/>
         <w:ind w:left="1429" w:firstLine="0"/>
         <w:rPr>
           <w:lang w:eastAsia="es-CO"/>
@@ -8467,7 +8483,7 @@
     </w:p>
     <w:p>
       <w:pPr>
-        <w:pStyle w:val="ListParagraph"/>
+        <w:pStyle w:val="Prrafodelista"/>
         <w:numPr>
           <w:ilvl w:val="0"/>
           <w:numId w:val="54"/>
@@ -8502,7 +8518,7 @@
     </w:p>
     <w:p>
       <w:pPr>
-        <w:pStyle w:val="ListParagraph"/>
+        <w:pStyle w:val="Prrafodelista"/>
         <w:numPr>
           <w:ilvl w:val="0"/>
           <w:numId w:val="30"/>
@@ -8520,7 +8536,7 @@
     </w:p>
     <w:p>
       <w:pPr>
-        <w:pStyle w:val="ListParagraph"/>
+        <w:pStyle w:val="Prrafodelista"/>
         <w:numPr>
           <w:ilvl w:val="0"/>
           <w:numId w:val="30"/>
@@ -8538,7 +8554,7 @@
     </w:p>
     <w:p>
       <w:pPr>
-        <w:pStyle w:val="ListParagraph"/>
+        <w:pStyle w:val="Prrafodelista"/>
         <w:numPr>
           <w:ilvl w:val="0"/>
           <w:numId w:val="30"/>
@@ -8556,7 +8572,7 @@
     </w:p>
     <w:p>
       <w:pPr>
-        <w:pStyle w:val="ListParagraph"/>
+        <w:pStyle w:val="Prrafodelista"/>
         <w:numPr>
           <w:ilvl w:val="0"/>
           <w:numId w:val="30"/>
@@ -8574,7 +8590,7 @@
     </w:p>
     <w:p>
       <w:pPr>
-        <w:pStyle w:val="ListParagraph"/>
+        <w:pStyle w:val="Prrafodelista"/>
         <w:numPr>
           <w:ilvl w:val="0"/>
           <w:numId w:val="30"/>
@@ -8592,7 +8608,7 @@
     </w:p>
     <w:p>
       <w:pPr>
-        <w:pStyle w:val="ListParagraph"/>
+        <w:pStyle w:val="Prrafodelista"/>
         <w:numPr>
           <w:ilvl w:val="0"/>
           <w:numId w:val="30"/>
@@ -8682,7 +8698,7 @@
     </w:p>
     <w:p>
       <w:pPr>
-        <w:pStyle w:val="ListParagraph"/>
+        <w:pStyle w:val="Prrafodelista"/>
         <w:numPr>
           <w:ilvl w:val="0"/>
           <w:numId w:val="31"/>
@@ -8704,7 +8720,6 @@
           <w:rStyle w:val="Extranjerismo"/>
           <w:b/>
           <w:bCs/>
-          <w:lang w:val="es-CO"/>
         </w:rPr>
         <w:t>Inputs</w:t>
       </w:r>
@@ -8725,7 +8740,7 @@
     </w:p>
     <w:p>
       <w:pPr>
-        <w:pStyle w:val="ListParagraph"/>
+        <w:pStyle w:val="Prrafodelista"/>
         <w:numPr>
           <w:ilvl w:val="0"/>
           <w:numId w:val="31"/>
@@ -8751,7 +8766,7 @@
     </w:p>
     <w:p>
       <w:pPr>
-        <w:pStyle w:val="ListParagraph"/>
+        <w:pStyle w:val="Prrafodelista"/>
         <w:numPr>
           <w:ilvl w:val="0"/>
           <w:numId w:val="31"/>
@@ -8773,7 +8788,6 @@
           <w:rStyle w:val="Extranjerismo"/>
           <w:b/>
           <w:bCs/>
-          <w:lang w:val="es-CO"/>
         </w:rPr>
         <w:t>Outputs</w:t>
       </w:r>
@@ -8794,7 +8808,7 @@
     </w:p>
     <w:p>
       <w:pPr>
-        <w:pStyle w:val="ListParagraph"/>
+        <w:pStyle w:val="Prrafodelista"/>
         <w:numPr>
           <w:ilvl w:val="0"/>
           <w:numId w:val="31"/>
@@ -8820,7 +8834,7 @@
     </w:p>
     <w:p>
       <w:pPr>
-        <w:pStyle w:val="ListParagraph"/>
+        <w:pStyle w:val="Prrafodelista"/>
         <w:numPr>
           <w:ilvl w:val="0"/>
           <w:numId w:val="31"/>
@@ -8837,17 +8851,14 @@
         </w:rPr>
         <w:t>Indicadores de rendimiento (</w:t>
       </w:r>
-      <w:proofErr w:type="spellStart"/>
       <w:r>
         <w:rPr>
           <w:rStyle w:val="Extranjerismo"/>
           <w:b/>
           <w:bCs/>
-          <w:lang w:val="es-CO"/>
         </w:rPr>
         <w:t>KPIs</w:t>
       </w:r>
-      <w:proofErr w:type="spellEnd"/>
       <w:r>
         <w:rPr>
           <w:b/>
@@ -8865,7 +8876,7 @@
     </w:p>
     <w:p>
       <w:pPr>
-        <w:pStyle w:val="ListParagraph"/>
+        <w:pStyle w:val="Prrafodelista"/>
         <w:numPr>
           <w:ilvl w:val="0"/>
           <w:numId w:val="31"/>
@@ -8879,7 +8890,6 @@
           <w:rStyle w:val="Extranjerismo"/>
           <w:b/>
           <w:bCs/>
-          <w:lang w:val="es-CO"/>
         </w:rPr>
         <w:lastRenderedPageBreak/>
         <w:t>Process Owner</w:t>
@@ -8901,7 +8911,7 @@
     </w:p>
     <w:p>
       <w:pPr>
-        <w:pStyle w:val="ListParagraph"/>
+        <w:pStyle w:val="Prrafodelista"/>
         <w:ind w:left="1429" w:firstLine="0"/>
         <w:rPr>
           <w:lang w:eastAsia="es-CO"/>
@@ -8940,7 +8950,6 @@
       <w:r>
         <w:rPr>
           <w:rStyle w:val="Extranjerismo"/>
-          <w:lang w:val="es-CO"/>
         </w:rPr>
         <w:t>Business Process Management</w:t>
       </w:r>
@@ -8953,7 +8962,7 @@
     </w:p>
     <w:p>
       <w:pPr>
-        <w:pStyle w:val="ListParagraph"/>
+        <w:pStyle w:val="Prrafodelista"/>
         <w:numPr>
           <w:ilvl w:val="0"/>
           <w:numId w:val="32"/>
@@ -8979,7 +8988,7 @@
     </w:p>
     <w:p>
       <w:pPr>
-        <w:pStyle w:val="ListParagraph"/>
+        <w:pStyle w:val="Prrafodelista"/>
         <w:numPr>
           <w:ilvl w:val="0"/>
           <w:numId w:val="32"/>
@@ -9005,7 +9014,7 @@
     </w:p>
     <w:p>
       <w:pPr>
-        <w:pStyle w:val="ListParagraph"/>
+        <w:pStyle w:val="Prrafodelista"/>
         <w:numPr>
           <w:ilvl w:val="0"/>
           <w:numId w:val="32"/>
@@ -9031,7 +9040,7 @@
     </w:p>
     <w:p>
       <w:pPr>
-        <w:pStyle w:val="ListParagraph"/>
+        <w:pStyle w:val="Prrafodelista"/>
         <w:numPr>
           <w:ilvl w:val="0"/>
           <w:numId w:val="32"/>
@@ -9057,7 +9066,7 @@
     </w:p>
     <w:p>
       <w:pPr>
-        <w:pStyle w:val="ListParagraph"/>
+        <w:pStyle w:val="Prrafodelista"/>
         <w:numPr>
           <w:ilvl w:val="0"/>
           <w:numId w:val="32"/>
@@ -9083,7 +9092,7 @@
     </w:p>
     <w:p>
       <w:pPr>
-        <w:pStyle w:val="ListParagraph"/>
+        <w:pStyle w:val="Prrafodelista"/>
         <w:numPr>
           <w:ilvl w:val="0"/>
           <w:numId w:val="32"/>
@@ -9129,7 +9138,7 @@
     </w:p>
     <w:p>
       <w:pPr>
-        <w:pStyle w:val="ListParagraph"/>
+        <w:pStyle w:val="Prrafodelista"/>
         <w:numPr>
           <w:ilvl w:val="0"/>
           <w:numId w:val="33"/>
@@ -9159,7 +9168,7 @@
     </w:p>
     <w:p>
       <w:pPr>
-        <w:pStyle w:val="ListParagraph"/>
+        <w:pStyle w:val="Prrafodelista"/>
         <w:numPr>
           <w:ilvl w:val="0"/>
           <w:numId w:val="33"/>
@@ -9177,7 +9186,7 @@
     </w:p>
     <w:p>
       <w:pPr>
-        <w:pStyle w:val="ListParagraph"/>
+        <w:pStyle w:val="Prrafodelista"/>
         <w:numPr>
           <w:ilvl w:val="0"/>
           <w:numId w:val="33"/>
@@ -9195,7 +9204,7 @@
     </w:p>
     <w:p>
       <w:pPr>
-        <w:pStyle w:val="ListParagraph"/>
+        <w:pStyle w:val="Prrafodelista"/>
         <w:numPr>
           <w:ilvl w:val="0"/>
           <w:numId w:val="33"/>
@@ -9213,7 +9222,7 @@
     </w:p>
     <w:p>
       <w:pPr>
-        <w:pStyle w:val="ListParagraph"/>
+        <w:pStyle w:val="Prrafodelista"/>
         <w:numPr>
           <w:ilvl w:val="0"/>
           <w:numId w:val="33"/>
@@ -9231,7 +9240,7 @@
     </w:p>
     <w:p>
       <w:pPr>
-        <w:pStyle w:val="ListParagraph"/>
+        <w:pStyle w:val="Prrafodelista"/>
         <w:numPr>
           <w:ilvl w:val="0"/>
           <w:numId w:val="33"/>
@@ -9249,7 +9258,7 @@
     </w:p>
     <w:p>
       <w:pPr>
-        <w:pStyle w:val="ListParagraph"/>
+        <w:pStyle w:val="Prrafodelista"/>
         <w:numPr>
           <w:ilvl w:val="0"/>
           <w:numId w:val="33"/>
@@ -9282,14 +9291,14 @@
     </w:p>
     <w:p>
       <w:pPr>
-        <w:pStyle w:val="Heading1"/>
-      </w:pPr>
-      <w:bookmarkStart w:id="24" w:name="_Toc227255092"/>
+        <w:pStyle w:val="Ttulo1"/>
+      </w:pPr>
+      <w:bookmarkStart w:id="27" w:name="_Toc228259323"/>
       <w:r>
         <w:lastRenderedPageBreak/>
         <w:t>Introducción a los indicadores de gestión y su clasificación</w:t>
       </w:r>
-      <w:bookmarkEnd w:id="24"/>
+      <w:bookmarkEnd w:id="27"/>
     </w:p>
     <w:p>
       <w:pPr>
@@ -9313,7 +9322,7 @@
     </w:p>
     <w:p>
       <w:pPr>
-        <w:pStyle w:val="ListParagraph"/>
+        <w:pStyle w:val="Prrafodelista"/>
         <w:keepNext/>
         <w:keepLines/>
         <w:numPr>
@@ -9334,28 +9343,34 @@
           <w:lang w:eastAsia="es-CO"/>
         </w:rPr>
       </w:pPr>
-      <w:bookmarkStart w:id="25" w:name="_Toc225500190"/>
-      <w:bookmarkStart w:id="26" w:name="_Toc225523510"/>
-      <w:bookmarkStart w:id="27" w:name="_Toc225526685"/>
-      <w:bookmarkStart w:id="28" w:name="_Toc227252884"/>
-      <w:bookmarkStart w:id="29" w:name="_Toc227253251"/>
-      <w:bookmarkStart w:id="30" w:name="_Toc227255093"/>
-      <w:bookmarkEnd w:id="25"/>
-      <w:bookmarkEnd w:id="26"/>
-      <w:bookmarkEnd w:id="27"/>
+      <w:bookmarkStart w:id="28" w:name="_Toc225500190"/>
+      <w:bookmarkStart w:id="29" w:name="_Toc225523510"/>
+      <w:bookmarkStart w:id="30" w:name="_Toc225526685"/>
+      <w:bookmarkStart w:id="31" w:name="_Toc227252884"/>
+      <w:bookmarkStart w:id="32" w:name="_Toc227253251"/>
+      <w:bookmarkStart w:id="33" w:name="_Toc227255093"/>
+      <w:bookmarkStart w:id="34" w:name="_Toc228257176"/>
+      <w:bookmarkStart w:id="35" w:name="_Toc228258538"/>
+      <w:bookmarkStart w:id="36" w:name="_Toc228259324"/>
       <w:bookmarkEnd w:id="28"/>
       <w:bookmarkEnd w:id="29"/>
       <w:bookmarkEnd w:id="30"/>
-    </w:p>
-    <w:p>
-      <w:pPr>
-        <w:pStyle w:val="Heading2"/>
-      </w:pPr>
-      <w:bookmarkStart w:id="31" w:name="_Toc227255094"/>
+      <w:bookmarkEnd w:id="31"/>
+      <w:bookmarkEnd w:id="32"/>
+      <w:bookmarkEnd w:id="33"/>
+      <w:bookmarkEnd w:id="34"/>
+      <w:bookmarkEnd w:id="35"/>
+      <w:bookmarkEnd w:id="36"/>
+    </w:p>
+    <w:p>
+      <w:pPr>
+        <w:pStyle w:val="Ttulo2"/>
+      </w:pPr>
+      <w:bookmarkStart w:id="37" w:name="_Toc228259325"/>
       <w:r>
         <w:t>Concepto de indicador</w:t>
       </w:r>
-      <w:bookmarkEnd w:id="31"/>
+      <w:bookmarkEnd w:id="37"/>
       <w:r>
         <w:t xml:space="preserve"> </w:t>
       </w:r>
@@ -9438,7 +9453,7 @@
     </w:p>
     <w:p>
       <w:pPr>
-        <w:pStyle w:val="ListParagraph"/>
+        <w:pStyle w:val="Prrafodelista"/>
         <w:numPr>
           <w:ilvl w:val="0"/>
           <w:numId w:val="34"/>
@@ -9464,7 +9479,7 @@
     </w:p>
     <w:p>
       <w:pPr>
-        <w:pStyle w:val="ListParagraph"/>
+        <w:pStyle w:val="Prrafodelista"/>
         <w:numPr>
           <w:ilvl w:val="0"/>
           <w:numId w:val="34"/>
@@ -9490,7 +9505,7 @@
     </w:p>
     <w:p>
       <w:pPr>
-        <w:pStyle w:val="ListParagraph"/>
+        <w:pStyle w:val="Prrafodelista"/>
         <w:numPr>
           <w:ilvl w:val="0"/>
           <w:numId w:val="34"/>
@@ -9516,7 +9531,7 @@
     </w:p>
     <w:p>
       <w:pPr>
-        <w:pStyle w:val="ListParagraph"/>
+        <w:pStyle w:val="Prrafodelista"/>
         <w:numPr>
           <w:ilvl w:val="0"/>
           <w:numId w:val="34"/>
@@ -9542,7 +9557,7 @@
     </w:p>
     <w:p>
       <w:pPr>
-        <w:pStyle w:val="ListParagraph"/>
+        <w:pStyle w:val="Prrafodelista"/>
         <w:numPr>
           <w:ilvl w:val="0"/>
           <w:numId w:val="34"/>
@@ -9568,7 +9583,7 @@
     </w:p>
     <w:p>
       <w:pPr>
-        <w:pStyle w:val="ListParagraph"/>
+        <w:pStyle w:val="Prrafodelista"/>
         <w:numPr>
           <w:ilvl w:val="0"/>
           <w:numId w:val="34"/>
@@ -9615,13 +9630,13 @@
     </w:p>
     <w:p>
       <w:pPr>
-        <w:pStyle w:val="Heading2"/>
-      </w:pPr>
-      <w:bookmarkStart w:id="32" w:name="_Toc227255095"/>
+        <w:pStyle w:val="Ttulo2"/>
+      </w:pPr>
+      <w:bookmarkStart w:id="38" w:name="_Toc228259326"/>
       <w:r>
         <w:t>Clasificación de indicadores</w:t>
       </w:r>
-      <w:bookmarkEnd w:id="32"/>
+      <w:bookmarkEnd w:id="38"/>
     </w:p>
     <w:p>
       <w:pPr>
@@ -9681,7 +9696,7 @@
     </w:p>
     <w:p>
       <w:pPr>
-        <w:pStyle w:val="ListParagraph"/>
+        <w:pStyle w:val="Prrafodelista"/>
         <w:numPr>
           <w:ilvl w:val="0"/>
           <w:numId w:val="35"/>
@@ -9707,7 +9722,7 @@
     </w:p>
     <w:p>
       <w:pPr>
-        <w:pStyle w:val="ListParagraph"/>
+        <w:pStyle w:val="Prrafodelista"/>
         <w:numPr>
           <w:ilvl w:val="0"/>
           <w:numId w:val="35"/>
@@ -9734,7 +9749,7 @@
     </w:p>
     <w:p>
       <w:pPr>
-        <w:pStyle w:val="ListParagraph"/>
+        <w:pStyle w:val="Prrafodelista"/>
         <w:numPr>
           <w:ilvl w:val="0"/>
           <w:numId w:val="35"/>
@@ -9760,7 +9775,7 @@
     </w:p>
     <w:p>
       <w:pPr>
-        <w:pStyle w:val="ListParagraph"/>
+        <w:pStyle w:val="Prrafodelista"/>
         <w:numPr>
           <w:ilvl w:val="0"/>
           <w:numId w:val="35"/>
@@ -9786,7 +9801,7 @@
     </w:p>
     <w:p>
       <w:pPr>
-        <w:pStyle w:val="ListParagraph"/>
+        <w:pStyle w:val="Prrafodelista"/>
         <w:numPr>
           <w:ilvl w:val="0"/>
           <w:numId w:val="35"/>
@@ -9842,7 +9857,7 @@
     </w:p>
     <w:p>
       <w:pPr>
-        <w:pStyle w:val="ListParagraph"/>
+        <w:pStyle w:val="Prrafodelista"/>
         <w:numPr>
           <w:ilvl w:val="0"/>
           <w:numId w:val="36"/>
@@ -9868,7 +9883,7 @@
     </w:p>
     <w:p>
       <w:pPr>
-        <w:pStyle w:val="ListParagraph"/>
+        <w:pStyle w:val="Prrafodelista"/>
         <w:numPr>
           <w:ilvl w:val="0"/>
           <w:numId w:val="36"/>
@@ -9924,7 +9939,7 @@
     </w:p>
     <w:p>
       <w:pPr>
-        <w:pStyle w:val="ListParagraph"/>
+        <w:pStyle w:val="Prrafodelista"/>
         <w:numPr>
           <w:ilvl w:val="0"/>
           <w:numId w:val="37"/>
@@ -9950,7 +9965,7 @@
     </w:p>
     <w:p>
       <w:pPr>
-        <w:pStyle w:val="ListParagraph"/>
+        <w:pStyle w:val="Prrafodelista"/>
         <w:numPr>
           <w:ilvl w:val="0"/>
           <w:numId w:val="37"/>
@@ -9996,7 +10011,7 @@
     </w:p>
     <w:p>
       <w:pPr>
-        <w:pStyle w:val="ListParagraph"/>
+        <w:pStyle w:val="Prrafodelista"/>
         <w:numPr>
           <w:ilvl w:val="0"/>
           <w:numId w:val="38"/>
@@ -10022,7 +10037,7 @@
     </w:p>
     <w:p>
       <w:pPr>
-        <w:pStyle w:val="ListParagraph"/>
+        <w:pStyle w:val="Prrafodelista"/>
         <w:numPr>
           <w:ilvl w:val="0"/>
           <w:numId w:val="38"/>
@@ -10048,7 +10063,7 @@
     </w:p>
     <w:p>
       <w:pPr>
-        <w:pStyle w:val="ListParagraph"/>
+        <w:pStyle w:val="Prrafodelista"/>
         <w:numPr>
           <w:ilvl w:val="0"/>
           <w:numId w:val="38"/>
@@ -10074,7 +10089,7 @@
     </w:p>
     <w:p>
       <w:pPr>
-        <w:pStyle w:val="ListParagraph"/>
+        <w:pStyle w:val="Prrafodelista"/>
         <w:numPr>
           <w:ilvl w:val="0"/>
           <w:numId w:val="38"/>
@@ -10109,7 +10124,7 @@
     </w:p>
     <w:p>
       <w:pPr>
-        <w:pStyle w:val="ListParagraph"/>
+        <w:pStyle w:val="Prrafodelista"/>
         <w:tabs>
           <w:tab w:val="left" w:pos="3525"/>
         </w:tabs>
@@ -10121,13 +10136,13 @@
     </w:p>
     <w:p>
       <w:pPr>
-        <w:pStyle w:val="Heading2"/>
-      </w:pPr>
-      <w:bookmarkStart w:id="33" w:name="_Toc227255096"/>
+        <w:pStyle w:val="Ttulo2"/>
+      </w:pPr>
+      <w:bookmarkStart w:id="39" w:name="_Toc228259327"/>
       <w:r>
         <w:t>Indicadores versus métricas</w:t>
       </w:r>
-      <w:bookmarkEnd w:id="33"/>
+      <w:bookmarkEnd w:id="39"/>
     </w:p>
     <w:p>
       <w:pPr>
@@ -10177,7 +10192,7 @@
     </w:p>
     <w:p>
       <w:pPr>
-        <w:pStyle w:val="ListParagraph"/>
+        <w:pStyle w:val="Prrafodelista"/>
         <w:numPr>
           <w:ilvl w:val="0"/>
           <w:numId w:val="39"/>
@@ -10203,7 +10218,7 @@
     </w:p>
     <w:p>
       <w:pPr>
-        <w:pStyle w:val="ListParagraph"/>
+        <w:pStyle w:val="Prrafodelista"/>
         <w:numPr>
           <w:ilvl w:val="0"/>
           <w:numId w:val="39"/>
@@ -10229,7 +10244,7 @@
     </w:p>
     <w:p>
       <w:pPr>
-        <w:pStyle w:val="ListParagraph"/>
+        <w:pStyle w:val="Prrafodelista"/>
         <w:numPr>
           <w:ilvl w:val="0"/>
           <w:numId w:val="39"/>
@@ -10255,7 +10270,7 @@
     </w:p>
     <w:p>
       <w:pPr>
-        <w:pStyle w:val="ListParagraph"/>
+        <w:pStyle w:val="Prrafodelista"/>
         <w:numPr>
           <w:ilvl w:val="0"/>
           <w:numId w:val="39"/>
@@ -10281,7 +10296,7 @@
     </w:p>
     <w:p>
       <w:pPr>
-        <w:pStyle w:val="ListParagraph"/>
+        <w:pStyle w:val="Prrafodelista"/>
         <w:numPr>
           <w:ilvl w:val="0"/>
           <w:numId w:val="39"/>
@@ -10347,13 +10362,13 @@
     </w:p>
     <w:p>
       <w:pPr>
-        <w:pStyle w:val="Heading2"/>
-      </w:pPr>
-      <w:bookmarkStart w:id="34" w:name="_Toc227255097"/>
+        <w:pStyle w:val="Ttulo2"/>
+      </w:pPr>
+      <w:bookmarkStart w:id="40" w:name="_Toc228259328"/>
       <w:r>
         <w:t>Beneficios de la implementación de indicadores</w:t>
       </w:r>
-      <w:bookmarkEnd w:id="34"/>
+      <w:bookmarkEnd w:id="40"/>
     </w:p>
     <w:p>
       <w:pPr>
@@ -10412,7 +10427,7 @@
     </w:p>
     <w:p>
       <w:pPr>
-        <w:pStyle w:val="ListParagraph"/>
+        <w:pStyle w:val="Prrafodelista"/>
         <w:numPr>
           <w:ilvl w:val="0"/>
           <w:numId w:val="40"/>
@@ -10448,7 +10463,7 @@
     </w:p>
     <w:p>
       <w:pPr>
-        <w:pStyle w:val="ListParagraph"/>
+        <w:pStyle w:val="Prrafodelista"/>
         <w:numPr>
           <w:ilvl w:val="0"/>
           <w:numId w:val="40"/>
@@ -10483,7 +10498,7 @@
     </w:p>
     <w:p>
       <w:pPr>
-        <w:pStyle w:val="ListParagraph"/>
+        <w:pStyle w:val="Prrafodelista"/>
         <w:numPr>
           <w:ilvl w:val="0"/>
           <w:numId w:val="40"/>
@@ -10518,7 +10533,7 @@
     </w:p>
     <w:p>
       <w:pPr>
-        <w:pStyle w:val="ListParagraph"/>
+        <w:pStyle w:val="Prrafodelista"/>
         <w:numPr>
           <w:ilvl w:val="0"/>
           <w:numId w:val="40"/>
@@ -10559,7 +10574,7 @@
     </w:p>
     <w:p>
       <w:pPr>
-        <w:pStyle w:val="ListParagraph"/>
+        <w:pStyle w:val="Prrafodelista"/>
         <w:numPr>
           <w:ilvl w:val="0"/>
           <w:numId w:val="40"/>
@@ -10628,13 +10643,13 @@
     </w:p>
     <w:p>
       <w:pPr>
-        <w:pStyle w:val="Heading2"/>
-      </w:pPr>
-      <w:bookmarkStart w:id="35" w:name="_Toc227255098"/>
+        <w:pStyle w:val="Ttulo2"/>
+      </w:pPr>
+      <w:bookmarkStart w:id="41" w:name="_Toc228259329"/>
       <w:r>
         <w:t>Importancia de los indicadores en la toma de decisiones</w:t>
       </w:r>
-      <w:bookmarkEnd w:id="35"/>
+      <w:bookmarkEnd w:id="41"/>
     </w:p>
     <w:p>
       <w:pPr>
@@ -10881,13 +10896,13 @@
     </w:p>
     <w:p>
       <w:pPr>
-        <w:pStyle w:val="Heading2"/>
-      </w:pPr>
-      <w:bookmarkStart w:id="36" w:name="_Toc227255099"/>
+        <w:pStyle w:val="Ttulo2"/>
+      </w:pPr>
+      <w:bookmarkStart w:id="42" w:name="_Toc228259330"/>
       <w:r>
         <w:t>Indicadores como herramientas de control administrativo</w:t>
       </w:r>
-      <w:bookmarkEnd w:id="36"/>
+      <w:bookmarkEnd w:id="42"/>
     </w:p>
     <w:p>
       <w:pPr>
@@ -10971,20 +10986,23 @@
     </w:p>
     <w:p>
       <w:pPr>
-        <w:rPr>
-          <w:lang w:eastAsia="es-CO"/>
-        </w:rPr>
+        <w:pStyle w:val="Figura"/>
+        <w:numPr>
+          <w:ilvl w:val="0"/>
+          <w:numId w:val="0"/>
+        </w:numPr>
+        <w:ind w:left="1080" w:hanging="360"/>
+        <w:jc w:val="left"/>
       </w:pPr>
       <w:r>
         <w:rPr>
           <w:noProof/>
-          <w:lang w:eastAsia="es-CO"/>
         </w:rPr>
         <w:drawing>
-          <wp:inline distT="0" distB="0" distL="0" distR="0" wp14:anchorId="6BB34AFF" wp14:editId="2EDCB4CF">
-            <wp:extent cx="5667375" cy="2889250"/>
-            <wp:effectExtent l="0" t="0" r="9525" b="6350"/>
-            <wp:docPr id="8" name="Imagen 8" descr="Infografía circular que representa el Ciclo de Deming o PHVA, compuesto por cuatro etapas secuenciales e interrelacionadas: planear, donde se definen metas y métodos; hacer, donde se forma al equipo y se ejecuta lo planificado; verificar, donde se comparan los resultados frente a las metas; y actuar, donde se corrigen desviaciones y se estandarizan las mejoras. El ciclo es continuo y orienta la mejora permanente de los procesos organizacionales."/>
+          <wp:inline distT="0" distB="0" distL="0" distR="0" wp14:anchorId="52EFF166" wp14:editId="1BD0579C">
+            <wp:extent cx="5968176" cy="3044536"/>
+            <wp:effectExtent l="0" t="0" r="0" b="3810"/>
+            <wp:docPr id="14" name="Imagen 14" descr="Figura 3. Infografía circular que representa el Ciclo de Deming o PHVA, compuesto por cuatro etapas secuenciales e interrelacionadas: planear, donde se definen metas y métodos; hacer, donde se forma al equipo y se ejecuta lo planificado; verificar, donde se comparan los resultados frente a las metas; y actuar, donde se corrigen desviaciones y se estandarizan las mejoras. El ciclo es continuo y orienta la mejora permanente de los procesos organizacionales.&#10;"/>
             <wp:cNvGraphicFramePr>
               <a:graphicFrameLocks xmlns:a="http://schemas.openxmlformats.org/drawingml/2006/main" noChangeAspect="1"/>
             </wp:cNvGraphicFramePr>
@@ -10992,13 +11010,13 @@
               <a:graphicData uri="http://schemas.openxmlformats.org/drawingml/2006/picture">
                 <pic:pic xmlns:pic="http://schemas.openxmlformats.org/drawingml/2006/picture">
                   <pic:nvPicPr>
-                    <pic:cNvPr id="8" name="Imagen 8" descr="Infografía circular que representa el Ciclo de Deming o PHVA, compuesto por cuatro etapas secuenciales e interrelacionadas: planear, donde se definen metas y métodos; hacer, donde se forma al equipo y se ejecuta lo planificado; verificar, donde se comparan los resultados frente a las metas; y actuar, donde se corrigen desviaciones y se estandarizan las mejoras. El ciclo es continuo y orienta la mejora permanente de los procesos organizacionales."/>
+                    <pic:cNvPr id="14" name="Imagen 14" descr="Figura 3. Infografía circular que representa el Ciclo de Deming o PHVA, compuesto por cuatro etapas secuenciales e interrelacionadas: planear, donde se definen metas y métodos; hacer, donde se forma al equipo y se ejecuta lo planificado; verificar, donde se comparan los resultados frente a las metas; y actuar, donde se corrigen desviaciones y se estandarizan las mejoras. El ciclo es continuo y orienta la mejora permanente de los procesos organizacionales.&#10;"/>
                     <pic:cNvPicPr>
                       <a:picLocks noChangeAspect="1" noChangeArrowheads="1"/>
                     </pic:cNvPicPr>
                   </pic:nvPicPr>
                   <pic:blipFill>
-                    <a:blip r:embed="rId15">
+                    <a:blip r:embed="rId12">
                       <a:extLst>
                         <a:ext uri="{28A0092B-C50C-407E-A947-70E740481C1C}">
                           <a14:useLocalDpi xmlns:a14="http://schemas.microsoft.com/office/drawing/2010/main" val="0"/>
@@ -11013,12 +11031,15 @@
                   <pic:spPr bwMode="auto">
                     <a:xfrm>
                       <a:off x="0" y="0"/>
-                      <a:ext cx="5677883" cy="2894607"/>
+                      <a:ext cx="5991585" cy="3056477"/>
                     </a:xfrm>
                     <a:prstGeom prst="rect">
                       <a:avLst/>
                     </a:prstGeom>
                     <a:noFill/>
+                    <a:ln>
+                      <a:noFill/>
+                    </a:ln>
                   </pic:spPr>
                 </pic:pic>
               </a:graphicData>
@@ -11033,6 +11054,13 @@
           <w:lang w:eastAsia="es-CO"/>
         </w:rPr>
       </w:pPr>
+    </w:p>
+    <w:p>
+      <w:pPr>
+        <w:rPr>
+          <w:lang w:eastAsia="es-CO"/>
+        </w:rPr>
+      </w:pPr>
       <w:r>
         <w:rPr>
           <w:b/>
@@ -11129,14 +11157,8 @@
         <w:rPr>
           <w:lang w:eastAsia="es-CO"/>
         </w:rPr>
-        <w:t xml:space="preserve">Este modelo, también conocido como PHVA, sustenta el control administrativo como la etapa fundamental del proceso organizacional. Su aplicación permite verificar </w:t>
-      </w:r>
-      <w:r>
-        <w:rPr>
-          <w:lang w:eastAsia="es-CO"/>
-        </w:rPr>
         <w:lastRenderedPageBreak/>
-        <w:t>de manera sistemática si lo ejecutado corresponde a lo planificado, identificar las causas de las desviaciones y adoptar acciones de mejora de forma continua y oportuna.</w:t>
+        <w:t>Este modelo, también conocido como PHVA, sustenta el control administrativo como la etapa fundamental del proceso organizacional. Su aplicación permite verificar de manera sistemática si lo ejecutado corresponde a lo planificado, identificar las causas de las desviaciones y adoptar acciones de mejora de forma continua y oportuna.</w:t>
       </w:r>
     </w:p>
     <w:p>
@@ -11222,14 +11244,14 @@
         <w:rPr>
           <w:lang w:eastAsia="es-CO"/>
         </w:rPr>
-        <w:t xml:space="preserve">El control administrativo consiste en validar que lo ejecutado corresponde a lo planeado, con el fin de garantizar que los resultados se ajusten a lo diseñado o, por el contrario, determinar si estos responden a otras dinámicas organizacionales que </w:t>
+        <w:t xml:space="preserve">El control administrativo consiste en validar que lo ejecutado corresponde a lo planeado, con el fin de garantizar que los resultados se ajusten a lo diseñado o, por el </w:t>
       </w:r>
       <w:r>
         <w:rPr>
           <w:lang w:eastAsia="es-CO"/>
         </w:rPr>
         <w:lastRenderedPageBreak/>
-        <w:t>requieran intervención. Para llevar a cabo este proceso, el control administrativo comprende cuatro fases que se desarrollan de manera secuencial y articulada.</w:t>
+        <w:t>contrario, determinar si estos responden a otras dinámicas organizacionales que requieran intervención. Para llevar a cabo este proceso, el control administrativo comprende cuatro fases que se desarrollan de manera secuencial y articulada.</w:t>
       </w:r>
     </w:p>
     <w:p>
@@ -11247,7 +11269,7 @@
     </w:p>
     <w:p>
       <w:pPr>
-        <w:pStyle w:val="ListParagraph"/>
+        <w:pStyle w:val="Prrafodelista"/>
         <w:numPr>
           <w:ilvl w:val="0"/>
           <w:numId w:val="55"/>
@@ -11290,7 +11312,7 @@
     </w:p>
     <w:p>
       <w:pPr>
-        <w:pStyle w:val="ListParagraph"/>
+        <w:pStyle w:val="Prrafodelista"/>
         <w:numPr>
           <w:ilvl w:val="0"/>
           <w:numId w:val="55"/>
@@ -11333,7 +11355,7 @@
     </w:p>
     <w:p>
       <w:pPr>
-        <w:pStyle w:val="ListParagraph"/>
+        <w:pStyle w:val="Prrafodelista"/>
         <w:numPr>
           <w:ilvl w:val="0"/>
           <w:numId w:val="55"/>
@@ -11407,7 +11429,7 @@
     </w:p>
     <w:p>
       <w:pPr>
-        <w:pStyle w:val="ListParagraph"/>
+        <w:pStyle w:val="Prrafodelista"/>
         <w:numPr>
           <w:ilvl w:val="0"/>
           <w:numId w:val="55"/>
@@ -11494,7 +11516,7 @@
     </w:p>
     <w:p>
       <w:pPr>
-        <w:pStyle w:val="ListParagraph"/>
+        <w:pStyle w:val="Prrafodelista"/>
         <w:numPr>
           <w:ilvl w:val="0"/>
           <w:numId w:val="48"/>
@@ -11539,7 +11561,7 @@
     </w:p>
     <w:p>
       <w:pPr>
-        <w:pStyle w:val="ListParagraph"/>
+        <w:pStyle w:val="Prrafodelista"/>
         <w:numPr>
           <w:ilvl w:val="0"/>
           <w:numId w:val="49"/>
@@ -11581,7 +11603,7 @@
     </w:p>
     <w:p>
       <w:pPr>
-        <w:pStyle w:val="ListParagraph"/>
+        <w:pStyle w:val="Prrafodelista"/>
         <w:numPr>
           <w:ilvl w:val="0"/>
           <w:numId w:val="49"/>
@@ -11616,7 +11638,7 @@
     </w:p>
     <w:p>
       <w:pPr>
-        <w:pStyle w:val="ListParagraph"/>
+        <w:pStyle w:val="Prrafodelista"/>
         <w:numPr>
           <w:ilvl w:val="0"/>
           <w:numId w:val="49"/>
@@ -11664,7 +11686,7 @@
     </w:p>
     <w:p>
       <w:pPr>
-        <w:pStyle w:val="ListParagraph"/>
+        <w:pStyle w:val="Prrafodelista"/>
         <w:numPr>
           <w:ilvl w:val="0"/>
           <w:numId w:val="50"/>
@@ -11690,7 +11712,7 @@
     </w:p>
     <w:p>
       <w:pPr>
-        <w:pStyle w:val="ListParagraph"/>
+        <w:pStyle w:val="Prrafodelista"/>
         <w:numPr>
           <w:ilvl w:val="0"/>
           <w:numId w:val="50"/>
@@ -11716,7 +11738,7 @@
     </w:p>
     <w:p>
       <w:pPr>
-        <w:pStyle w:val="ListParagraph"/>
+        <w:pStyle w:val="Prrafodelista"/>
         <w:numPr>
           <w:ilvl w:val="0"/>
           <w:numId w:val="50"/>
@@ -11743,7 +11765,7 @@
     </w:p>
     <w:p>
       <w:pPr>
-        <w:pStyle w:val="ListParagraph"/>
+        <w:pStyle w:val="Prrafodelista"/>
         <w:numPr>
           <w:ilvl w:val="0"/>
           <w:numId w:val="50"/>
@@ -11769,7 +11791,7 @@
     </w:p>
     <w:p>
       <w:pPr>
-        <w:pStyle w:val="ListParagraph"/>
+        <w:pStyle w:val="Prrafodelista"/>
         <w:numPr>
           <w:ilvl w:val="0"/>
           <w:numId w:val="50"/>
@@ -11795,7 +11817,7 @@
     </w:p>
     <w:p>
       <w:pPr>
-        <w:pStyle w:val="ListParagraph"/>
+        <w:pStyle w:val="Prrafodelista"/>
         <w:numPr>
           <w:ilvl w:val="0"/>
           <w:numId w:val="50"/>
@@ -11851,7 +11873,7 @@
     </w:p>
     <w:p>
       <w:pPr>
-        <w:pStyle w:val="ListParagraph"/>
+        <w:pStyle w:val="Prrafodelista"/>
         <w:numPr>
           <w:ilvl w:val="0"/>
           <w:numId w:val="51"/>
@@ -11877,7 +11899,7 @@
     </w:p>
     <w:p>
       <w:pPr>
-        <w:pStyle w:val="ListParagraph"/>
+        <w:pStyle w:val="Prrafodelista"/>
         <w:numPr>
           <w:ilvl w:val="0"/>
           <w:numId w:val="51"/>
@@ -11903,7 +11925,7 @@
     </w:p>
     <w:p>
       <w:pPr>
-        <w:pStyle w:val="ListParagraph"/>
+        <w:pStyle w:val="Prrafodelista"/>
         <w:numPr>
           <w:ilvl w:val="0"/>
           <w:numId w:val="51"/>
@@ -11929,7 +11951,7 @@
     </w:p>
     <w:p>
       <w:pPr>
-        <w:pStyle w:val="ListParagraph"/>
+        <w:pStyle w:val="Prrafodelista"/>
         <w:ind w:left="1429" w:firstLine="0"/>
         <w:rPr>
           <w:lang w:eastAsia="es-CO"/>
@@ -11938,14 +11960,14 @@
     </w:p>
     <w:p>
       <w:pPr>
-        <w:pStyle w:val="Heading2"/>
-      </w:pPr>
-      <w:bookmarkStart w:id="37" w:name="_Toc227255100"/>
+        <w:pStyle w:val="Ttulo2"/>
+      </w:pPr>
+      <w:bookmarkStart w:id="43" w:name="_Toc228259331"/>
       <w:r>
         <w:lastRenderedPageBreak/>
         <w:t>Indicadores de gestión</w:t>
       </w:r>
-      <w:bookmarkEnd w:id="37"/>
+      <w:bookmarkEnd w:id="43"/>
     </w:p>
     <w:p>
       <w:pPr>
@@ -11988,7 +12010,7 @@
     </w:p>
     <w:p>
       <w:pPr>
-        <w:pStyle w:val="ListParagraph"/>
+        <w:pStyle w:val="Prrafodelista"/>
         <w:numPr>
           <w:ilvl w:val="0"/>
           <w:numId w:val="52"/>
@@ -12015,7 +12037,7 @@
     </w:p>
     <w:p>
       <w:pPr>
-        <w:pStyle w:val="ListParagraph"/>
+        <w:pStyle w:val="Prrafodelista"/>
         <w:numPr>
           <w:ilvl w:val="0"/>
           <w:numId w:val="52"/>
@@ -12041,7 +12063,7 @@
     </w:p>
     <w:p>
       <w:pPr>
-        <w:pStyle w:val="ListParagraph"/>
+        <w:pStyle w:val="Prrafodelista"/>
         <w:numPr>
           <w:ilvl w:val="0"/>
           <w:numId w:val="52"/>
@@ -12067,7 +12089,7 @@
     </w:p>
     <w:p>
       <w:pPr>
-        <w:pStyle w:val="ListParagraph"/>
+        <w:pStyle w:val="Prrafodelista"/>
         <w:numPr>
           <w:ilvl w:val="0"/>
           <w:numId w:val="52"/>
@@ -12093,7 +12115,7 @@
     </w:p>
     <w:p>
       <w:pPr>
-        <w:pStyle w:val="ListParagraph"/>
+        <w:pStyle w:val="Prrafodelista"/>
         <w:numPr>
           <w:ilvl w:val="0"/>
           <w:numId w:val="52"/>
@@ -12119,7 +12141,7 @@
     </w:p>
     <w:p>
       <w:pPr>
-        <w:pStyle w:val="ListParagraph"/>
+        <w:pStyle w:val="Prrafodelista"/>
         <w:numPr>
           <w:ilvl w:val="0"/>
           <w:numId w:val="52"/>
@@ -12160,14 +12182,14 @@
     </w:p>
     <w:p>
       <w:pPr>
-        <w:pStyle w:val="Heading1"/>
-      </w:pPr>
-      <w:bookmarkStart w:id="38" w:name="_Toc227255101"/>
+        <w:pStyle w:val="Ttulo1"/>
+      </w:pPr>
+      <w:bookmarkStart w:id="44" w:name="_Toc228259332"/>
       <w:r>
         <w:lastRenderedPageBreak/>
         <w:t>Diseño de indicadores de gestión</w:t>
       </w:r>
-      <w:bookmarkEnd w:id="38"/>
+      <w:bookmarkEnd w:id="44"/>
     </w:p>
     <w:p>
       <w:pPr>
@@ -12244,7 +12266,7 @@
     </w:p>
     <w:p>
       <w:pPr>
-        <w:pStyle w:val="ListParagraph"/>
+        <w:pStyle w:val="Prrafodelista"/>
         <w:keepNext/>
         <w:keepLines/>
         <w:numPr>
@@ -12265,28 +12287,39 @@
           <w:lang w:eastAsia="es-CO"/>
         </w:rPr>
       </w:pPr>
-      <w:bookmarkStart w:id="39" w:name="_Toc225500199"/>
-      <w:bookmarkStart w:id="40" w:name="_Toc225523519"/>
-      <w:bookmarkStart w:id="41" w:name="_Toc225526694"/>
-      <w:bookmarkStart w:id="42" w:name="_Toc227252893"/>
-      <w:bookmarkStart w:id="43" w:name="_Toc227253260"/>
-      <w:bookmarkStart w:id="44" w:name="_Toc227255102"/>
-      <w:bookmarkEnd w:id="39"/>
-      <w:bookmarkEnd w:id="40"/>
-      <w:bookmarkEnd w:id="41"/>
-      <w:bookmarkEnd w:id="42"/>
-      <w:bookmarkEnd w:id="43"/>
-      <w:bookmarkEnd w:id="44"/>
-    </w:p>
-    <w:p>
-      <w:pPr>
-        <w:pStyle w:val="Heading2"/>
-      </w:pPr>
-      <w:bookmarkStart w:id="45" w:name="_Toc227255103"/>
-      <w:r>
-        <w:t>Relación indicador – objetivo</w:t>
-      </w:r>
+      <w:bookmarkStart w:id="45" w:name="_Toc225500199"/>
+      <w:bookmarkStart w:id="46" w:name="_Toc225523519"/>
+      <w:bookmarkStart w:id="47" w:name="_Toc225526694"/>
+      <w:bookmarkStart w:id="48" w:name="_Toc227252893"/>
+      <w:bookmarkStart w:id="49" w:name="_Toc227253260"/>
+      <w:bookmarkStart w:id="50" w:name="_Toc227255102"/>
+      <w:bookmarkStart w:id="51" w:name="_Toc228257185"/>
+      <w:bookmarkStart w:id="52" w:name="_Toc228258547"/>
+      <w:bookmarkStart w:id="53" w:name="_Toc228259333"/>
       <w:bookmarkEnd w:id="45"/>
+      <w:bookmarkEnd w:id="46"/>
+      <w:bookmarkEnd w:id="47"/>
+      <w:bookmarkEnd w:id="48"/>
+      <w:bookmarkEnd w:id="49"/>
+      <w:bookmarkEnd w:id="50"/>
+      <w:bookmarkEnd w:id="51"/>
+      <w:bookmarkEnd w:id="52"/>
+      <w:bookmarkEnd w:id="53"/>
+    </w:p>
+    <w:p>
+      <w:pPr>
+        <w:pStyle w:val="Ttulo2"/>
+      </w:pPr>
+      <w:bookmarkStart w:id="54" w:name="_Toc228259334"/>
+      <w:proofErr w:type="gramStart"/>
+      <w:r>
+        <w:t>Relación indicador</w:t>
+      </w:r>
+      <w:proofErr w:type="gramEnd"/>
+      <w:r>
+        <w:t xml:space="preserve"> – objetivo</w:t>
+      </w:r>
+      <w:bookmarkEnd w:id="54"/>
     </w:p>
     <w:p>
       <w:pPr>
@@ -12349,7 +12382,7 @@
     </w:p>
     <w:p>
       <w:pPr>
-        <w:pStyle w:val="ListParagraph"/>
+        <w:pStyle w:val="Prrafodelista"/>
         <w:numPr>
           <w:ilvl w:val="0"/>
           <w:numId w:val="53"/>
@@ -12392,7 +12425,7 @@
     </w:p>
     <w:p>
       <w:pPr>
-        <w:pStyle w:val="ListParagraph"/>
+        <w:pStyle w:val="Prrafodelista"/>
         <w:numPr>
           <w:ilvl w:val="0"/>
           <w:numId w:val="53"/>
@@ -12435,7 +12468,7 @@
     </w:p>
     <w:p>
       <w:pPr>
-        <w:pStyle w:val="ListParagraph"/>
+        <w:pStyle w:val="Prrafodelista"/>
         <w:numPr>
           <w:ilvl w:val="0"/>
           <w:numId w:val="53"/>
@@ -12478,7 +12511,7 @@
     </w:p>
     <w:p>
       <w:pPr>
-        <w:pStyle w:val="ListParagraph"/>
+        <w:pStyle w:val="Prrafodelista"/>
         <w:numPr>
           <w:ilvl w:val="0"/>
           <w:numId w:val="53"/>
@@ -12536,7 +12569,7 @@
     </w:p>
     <w:p>
       <w:pPr>
-        <w:pStyle w:val="ListParagraph"/>
+        <w:pStyle w:val="Prrafodelista"/>
         <w:numPr>
           <w:ilvl w:val="0"/>
           <w:numId w:val="53"/>
@@ -12600,13 +12633,13 @@
     </w:p>
     <w:p>
       <w:pPr>
-        <w:pStyle w:val="Heading2"/>
-      </w:pPr>
-      <w:bookmarkStart w:id="46" w:name="_Toc227255104"/>
+        <w:pStyle w:val="Ttulo2"/>
+      </w:pPr>
+      <w:bookmarkStart w:id="55" w:name="_Toc228259335"/>
       <w:r>
         <w:t>Metodología para la construcción de indicadores</w:t>
       </w:r>
-      <w:bookmarkEnd w:id="46"/>
+      <w:bookmarkEnd w:id="55"/>
     </w:p>
     <w:p>
       <w:pPr>
@@ -12705,7 +12738,7 @@
                     </pic:cNvPicPr>
                   </pic:nvPicPr>
                   <pic:blipFill>
-                    <a:blip r:embed="rId16">
+                    <a:blip r:embed="rId13">
                       <a:extLst>
                         <a:ext uri="{28A0092B-C50C-407E-A947-70E740481C1C}">
                           <a14:useLocalDpi xmlns:a14="http://schemas.microsoft.com/office/drawing/2010/main" val="0"/>
@@ -12747,10 +12780,10 @@
         <w:lastRenderedPageBreak/>
         <w:t xml:space="preserve">Nota. Tomado de Guía para la construcción y análisis de indicadores de gestión (p. 52), de Función Pública (2018), </w:t>
       </w:r>
-      <w:hyperlink r:id="rId17" w:history="1">
-        <w:r>
-          <w:rPr>
-            <w:rStyle w:val="Hyperlink"/>
+      <w:hyperlink r:id="rId14" w:history="1">
+        <w:r>
+          <w:rPr>
+            <w:rStyle w:val="Hipervnculo"/>
           </w:rPr>
           <w:t>https://www1.funcionpublica.gov.co/web/eva/biblioteca-virtual/-/document_library/bGsp2IjUBdeu/view_file/34220860</w:t>
         </w:r>
@@ -12859,7 +12892,7 @@
     </w:p>
     <w:p>
       <w:pPr>
-        <w:pStyle w:val="ListParagraph"/>
+        <w:pStyle w:val="Prrafodelista"/>
         <w:numPr>
           <w:ilvl w:val="0"/>
           <w:numId w:val="53"/>
@@ -12877,7 +12910,7 @@
     </w:p>
     <w:p>
       <w:pPr>
-        <w:pStyle w:val="ListParagraph"/>
+        <w:pStyle w:val="Prrafodelista"/>
         <w:numPr>
           <w:ilvl w:val="0"/>
           <w:numId w:val="53"/>
@@ -12895,7 +12928,7 @@
     </w:p>
     <w:p>
       <w:pPr>
-        <w:pStyle w:val="ListParagraph"/>
+        <w:pStyle w:val="Prrafodelista"/>
         <w:numPr>
           <w:ilvl w:val="0"/>
           <w:numId w:val="53"/>
@@ -12913,7 +12946,7 @@
     </w:p>
     <w:p>
       <w:pPr>
-        <w:pStyle w:val="ListParagraph"/>
+        <w:pStyle w:val="Prrafodelista"/>
         <w:numPr>
           <w:ilvl w:val="0"/>
           <w:numId w:val="53"/>
@@ -12931,14 +12964,14 @@
     </w:p>
     <w:p>
       <w:pPr>
-        <w:pStyle w:val="Heading2"/>
-      </w:pPr>
-      <w:bookmarkStart w:id="47" w:name="_Toc227255105"/>
+        <w:pStyle w:val="Ttulo2"/>
+      </w:pPr>
+      <w:bookmarkStart w:id="56" w:name="_Toc228259336"/>
       <w:r>
         <w:lastRenderedPageBreak/>
         <w:t>Ficha técnica del indicador</w:t>
       </w:r>
-      <w:bookmarkEnd w:id="47"/>
+      <w:bookmarkEnd w:id="56"/>
     </w:p>
     <w:p>
       <w:pPr>
@@ -13241,10 +13274,10 @@
         <w:tblLook w:val="04A0" w:firstRow="1" w:lastRow="0" w:firstColumn="1" w:lastColumn="0" w:noHBand="0" w:noVBand="1"/>
       </w:tblPr>
       <w:tblGrid>
-        <w:gridCol w:w="2507"/>
-        <w:gridCol w:w="2469"/>
-        <w:gridCol w:w="2496"/>
         <w:gridCol w:w="2490"/>
+        <w:gridCol w:w="2490"/>
+        <w:gridCol w:w="2491"/>
+        <w:gridCol w:w="2491"/>
       </w:tblGrid>
       <w:tr>
         <w:trPr>
@@ -13253,15 +13286,50 @@
         </w:trPr>
         <w:tc>
           <w:tcPr>
-            <w:tcW w:w="10672" w:type="dxa"/>
-            <w:gridSpan w:val="4"/>
+            <w:tcW w:w="2490" w:type="dxa"/>
           </w:tcPr>
           <w:p>
             <w:pPr>
               <w:pStyle w:val="TextoTablas"/>
-              <w:rPr>
-                <w:b w:val="0"/>
-              </w:rPr>
+            </w:pPr>
+            <w:r>
+              <w:t>FICHA TÉCNICA DEL INDICADOR</w:t>
+            </w:r>
+          </w:p>
+        </w:tc>
+        <w:tc>
+          <w:tcPr>
+            <w:tcW w:w="2490" w:type="dxa"/>
+          </w:tcPr>
+          <w:p>
+            <w:pPr>
+              <w:pStyle w:val="TextoTablas"/>
+            </w:pPr>
+            <w:r>
+              <w:t>FICHA TÉCNICA DEL INDICADOR</w:t>
+            </w:r>
+          </w:p>
+        </w:tc>
+        <w:tc>
+          <w:tcPr>
+            <w:tcW w:w="2491" w:type="dxa"/>
+          </w:tcPr>
+          <w:p>
+            <w:pPr>
+              <w:pStyle w:val="TextoTablas"/>
+            </w:pPr>
+            <w:r>
+              <w:t>FICHA TÉCNICA DEL INDICADOR</w:t>
+            </w:r>
+          </w:p>
+        </w:tc>
+        <w:tc>
+          <w:tcPr>
+            <w:tcW w:w="2491" w:type="dxa"/>
+          </w:tcPr>
+          <w:p>
+            <w:pPr>
+              <w:pStyle w:val="TextoTablas"/>
             </w:pPr>
             <w:r>
               <w:t>FICHA TÉCNICA DEL INDICADOR</w:t>
@@ -13275,27 +13343,20 @@
         </w:trPr>
         <w:tc>
           <w:tcPr>
-            <w:tcW w:w="2668" w:type="dxa"/>
+            <w:tcW w:w="2490" w:type="dxa"/>
           </w:tcPr>
           <w:p>
             <w:pPr>
               <w:pStyle w:val="TextoTablas"/>
-              <w:rPr>
-                <w:lang w:eastAsia="ja-JP"/>
-              </w:rPr>
             </w:pPr>
             <w:r>
-              <w:rPr>
-                <w:lang w:eastAsia="ja-JP"/>
-              </w:rPr>
               <w:t>Nombre del indicador</w:t>
             </w:r>
           </w:p>
         </w:tc>
         <w:tc>
           <w:tcPr>
-            <w:tcW w:w="8004" w:type="dxa"/>
-            <w:gridSpan w:val="3"/>
+            <w:tcW w:w="2490" w:type="dxa"/>
           </w:tcPr>
           <w:p>
             <w:pPr>
@@ -13306,31 +13367,50 @@
             </w:r>
           </w:p>
         </w:tc>
+        <w:tc>
+          <w:tcPr>
+            <w:tcW w:w="2491" w:type="dxa"/>
+          </w:tcPr>
+          <w:p>
+            <w:pPr>
+              <w:pStyle w:val="TextoTablas"/>
+            </w:pPr>
+            <w:r>
+              <w:t>-</w:t>
+            </w:r>
+          </w:p>
+        </w:tc>
+        <w:tc>
+          <w:tcPr>
+            <w:tcW w:w="2491" w:type="dxa"/>
+          </w:tcPr>
+          <w:p>
+            <w:pPr>
+              <w:pStyle w:val="TextoTablas"/>
+            </w:pPr>
+            <w:r>
+              <w:t>-</w:t>
+            </w:r>
+          </w:p>
+        </w:tc>
       </w:tr>
       <w:tr>
         <w:tc>
           <w:tcPr>
-            <w:tcW w:w="2668" w:type="dxa"/>
+            <w:tcW w:w="2490" w:type="dxa"/>
           </w:tcPr>
           <w:p>
             <w:pPr>
               <w:pStyle w:val="TextoTablas"/>
-              <w:rPr>
-                <w:lang w:eastAsia="ja-JP"/>
-              </w:rPr>
             </w:pPr>
             <w:r>
-              <w:rPr>
-                <w:lang w:eastAsia="ja-JP"/>
-              </w:rPr>
               <w:t>Objetivo</w:t>
             </w:r>
           </w:p>
         </w:tc>
         <w:tc>
           <w:tcPr>
-            <w:tcW w:w="8004" w:type="dxa"/>
-            <w:gridSpan w:val="3"/>
+            <w:tcW w:w="2490" w:type="dxa"/>
           </w:tcPr>
           <w:p>
             <w:pPr>
@@ -13341,6 +13421,32 @@
             </w:r>
           </w:p>
         </w:tc>
+        <w:tc>
+          <w:tcPr>
+            <w:tcW w:w="2491" w:type="dxa"/>
+          </w:tcPr>
+          <w:p>
+            <w:pPr>
+              <w:pStyle w:val="TextoTablas"/>
+            </w:pPr>
+            <w:r>
+              <w:t>-</w:t>
+            </w:r>
+          </w:p>
+        </w:tc>
+        <w:tc>
+          <w:tcPr>
+            <w:tcW w:w="2491" w:type="dxa"/>
+          </w:tcPr>
+          <w:p>
+            <w:pPr>
+              <w:pStyle w:val="TextoTablas"/>
+            </w:pPr>
+            <w:r>
+              <w:t>-</w:t>
+            </w:r>
+          </w:p>
+        </w:tc>
       </w:tr>
       <w:tr>
         <w:trPr>
@@ -13348,25 +13454,20 @@
         </w:trPr>
         <w:tc>
           <w:tcPr>
-            <w:tcW w:w="2668" w:type="dxa"/>
-            <w:vMerge w:val="restart"/>
+            <w:tcW w:w="2490" w:type="dxa"/>
           </w:tcPr>
           <w:p>
             <w:pPr>
               <w:pStyle w:val="TextoTablas"/>
             </w:pPr>
             <w:r>
-              <w:rPr>
-                <w:lang w:eastAsia="ja-JP"/>
-              </w:rPr>
               <w:t>Fórmula del cálculo</w:t>
             </w:r>
           </w:p>
         </w:tc>
         <w:tc>
           <w:tcPr>
-            <w:tcW w:w="2668" w:type="dxa"/>
-            <w:vMerge w:val="restart"/>
+            <w:tcW w:w="2490" w:type="dxa"/>
           </w:tcPr>
           <w:p>
             <w:pPr>
@@ -13379,26 +13480,25 @@
         </w:tc>
         <w:tc>
           <w:tcPr>
-            <w:tcW w:w="2668" w:type="dxa"/>
+            <w:tcW w:w="2491" w:type="dxa"/>
           </w:tcPr>
           <w:p>
             <w:pPr>
               <w:pStyle w:val="TextoTablas"/>
-              <w:rPr>
-                <w:lang w:eastAsia="ja-JP"/>
-              </w:rPr>
+            </w:pPr>
+          </w:p>
+          <w:p>
+            <w:pPr>
+              <w:pStyle w:val="TextoTablas"/>
             </w:pPr>
             <w:r>
-              <w:rPr>
-                <w:lang w:eastAsia="ja-JP"/>
-              </w:rPr>
               <w:t>Numerador</w:t>
             </w:r>
           </w:p>
         </w:tc>
         <w:tc>
           <w:tcPr>
-            <w:tcW w:w="2668" w:type="dxa"/>
+            <w:tcW w:w="2491" w:type="dxa"/>
           </w:tcPr>
           <w:p>
             <w:pPr>
@@ -13408,42 +13508,38 @@
               <w:t>Corresponde a la primera parte de la definición operacional, es decir, la parte que se toma de la unidad.</w:t>
             </w:r>
           </w:p>
+        </w:tc>
+      </w:tr>
+      <w:tr>
+        <w:tc>
+          <w:tcPr>
+            <w:tcW w:w="2490" w:type="dxa"/>
+          </w:tcPr>
           <w:p>
             <w:pPr>
               <w:pStyle w:val="TextoTablas"/>
             </w:pPr>
             <w:r>
-              <w:t>También conocida como resultados obtenidos o reales.</w:t>
+              <w:t>Fórmula del cálculo</w:t>
             </w:r>
           </w:p>
         </w:tc>
-      </w:tr>
-      <w:tr>
         <w:tc>
           <w:tcPr>
-            <w:tcW w:w="2668" w:type="dxa"/>
-            <w:vMerge/>
+            <w:tcW w:w="2490" w:type="dxa"/>
           </w:tcPr>
           <w:p>
             <w:pPr>
               <w:pStyle w:val="TextoTablas"/>
             </w:pPr>
+            <w:r>
+              <w:t>Establece la fórmula matemática para calcular el indicador.</w:t>
+            </w:r>
           </w:p>
         </w:tc>
         <w:tc>
           <w:tcPr>
-            <w:tcW w:w="2668" w:type="dxa"/>
-            <w:vMerge/>
-          </w:tcPr>
-          <w:p>
-            <w:pPr>
-              <w:pStyle w:val="TextoTablas"/>
-            </w:pPr>
-          </w:p>
-        </w:tc>
-        <w:tc>
-          <w:tcPr>
-            <w:tcW w:w="2668" w:type="dxa"/>
+            <w:tcW w:w="2491" w:type="dxa"/>
           </w:tcPr>
           <w:p>
             <w:pPr>
@@ -13456,22 +13552,14 @@
         </w:tc>
         <w:tc>
           <w:tcPr>
-            <w:tcW w:w="2668" w:type="dxa"/>
+            <w:tcW w:w="2491" w:type="dxa"/>
           </w:tcPr>
           <w:p>
             <w:pPr>
               <w:pStyle w:val="TextoTablas"/>
             </w:pPr>
             <w:r>
-              <w:t>Corresponde a la segunda parte de la definición operacional, es decir, el total en el que se dividirá el numerador.</w:t>
-            </w:r>
-          </w:p>
-          <w:p>
-            <w:pPr>
-              <w:pStyle w:val="TextoTablas"/>
-            </w:pPr>
-            <w:r>
-              <w:t xml:space="preserve">Conocido como parámetro o estándar definido en los procesos. </w:t>
+              <w:t>También conocida como resultados obtenidos o reales.</w:t>
             </w:r>
           </w:p>
         </w:tc>
@@ -13482,58 +13570,53 @@
         </w:trPr>
         <w:tc>
           <w:tcPr>
-            <w:tcW w:w="2668" w:type="dxa"/>
-            <w:vMerge/>
-          </w:tcPr>
-          <w:p>
-            <w:pPr>
-              <w:pStyle w:val="TextoTablas"/>
-              <w:rPr>
-                <w:lang w:eastAsia="ja-JP"/>
-              </w:rPr>
-            </w:pPr>
-          </w:p>
-        </w:tc>
-        <w:tc>
-          <w:tcPr>
-            <w:tcW w:w="2668" w:type="dxa"/>
-            <w:vMerge/>
+            <w:tcW w:w="2490" w:type="dxa"/>
           </w:tcPr>
           <w:p>
             <w:pPr>
               <w:pStyle w:val="TextoTablas"/>
             </w:pPr>
+            <w:r>
+              <w:t>Fórmula del cálculo</w:t>
+            </w:r>
           </w:p>
         </w:tc>
         <w:tc>
           <w:tcPr>
-            <w:tcW w:w="2668" w:type="dxa"/>
+            <w:tcW w:w="2490" w:type="dxa"/>
           </w:tcPr>
           <w:p>
             <w:pPr>
               <w:pStyle w:val="TextoTablas"/>
-              <w:rPr>
-                <w:lang w:eastAsia="ja-JP"/>
-              </w:rPr>
             </w:pPr>
             <w:r>
-              <w:rPr>
-                <w:lang w:eastAsia="ja-JP"/>
-              </w:rPr>
+              <w:t>Establece la fórmula matemática para calcular el indicador.</w:t>
+            </w:r>
+          </w:p>
+        </w:tc>
+        <w:tc>
+          <w:tcPr>
+            <w:tcW w:w="2491" w:type="dxa"/>
+          </w:tcPr>
+          <w:p>
+            <w:pPr>
+              <w:pStyle w:val="TextoTablas"/>
+            </w:pPr>
+            <w:r>
               <w:t>Fuente de los datos</w:t>
             </w:r>
           </w:p>
         </w:tc>
         <w:tc>
           <w:tcPr>
-            <w:tcW w:w="2668" w:type="dxa"/>
+            <w:tcW w:w="2491" w:type="dxa"/>
           </w:tcPr>
           <w:p>
             <w:pPr>
               <w:pStyle w:val="TextoTablas"/>
             </w:pPr>
             <w:r>
-              <w:t>Se define los medios de verificación, instrumentos o información base para extraer la información.</w:t>
+              <w:t>Corresponde a la segunda parte de la definición operacional, es decir, el total en el que se dividirá el numerador.</w:t>
             </w:r>
           </w:p>
         </w:tc>
@@ -13541,68 +13624,53 @@
       <w:tr>
         <w:tc>
           <w:tcPr>
-            <w:tcW w:w="2668" w:type="dxa"/>
+            <w:tcW w:w="2490" w:type="dxa"/>
           </w:tcPr>
           <w:p>
             <w:pPr>
               <w:pStyle w:val="TextoTablas"/>
-              <w:rPr>
-                <w:lang w:eastAsia="ja-JP"/>
-              </w:rPr>
             </w:pPr>
             <w:r>
-              <w:rPr>
-                <w:lang w:eastAsia="ja-JP"/>
-              </w:rPr>
               <w:t>Unidad de medida</w:t>
             </w:r>
           </w:p>
         </w:tc>
         <w:tc>
           <w:tcPr>
-            <w:tcW w:w="2668" w:type="dxa"/>
+            <w:tcW w:w="2490" w:type="dxa"/>
           </w:tcPr>
           <w:p>
             <w:pPr>
               <w:pStyle w:val="TextoTablas"/>
             </w:pPr>
             <w:r>
-              <w:t xml:space="preserve">Se define la forma en que se va a expresar el </w:t>
-            </w:r>
-            <w:r>
-              <w:lastRenderedPageBreak/>
-              <w:t>resultado del indicador.</w:t>
+              <w:t>Se define la forma en que se va a expresar el resultado del indicador.</w:t>
             </w:r>
           </w:p>
         </w:tc>
         <w:tc>
           <w:tcPr>
-            <w:tcW w:w="2668" w:type="dxa"/>
+            <w:tcW w:w="2491" w:type="dxa"/>
           </w:tcPr>
           <w:p>
             <w:pPr>
               <w:pStyle w:val="TextoTablas"/>
             </w:pPr>
             <w:r>
-              <w:lastRenderedPageBreak/>
               <w:t>Periodicidad de medición</w:t>
             </w:r>
           </w:p>
         </w:tc>
         <w:tc>
           <w:tcPr>
-            <w:tcW w:w="2668" w:type="dxa"/>
+            <w:tcW w:w="2491" w:type="dxa"/>
           </w:tcPr>
           <w:p>
             <w:pPr>
               <w:pStyle w:val="TextoTablas"/>
             </w:pPr>
             <w:r>
-              <w:t xml:space="preserve">Se define el período de la aplicación del </w:t>
-            </w:r>
-            <w:r>
-              <w:lastRenderedPageBreak/>
-              <w:t>indicador o realización de la medida.</w:t>
+              <w:t>Se define el período de la aplicación del indicador o realización de la medida.</w:t>
             </w:r>
           </w:p>
         </w:tc>
@@ -13613,21 +13681,21 @@
         </w:trPr>
         <w:tc>
           <w:tcPr>
-            <w:tcW w:w="2668" w:type="dxa"/>
+            <w:tcW w:w="2490" w:type="dxa"/>
           </w:tcPr>
           <w:p>
             <w:pPr>
               <w:pStyle w:val="TextoTablas"/>
             </w:pPr>
             <w:r>
+              <w:lastRenderedPageBreak/>
               <w:t>Responsable de la medición</w:t>
             </w:r>
           </w:p>
         </w:tc>
         <w:tc>
           <w:tcPr>
-            <w:tcW w:w="8004" w:type="dxa"/>
-            <w:gridSpan w:val="3"/>
+            <w:tcW w:w="2490" w:type="dxa"/>
           </w:tcPr>
           <w:p>
             <w:pPr>
@@ -13638,31 +13706,50 @@
             </w:r>
           </w:p>
         </w:tc>
+        <w:tc>
+          <w:tcPr>
+            <w:tcW w:w="2491" w:type="dxa"/>
+          </w:tcPr>
+          <w:p>
+            <w:pPr>
+              <w:pStyle w:val="TextoTablas"/>
+            </w:pPr>
+            <w:r>
+              <w:t>-</w:t>
+            </w:r>
+          </w:p>
+        </w:tc>
+        <w:tc>
+          <w:tcPr>
+            <w:tcW w:w="2491" w:type="dxa"/>
+          </w:tcPr>
+          <w:p>
+            <w:pPr>
+              <w:pStyle w:val="TextoTablas"/>
+            </w:pPr>
+            <w:r>
+              <w:t>-</w:t>
+            </w:r>
+          </w:p>
+        </w:tc>
       </w:tr>
       <w:tr>
         <w:tc>
           <w:tcPr>
-            <w:tcW w:w="2668" w:type="dxa"/>
+            <w:tcW w:w="2490" w:type="dxa"/>
           </w:tcPr>
           <w:p>
             <w:pPr>
               <w:pStyle w:val="TextoTablas"/>
-              <w:rPr>
-                <w:lang w:eastAsia="ja-JP"/>
-              </w:rPr>
             </w:pPr>
             <w:r>
-              <w:rPr>
-                <w:lang w:eastAsia="ja-JP"/>
-              </w:rPr>
               <w:t>Meta</w:t>
             </w:r>
           </w:p>
         </w:tc>
         <w:tc>
           <w:tcPr>
-            <w:tcW w:w="8004" w:type="dxa"/>
-            <w:gridSpan w:val="3"/>
+            <w:tcW w:w="2490" w:type="dxa"/>
           </w:tcPr>
           <w:p>
             <w:pPr>
@@ -13673,6 +13760,32 @@
             </w:r>
           </w:p>
         </w:tc>
+        <w:tc>
+          <w:tcPr>
+            <w:tcW w:w="2491" w:type="dxa"/>
+          </w:tcPr>
+          <w:p>
+            <w:pPr>
+              <w:pStyle w:val="TextoTablas"/>
+            </w:pPr>
+            <w:r>
+              <w:t>-</w:t>
+            </w:r>
+          </w:p>
+        </w:tc>
+        <w:tc>
+          <w:tcPr>
+            <w:tcW w:w="2491" w:type="dxa"/>
+          </w:tcPr>
+          <w:p>
+            <w:pPr>
+              <w:pStyle w:val="TextoTablas"/>
+            </w:pPr>
+            <w:r>
+              <w:t>-</w:t>
+            </w:r>
+          </w:p>
+        </w:tc>
       </w:tr>
       <w:tr>
         <w:trPr>
@@ -13680,19 +13793,13 @@
         </w:trPr>
         <w:tc>
           <w:tcPr>
-            <w:tcW w:w="2668" w:type="dxa"/>
+            <w:tcW w:w="2490" w:type="dxa"/>
           </w:tcPr>
           <w:p>
             <w:pPr>
               <w:pStyle w:val="TextoTablas"/>
-              <w:rPr>
-                <w:lang w:eastAsia="ja-JP"/>
-              </w:rPr>
             </w:pPr>
             <w:r>
-              <w:rPr>
-                <w:lang w:eastAsia="ja-JP"/>
-              </w:rPr>
               <w:t>Rango de tolerancia:</w:t>
             </w:r>
           </w:p>
@@ -13707,7 +13814,7 @@
         </w:tc>
         <w:tc>
           <w:tcPr>
-            <w:tcW w:w="2668" w:type="dxa"/>
+            <w:tcW w:w="2490" w:type="dxa"/>
           </w:tcPr>
           <w:p>
             <w:pPr>
@@ -13720,7 +13827,7 @@
         </w:tc>
         <w:tc>
           <w:tcPr>
-            <w:tcW w:w="2668" w:type="dxa"/>
+            <w:tcW w:w="2491" w:type="dxa"/>
           </w:tcPr>
           <w:p>
             <w:pPr>
@@ -13733,7 +13840,7 @@
         </w:tc>
         <w:tc>
           <w:tcPr>
-            <w:tcW w:w="2668" w:type="dxa"/>
+            <w:tcW w:w="2491" w:type="dxa"/>
           </w:tcPr>
           <w:p>
             <w:pPr>
@@ -13748,24 +13855,20 @@
       <w:tr>
         <w:tc>
           <w:tcPr>
-            <w:tcW w:w="2668" w:type="dxa"/>
+            <w:tcW w:w="2490" w:type="dxa"/>
           </w:tcPr>
           <w:p>
             <w:pPr>
               <w:pStyle w:val="TextoTablas"/>
             </w:pPr>
             <w:r>
-              <w:t>Análisis de la medición del indicador</w:t>
-            </w:r>
-            <w:r>
-              <w:t>.</w:t>
+              <w:t>Análisis de la medición del indicador.</w:t>
             </w:r>
           </w:p>
         </w:tc>
         <w:tc>
           <w:tcPr>
-            <w:tcW w:w="8004" w:type="dxa"/>
-            <w:gridSpan w:val="3"/>
+            <w:tcW w:w="2490" w:type="dxa"/>
           </w:tcPr>
           <w:p>
             <w:pPr>
@@ -13776,6 +13879,32 @@
             </w:r>
           </w:p>
         </w:tc>
+        <w:tc>
+          <w:tcPr>
+            <w:tcW w:w="2491" w:type="dxa"/>
+          </w:tcPr>
+          <w:p>
+            <w:pPr>
+              <w:pStyle w:val="TextoTablas"/>
+            </w:pPr>
+            <w:r>
+              <w:t>-</w:t>
+            </w:r>
+          </w:p>
+        </w:tc>
+        <w:tc>
+          <w:tcPr>
+            <w:tcW w:w="2491" w:type="dxa"/>
+          </w:tcPr>
+          <w:p>
+            <w:pPr>
+              <w:pStyle w:val="TextoTablas"/>
+            </w:pPr>
+            <w:r>
+              <w:t>-</w:t>
+            </w:r>
+          </w:p>
+        </w:tc>
       </w:tr>
     </w:tbl>
     <w:p>
@@ -13853,7 +13982,7 @@
     </w:p>
     <w:p>
       <w:pPr>
-        <w:pStyle w:val="Heading1"/>
+        <w:pStyle w:val="Ttulo1"/>
         <w:numPr>
           <w:ilvl w:val="0"/>
           <w:numId w:val="0"/>
@@ -13865,12 +13994,12 @@
       <w:pPr>
         <w:pStyle w:val="Titulosgenerales"/>
       </w:pPr>
-      <w:bookmarkStart w:id="48" w:name="_Toc227255106"/>
+      <w:bookmarkStart w:id="57" w:name="_Toc228259337"/>
       <w:r>
         <w:lastRenderedPageBreak/>
         <w:t>Síntesis</w:t>
       </w:r>
-      <w:bookmarkEnd w:id="48"/>
+      <w:bookmarkEnd w:id="57"/>
     </w:p>
     <w:p>
       <w:pPr>
@@ -13925,7 +14054,7 @@
                     </pic:cNvPicPr>
                   </pic:nvPicPr>
                   <pic:blipFill>
-                    <a:blip r:embed="rId18">
+                    <a:blip r:embed="rId15">
                       <a:extLst>
                         <a:ext uri="{28A0092B-C50C-407E-A947-70E740481C1C}">
                           <a14:useLocalDpi xmlns:a14="http://schemas.microsoft.com/office/drawing/2010/main" val="0"/>
@@ -13978,14 +14107,14 @@
       <w:pPr>
         <w:pStyle w:val="Titulosgenerales"/>
       </w:pPr>
-      <w:bookmarkStart w:id="49" w:name="_Toc176443725"/>
-      <w:bookmarkStart w:id="50" w:name="_Toc227255107"/>
+      <w:bookmarkStart w:id="58" w:name="_Toc176443725"/>
+      <w:bookmarkStart w:id="59" w:name="_Toc228259338"/>
       <w:r>
         <w:lastRenderedPageBreak/>
         <w:t>Glosario</w:t>
       </w:r>
-      <w:bookmarkEnd w:id="49"/>
-      <w:bookmarkEnd w:id="50"/>
+      <w:bookmarkEnd w:id="58"/>
+      <w:bookmarkEnd w:id="59"/>
     </w:p>
     <w:p>
       <w:pPr>
@@ -14293,8 +14422,8 @@
           <w:lang w:val="es-MX"/>
         </w:rPr>
       </w:pPr>
-      <w:bookmarkStart w:id="51" w:name="_Toc176443726"/>
-      <w:bookmarkStart w:id="52" w:name="_Toc227255108"/>
+      <w:bookmarkStart w:id="60" w:name="_Toc176443726"/>
+      <w:bookmarkStart w:id="61" w:name="_Toc228259339"/>
       <w:r>
         <w:rPr>
           <w:lang w:val="es-MX"/>
@@ -14302,8 +14431,8 @@
         <w:lastRenderedPageBreak/>
         <w:t>Referencias bibliográficas</w:t>
       </w:r>
-      <w:bookmarkEnd w:id="51"/>
-      <w:bookmarkEnd w:id="52"/>
+      <w:bookmarkEnd w:id="60"/>
+      <w:bookmarkEnd w:id="61"/>
     </w:p>
     <w:p>
       <w:pPr>
@@ -14325,10 +14454,10 @@
         </w:rPr>
         <w:t xml:space="preserve"> (s.f.). Quienes somos – Clasificación de las empresas en Colombia. </w:t>
       </w:r>
-      <w:hyperlink r:id="rId19" w:history="1">
-        <w:r>
-          <w:rPr>
-            <w:rStyle w:val="Hyperlink"/>
+      <w:hyperlink r:id="rId16" w:history="1">
+        <w:r>
+          <w:rPr>
+            <w:rStyle w:val="Hipervnculo"/>
             <w:lang w:val="es-MX" w:eastAsia="es-CO"/>
           </w:rPr>
           <w:t>https://www.bancoldex.com/</w:t>
@@ -14364,13 +14493,27 @@
         <w:rPr>
           <w:lang w:val="es-MX" w:eastAsia="es-CO"/>
         </w:rPr>
-        <w:t xml:space="preserve">Núñez, D. Froilan, E. Zevallos, L. Chávez, J. Castañeda, M. &amp; Engracio, J. (2025). Procesos administrativos y la gestión por resultados en educación superior. Revista </w:t>
+        <w:t xml:space="preserve">Núñez, D. </w:t>
       </w:r>
       <w:proofErr w:type="spellStart"/>
       <w:r>
         <w:rPr>
           <w:lang w:val="es-MX" w:eastAsia="es-CO"/>
         </w:rPr>
+        <w:t>Froilan</w:t>
+      </w:r>
+      <w:proofErr w:type="spellEnd"/>
+      <w:r>
+        <w:rPr>
+          <w:lang w:val="es-MX" w:eastAsia="es-CO"/>
+        </w:rPr>
+        <w:t xml:space="preserve">, E. Zevallos, L. Chávez, J. Castañeda, M. &amp; Engracio, J. (2025). Procesos administrativos y la gestión por resultados en educación superior. Revista </w:t>
+      </w:r>
+      <w:proofErr w:type="spellStart"/>
+      <w:r>
+        <w:rPr>
+          <w:lang w:val="es-MX" w:eastAsia="es-CO"/>
+        </w:rPr>
         <w:t>InveCom</w:t>
       </w:r>
       <w:proofErr w:type="spellEnd"/>
@@ -14380,10 +14523,10 @@
         </w:rPr>
         <w:t xml:space="preserve">, 5(4), e504085. </w:t>
       </w:r>
-      <w:hyperlink r:id="rId20" w:history="1">
-        <w:r>
-          <w:rPr>
-            <w:rStyle w:val="Hyperlink"/>
+      <w:hyperlink r:id="rId17" w:history="1">
+        <w:r>
+          <w:rPr>
+            <w:rStyle w:val="Hipervnculo"/>
             <w:lang w:val="es-MX" w:eastAsia="es-CO"/>
           </w:rPr>
           <w:t>https://doi.org/10.5281/zenodo.14920699</w:t>
@@ -14436,10 +14579,10 @@
           <w:lang w:val="es-MX" w:eastAsia="es-CO"/>
         </w:rPr>
       </w:pPr>
-      <w:hyperlink r:id="rId21" w:history="1">
-        <w:r>
-          <w:rPr>
-            <w:rStyle w:val="Hyperlink"/>
+      <w:hyperlink r:id="rId18" w:history="1">
+        <w:r>
+          <w:rPr>
+            <w:rStyle w:val="Hipervnculo"/>
             <w:lang w:val="es-MX" w:eastAsia="es-CO"/>
           </w:rPr>
           <w:t>http://www.scielo.org.co/pdf/rfdcp/v52n136/0120-3886-rfdcp-52-136-262.pdf</w:t>
@@ -14497,14 +14640,14 @@
       <w:pPr>
         <w:pStyle w:val="Titulosgenerales"/>
       </w:pPr>
-      <w:bookmarkStart w:id="53" w:name="_Toc176443727"/>
-      <w:bookmarkStart w:id="54" w:name="_Toc227255109"/>
+      <w:bookmarkStart w:id="62" w:name="_Toc176443727"/>
+      <w:bookmarkStart w:id="63" w:name="_Toc228259340"/>
       <w:r>
         <w:lastRenderedPageBreak/>
         <w:t>Créditos</w:t>
       </w:r>
-      <w:bookmarkEnd w:id="53"/>
-      <w:bookmarkEnd w:id="54"/>
+      <w:bookmarkEnd w:id="62"/>
+      <w:bookmarkEnd w:id="63"/>
     </w:p>
     <w:tbl>
       <w:tblPr>
@@ -14534,7 +14677,7 @@
                 <w:lang w:val="es-419"/>
               </w:rPr>
             </w:pPr>
-            <w:bookmarkStart w:id="55" w:name="_Hlk154833079"/>
+            <w:bookmarkStart w:id="64" w:name="_Hlk154833079"/>
             <w:r>
               <w:rPr>
                 <w:lang w:val="es-419"/>
@@ -14621,7 +14764,7 @@
               <w:pStyle w:val="TextoTablas"/>
             </w:pPr>
             <w:r>
-              <w:t>Dirección General</w:t>
+              <w:t>Centro Agroturístico – Regional Santander</w:t>
             </w:r>
           </w:p>
         </w:tc>
@@ -14636,7 +14779,15 @@
               <w:pStyle w:val="TextoTablas"/>
             </w:pPr>
             <w:r>
-              <w:t>Diana Rocío Possos Beltrán</w:t>
+              <w:t xml:space="preserve">Diana Rocío </w:t>
+            </w:r>
+            <w:proofErr w:type="spellStart"/>
+            <w:r>
+              <w:t>Possos</w:t>
+            </w:r>
+            <w:proofErr w:type="spellEnd"/>
+            <w:r>
+              <w:t xml:space="preserve"> Beltrán</w:t>
             </w:r>
           </w:p>
         </w:tc>
@@ -14816,8 +14967,13 @@
             <w:pPr>
               <w:pStyle w:val="TextoTablas"/>
             </w:pPr>
+            <w:proofErr w:type="spellStart"/>
             <w:r>
-              <w:t>Veimar Celis Meléndez</w:t>
+              <w:t>Veimar</w:t>
+            </w:r>
+            <w:proofErr w:type="spellEnd"/>
+            <w:r>
+              <w:t xml:space="preserve"> Celis Meléndez</w:t>
             </w:r>
           </w:p>
         </w:tc>
@@ -14995,7 +15151,7 @@
           </w:p>
         </w:tc>
       </w:tr>
-      <w:bookmarkEnd w:id="55"/>
+      <w:bookmarkEnd w:id="64"/>
     </w:tbl>
     <w:p>
       <w:pPr>
@@ -15016,8 +15172,8 @@
       </w:pPr>
     </w:p>
     <w:sectPr>
-      <w:headerReference w:type="default" r:id="rId22"/>
-      <w:footerReference w:type="default" r:id="rId23"/>
+      <w:headerReference w:type="default" r:id="rId19"/>
+      <w:footerReference w:type="default" r:id="rId20"/>
       <w:pgSz w:w="12240" w:h="15840"/>
       <w:pgMar w:top="1701" w:right="1134" w:bottom="1134" w:left="1134" w:header="709" w:footer="737" w:gutter="0"/>
       <w:pgNumType w:start="1"/>
@@ -15029,7 +15185,7 @@
 </file>
 
 <file path=word/endnotes.xml><?xml version="1.0" encoding="utf-8"?>
-<w:endnotes xmlns:wpc="http://schemas.microsoft.com/office/word/2010/wordprocessingCanvas" xmlns:cx="http://schemas.microsoft.com/office/drawing/2014/chartex" xmlns:cx1="http://schemas.microsoft.com/office/drawing/2015/9/8/chartex" xmlns:cx2="http://schemas.microsoft.com/office/drawing/2015/10/21/chartex" xmlns:cx3="http://schemas.microsoft.com/office/drawing/2016/5/9/chartex" xmlns:cx4="http://schemas.microsoft.com/office/drawing/2016/5/10/chartex" xmlns:cx5="http://schemas.microsoft.com/office/drawing/2016/5/11/chartex" xmlns:cx6="http://schemas.microsoft.com/office/drawing/2016/5/12/chartex" xmlns:cx7="http://schemas.microsoft.com/office/drawing/2016/5/13/chartex" xmlns:cx8="http://schemas.microsoft.com/office/drawing/2016/5/14/chartex" xmlns:mc="http://schemas.openxmlformats.org/markup-compatibility/2006" xmlns:aink="http://schemas.microsoft.com/office/drawing/2016/ink" xmlns:am3d="http://schemas.microsoft.com/office/drawing/2017/model3d" xmlns:o="urn:schemas-microsoft-com:office:office" xmlns:oel="http://schemas.microsoft.com/office/2019/extlst" xmlns:r="http://schemas.openxmlformats.org/officeDocument/2006/relationships" xmlns:m="http://schemas.openxmlformats.org/officeDocument/2006/math" xmlns:v="urn:schemas-microsoft-com:vml" xmlns:wp14="http://schemas.microsoft.com/office/word/2010/wordprocessingDrawing" xmlns:wp="http://schemas.openxmlformats.org/drawingml/2006/wordprocessingDrawing" xmlns:w10="urn:schemas-microsoft-com:office:word" xmlns:w="http://schemas.openxmlformats.org/wordprocessingml/2006/main" xmlns:w14="http://schemas.microsoft.com/office/word/2010/wordml" xmlns:w15="http://schemas.microsoft.com/office/word/2012/wordml" xmlns:w16cex="http://schemas.microsoft.com/office/word/2018/wordml/cex" xmlns:w16cid="http://schemas.microsoft.com/office/word/2016/wordml/cid" xmlns:w16="http://schemas.microsoft.com/office/word/2018/wordml" xmlns:w16du="http://schemas.microsoft.com/office/word/2023/wordml/word16du" xmlns:w16sdtdh="http://schemas.microsoft.com/office/word/2020/wordml/sdtdatahash" xmlns:w16sdtfl="http://schemas.microsoft.com/office/word/2024/wordml/sdtformatlock" xmlns:w16se="http://schemas.microsoft.com/office/word/2015/wordml/symex" xmlns:wpg="http://schemas.microsoft.com/office/word/2010/wordprocessingGroup" xmlns:wpi="http://schemas.microsoft.com/office/word/2010/wordprocessingInk" xmlns:wne="http://schemas.microsoft.com/office/word/2006/wordml" xmlns:wps="http://schemas.microsoft.com/office/word/2010/wordprocessingShape" mc:Ignorable="w14 w15 w16se w16cid w16 w16cex w16sdtdh w16sdtfl w16du wp14">
+<w:endnotes xmlns:wpc="http://schemas.microsoft.com/office/word/2010/wordprocessingCanvas" xmlns:cx="http://schemas.microsoft.com/office/drawing/2014/chartex" xmlns:cx1="http://schemas.microsoft.com/office/drawing/2015/9/8/chartex" xmlns:cx2="http://schemas.microsoft.com/office/drawing/2015/10/21/chartex" xmlns:cx3="http://schemas.microsoft.com/office/drawing/2016/5/9/chartex" xmlns:cx4="http://schemas.microsoft.com/office/drawing/2016/5/10/chartex" xmlns:cx5="http://schemas.microsoft.com/office/drawing/2016/5/11/chartex" xmlns:cx6="http://schemas.microsoft.com/office/drawing/2016/5/12/chartex" xmlns:cx7="http://schemas.microsoft.com/office/drawing/2016/5/13/chartex" xmlns:cx8="http://schemas.microsoft.com/office/drawing/2016/5/14/chartex" xmlns:mc="http://schemas.openxmlformats.org/markup-compatibility/2006" xmlns:aink="http://schemas.microsoft.com/office/drawing/2016/ink" xmlns:am3d="http://schemas.microsoft.com/office/drawing/2017/model3d" xmlns:o="urn:schemas-microsoft-com:office:office" xmlns:r="http://schemas.openxmlformats.org/officeDocument/2006/relationships" xmlns:m="http://schemas.openxmlformats.org/officeDocument/2006/math" xmlns:v="urn:schemas-microsoft-com:vml" xmlns:wp14="http://schemas.microsoft.com/office/word/2010/wordprocessingDrawing" xmlns:wp="http://schemas.openxmlformats.org/drawingml/2006/wordprocessingDrawing" xmlns:w10="urn:schemas-microsoft-com:office:word" xmlns:w="http://schemas.openxmlformats.org/wordprocessingml/2006/main" xmlns:w14="http://schemas.microsoft.com/office/word/2010/wordml" xmlns:w15="http://schemas.microsoft.com/office/word/2012/wordml" xmlns:w16cex="http://schemas.microsoft.com/office/word/2018/wordml/cex" xmlns:w16cid="http://schemas.microsoft.com/office/word/2016/wordml/cid" xmlns:w16="http://schemas.microsoft.com/office/word/2018/wordml" xmlns:w16sdtdh="http://schemas.microsoft.com/office/word/2020/wordml/sdtdatahash" xmlns:w16se="http://schemas.microsoft.com/office/word/2015/wordml/symex" xmlns:wpg="http://schemas.microsoft.com/office/word/2010/wordprocessingGroup" xmlns:wpi="http://schemas.microsoft.com/office/word/2010/wordprocessingInk" xmlns:wne="http://schemas.microsoft.com/office/word/2006/wordml" xmlns:wps="http://schemas.microsoft.com/office/word/2010/wordprocessingShape" mc:Ignorable="w14 w15 w16se w16cid w16 w16cex w16sdtdh wp14">
   <w:endnote w:type="separator" w:id="-1">
     <w:p>
       <w:pPr>
@@ -15054,10 +15210,10 @@
 </file>
 
 <file path=word/footer1.xml><?xml version="1.0" encoding="utf-8"?>
-<w:ftr xmlns:wpc="http://schemas.microsoft.com/office/word/2010/wordprocessingCanvas" xmlns:cx="http://schemas.microsoft.com/office/drawing/2014/chartex" xmlns:cx1="http://schemas.microsoft.com/office/drawing/2015/9/8/chartex" xmlns:cx2="http://schemas.microsoft.com/office/drawing/2015/10/21/chartex" xmlns:cx3="http://schemas.microsoft.com/office/drawing/2016/5/9/chartex" xmlns:cx4="http://schemas.microsoft.com/office/drawing/2016/5/10/chartex" xmlns:cx5="http://schemas.microsoft.com/office/drawing/2016/5/11/chartex" xmlns:cx6="http://schemas.microsoft.com/office/drawing/2016/5/12/chartex" xmlns:cx7="http://schemas.microsoft.com/office/drawing/2016/5/13/chartex" xmlns:cx8="http://schemas.microsoft.com/office/drawing/2016/5/14/chartex" xmlns:mc="http://schemas.openxmlformats.org/markup-compatibility/2006" xmlns:aink="http://schemas.microsoft.com/office/drawing/2016/ink" xmlns:am3d="http://schemas.microsoft.com/office/drawing/2017/model3d" xmlns:o="urn:schemas-microsoft-com:office:office" xmlns:oel="http://schemas.microsoft.com/office/2019/extlst" xmlns:r="http://schemas.openxmlformats.org/officeDocument/2006/relationships" xmlns:m="http://schemas.openxmlformats.org/officeDocument/2006/math" xmlns:v="urn:schemas-microsoft-com:vml" xmlns:wp14="http://schemas.microsoft.com/office/word/2010/wordprocessingDrawing" xmlns:wp="http://schemas.openxmlformats.org/drawingml/2006/wordprocessingDrawing" xmlns:w10="urn:schemas-microsoft-com:office:word" xmlns:w="http://schemas.openxmlformats.org/wordprocessingml/2006/main" xmlns:w14="http://schemas.microsoft.com/office/word/2010/wordml" xmlns:w15="http://schemas.microsoft.com/office/word/2012/wordml" xmlns:w16cex="http://schemas.microsoft.com/office/word/2018/wordml/cex" xmlns:w16cid="http://schemas.microsoft.com/office/word/2016/wordml/cid" xmlns:w16="http://schemas.microsoft.com/office/word/2018/wordml" xmlns:w16du="http://schemas.microsoft.com/office/word/2023/wordml/word16du" xmlns:w16sdtdh="http://schemas.microsoft.com/office/word/2020/wordml/sdtdatahash" xmlns:w16sdtfl="http://schemas.microsoft.com/office/word/2024/wordml/sdtformatlock" xmlns:w16se="http://schemas.microsoft.com/office/word/2015/wordml/symex" xmlns:wpg="http://schemas.microsoft.com/office/word/2010/wordprocessingGroup" xmlns:wpi="http://schemas.microsoft.com/office/word/2010/wordprocessingInk" xmlns:wne="http://schemas.microsoft.com/office/word/2006/wordml" xmlns:wps="http://schemas.microsoft.com/office/word/2010/wordprocessingShape" mc:Ignorable="w14 w15 w16se w16cid w16 w16cex w16sdtdh w16sdtfl w16du wp14">
+<w:ftr xmlns:wpc="http://schemas.microsoft.com/office/word/2010/wordprocessingCanvas" xmlns:cx="http://schemas.microsoft.com/office/drawing/2014/chartex" xmlns:cx1="http://schemas.microsoft.com/office/drawing/2015/9/8/chartex" xmlns:cx2="http://schemas.microsoft.com/office/drawing/2015/10/21/chartex" xmlns:cx3="http://schemas.microsoft.com/office/drawing/2016/5/9/chartex" xmlns:cx4="http://schemas.microsoft.com/office/drawing/2016/5/10/chartex" xmlns:cx5="http://schemas.microsoft.com/office/drawing/2016/5/11/chartex" xmlns:cx6="http://schemas.microsoft.com/office/drawing/2016/5/12/chartex" xmlns:cx7="http://schemas.microsoft.com/office/drawing/2016/5/13/chartex" xmlns:cx8="http://schemas.microsoft.com/office/drawing/2016/5/14/chartex" xmlns:mc="http://schemas.openxmlformats.org/markup-compatibility/2006" xmlns:aink="http://schemas.microsoft.com/office/drawing/2016/ink" xmlns:am3d="http://schemas.microsoft.com/office/drawing/2017/model3d" xmlns:o="urn:schemas-microsoft-com:office:office" xmlns:r="http://schemas.openxmlformats.org/officeDocument/2006/relationships" xmlns:m="http://schemas.openxmlformats.org/officeDocument/2006/math" xmlns:v="urn:schemas-microsoft-com:vml" xmlns:wp14="http://schemas.microsoft.com/office/word/2010/wordprocessingDrawing" xmlns:wp="http://schemas.openxmlformats.org/drawingml/2006/wordprocessingDrawing" xmlns:w10="urn:schemas-microsoft-com:office:word" xmlns:w="http://schemas.openxmlformats.org/wordprocessingml/2006/main" xmlns:w14="http://schemas.microsoft.com/office/word/2010/wordml" xmlns:w15="http://schemas.microsoft.com/office/word/2012/wordml" xmlns:w16cex="http://schemas.microsoft.com/office/word/2018/wordml/cex" xmlns:w16cid="http://schemas.microsoft.com/office/word/2016/wordml/cid" xmlns:w16="http://schemas.microsoft.com/office/word/2018/wordml" xmlns:w16sdtdh="http://schemas.microsoft.com/office/word/2020/wordml/sdtdatahash" xmlns:w16se="http://schemas.microsoft.com/office/word/2015/wordml/symex" xmlns:wpg="http://schemas.microsoft.com/office/word/2010/wordprocessingGroup" xmlns:wpi="http://schemas.microsoft.com/office/word/2010/wordprocessingInk" xmlns:wne="http://schemas.microsoft.com/office/word/2006/wordml" xmlns:wps="http://schemas.microsoft.com/office/word/2010/wordprocessingShape" mc:Ignorable="w14 w15 w16se w16cid w16 w16cex w16sdtdh wp14">
   <w:p>
     <w:pPr>
-      <w:pStyle w:val="Footer"/>
+      <w:pStyle w:val="Piedepgina"/>
       <w:jc w:val="right"/>
     </w:pPr>
     <w:r>
@@ -15184,14 +15340,14 @@
   </w:p>
   <w:p>
     <w:pPr>
-      <w:pStyle w:val="Footer"/>
+      <w:pStyle w:val="Piedepgina"/>
     </w:pPr>
   </w:p>
 </w:ftr>
 </file>
 
 <file path=word/footnotes.xml><?xml version="1.0" encoding="utf-8"?>
-<w:footnotes xmlns:wpc="http://schemas.microsoft.com/office/word/2010/wordprocessingCanvas" xmlns:cx="http://schemas.microsoft.com/office/drawing/2014/chartex" xmlns:cx1="http://schemas.microsoft.com/office/drawing/2015/9/8/chartex" xmlns:cx2="http://schemas.microsoft.com/office/drawing/2015/10/21/chartex" xmlns:cx3="http://schemas.microsoft.com/office/drawing/2016/5/9/chartex" xmlns:cx4="http://schemas.microsoft.com/office/drawing/2016/5/10/chartex" xmlns:cx5="http://schemas.microsoft.com/office/drawing/2016/5/11/chartex" xmlns:cx6="http://schemas.microsoft.com/office/drawing/2016/5/12/chartex" xmlns:cx7="http://schemas.microsoft.com/office/drawing/2016/5/13/chartex" xmlns:cx8="http://schemas.microsoft.com/office/drawing/2016/5/14/chartex" xmlns:mc="http://schemas.openxmlformats.org/markup-compatibility/2006" xmlns:aink="http://schemas.microsoft.com/office/drawing/2016/ink" xmlns:am3d="http://schemas.microsoft.com/office/drawing/2017/model3d" xmlns:o="urn:schemas-microsoft-com:office:office" xmlns:oel="http://schemas.microsoft.com/office/2019/extlst" xmlns:r="http://schemas.openxmlformats.org/officeDocument/2006/relationships" xmlns:m="http://schemas.openxmlformats.org/officeDocument/2006/math" xmlns:v="urn:schemas-microsoft-com:vml" xmlns:wp14="http://schemas.microsoft.com/office/word/2010/wordprocessingDrawing" xmlns:wp="http://schemas.openxmlformats.org/drawingml/2006/wordprocessingDrawing" xmlns:w10="urn:schemas-microsoft-com:office:word" xmlns:w="http://schemas.openxmlformats.org/wordprocessingml/2006/main" xmlns:w14="http://schemas.microsoft.com/office/word/2010/wordml" xmlns:w15="http://schemas.microsoft.com/office/word/2012/wordml" xmlns:w16cex="http://schemas.microsoft.com/office/word/2018/wordml/cex" xmlns:w16cid="http://schemas.microsoft.com/office/word/2016/wordml/cid" xmlns:w16="http://schemas.microsoft.com/office/word/2018/wordml" xmlns:w16du="http://schemas.microsoft.com/office/word/2023/wordml/word16du" xmlns:w16sdtdh="http://schemas.microsoft.com/office/word/2020/wordml/sdtdatahash" xmlns:w16sdtfl="http://schemas.microsoft.com/office/word/2024/wordml/sdtformatlock" xmlns:w16se="http://schemas.microsoft.com/office/word/2015/wordml/symex" xmlns:wpg="http://schemas.microsoft.com/office/word/2010/wordprocessingGroup" xmlns:wpi="http://schemas.microsoft.com/office/word/2010/wordprocessingInk" xmlns:wne="http://schemas.microsoft.com/office/word/2006/wordml" xmlns:wps="http://schemas.microsoft.com/office/word/2010/wordprocessingShape" mc:Ignorable="w14 w15 w16se w16cid w16 w16cex w16sdtdh w16sdtfl w16du wp14">
+<w:footnotes xmlns:wpc="http://schemas.microsoft.com/office/word/2010/wordprocessingCanvas" xmlns:cx="http://schemas.microsoft.com/office/drawing/2014/chartex" xmlns:cx1="http://schemas.microsoft.com/office/drawing/2015/9/8/chartex" xmlns:cx2="http://schemas.microsoft.com/office/drawing/2015/10/21/chartex" xmlns:cx3="http://schemas.microsoft.com/office/drawing/2016/5/9/chartex" xmlns:cx4="http://schemas.microsoft.com/office/drawing/2016/5/10/chartex" xmlns:cx5="http://schemas.microsoft.com/office/drawing/2016/5/11/chartex" xmlns:cx6="http://schemas.microsoft.com/office/drawing/2016/5/12/chartex" xmlns:cx7="http://schemas.microsoft.com/office/drawing/2016/5/13/chartex" xmlns:cx8="http://schemas.microsoft.com/office/drawing/2016/5/14/chartex" xmlns:mc="http://schemas.openxmlformats.org/markup-compatibility/2006" xmlns:aink="http://schemas.microsoft.com/office/drawing/2016/ink" xmlns:am3d="http://schemas.microsoft.com/office/drawing/2017/model3d" xmlns:o="urn:schemas-microsoft-com:office:office" xmlns:r="http://schemas.openxmlformats.org/officeDocument/2006/relationships" xmlns:m="http://schemas.openxmlformats.org/officeDocument/2006/math" xmlns:v="urn:schemas-microsoft-com:vml" xmlns:wp14="http://schemas.microsoft.com/office/word/2010/wordprocessingDrawing" xmlns:wp="http://schemas.openxmlformats.org/drawingml/2006/wordprocessingDrawing" xmlns:w10="urn:schemas-microsoft-com:office:word" xmlns:w="http://schemas.openxmlformats.org/wordprocessingml/2006/main" xmlns:w14="http://schemas.microsoft.com/office/word/2010/wordml" xmlns:w15="http://schemas.microsoft.com/office/word/2012/wordml" xmlns:w16cex="http://schemas.microsoft.com/office/word/2018/wordml/cex" xmlns:w16cid="http://schemas.microsoft.com/office/word/2016/wordml/cid" xmlns:w16="http://schemas.microsoft.com/office/word/2018/wordml" xmlns:w16sdtdh="http://schemas.microsoft.com/office/word/2020/wordml/sdtdatahash" xmlns:w16se="http://schemas.microsoft.com/office/word/2015/wordml/symex" xmlns:wpg="http://schemas.microsoft.com/office/word/2010/wordprocessingGroup" xmlns:wpi="http://schemas.microsoft.com/office/word/2010/wordprocessingInk" xmlns:wne="http://schemas.microsoft.com/office/word/2006/wordml" xmlns:wps="http://schemas.microsoft.com/office/word/2010/wordprocessingShape" mc:Ignorable="w14 w15 w16se w16cid w16 w16cex w16sdtdh wp14">
   <w:footnote w:type="separator" w:id="-1">
     <w:p>
       <w:pPr>
@@ -15216,10 +15372,10 @@
 </file>
 
 <file path=word/header1.xml><?xml version="1.0" encoding="utf-8"?>
-<w:hdr xmlns:wpc="http://schemas.microsoft.com/office/word/2010/wordprocessingCanvas" xmlns:cx="http://schemas.microsoft.com/office/drawing/2014/chartex" xmlns:cx1="http://schemas.microsoft.com/office/drawing/2015/9/8/chartex" xmlns:cx2="http://schemas.microsoft.com/office/drawing/2015/10/21/chartex" xmlns:cx3="http://schemas.microsoft.com/office/drawing/2016/5/9/chartex" xmlns:cx4="http://schemas.microsoft.com/office/drawing/2016/5/10/chartex" xmlns:cx5="http://schemas.microsoft.com/office/drawing/2016/5/11/chartex" xmlns:cx6="http://schemas.microsoft.com/office/drawing/2016/5/12/chartex" xmlns:cx7="http://schemas.microsoft.com/office/drawing/2016/5/13/chartex" xmlns:cx8="http://schemas.microsoft.com/office/drawing/2016/5/14/chartex" xmlns:mc="http://schemas.openxmlformats.org/markup-compatibility/2006" xmlns:aink="http://schemas.microsoft.com/office/drawing/2016/ink" xmlns:am3d="http://schemas.microsoft.com/office/drawing/2017/model3d" xmlns:o="urn:schemas-microsoft-com:office:office" xmlns:oel="http://schemas.microsoft.com/office/2019/extlst" xmlns:r="http://schemas.openxmlformats.org/officeDocument/2006/relationships" xmlns:m="http://schemas.openxmlformats.org/officeDocument/2006/math" xmlns:v="urn:schemas-microsoft-com:vml" xmlns:wp14="http://schemas.microsoft.com/office/word/2010/wordprocessingDrawing" xmlns:wp="http://schemas.openxmlformats.org/drawingml/2006/wordprocessingDrawing" xmlns:w10="urn:schemas-microsoft-com:office:word" xmlns:w="http://schemas.openxmlformats.org/wordprocessingml/2006/main" xmlns:w14="http://schemas.microsoft.com/office/word/2010/wordml" xmlns:w15="http://schemas.microsoft.com/office/word/2012/wordml" xmlns:w16cex="http://schemas.microsoft.com/office/word/2018/wordml/cex" xmlns:w16cid="http://schemas.microsoft.com/office/word/2016/wordml/cid" xmlns:w16="http://schemas.microsoft.com/office/word/2018/wordml" xmlns:w16du="http://schemas.microsoft.com/office/word/2023/wordml/word16du" xmlns:w16sdtdh="http://schemas.microsoft.com/office/word/2020/wordml/sdtdatahash" xmlns:w16sdtfl="http://schemas.microsoft.com/office/word/2024/wordml/sdtformatlock" xmlns:w16se="http://schemas.microsoft.com/office/word/2015/wordml/symex" xmlns:wpg="http://schemas.microsoft.com/office/word/2010/wordprocessingGroup" xmlns:wpi="http://schemas.microsoft.com/office/word/2010/wordprocessingInk" xmlns:wne="http://schemas.microsoft.com/office/word/2006/wordml" xmlns:wps="http://schemas.microsoft.com/office/word/2010/wordprocessingShape" mc:Ignorable="w14 w15 w16se w16cid w16 w16cex w16sdtdh w16sdtfl w16du wp14">
+<w:hdr xmlns:wpc="http://schemas.microsoft.com/office/word/2010/wordprocessingCanvas" xmlns:cx="http://schemas.microsoft.com/office/drawing/2014/chartex" xmlns:cx1="http://schemas.microsoft.com/office/drawing/2015/9/8/chartex" xmlns:cx2="http://schemas.microsoft.com/office/drawing/2015/10/21/chartex" xmlns:cx3="http://schemas.microsoft.com/office/drawing/2016/5/9/chartex" xmlns:cx4="http://schemas.microsoft.com/office/drawing/2016/5/10/chartex" xmlns:cx5="http://schemas.microsoft.com/office/drawing/2016/5/11/chartex" xmlns:cx6="http://schemas.microsoft.com/office/drawing/2016/5/12/chartex" xmlns:cx7="http://schemas.microsoft.com/office/drawing/2016/5/13/chartex" xmlns:cx8="http://schemas.microsoft.com/office/drawing/2016/5/14/chartex" xmlns:mc="http://schemas.openxmlformats.org/markup-compatibility/2006" xmlns:aink="http://schemas.microsoft.com/office/drawing/2016/ink" xmlns:am3d="http://schemas.microsoft.com/office/drawing/2017/model3d" xmlns:o="urn:schemas-microsoft-com:office:office" xmlns:r="http://schemas.openxmlformats.org/officeDocument/2006/relationships" xmlns:m="http://schemas.openxmlformats.org/officeDocument/2006/math" xmlns:v="urn:schemas-microsoft-com:vml" xmlns:wp14="http://schemas.microsoft.com/office/word/2010/wordprocessingDrawing" xmlns:wp="http://schemas.openxmlformats.org/drawingml/2006/wordprocessingDrawing" xmlns:w10="urn:schemas-microsoft-com:office:word" xmlns:w="http://schemas.openxmlformats.org/wordprocessingml/2006/main" xmlns:w14="http://schemas.microsoft.com/office/word/2010/wordml" xmlns:w15="http://schemas.microsoft.com/office/word/2012/wordml" xmlns:w16cex="http://schemas.microsoft.com/office/word/2018/wordml/cex" xmlns:w16cid="http://schemas.microsoft.com/office/word/2016/wordml/cid" xmlns:w16="http://schemas.microsoft.com/office/word/2018/wordml" xmlns:w16sdtdh="http://schemas.microsoft.com/office/word/2020/wordml/sdtdatahash" xmlns:w16se="http://schemas.microsoft.com/office/word/2015/wordml/symex" xmlns:wpg="http://schemas.microsoft.com/office/word/2010/wordprocessingGroup" xmlns:wpi="http://schemas.microsoft.com/office/word/2010/wordprocessingInk" xmlns:wne="http://schemas.microsoft.com/office/word/2006/wordml" xmlns:wps="http://schemas.microsoft.com/office/word/2010/wordprocessingShape" mc:Ignorable="w14 w15 w16se w16cid w16 w16cex w16sdtdh wp14">
   <w:p>
     <w:pPr>
-      <w:pStyle w:val="Header"/>
+      <w:pStyle w:val="Encabezado"/>
     </w:pPr>
     <w:r>
       <w:rPr>
@@ -15288,7 +15444,7 @@
 </file>
 
 <file path=word/numbering.xml><?xml version="1.0" encoding="utf-8"?>
-<w:numbering xmlns:wpc="http://schemas.microsoft.com/office/word/2010/wordprocessingCanvas" xmlns:cx="http://schemas.microsoft.com/office/drawing/2014/chartex" xmlns:cx1="http://schemas.microsoft.com/office/drawing/2015/9/8/chartex" xmlns:cx2="http://schemas.microsoft.com/office/drawing/2015/10/21/chartex" xmlns:cx3="http://schemas.microsoft.com/office/drawing/2016/5/9/chartex" xmlns:cx4="http://schemas.microsoft.com/office/drawing/2016/5/10/chartex" xmlns:cx5="http://schemas.microsoft.com/office/drawing/2016/5/11/chartex" xmlns:cx6="http://schemas.microsoft.com/office/drawing/2016/5/12/chartex" xmlns:cx7="http://schemas.microsoft.com/office/drawing/2016/5/13/chartex" xmlns:cx8="http://schemas.microsoft.com/office/drawing/2016/5/14/chartex" xmlns:mc="http://schemas.openxmlformats.org/markup-compatibility/2006" xmlns:aink="http://schemas.microsoft.com/office/drawing/2016/ink" xmlns:am3d="http://schemas.microsoft.com/office/drawing/2017/model3d" xmlns:o="urn:schemas-microsoft-com:office:office" xmlns:oel="http://schemas.microsoft.com/office/2019/extlst" xmlns:r="http://schemas.openxmlformats.org/officeDocument/2006/relationships" xmlns:m="http://schemas.openxmlformats.org/officeDocument/2006/math" xmlns:v="urn:schemas-microsoft-com:vml" xmlns:wp14="http://schemas.microsoft.com/office/word/2010/wordprocessingDrawing" xmlns:wp="http://schemas.openxmlformats.org/drawingml/2006/wordprocessingDrawing" xmlns:w10="urn:schemas-microsoft-com:office:word" xmlns:w="http://schemas.openxmlformats.org/wordprocessingml/2006/main" xmlns:w14="http://schemas.microsoft.com/office/word/2010/wordml" xmlns:w15="http://schemas.microsoft.com/office/word/2012/wordml" xmlns:w16cex="http://schemas.microsoft.com/office/word/2018/wordml/cex" xmlns:w16cid="http://schemas.microsoft.com/office/word/2016/wordml/cid" xmlns:w16="http://schemas.microsoft.com/office/word/2018/wordml" xmlns:w16du="http://schemas.microsoft.com/office/word/2023/wordml/word16du" xmlns:w16sdtdh="http://schemas.microsoft.com/office/word/2020/wordml/sdtdatahash" xmlns:w16sdtfl="http://schemas.microsoft.com/office/word/2024/wordml/sdtformatlock" xmlns:w16se="http://schemas.microsoft.com/office/word/2015/wordml/symex" xmlns:wpg="http://schemas.microsoft.com/office/word/2010/wordprocessingGroup" xmlns:wpi="http://schemas.microsoft.com/office/word/2010/wordprocessingInk" xmlns:wne="http://schemas.microsoft.com/office/word/2006/wordml" xmlns:wps="http://schemas.microsoft.com/office/word/2010/wordprocessingShape" mc:Ignorable="w14 w15 w16se w16cid w16 w16cex w16sdtdh w16sdtfl w16du wp14">
+<w:numbering xmlns:wpc="http://schemas.microsoft.com/office/word/2010/wordprocessingCanvas" xmlns:cx="http://schemas.microsoft.com/office/drawing/2014/chartex" xmlns:cx1="http://schemas.microsoft.com/office/drawing/2015/9/8/chartex" xmlns:cx2="http://schemas.microsoft.com/office/drawing/2015/10/21/chartex" xmlns:cx3="http://schemas.microsoft.com/office/drawing/2016/5/9/chartex" xmlns:cx4="http://schemas.microsoft.com/office/drawing/2016/5/10/chartex" xmlns:cx5="http://schemas.microsoft.com/office/drawing/2016/5/11/chartex" xmlns:cx6="http://schemas.microsoft.com/office/drawing/2016/5/12/chartex" xmlns:cx7="http://schemas.microsoft.com/office/drawing/2016/5/13/chartex" xmlns:cx8="http://schemas.microsoft.com/office/drawing/2016/5/14/chartex" xmlns:mc="http://schemas.openxmlformats.org/markup-compatibility/2006" xmlns:aink="http://schemas.microsoft.com/office/drawing/2016/ink" xmlns:am3d="http://schemas.microsoft.com/office/drawing/2017/model3d" xmlns:o="urn:schemas-microsoft-com:office:office" xmlns:r="http://schemas.openxmlformats.org/officeDocument/2006/relationships" xmlns:m="http://schemas.openxmlformats.org/officeDocument/2006/math" xmlns:v="urn:schemas-microsoft-com:vml" xmlns:wp14="http://schemas.microsoft.com/office/word/2010/wordprocessingDrawing" xmlns:wp="http://schemas.openxmlformats.org/drawingml/2006/wordprocessingDrawing" xmlns:w10="urn:schemas-microsoft-com:office:word" xmlns:w="http://schemas.openxmlformats.org/wordprocessingml/2006/main" xmlns:w14="http://schemas.microsoft.com/office/word/2010/wordml" xmlns:w15="http://schemas.microsoft.com/office/word/2012/wordml" xmlns:w16cex="http://schemas.microsoft.com/office/word/2018/wordml/cex" xmlns:w16cid="http://schemas.microsoft.com/office/word/2016/wordml/cid" xmlns:w16="http://schemas.microsoft.com/office/word/2018/wordml" xmlns:w16sdtdh="http://schemas.microsoft.com/office/word/2020/wordml/sdtdatahash" xmlns:w16se="http://schemas.microsoft.com/office/word/2015/wordml/symex" xmlns:wpg="http://schemas.microsoft.com/office/word/2010/wordprocessingGroup" xmlns:wpi="http://schemas.microsoft.com/office/word/2010/wordprocessingInk" xmlns:wne="http://schemas.microsoft.com/office/word/2006/wordml" xmlns:wps="http://schemas.microsoft.com/office/word/2010/wordprocessingShape" mc:Ignorable="w14 w15 w16se w16cid w16 w16cex w16sdtdh wp14">
   <w:abstractNum w:abstractNumId="0" w15:restartNumberingAfterBreak="0">
     <w:nsid w:val="FFFFFF89"/>
     <w:multiLevelType w:val="singleLevel"/>
@@ -15296,7 +15452,7 @@
     <w:lvl w:ilvl="0">
       <w:start w:val="1"/>
       <w:numFmt w:val="bullet"/>
-      <w:pStyle w:val="ListBullet"/>
+      <w:pStyle w:val="Listaconvietas"/>
       <w:lvlText w:val=""/>
       <w:lvlJc w:val="left"/>
       <w:pPr>
@@ -21138,7 +21294,7 @@
     <w:lvl w:ilvl="0" w:tplc="3BDCDF3A">
       <w:start w:val="1"/>
       <w:numFmt w:val="decimal"/>
-      <w:pStyle w:val="Heading1"/>
+      <w:pStyle w:val="Ttulo1"/>
       <w:lvlText w:val="%1."/>
       <w:lvlJc w:val="left"/>
       <w:pPr>
@@ -21460,7 +21616,7 @@
     <w:lvl w:ilvl="1">
       <w:start w:val="1"/>
       <w:numFmt w:val="decimal"/>
-      <w:pStyle w:val="Heading2"/>
+      <w:pStyle w:val="Ttulo2"/>
       <w:lvlText w:val="%1.%2."/>
       <w:lvlJc w:val="left"/>
       <w:pPr>
@@ -21644,181 +21800,181 @@
       </w:rPr>
     </w:lvl>
   </w:abstractNum>
-  <w:num w:numId="1" w16cid:durableId="777914706">
+  <w:num w:numId="1">
     <w:abstractNumId w:val="57"/>
   </w:num>
-  <w:num w:numId="2" w16cid:durableId="1100416931">
+  <w:num w:numId="2">
     <w:abstractNumId w:val="0"/>
   </w:num>
-  <w:num w:numId="3" w16cid:durableId="873230177">
+  <w:num w:numId="3">
     <w:abstractNumId w:val="31"/>
   </w:num>
-  <w:num w:numId="4" w16cid:durableId="568619298">
+  <w:num w:numId="4">
     <w:abstractNumId w:val="23"/>
   </w:num>
-  <w:num w:numId="5" w16cid:durableId="311913748">
+  <w:num w:numId="5">
     <w:abstractNumId w:val="54"/>
   </w:num>
-  <w:num w:numId="6" w16cid:durableId="1024137072">
+  <w:num w:numId="6">
     <w:abstractNumId w:val="52"/>
   </w:num>
-  <w:num w:numId="7" w16cid:durableId="310065209">
+  <w:num w:numId="7">
     <w:abstractNumId w:val="21"/>
   </w:num>
-  <w:num w:numId="8" w16cid:durableId="298847838">
+  <w:num w:numId="8">
     <w:abstractNumId w:val="1"/>
   </w:num>
-  <w:num w:numId="9" w16cid:durableId="683360218">
+  <w:num w:numId="9">
     <w:abstractNumId w:val="55"/>
   </w:num>
-  <w:num w:numId="10" w16cid:durableId="1125543577">
+  <w:num w:numId="10">
     <w:abstractNumId w:val="9"/>
   </w:num>
-  <w:num w:numId="11" w16cid:durableId="2102022930">
+  <w:num w:numId="11">
     <w:abstractNumId w:val="35"/>
   </w:num>
-  <w:num w:numId="12" w16cid:durableId="311761055">
+  <w:num w:numId="12">
     <w:abstractNumId w:val="38"/>
   </w:num>
-  <w:num w:numId="13" w16cid:durableId="1637878375">
+  <w:num w:numId="13">
     <w:abstractNumId w:val="30"/>
   </w:num>
-  <w:num w:numId="14" w16cid:durableId="1941373376">
+  <w:num w:numId="14">
     <w:abstractNumId w:val="44"/>
   </w:num>
-  <w:num w:numId="15" w16cid:durableId="452675503">
+  <w:num w:numId="15">
     <w:abstractNumId w:val="2"/>
   </w:num>
-  <w:num w:numId="16" w16cid:durableId="1791045430">
+  <w:num w:numId="16">
     <w:abstractNumId w:val="22"/>
   </w:num>
-  <w:num w:numId="17" w16cid:durableId="563183491">
+  <w:num w:numId="17">
     <w:abstractNumId w:val="11"/>
   </w:num>
-  <w:num w:numId="18" w16cid:durableId="797840260">
+  <w:num w:numId="18">
     <w:abstractNumId w:val="32"/>
   </w:num>
-  <w:num w:numId="19" w16cid:durableId="309942730">
+  <w:num w:numId="19">
     <w:abstractNumId w:val="46"/>
   </w:num>
-  <w:num w:numId="20" w16cid:durableId="619335844">
+  <w:num w:numId="20">
     <w:abstractNumId w:val="56"/>
   </w:num>
-  <w:num w:numId="21" w16cid:durableId="34501223">
+  <w:num w:numId="21">
     <w:abstractNumId w:val="7"/>
   </w:num>
-  <w:num w:numId="22" w16cid:durableId="976879707">
+  <w:num w:numId="22">
     <w:abstractNumId w:val="3"/>
   </w:num>
-  <w:num w:numId="23" w16cid:durableId="2103794789">
+  <w:num w:numId="23">
     <w:abstractNumId w:val="51"/>
   </w:num>
-  <w:num w:numId="24" w16cid:durableId="897594209">
+  <w:num w:numId="24">
     <w:abstractNumId w:val="10"/>
   </w:num>
-  <w:num w:numId="25" w16cid:durableId="900941188">
+  <w:num w:numId="25">
     <w:abstractNumId w:val="18"/>
   </w:num>
-  <w:num w:numId="26" w16cid:durableId="2059627084">
+  <w:num w:numId="26">
     <w:abstractNumId w:val="26"/>
   </w:num>
-  <w:num w:numId="27" w16cid:durableId="1912694560">
+  <w:num w:numId="27">
     <w:abstractNumId w:val="49"/>
   </w:num>
-  <w:num w:numId="28" w16cid:durableId="867303487">
+  <w:num w:numId="28">
     <w:abstractNumId w:val="48"/>
   </w:num>
-  <w:num w:numId="29" w16cid:durableId="458451899">
+  <w:num w:numId="29">
     <w:abstractNumId w:val="39"/>
   </w:num>
-  <w:num w:numId="30" w16cid:durableId="217935879">
+  <w:num w:numId="30">
     <w:abstractNumId w:val="13"/>
   </w:num>
-  <w:num w:numId="31" w16cid:durableId="1409772119">
+  <w:num w:numId="31">
     <w:abstractNumId w:val="17"/>
   </w:num>
-  <w:num w:numId="32" w16cid:durableId="1204296152">
+  <w:num w:numId="32">
     <w:abstractNumId w:val="50"/>
   </w:num>
-  <w:num w:numId="33" w16cid:durableId="509368696">
+  <w:num w:numId="33">
     <w:abstractNumId w:val="28"/>
   </w:num>
-  <w:num w:numId="34" w16cid:durableId="1324968258">
+  <w:num w:numId="34">
     <w:abstractNumId w:val="24"/>
   </w:num>
-  <w:num w:numId="35" w16cid:durableId="1549754938">
+  <w:num w:numId="35">
     <w:abstractNumId w:val="8"/>
   </w:num>
-  <w:num w:numId="36" w16cid:durableId="1764104823">
+  <w:num w:numId="36">
     <w:abstractNumId w:val="4"/>
   </w:num>
-  <w:num w:numId="37" w16cid:durableId="1016929036">
+  <w:num w:numId="37">
     <w:abstractNumId w:val="33"/>
   </w:num>
-  <w:num w:numId="38" w16cid:durableId="500123351">
+  <w:num w:numId="38">
     <w:abstractNumId w:val="27"/>
   </w:num>
-  <w:num w:numId="39" w16cid:durableId="921181410">
+  <w:num w:numId="39">
     <w:abstractNumId w:val="6"/>
   </w:num>
-  <w:num w:numId="40" w16cid:durableId="1166433696">
+  <w:num w:numId="40">
     <w:abstractNumId w:val="36"/>
   </w:num>
-  <w:num w:numId="41" w16cid:durableId="1203513574">
+  <w:num w:numId="41">
     <w:abstractNumId w:val="19"/>
   </w:num>
-  <w:num w:numId="42" w16cid:durableId="1443767869">
+  <w:num w:numId="42">
     <w:abstractNumId w:val="29"/>
   </w:num>
-  <w:num w:numId="43" w16cid:durableId="1252425423">
+  <w:num w:numId="43">
     <w:abstractNumId w:val="5"/>
   </w:num>
-  <w:num w:numId="44" w16cid:durableId="931014306">
+  <w:num w:numId="44">
     <w:abstractNumId w:val="58"/>
   </w:num>
-  <w:num w:numId="45" w16cid:durableId="1272932603">
+  <w:num w:numId="45">
     <w:abstractNumId w:val="37"/>
   </w:num>
-  <w:num w:numId="46" w16cid:durableId="2005010950">
+  <w:num w:numId="46">
     <w:abstractNumId w:val="25"/>
   </w:num>
-  <w:num w:numId="47" w16cid:durableId="1050615405">
+  <w:num w:numId="47">
     <w:abstractNumId w:val="43"/>
   </w:num>
-  <w:num w:numId="48" w16cid:durableId="1952932344">
+  <w:num w:numId="48">
     <w:abstractNumId w:val="42"/>
   </w:num>
-  <w:num w:numId="49" w16cid:durableId="1757365824">
+  <w:num w:numId="49">
     <w:abstractNumId w:val="40"/>
   </w:num>
-  <w:num w:numId="50" w16cid:durableId="2103187417">
+  <w:num w:numId="50">
     <w:abstractNumId w:val="45"/>
   </w:num>
-  <w:num w:numId="51" w16cid:durableId="511847264">
+  <w:num w:numId="51">
     <w:abstractNumId w:val="15"/>
   </w:num>
-  <w:num w:numId="52" w16cid:durableId="1052846222">
+  <w:num w:numId="52">
     <w:abstractNumId w:val="12"/>
   </w:num>
-  <w:num w:numId="53" w16cid:durableId="1845123537">
+  <w:num w:numId="53">
     <w:abstractNumId w:val="53"/>
   </w:num>
-  <w:num w:numId="54" w16cid:durableId="225839971">
+  <w:num w:numId="54">
     <w:abstractNumId w:val="34"/>
   </w:num>
-  <w:num w:numId="55" w16cid:durableId="1635595640">
+  <w:num w:numId="55">
     <w:abstractNumId w:val="14"/>
   </w:num>
-  <w:num w:numId="56" w16cid:durableId="253977438">
+  <w:num w:numId="56">
     <w:abstractNumId w:val="16"/>
   </w:num>
-  <w:num w:numId="57" w16cid:durableId="2140102371">
+  <w:num w:numId="57">
     <w:abstractNumId w:val="47"/>
   </w:num>
-  <w:num w:numId="58" w16cid:durableId="2060200248">
+  <w:num w:numId="58">
     <w:abstractNumId w:val="41"/>
   </w:num>
-  <w:num w:numId="59" w16cid:durableId="659500992">
+  <w:num w:numId="59">
     <w:abstractNumId w:val="20"/>
   </w:num>
   <w:numIdMacAtCleanup w:val="53"/>
@@ -21826,7 +21982,7 @@
 </file>
 
 <file path=word/styles.xml><?xml version="1.0" encoding="utf-8"?>
-<w:styles xmlns:mc="http://schemas.openxmlformats.org/markup-compatibility/2006" xmlns:r="http://schemas.openxmlformats.org/officeDocument/2006/relationships" xmlns:w="http://schemas.openxmlformats.org/wordprocessingml/2006/main" xmlns:w14="http://schemas.microsoft.com/office/word/2010/wordml" xmlns:w15="http://schemas.microsoft.com/office/word/2012/wordml" xmlns:w16cex="http://schemas.microsoft.com/office/word/2018/wordml/cex" xmlns:w16cid="http://schemas.microsoft.com/office/word/2016/wordml/cid" xmlns:w16="http://schemas.microsoft.com/office/word/2018/wordml" xmlns:w16du="http://schemas.microsoft.com/office/word/2023/wordml/word16du" xmlns:w16sdtdh="http://schemas.microsoft.com/office/word/2020/wordml/sdtdatahash" xmlns:w16sdtfl="http://schemas.microsoft.com/office/word/2024/wordml/sdtformatlock" xmlns:w16se="http://schemas.microsoft.com/office/word/2015/wordml/symex" mc:Ignorable="w14 w15 w16se w16cid w16 w16cex w16sdtdh w16sdtfl w16du">
+<w:styles xmlns:mc="http://schemas.openxmlformats.org/markup-compatibility/2006" xmlns:r="http://schemas.openxmlformats.org/officeDocument/2006/relationships" xmlns:w="http://schemas.openxmlformats.org/wordprocessingml/2006/main" xmlns:w14="http://schemas.microsoft.com/office/word/2010/wordml" xmlns:w15="http://schemas.microsoft.com/office/word/2012/wordml" xmlns:w16cex="http://schemas.microsoft.com/office/word/2018/wordml/cex" xmlns:w16cid="http://schemas.microsoft.com/office/word/2016/wordml/cid" xmlns:w16="http://schemas.microsoft.com/office/word/2018/wordml" xmlns:w16sdtdh="http://schemas.microsoft.com/office/word/2020/wordml/sdtdatahash" xmlns:w16se="http://schemas.microsoft.com/office/word/2015/wordml/symex" mc:Ignorable="w14 w15 w16se w16cid w16 w16cex w16sdtdh">
   <w:docDefaults>
     <w:rPrDefault>
       <w:rPr>
@@ -22229,11 +22385,11 @@
       <w:lang w:eastAsia="en-US"/>
     </w:rPr>
   </w:style>
-  <w:style w:type="paragraph" w:styleId="Heading1">
+  <w:style w:type="paragraph" w:styleId="Ttulo1">
     <w:name w:val="heading 1"/>
-    <w:basedOn w:val="Title"/>
+    <w:basedOn w:val="Ttulo"/>
     <w:next w:val="Normal"/>
-    <w:link w:val="Heading1Char"/>
+    <w:link w:val="Ttulo1Car"/>
     <w:autoRedefine/>
     <w:uiPriority w:val="9"/>
     <w:qFormat/>
@@ -22256,11 +22412,11 @@
       <w:lang w:eastAsia="es-CO"/>
     </w:rPr>
   </w:style>
-  <w:style w:type="paragraph" w:styleId="Heading2">
+  <w:style w:type="paragraph" w:styleId="Ttulo2">
     <w:name w:val="heading 2"/>
     <w:basedOn w:val="Normal"/>
     <w:next w:val="Normal"/>
-    <w:link w:val="Heading2Char"/>
+    <w:link w:val="Ttulo2Car"/>
     <w:autoRedefine/>
     <w:uiPriority w:val="9"/>
     <w:unhideWhenUsed/>
@@ -22287,11 +22443,11 @@
       <w:lang w:eastAsia="es-CO"/>
     </w:rPr>
   </w:style>
-  <w:style w:type="paragraph" w:styleId="Heading3">
+  <w:style w:type="paragraph" w:styleId="Ttulo3">
     <w:name w:val="heading 3"/>
-    <w:basedOn w:val="Heading2"/>
+    <w:basedOn w:val="Ttulo2"/>
     <w:next w:val="Normal"/>
-    <w:link w:val="Heading3Char"/>
+    <w:link w:val="Ttulo3Car"/>
     <w:autoRedefine/>
     <w:uiPriority w:val="9"/>
     <w:unhideWhenUsed/>
@@ -22310,11 +22466,11 @@
       <w:szCs w:val="24"/>
     </w:rPr>
   </w:style>
-  <w:style w:type="paragraph" w:styleId="Heading4">
+  <w:style w:type="paragraph" w:styleId="Ttulo4">
     <w:name w:val="heading 4"/>
-    <w:basedOn w:val="Heading3"/>
+    <w:basedOn w:val="Ttulo3"/>
     <w:next w:val="Normal"/>
-    <w:link w:val="Heading4Char"/>
+    <w:link w:val="Ttulo4Car"/>
     <w:uiPriority w:val="9"/>
     <w:unhideWhenUsed/>
     <w:qFormat/>
@@ -22328,11 +22484,11 @@
       <w:sz w:val="28"/>
     </w:rPr>
   </w:style>
-  <w:style w:type="paragraph" w:styleId="Heading5">
+  <w:style w:type="paragraph" w:styleId="Ttulo5">
     <w:name w:val="heading 5"/>
-    <w:basedOn w:val="Heading4"/>
+    <w:basedOn w:val="Ttulo4"/>
     <w:next w:val="Normal"/>
-    <w:link w:val="Heading5Char"/>
+    <w:link w:val="Ttulo5Car"/>
     <w:uiPriority w:val="9"/>
     <w:unhideWhenUsed/>
     <w:qFormat/>
@@ -22342,11 +22498,11 @@
       <w:outlineLvl w:val="4"/>
     </w:pPr>
   </w:style>
-  <w:style w:type="paragraph" w:styleId="Heading6">
+  <w:style w:type="paragraph" w:styleId="Ttulo6">
     <w:name w:val="heading 6"/>
-    <w:basedOn w:val="Heading5"/>
+    <w:basedOn w:val="Ttulo5"/>
     <w:next w:val="Normal"/>
-    <w:link w:val="Heading6Char"/>
+    <w:link w:val="Ttulo6Car"/>
     <w:uiPriority w:val="9"/>
     <w:semiHidden/>
     <w:unhideWhenUsed/>
@@ -22356,11 +22512,11 @@
       <w:outlineLvl w:val="5"/>
     </w:pPr>
   </w:style>
-  <w:style w:type="paragraph" w:styleId="Heading7">
+  <w:style w:type="paragraph" w:styleId="Ttulo7">
     <w:name w:val="heading 7"/>
     <w:basedOn w:val="Normal"/>
     <w:next w:val="Normal"/>
-    <w:link w:val="Heading7Char"/>
+    <w:link w:val="Ttulo7Car"/>
     <w:uiPriority w:val="9"/>
     <w:semiHidden/>
     <w:unhideWhenUsed/>
@@ -22380,11 +22536,11 @@
       <w:color w:val="1F3763" w:themeColor="accent1" w:themeShade="7F"/>
     </w:rPr>
   </w:style>
-  <w:style w:type="paragraph" w:styleId="Heading8">
+  <w:style w:type="paragraph" w:styleId="Ttulo8">
     <w:name w:val="heading 8"/>
     <w:basedOn w:val="Normal"/>
     <w:next w:val="Normal"/>
-    <w:link w:val="Heading8Char"/>
+    <w:link w:val="Ttulo8Car"/>
     <w:uiPriority w:val="9"/>
     <w:semiHidden/>
     <w:unhideWhenUsed/>
@@ -22404,11 +22560,11 @@
       <w:szCs w:val="21"/>
     </w:rPr>
   </w:style>
-  <w:style w:type="paragraph" w:styleId="Heading9">
+  <w:style w:type="paragraph" w:styleId="Ttulo9">
     <w:name w:val="heading 9"/>
     <w:basedOn w:val="Normal"/>
     <w:next w:val="Normal"/>
-    <w:link w:val="Heading9Char"/>
+    <w:link w:val="Ttulo9Car"/>
     <w:uiPriority w:val="9"/>
     <w:semiHidden/>
     <w:unhideWhenUsed/>
@@ -22430,12 +22586,13 @@
       <w:szCs w:val="21"/>
     </w:rPr>
   </w:style>
-  <w:style w:type="character" w:default="1" w:styleId="DefaultParagraphFont">
+  <w:style w:type="character" w:default="1" w:styleId="Fuentedeprrafopredeter">
     <w:name w:val="Default Paragraph Font"/>
     <w:uiPriority w:val="1"/>
+    <w:semiHidden/>
     <w:unhideWhenUsed/>
   </w:style>
-  <w:style w:type="table" w:default="1" w:styleId="TableNormal">
+  <w:style w:type="table" w:default="1" w:styleId="Tablanormal">
     <w:name w:val="Normal Table"/>
     <w:uiPriority w:val="99"/>
     <w:semiHidden/>
@@ -22450,13 +22607,13 @@
       </w:tblCellMar>
     </w:tblPr>
   </w:style>
-  <w:style w:type="numbering" w:default="1" w:styleId="NoList">
+  <w:style w:type="numbering" w:default="1" w:styleId="Sinlista">
     <w:name w:val="No List"/>
     <w:uiPriority w:val="99"/>
     <w:semiHidden/>
     <w:unhideWhenUsed/>
   </w:style>
-  <w:style w:type="paragraph" w:styleId="ListParagraph">
+  <w:style w:type="paragraph" w:styleId="Prrafodelista">
     <w:name w:val="List Paragraph"/>
     <w:basedOn w:val="Normal"/>
     <w:uiPriority w:val="34"/>
@@ -22480,10 +22637,10 @@
       <w:sz w:val="72"/>
     </w:rPr>
   </w:style>
-  <w:style w:type="character" w:customStyle="1" w:styleId="Heading1Char">
-    <w:name w:val="Heading 1 Char"/>
-    <w:basedOn w:val="DefaultParagraphFont"/>
-    <w:link w:val="Heading1"/>
+  <w:style w:type="character" w:customStyle="1" w:styleId="Ttulo1Car">
+    <w:name w:val="Título 1 Car"/>
+    <w:basedOn w:val="Fuentedeprrafopredeter"/>
+    <w:link w:val="Ttulo1"/>
     <w:uiPriority w:val="9"/>
     <w:rsid w:val="00CD17CB"/>
     <w:rPr>
@@ -22496,10 +22653,10 @@
       <w:shd w:val="clear" w:color="auto" w:fill="FFFFFF"/>
     </w:rPr>
   </w:style>
-  <w:style w:type="character" w:customStyle="1" w:styleId="Heading2Char">
-    <w:name w:val="Heading 2 Char"/>
-    <w:basedOn w:val="DefaultParagraphFont"/>
-    <w:link w:val="Heading2"/>
+  <w:style w:type="character" w:customStyle="1" w:styleId="Ttulo2Car">
+    <w:name w:val="Título 2 Car"/>
+    <w:basedOn w:val="Fuentedeprrafopredeter"/>
+    <w:link w:val="Ttulo2"/>
     <w:uiPriority w:val="9"/>
     <w:rsid w:val="00791AB8"/>
     <w:rPr>
@@ -22510,10 +22667,10 @@
       <w:szCs w:val="26"/>
     </w:rPr>
   </w:style>
-  <w:style w:type="character" w:customStyle="1" w:styleId="Heading3Char">
-    <w:name w:val="Heading 3 Char"/>
-    <w:basedOn w:val="DefaultParagraphFont"/>
-    <w:link w:val="Heading3"/>
+  <w:style w:type="character" w:customStyle="1" w:styleId="Ttulo3Car">
+    <w:name w:val="Título 3 Car"/>
+    <w:basedOn w:val="Fuentedeprrafopredeter"/>
+    <w:link w:val="Ttulo3"/>
     <w:uiPriority w:val="9"/>
     <w:rsid w:val="00203367"/>
     <w:rPr>
@@ -22527,7 +22684,7 @@
       <w:lang w:eastAsia="es-CO"/>
     </w:rPr>
   </w:style>
-  <w:style w:type="paragraph" w:styleId="ListBullet">
+  <w:style w:type="paragraph" w:styleId="Listaconvietas">
     <w:name w:val="List Bullet"/>
     <w:basedOn w:val="Normal"/>
     <w:uiPriority w:val="99"/>
@@ -22547,7 +22704,7 @@
   </w:style>
   <w:style w:type="character" w:customStyle="1" w:styleId="Extranjerismo">
     <w:name w:val="Extranjerismo"/>
-    <w:basedOn w:val="DefaultParagraphFont"/>
+    <w:basedOn w:val="Fuentedeprrafopredeter"/>
     <w:uiPriority w:val="1"/>
     <w:qFormat/>
     <w:rsid w:val="00D13E46"/>
@@ -22584,7 +22741,7 @@
   </w:style>
   <w:style w:type="character" w:customStyle="1" w:styleId="FiguraCar">
     <w:name w:val="Figura Car"/>
-    <w:basedOn w:val="DefaultParagraphFont"/>
+    <w:basedOn w:val="Fuentedeprrafopredeter"/>
     <w:link w:val="Figura"/>
     <w:rsid w:val="00AD4263"/>
     <w:rPr>
@@ -22595,10 +22752,10 @@
       <w:szCs w:val="24"/>
     </w:rPr>
   </w:style>
-  <w:style w:type="character" w:customStyle="1" w:styleId="Heading4Char">
-    <w:name w:val="Heading 4 Char"/>
-    <w:basedOn w:val="DefaultParagraphFont"/>
-    <w:link w:val="Heading4"/>
+  <w:style w:type="character" w:customStyle="1" w:styleId="Ttulo4Car">
+    <w:name w:val="Título 4 Car"/>
+    <w:basedOn w:val="Fuentedeprrafopredeter"/>
+    <w:link w:val="Ttulo4"/>
     <w:uiPriority w:val="9"/>
     <w:rsid w:val="001B57A6"/>
     <w:rPr>
@@ -22611,10 +22768,10 @@
       <w:lang w:eastAsia="es-CO"/>
     </w:rPr>
   </w:style>
-  <w:style w:type="character" w:customStyle="1" w:styleId="Heading5Char">
-    <w:name w:val="Heading 5 Char"/>
-    <w:basedOn w:val="DefaultParagraphFont"/>
-    <w:link w:val="Heading5"/>
+  <w:style w:type="character" w:customStyle="1" w:styleId="Ttulo5Car">
+    <w:name w:val="Título 5 Car"/>
+    <w:basedOn w:val="Fuentedeprrafopredeter"/>
+    <w:link w:val="Ttulo5"/>
     <w:uiPriority w:val="9"/>
     <w:rsid w:val="00746AD1"/>
     <w:rPr>
@@ -22648,11 +22805,11 @@
       <w:szCs w:val="24"/>
     </w:rPr>
   </w:style>
-  <w:style w:type="paragraph" w:styleId="Title">
+  <w:style w:type="paragraph" w:styleId="Ttulo">
     <w:name w:val="Title"/>
     <w:basedOn w:val="Normal"/>
     <w:next w:val="Normal"/>
-    <w:link w:val="TitleChar"/>
+    <w:link w:val="TtuloCar"/>
     <w:uiPriority w:val="10"/>
     <w:qFormat/>
     <w:rsid w:val="00590D20"/>
@@ -22668,10 +22825,10 @@
       <w:szCs w:val="56"/>
     </w:rPr>
   </w:style>
-  <w:style w:type="character" w:customStyle="1" w:styleId="TitleChar">
-    <w:name w:val="Title Char"/>
-    <w:basedOn w:val="DefaultParagraphFont"/>
-    <w:link w:val="Title"/>
+  <w:style w:type="character" w:customStyle="1" w:styleId="TtuloCar">
+    <w:name w:val="Título Car"/>
+    <w:basedOn w:val="Fuentedeprrafopredeter"/>
+    <w:link w:val="Ttulo"/>
     <w:uiPriority w:val="10"/>
     <w:rsid w:val="00590D20"/>
     <w:rPr>
@@ -22684,7 +22841,7 @@
   </w:style>
   <w:style w:type="character" w:customStyle="1" w:styleId="TablaCar">
     <w:name w:val="Tabla Car"/>
-    <w:basedOn w:val="DefaultParagraphFont"/>
+    <w:basedOn w:val="Fuentedeprrafopredeter"/>
     <w:link w:val="Tabla"/>
     <w:rsid w:val="00F24245"/>
     <w:rPr>
@@ -22697,7 +22854,7 @@
   </w:style>
   <w:style w:type="table" w:customStyle="1" w:styleId="SENA">
     <w:name w:val="SENA"/>
-    <w:basedOn w:val="TableNormal"/>
+    <w:basedOn w:val="Tablanormal"/>
     <w:uiPriority w:val="99"/>
     <w:rsid w:val="00F24245"/>
     <w:rPr>
@@ -22734,9 +22891,9 @@
       </w:tcPr>
     </w:tblStylePr>
   </w:style>
-  <w:style w:type="table" w:styleId="TableGrid">
+  <w:style w:type="table" w:styleId="Tablaconcuadrcula">
     <w:name w:val="Table Grid"/>
-    <w:basedOn w:val="TableNormal"/>
+    <w:basedOn w:val="Tablanormal"/>
     <w:uiPriority w:val="39"/>
     <w:rsid w:val="002401C2"/>
     <w:tblPr>
@@ -22750,9 +22907,9 @@
       </w:tblBorders>
     </w:tblPr>
   </w:style>
-  <w:style w:type="character" w:styleId="Hyperlink">
+  <w:style w:type="character" w:styleId="Hipervnculo">
     <w:name w:val="Hyperlink"/>
-    <w:basedOn w:val="DefaultParagraphFont"/>
+    <w:basedOn w:val="Fuentedeprrafopredeter"/>
     <w:uiPriority w:val="99"/>
     <w:unhideWhenUsed/>
     <w:rsid w:val="00425E49"/>
@@ -22783,7 +22940,7 @@
   </w:style>
   <w:style w:type="character" w:customStyle="1" w:styleId="VideoCar">
     <w:name w:val="Video Car"/>
-    <w:basedOn w:val="DefaultParagraphFont"/>
+    <w:basedOn w:val="Fuentedeprrafopredeter"/>
     <w:link w:val="Video"/>
     <w:rsid w:val="00425E49"/>
     <w:rPr>
@@ -22795,7 +22952,7 @@
   </w:style>
   <w:style w:type="character" w:customStyle="1" w:styleId="Mencinsinresolver1">
     <w:name w:val="Mención sin resolver1"/>
-    <w:basedOn w:val="DefaultParagraphFont"/>
+    <w:basedOn w:val="Fuentedeprrafopredeter"/>
     <w:uiPriority w:val="99"/>
     <w:semiHidden/>
     <w:unhideWhenUsed/>
@@ -22807,7 +22964,7 @@
   </w:style>
   <w:style w:type="table" w:customStyle="1" w:styleId="Tablaconcuadrcula4-nfasis31">
     <w:name w:val="Tabla con cuadrícula 4 - Énfasis 31"/>
-    <w:basedOn w:val="TableNormal"/>
+    <w:basedOn w:val="Tablanormal"/>
     <w:uiPriority w:val="49"/>
     <w:rsid w:val="00CE2C4A"/>
     <w:tblPr>
@@ -22909,7 +23066,7 @@
       <w:lang w:eastAsia="es-CO"/>
     </w:rPr>
   </w:style>
-  <w:style w:type="paragraph" w:styleId="TOC1">
+  <w:style w:type="paragraph" w:styleId="TDC1">
     <w:name w:val="toc 1"/>
     <w:basedOn w:val="Normal"/>
     <w:next w:val="Normal"/>
@@ -22921,7 +23078,7 @@
       <w:spacing w:after="100"/>
     </w:pPr>
   </w:style>
-  <w:style w:type="paragraph" w:styleId="TOC2">
+  <w:style w:type="paragraph" w:styleId="TDC2">
     <w:name w:val="toc 2"/>
     <w:basedOn w:val="Normal"/>
     <w:next w:val="Normal"/>
@@ -22934,7 +23091,7 @@
       <w:ind w:left="280"/>
     </w:pPr>
   </w:style>
-  <w:style w:type="paragraph" w:styleId="TOC3">
+  <w:style w:type="paragraph" w:styleId="TDC3">
     <w:name w:val="toc 3"/>
     <w:basedOn w:val="Normal"/>
     <w:next w:val="Normal"/>
@@ -22947,9 +23104,9 @@
       <w:ind w:left="560"/>
     </w:pPr>
   </w:style>
-  <w:style w:type="paragraph" w:styleId="TOCHeading">
+  <w:style w:type="paragraph" w:styleId="TtuloTDC">
     <w:name w:val="TOC Heading"/>
-    <w:basedOn w:val="Heading1"/>
+    <w:basedOn w:val="Ttulo1"/>
     <w:next w:val="Normal"/>
     <w:uiPriority w:val="39"/>
     <w:unhideWhenUsed/>
@@ -22972,10 +23129,10 @@
       <w:sz w:val="32"/>
     </w:rPr>
   </w:style>
-  <w:style w:type="paragraph" w:styleId="Header">
+  <w:style w:type="paragraph" w:styleId="Encabezado">
     <w:name w:val="header"/>
     <w:basedOn w:val="Normal"/>
-    <w:link w:val="HeaderChar"/>
+    <w:link w:val="EncabezadoCar"/>
     <w:uiPriority w:val="99"/>
     <w:unhideWhenUsed/>
     <w:rsid w:val="00EC0858"/>
@@ -22987,20 +23144,20 @@
       <w:spacing w:before="0" w:after="0" w:line="240" w:lineRule="auto"/>
     </w:pPr>
   </w:style>
-  <w:style w:type="character" w:customStyle="1" w:styleId="HeaderChar">
-    <w:name w:val="Header Char"/>
-    <w:basedOn w:val="DefaultParagraphFont"/>
-    <w:link w:val="Header"/>
+  <w:style w:type="character" w:customStyle="1" w:styleId="EncabezadoCar">
+    <w:name w:val="Encabezado Car"/>
+    <w:basedOn w:val="Fuentedeprrafopredeter"/>
+    <w:link w:val="Encabezado"/>
     <w:uiPriority w:val="99"/>
     <w:rsid w:val="00EC0858"/>
     <w:rPr>
       <w:sz w:val="28"/>
     </w:rPr>
   </w:style>
-  <w:style w:type="paragraph" w:styleId="Footer">
+  <w:style w:type="paragraph" w:styleId="Piedepgina">
     <w:name w:val="footer"/>
     <w:basedOn w:val="Normal"/>
-    <w:link w:val="FooterChar"/>
+    <w:link w:val="PiedepginaCar"/>
     <w:uiPriority w:val="99"/>
     <w:unhideWhenUsed/>
     <w:rsid w:val="00EC0858"/>
@@ -23012,20 +23169,20 @@
       <w:spacing w:before="0" w:after="0" w:line="240" w:lineRule="auto"/>
     </w:pPr>
   </w:style>
-  <w:style w:type="character" w:customStyle="1" w:styleId="FooterChar">
-    <w:name w:val="Footer Char"/>
-    <w:basedOn w:val="DefaultParagraphFont"/>
-    <w:link w:val="Footer"/>
+  <w:style w:type="character" w:customStyle="1" w:styleId="PiedepginaCar">
+    <w:name w:val="Pie de página Car"/>
+    <w:basedOn w:val="Fuentedeprrafopredeter"/>
+    <w:link w:val="Piedepgina"/>
     <w:uiPriority w:val="99"/>
     <w:rsid w:val="00EC0858"/>
     <w:rPr>
       <w:sz w:val="28"/>
     </w:rPr>
   </w:style>
-  <w:style w:type="character" w:customStyle="1" w:styleId="Heading6Char">
-    <w:name w:val="Heading 6 Char"/>
-    <w:basedOn w:val="DefaultParagraphFont"/>
-    <w:link w:val="Heading6"/>
+  <w:style w:type="character" w:customStyle="1" w:styleId="Ttulo6Car">
+    <w:name w:val="Título 6 Car"/>
+    <w:basedOn w:val="Fuentedeprrafopredeter"/>
+    <w:link w:val="Ttulo6"/>
     <w:uiPriority w:val="9"/>
     <w:semiHidden/>
     <w:rsid w:val="00C7377B"/>
@@ -23039,10 +23196,10 @@
       <w:lang w:eastAsia="es-CO"/>
     </w:rPr>
   </w:style>
-  <w:style w:type="paragraph" w:styleId="BalloonText">
+  <w:style w:type="paragraph" w:styleId="Textodeglobo">
     <w:name w:val="Balloon Text"/>
     <w:basedOn w:val="Normal"/>
-    <w:link w:val="BalloonTextChar"/>
+    <w:link w:val="TextodegloboCar"/>
     <w:uiPriority w:val="99"/>
     <w:semiHidden/>
     <w:unhideWhenUsed/>
@@ -23056,10 +23213,10 @@
       <w:szCs w:val="16"/>
     </w:rPr>
   </w:style>
-  <w:style w:type="character" w:customStyle="1" w:styleId="BalloonTextChar">
-    <w:name w:val="Balloon Text Char"/>
-    <w:basedOn w:val="DefaultParagraphFont"/>
-    <w:link w:val="BalloonText"/>
+  <w:style w:type="character" w:customStyle="1" w:styleId="TextodegloboCar">
+    <w:name w:val="Texto de globo Car"/>
+    <w:basedOn w:val="Fuentedeprrafopredeter"/>
+    <w:link w:val="Textodeglobo"/>
     <w:uiPriority w:val="99"/>
     <w:semiHidden/>
     <w:rsid w:val="00CC2D9A"/>
@@ -23071,7 +23228,7 @@
   </w:style>
   <w:style w:type="paragraph" w:customStyle="1" w:styleId="Titulosgenerales">
     <w:name w:val="Titulos generales"/>
-    <w:basedOn w:val="Heading1"/>
+    <w:basedOn w:val="Ttulo1"/>
     <w:qFormat/>
     <w:rsid w:val="00B22057"/>
     <w:pPr>
@@ -23121,10 +23278,10 @@
       <w:lang w:val="es-ES" w:eastAsia="es-ES"/>
     </w:rPr>
   </w:style>
-  <w:style w:type="character" w:customStyle="1" w:styleId="Heading7Char">
-    <w:name w:val="Heading 7 Char"/>
-    <w:basedOn w:val="DefaultParagraphFont"/>
-    <w:link w:val="Heading7"/>
+  <w:style w:type="character" w:customStyle="1" w:styleId="Ttulo7Car">
+    <w:name w:val="Título 7 Car"/>
+    <w:basedOn w:val="Fuentedeprrafopredeter"/>
+    <w:link w:val="Ttulo7"/>
     <w:uiPriority w:val="9"/>
     <w:semiHidden/>
     <w:rsid w:val="00C0503D"/>
@@ -23139,10 +23296,10 @@
       <w:lang w:eastAsia="en-US"/>
     </w:rPr>
   </w:style>
-  <w:style w:type="character" w:customStyle="1" w:styleId="Heading8Char">
-    <w:name w:val="Heading 8 Char"/>
-    <w:basedOn w:val="DefaultParagraphFont"/>
-    <w:link w:val="Heading8"/>
+  <w:style w:type="character" w:customStyle="1" w:styleId="Ttulo8Car">
+    <w:name w:val="Título 8 Car"/>
+    <w:basedOn w:val="Fuentedeprrafopredeter"/>
+    <w:link w:val="Ttulo8"/>
     <w:uiPriority w:val="9"/>
     <w:semiHidden/>
     <w:rsid w:val="00C0503D"/>
@@ -23155,10 +23312,10 @@
       <w:lang w:eastAsia="en-US"/>
     </w:rPr>
   </w:style>
-  <w:style w:type="character" w:customStyle="1" w:styleId="Heading9Char">
-    <w:name w:val="Heading 9 Char"/>
-    <w:basedOn w:val="DefaultParagraphFont"/>
-    <w:link w:val="Heading9"/>
+  <w:style w:type="character" w:customStyle="1" w:styleId="Ttulo9Car">
+    <w:name w:val="Título 9 Car"/>
+    <w:basedOn w:val="Fuentedeprrafopredeter"/>
+    <w:link w:val="Ttulo9"/>
     <w:uiPriority w:val="9"/>
     <w:semiHidden/>
     <w:rsid w:val="00C0503D"/>
@@ -23175,7 +23332,7 @@
   </w:style>
   <w:style w:type="table" w:customStyle="1" w:styleId="SENA1">
     <w:name w:val="SENA1"/>
-    <w:basedOn w:val="TableNormal"/>
+    <w:basedOn w:val="Tablanormal"/>
     <w:uiPriority w:val="99"/>
     <w:rsid w:val="008501D6"/>
     <w:rPr>
@@ -23212,9 +23369,9 @@
       </w:tcPr>
     </w:tblStylePr>
   </w:style>
-  <w:style w:type="character" w:styleId="UnresolvedMention">
+  <w:style w:type="character" w:styleId="Mencinsinresolver">
     <w:name w:val="Unresolved Mention"/>
-    <w:basedOn w:val="DefaultParagraphFont"/>
+    <w:basedOn w:val="Fuentedeprrafopredeter"/>
     <w:uiPriority w:val="99"/>
     <w:semiHidden/>
     <w:unhideWhenUsed/>
@@ -23226,18 +23383,18 @@
   </w:style>
   <w:style w:type="character" w:customStyle="1" w:styleId="normaltextrun">
     <w:name w:val="normaltextrun"/>
-    <w:basedOn w:val="DefaultParagraphFont"/>
+    <w:basedOn w:val="Fuentedeprrafopredeter"/>
     <w:rsid w:val="00DC0A1F"/>
   </w:style>
   <w:style w:type="character" w:customStyle="1" w:styleId="eop">
     <w:name w:val="eop"/>
-    <w:basedOn w:val="DefaultParagraphFont"/>
+    <w:basedOn w:val="Fuentedeprrafopredeter"/>
     <w:rsid w:val="00DC0A1F"/>
   </w:style>
   <w:style w:type="table" w:customStyle="1" w:styleId="Tabladelista31">
     <w:name w:val="Tabla de lista 31"/>
-    <w:basedOn w:val="TableNormal"/>
-    <w:next w:val="ListTable3"/>
+    <w:basedOn w:val="Tablanormal"/>
+    <w:next w:val="Tabladelista3"/>
     <w:uiPriority w:val="48"/>
     <w:rsid w:val="003F6F71"/>
     <w:rPr>
@@ -23360,9 +23517,9 @@
       </w:tcPr>
     </w:tblStylePr>
   </w:style>
-  <w:style w:type="table" w:styleId="ListTable3">
+  <w:style w:type="table" w:styleId="Tabladelista3">
     <w:name w:val="List Table 3"/>
-    <w:basedOn w:val="TableNormal"/>
+    <w:basedOn w:val="Tablanormal"/>
     <w:uiPriority w:val="48"/>
     <w:rsid w:val="003F6F71"/>
     <w:tblPr>
@@ -23497,7 +23654,7 @@
   </w:style>
   <w:style w:type="table" w:customStyle="1" w:styleId="SENA2">
     <w:name w:val="SENA2"/>
-    <w:basedOn w:val="TableNormal"/>
+    <w:basedOn w:val="Tablanormal"/>
     <w:uiPriority w:val="99"/>
     <w:rsid w:val="003E290F"/>
     <w:rPr>
@@ -23859,15 +24016,6 @@
 </file>
 
 <file path=customXml/item2.xml><?xml version="1.0" encoding="utf-8"?>
-<?mso-contentType ?>
-<FormTemplates xmlns="http://schemas.microsoft.com/sharepoint/v3/contenttype/forms">
-  <Display>DocumentLibraryForm</Display>
-  <Edit>DocumentLibraryForm</Edit>
-  <New>DocumentLibraryForm</New>
-</FormTemplates>
-</file>
-
-<file path=customXml/item3.xml><?xml version="1.0" encoding="utf-8"?>
 <ct:contentTypeSchema xmlns:ct="http://schemas.microsoft.com/office/2006/metadata/contentType" xmlns:ma="http://schemas.microsoft.com/office/2006/metadata/properties/metaAttributes" ct:_="" ma:_="" ma:contentTypeName="Documento" ma:contentTypeID="0x0101006A81D6BD42E8DF4C91013959704817E1" ma:contentTypeVersion="15" ma:contentTypeDescription="Crear nuevo documento." ma:contentTypeScope="" ma:versionID="bf4f72ffd194f0963ff564daca6869f7">
   <xsd:schema xmlns:xsd="http://www.w3.org/2001/XMLSchema" xmlns:xs="http://www.w3.org/2001/XMLSchema" xmlns:p="http://schemas.microsoft.com/office/2006/metadata/properties" xmlns:ns2="13c90a0b-73bc-4dc0-be5f-28d77b615beb" xmlns:ns3="13c93bba-48ce-428c-bfe5-88b42c19b028" targetNamespace="http://schemas.microsoft.com/office/2006/metadata/properties" ma:root="true" ma:fieldsID="8718d6f4873a5b1392a45044efa78385" ns2:_="" ns3:_="">
     <xsd:import namespace="13c90a0b-73bc-4dc0-be5f-28d77b615beb"/>
@@ -24102,6 +24250,15 @@
 </ct:contentTypeSchema>
 </file>
 
+<file path=customXml/item3.xml><?xml version="1.0" encoding="utf-8"?>
+<?mso-contentType ?>
+<FormTemplates xmlns="http://schemas.microsoft.com/sharepoint/v3/contenttype/forms">
+  <Display>DocumentLibraryForm</Display>
+  <Edit>DocumentLibraryForm</Edit>
+  <New>DocumentLibraryForm</New>
+</FormTemplates>
+</file>
+
 <file path=customXml/item4.xml><?xml version="1.0" encoding="utf-8"?>
 <p:properties xmlns:p="http://schemas.microsoft.com/office/2006/metadata/properties" xmlns:xsi="http://www.w3.org/2001/XMLSchema-instance" xmlns:pc="http://schemas.microsoft.com/office/infopath/2007/PartnerControls">
   <documentManagement>
@@ -24122,39 +24279,13 @@
 </file>
 
 <file path=customXml/itemProps2.xml><?xml version="1.0" encoding="utf-8"?>
-<ds:datastoreItem xmlns:ds="http://schemas.openxmlformats.org/officeDocument/2006/customXml" ds:itemID="{9D6AA573-D320-40F6-AE54-D6486471BC57}">
-  <ds:schemaRefs>
-    <ds:schemaRef ds:uri="http://schemas.microsoft.com/sharepoint/v3/contenttype/forms"/>
-  </ds:schemaRefs>
-</ds:datastoreItem>
+<ds:datastoreItem xmlns:ds="http://schemas.openxmlformats.org/officeDocument/2006/customXml" ds:itemID="{161BF631-B4DD-4AF7-BA9A-D82E2E62D102}"/>
 </file>
 
 <file path=customXml/itemProps3.xml><?xml version="1.0" encoding="utf-8"?>
-<ds:datastoreItem xmlns:ds="http://schemas.openxmlformats.org/officeDocument/2006/customXml" ds:itemID="{A7C4AA6F-B70E-485F-8C92-ED8165CA2F21}">
-  <ds:schemaRefs>
-    <ds:schemaRef ds:uri="http://schemas.microsoft.com/office/2006/metadata/contentType"/>
-    <ds:schemaRef ds:uri="http://schemas.microsoft.com/office/2006/metadata/properties/metaAttributes"/>
-    <ds:schemaRef ds:uri="http://www.w3.org/2001/XMLSchema"/>
-    <ds:schemaRef ds:uri="http://schemas.microsoft.com/office/2006/metadata/properties"/>
-    <ds:schemaRef ds:uri="13c90a0b-73bc-4dc0-be5f-28d77b615beb"/>
-    <ds:schemaRef ds:uri="13c93bba-48ce-428c-bfe5-88b42c19b028"/>
-    <ds:schemaRef ds:uri="http://schemas.microsoft.com/office/2006/documentManagement/types"/>
-    <ds:schemaRef ds:uri="http://schemas.microsoft.com/office/infopath/2007/PartnerControls"/>
-    <ds:schemaRef ds:uri="http://schemas.openxmlformats.org/package/2006/metadata/core-properties"/>
-    <ds:schemaRef ds:uri="http://purl.org/dc/elements/1.1/"/>
-    <ds:schemaRef ds:uri="http://purl.org/dc/terms/"/>
-    <ds:schemaRef ds:uri="http://schemas.microsoft.com/internal/obd"/>
-  </ds:schemaRefs>
-</ds:datastoreItem>
+<ds:datastoreItem xmlns:ds="http://schemas.openxmlformats.org/officeDocument/2006/customXml" ds:itemID="{188627CE-382D-4154-B3D4-96DE24A57D1B}"/>
 </file>
 
 <file path=customXml/itemProps4.xml><?xml version="1.0" encoding="utf-8"?>
-<ds:datastoreItem xmlns:ds="http://schemas.openxmlformats.org/officeDocument/2006/customXml" ds:itemID="{A055A437-0AAB-4FA5-8942-37CAFFC10E38}">
-  <ds:schemaRefs>
-    <ds:schemaRef ds:uri="http://schemas.microsoft.com/office/2006/metadata/properties"/>
-    <ds:schemaRef ds:uri="http://schemas.microsoft.com/office/infopath/2007/PartnerControls"/>
-    <ds:schemaRef ds:uri="13c90a0b-73bc-4dc0-be5f-28d77b615beb"/>
-    <ds:schemaRef ds:uri="13c93bba-48ce-428c-bfe5-88b42c19b028"/>
-  </ds:schemaRefs>
-</ds:datastoreItem>
+<ds:datastoreItem xmlns:ds="http://schemas.openxmlformats.org/officeDocument/2006/customXml" ds:itemID="{4B11EC3B-15A4-43CB-AB0A-C806E2B7D474}"/>
 </file>
--- a/fuentes/CFA1_12210024_DU.docx
+++ b/fuentes/CFA1_12210024_DU.docx
@@ -40,7 +40,7 @@
                     </pic:cNvPicPr>
                   </pic:nvPicPr>
                   <pic:blipFill>
-                    <a:blip r:embed="rId8">
+                    <a:blip r:embed="rId11">
                       <a:extLst>
                         <a:ext uri="{28A0092B-C50C-407E-A947-70E740481C1C}">
                           <a14:useLocalDpi xmlns:a14="http://schemas.microsoft.com/office/drawing/2010/main" val="0"/>
@@ -3073,7 +3073,7 @@
                     </pic:cNvPicPr>
                   </pic:nvPicPr>
                   <pic:blipFill>
-                    <a:blip r:embed="rId9" cstate="print">
+                    <a:blip r:embed="rId12" cstate="print">
                       <a:extLst>
                         <a:ext uri="{28A0092B-C50C-407E-A947-70E740481C1C}">
                           <a14:useLocalDpi xmlns:a14="http://schemas.microsoft.com/office/drawing/2010/main" val="0"/>
@@ -3756,7 +3756,7 @@
                     </pic:cNvPicPr>
                   </pic:nvPicPr>
                   <pic:blipFill>
-                    <a:blip r:embed="rId10">
+                    <a:blip r:embed="rId13">
                       <a:extLst>
                         <a:ext uri="{28A0092B-C50C-407E-A947-70E740481C1C}">
                           <a14:useLocalDpi xmlns:a14="http://schemas.microsoft.com/office/drawing/2010/main" val="0"/>
@@ -6761,7 +6761,7 @@
                     </pic:cNvPicPr>
                   </pic:nvPicPr>
                   <pic:blipFill>
-                    <a:blip r:embed="rId11">
+                    <a:blip r:embed="rId14">
                       <a:extLst>
                         <a:ext uri="{28A0092B-C50C-407E-A947-70E740481C1C}">
                           <a14:useLocalDpi xmlns:a14="http://schemas.microsoft.com/office/drawing/2010/main" val="0"/>
@@ -11016,7 +11016,7 @@
                     </pic:cNvPicPr>
                   </pic:nvPicPr>
                   <pic:blipFill>
-                    <a:blip r:embed="rId12">
+                    <a:blip r:embed="rId15">
                       <a:extLst>
                         <a:ext uri="{28A0092B-C50C-407E-A947-70E740481C1C}">
                           <a14:useLocalDpi xmlns:a14="http://schemas.microsoft.com/office/drawing/2010/main" val="0"/>
@@ -12738,7 +12738,7 @@
                     </pic:cNvPicPr>
                   </pic:nvPicPr>
                   <pic:blipFill>
-                    <a:blip r:embed="rId13">
+                    <a:blip r:embed="rId16">
                       <a:extLst>
                         <a:ext uri="{28A0092B-C50C-407E-A947-70E740481C1C}">
                           <a14:useLocalDpi xmlns:a14="http://schemas.microsoft.com/office/drawing/2010/main" val="0"/>
@@ -12780,7 +12780,7 @@
         <w:lastRenderedPageBreak/>
         <w:t xml:space="preserve">Nota. Tomado de Guía para la construcción y análisis de indicadores de gestión (p. 52), de Función Pública (2018), </w:t>
       </w:r>
-      <w:hyperlink r:id="rId14" w:history="1">
+      <w:hyperlink r:id="rId17" w:history="1">
         <w:r>
           <w:rPr>
             <w:rStyle w:val="Hipervnculo"/>
@@ -14054,7 +14054,7 @@
                     </pic:cNvPicPr>
                   </pic:nvPicPr>
                   <pic:blipFill>
-                    <a:blip r:embed="rId15">
+                    <a:blip r:embed="rId18">
                       <a:extLst>
                         <a:ext uri="{28A0092B-C50C-407E-A947-70E740481C1C}">
                           <a14:useLocalDpi xmlns:a14="http://schemas.microsoft.com/office/drawing/2010/main" val="0"/>
@@ -14452,15 +14452,15 @@
         <w:rPr>
           <w:lang w:val="es-MX" w:eastAsia="es-CO"/>
         </w:rPr>
-        <w:t xml:space="preserve"> (s.f.). Quienes somos – Clasificación de las empresas en Colombia. </w:t>
-      </w:r>
-      <w:hyperlink r:id="rId16" w:history="1">
+        <w:t xml:space="preserve"> (s. f.). Clasificación de empresas en Colombia. </w:t>
+      </w:r>
+      <w:hyperlink r:id="rId19" w:history="1">
         <w:r>
           <w:rPr>
             <w:rStyle w:val="Hipervnculo"/>
             <w:lang w:val="es-MX" w:eastAsia="es-CO"/>
           </w:rPr>
-          <w:t>https://www.bancoldex.com/</w:t>
+          <w:t>https://www.bancoldex.com/sobre-bancoldex/quienes-somos/estrategia-corporativa/clasificacion-de-empresas-en-colombia</w:t>
         </w:r>
       </w:hyperlink>
       <w:r>
@@ -14523,7 +14523,7 @@
         </w:rPr>
         <w:t xml:space="preserve">, 5(4), e504085. </w:t>
       </w:r>
-      <w:hyperlink r:id="rId17" w:history="1">
+      <w:hyperlink r:id="rId20" w:history="1">
         <w:r>
           <w:rPr>
             <w:rStyle w:val="Hipervnculo"/>
@@ -14579,7 +14579,7 @@
           <w:lang w:val="es-MX" w:eastAsia="es-CO"/>
         </w:rPr>
       </w:pPr>
-      <w:hyperlink r:id="rId18" w:history="1">
+      <w:hyperlink r:id="rId21" w:history="1">
         <w:r>
           <w:rPr>
             <w:rStyle w:val="Hipervnculo"/>
@@ -15172,8 +15172,8 @@
       </w:pPr>
     </w:p>
     <w:sectPr>
-      <w:headerReference w:type="default" r:id="rId19"/>
-      <w:footerReference w:type="default" r:id="rId20"/>
+      <w:headerReference w:type="default" r:id="rId22"/>
+      <w:footerReference w:type="default" r:id="rId23"/>
       <w:pgSz w:w="12240" w:h="15840"/>
       <w:pgMar w:top="1701" w:right="1134" w:bottom="1134" w:left="1134" w:header="709" w:footer="737" w:gutter="0"/>
       <w:pgNumType w:start="1"/>
@@ -24012,7 +24012,12 @@
 </file>
 
 <file path=customXml/item1.xml><?xml version="1.0" encoding="utf-8"?>
-<b:Sources xmlns:b="http://schemas.openxmlformats.org/officeDocument/2006/bibliography" xmlns="http://schemas.openxmlformats.org/officeDocument/2006/bibliography" SelectedStyle="\APASixthEditionOfficeOnline.xsl" StyleName="APA" Version="6"/>
+<?mso-contentType ?>
+<FormTemplates xmlns="http://schemas.microsoft.com/sharepoint/v3/contenttype/forms">
+  <Display>DocumentLibraryForm</Display>
+  <Edit>DocumentLibraryForm</Edit>
+  <New>DocumentLibraryForm</New>
+</FormTemplates>
 </file>
 
 <file path=customXml/item2.xml><?xml version="1.0" encoding="utf-8"?>
@@ -24251,15 +24256,6 @@
 </file>
 
 <file path=customXml/item3.xml><?xml version="1.0" encoding="utf-8"?>
-<?mso-contentType ?>
-<FormTemplates xmlns="http://schemas.microsoft.com/sharepoint/v3/contenttype/forms">
-  <Display>DocumentLibraryForm</Display>
-  <Edit>DocumentLibraryForm</Edit>
-  <New>DocumentLibraryForm</New>
-</FormTemplates>
-</file>
-
-<file path=customXml/item4.xml><?xml version="1.0" encoding="utf-8"?>
 <p:properties xmlns:p="http://schemas.microsoft.com/office/2006/metadata/properties" xmlns:xsi="http://www.w3.org/2001/XMLSchema-instance" xmlns:pc="http://schemas.microsoft.com/office/infopath/2007/PartnerControls">
   <documentManagement>
     <TaxCatchAll xmlns="13c90a0b-73bc-4dc0-be5f-28d77b615beb" xsi:nil="true"/>
@@ -24270,22 +24266,52 @@
 </p:properties>
 </file>
 
+<file path=customXml/item4.xml><?xml version="1.0" encoding="utf-8"?>
+<b:Sources xmlns:b="http://schemas.openxmlformats.org/officeDocument/2006/bibliography" xmlns="http://schemas.openxmlformats.org/officeDocument/2006/bibliography" SelectedStyle="\APASixthEditionOfficeOnline.xsl" StyleName="APA" Version="6"/>
+</file>
+
 <file path=customXml/itemProps1.xml><?xml version="1.0" encoding="utf-8"?>
+<ds:datastoreItem xmlns:ds="http://schemas.openxmlformats.org/officeDocument/2006/customXml" ds:itemID="{188627CE-382D-4154-B3D4-96DE24A57D1B}">
+  <ds:schemaRefs>
+    <ds:schemaRef ds:uri="http://schemas.microsoft.com/sharepoint/v3/contenttype/forms"/>
+  </ds:schemaRefs>
+</ds:datastoreItem>
+</file>
+
+<file path=customXml/itemProps2.xml><?xml version="1.0" encoding="utf-8"?>
+<ds:datastoreItem xmlns:ds="http://schemas.openxmlformats.org/officeDocument/2006/customXml" ds:itemID="{161BF631-B4DD-4AF7-BA9A-D82E2E62D102}">
+  <ds:schemaRefs>
+    <ds:schemaRef ds:uri="http://schemas.microsoft.com/office/2006/metadata/contentType"/>
+    <ds:schemaRef ds:uri="http://schemas.microsoft.com/office/2006/metadata/properties/metaAttributes"/>
+    <ds:schemaRef ds:uri="http://www.w3.org/2001/XMLSchema"/>
+    <ds:schemaRef ds:uri="http://schemas.microsoft.com/office/2006/metadata/properties"/>
+    <ds:schemaRef ds:uri="13c90a0b-73bc-4dc0-be5f-28d77b615beb"/>
+    <ds:schemaRef ds:uri="13c93bba-48ce-428c-bfe5-88b42c19b028"/>
+    <ds:schemaRef ds:uri="http://schemas.microsoft.com/office/2006/documentManagement/types"/>
+    <ds:schemaRef ds:uri="http://schemas.microsoft.com/office/infopath/2007/PartnerControls"/>
+    <ds:schemaRef ds:uri="http://schemas.openxmlformats.org/package/2006/metadata/core-properties"/>
+    <ds:schemaRef ds:uri="http://purl.org/dc/elements/1.1/"/>
+    <ds:schemaRef ds:uri="http://purl.org/dc/terms/"/>
+    <ds:schemaRef ds:uri="http://schemas.microsoft.com/internal/obd"/>
+  </ds:schemaRefs>
+</ds:datastoreItem>
+</file>
+
+<file path=customXml/itemProps3.xml><?xml version="1.0" encoding="utf-8"?>
+<ds:datastoreItem xmlns:ds="http://schemas.openxmlformats.org/officeDocument/2006/customXml" ds:itemID="{4B11EC3B-15A4-43CB-AB0A-C806E2B7D474}">
+  <ds:schemaRefs>
+    <ds:schemaRef ds:uri="http://schemas.microsoft.com/office/2006/metadata/properties"/>
+    <ds:schemaRef ds:uri="http://schemas.microsoft.com/office/infopath/2007/PartnerControls"/>
+    <ds:schemaRef ds:uri="13c90a0b-73bc-4dc0-be5f-28d77b615beb"/>
+    <ds:schemaRef ds:uri="13c93bba-48ce-428c-bfe5-88b42c19b028"/>
+  </ds:schemaRefs>
+</ds:datastoreItem>
+</file>
+
+<file path=customXml/itemProps4.xml><?xml version="1.0" encoding="utf-8"?>
 <ds:datastoreItem xmlns:ds="http://schemas.openxmlformats.org/officeDocument/2006/customXml" ds:itemID="{3EE81AF2-5109-4D99-A8F0-2DE0C125B7B4}">
   <ds:schemaRefs>
     <ds:schemaRef ds:uri="http://schemas.openxmlformats.org/officeDocument/2006/bibliography"/>
   </ds:schemaRefs>
 </ds:datastoreItem>
-</file>
-
-<file path=customXml/itemProps2.xml><?xml version="1.0" encoding="utf-8"?>
-<ds:datastoreItem xmlns:ds="http://schemas.openxmlformats.org/officeDocument/2006/customXml" ds:itemID="{161BF631-B4DD-4AF7-BA9A-D82E2E62D102}"/>
-</file>
-
-<file path=customXml/itemProps3.xml><?xml version="1.0" encoding="utf-8"?>
-<ds:datastoreItem xmlns:ds="http://schemas.openxmlformats.org/officeDocument/2006/customXml" ds:itemID="{188627CE-382D-4154-B3D4-96DE24A57D1B}"/>
-</file>
-
-<file path=customXml/itemProps4.xml><?xml version="1.0" encoding="utf-8"?>
-<ds:datastoreItem xmlns:ds="http://schemas.openxmlformats.org/officeDocument/2006/customXml" ds:itemID="{4B11EC3B-15A4-43CB-AB0A-C806E2B7D474}"/>
 </file>